--- a/ethics/Risk Assessment - SCLERA-LIVE observer study v1.0.docx
+++ b/ethics/Risk Assessment - SCLERA-LIVE observer study v1.0.docx
@@ -1,6 +1,6 @@
 
 <file path=word/document.xml><?xml version="1.0" encoding="utf-8"?>
-<w:document xmlns:wpc="http://schemas.microsoft.com/office/word/2010/wordprocessingCanvas" xmlns:cx="http://schemas.microsoft.com/office/drawing/2014/chartex" xmlns:cx1="http://schemas.microsoft.com/office/drawing/2015/9/8/chartex" xmlns:cx2="http://schemas.microsoft.com/office/drawing/2015/10/21/chartex" xmlns:cx3="http://schemas.microsoft.com/office/drawing/2016/5/9/chartex" xmlns:cx4="http://schemas.microsoft.com/office/drawing/2016/5/10/chartex" xmlns:cx5="http://schemas.microsoft.com/office/drawing/2016/5/11/chartex" xmlns:cx6="http://schemas.microsoft.com/office/drawing/2016/5/12/chartex" xmlns:cx7="http://schemas.microsoft.com/office/drawing/2016/5/13/chartex" xmlns:cx8="http://schemas.microsoft.com/office/drawing/2016/5/14/chartex" xmlns:mc="http://schemas.openxmlformats.org/markup-compatibility/2006" xmlns:aink="http://schemas.microsoft.com/office/drawing/2016/ink" xmlns:am3d="http://schemas.microsoft.com/office/drawing/2017/model3d" xmlns:o="urn:schemas-microsoft-com:office:office" xmlns:oel="http://schemas.microsoft.com/office/2019/extlst" xmlns:r="http://schemas.openxmlformats.org/officeDocument/2006/relationships" xmlns:m="http://schemas.openxmlformats.org/officeDocument/2006/math" xmlns:v="urn:schemas-microsoft-com:vml" xmlns:wp14="http://schemas.microsoft.com/office/word/2010/wordprocessingDrawing" xmlns:wp="http://schemas.openxmlformats.org/drawingml/2006/wordprocessingDrawing" xmlns:w10="urn:schemas-microsoft-com:office:word" xmlns:w="http://schemas.openxmlformats.org/wordprocessingml/2006/main" xmlns:w14="http://schemas.microsoft.com/office/word/2010/wordml" xmlns:w15="http://schemas.microsoft.com/office/word/2012/wordml" xmlns:w16cex="http://schemas.microsoft.com/office/word/2018/wordml/cex" xmlns:w16cid="http://schemas.microsoft.com/office/word/2016/wordml/cid" xmlns:w16="http://schemas.microsoft.com/office/word/2018/wordml" xmlns:w16du="http://schemas.microsoft.com/office/word/2023/wordml/word16du" xmlns:w16sdtdh="http://schemas.microsoft.com/office/word/2020/wordml/sdtdatahash" xmlns:w16sdtfl="http://schemas.microsoft.com/office/word/2024/wordml/sdtformatlock" xmlns:w16se="http://schemas.microsoft.com/office/word/2015/wordml/symex" xmlns:wpg="http://schemas.microsoft.com/office/word/2010/wordprocessingGroup" xmlns:wpi="http://schemas.microsoft.com/office/word/2010/wordprocessingInk" xmlns:wne="http://schemas.microsoft.com/office/word/2006/wordml" xmlns:wps="http://schemas.microsoft.com/office/word/2010/wordprocessingShape" xmlns:a="http://schemas.openxmlformats.org/drawingml/2006/main" xmlns:pic="http://schemas.openxmlformats.org/drawingml/2006/picture" xmlns:a14="http://schemas.microsoft.com/office/drawing/2010/main" mc:Ignorable="w14 w15 w16se w16cid w16 w16cex w16sdtdh w16sdtfl w16du wp14">
+<w:document xmlns:wpc="http://schemas.microsoft.com/office/word/2010/wordprocessingCanvas" xmlns:cx="http://schemas.microsoft.com/office/drawing/2014/chartex" xmlns:cx1="http://schemas.microsoft.com/office/drawing/2015/9/8/chartex" xmlns:cx2="http://schemas.microsoft.com/office/drawing/2015/10/21/chartex" xmlns:cx3="http://schemas.microsoft.com/office/drawing/2016/5/9/chartex" xmlns:cx4="http://schemas.microsoft.com/office/drawing/2016/5/10/chartex" xmlns:cx5="http://schemas.microsoft.com/office/drawing/2016/5/11/chartex" xmlns:cx6="http://schemas.microsoft.com/office/drawing/2016/5/12/chartex" xmlns:cx7="http://schemas.microsoft.com/office/drawing/2016/5/13/chartex" xmlns:cx8="http://schemas.microsoft.com/office/drawing/2016/5/14/chartex" xmlns:mc="http://schemas.openxmlformats.org/markup-compatibility/2006" xmlns:m="http://schemas.openxmlformats.org/officeDocument/2006/math" xmlns:aink="http://schemas.microsoft.com/office/drawing/2016/ink" xmlns:am3d="http://schemas.microsoft.com/office/drawing/2017/model3d" xmlns:oel="http://schemas.microsoft.com/office/2019/extlst" xmlns:r="http://schemas.openxmlformats.org/officeDocument/2006/relationships" xmlns:wp14="http://schemas.microsoft.com/office/word/2010/wordprocessingDrawing" xmlns:wp="http://schemas.openxmlformats.org/drawingml/2006/wordprocessingDrawing" xmlns:wpg="http://schemas.microsoft.com/office/word/2010/wordprocessingGroup" xmlns:wpi="http://schemas.microsoft.com/office/word/2010/wordprocessingInk" xmlns:wps="http://schemas.microsoft.com/office/word/2010/wordprocessingShape" xmlns:o="urn:schemas-microsoft-com:office:office" xmlns:v="urn:schemas-microsoft-com:vml" xmlns:w10="urn:schemas-microsoft-com:office:word" xmlns:w="http://schemas.openxmlformats.org/wordprocessingml/2006/main" xmlns:w14="http://schemas.microsoft.com/office/word/2010/wordml" xmlns:w15="http://schemas.microsoft.com/office/word/2012/wordml" xmlns:w16cex="http://schemas.microsoft.com/office/word/2018/wordml/cex" xmlns:w16cid="http://schemas.microsoft.com/office/word/2016/wordml/cid" xmlns:w16="http://schemas.microsoft.com/office/word/2018/wordml" xmlns:w16sdtdh="http://schemas.microsoft.com/office/word/2020/wordml/sdtdatahash" xmlns:w16sdtfl="http://schemas.microsoft.com/office/word/2024/wordml/sdtformatlock" xmlns:w16se="http://schemas.microsoft.com/office/word/2015/wordml/symex" xmlns:w16du="http://schemas.microsoft.com/office/word/2023/wordml/word16du" xmlns:wne="http://schemas.microsoft.com/office/word/2006/wordml" mc:Ignorable="w14 w15 w16se w16cid w16 w16cex w16sdtdh w16sdtfl w16du wp14">
   <w:body>
     <w:tbl>
       <w:tblPr>
@@ -8,12 +8,12 @@
         <w:tblW w:w="0" w:type="auto"/>
         <w:jc w:val="center"/>
         <w:tblBorders>
-          <w:top w:val="single" w:color="808080" w:sz="4" w:space="0"/>
-          <w:left w:val="single" w:color="808080" w:sz="4" w:space="0"/>
-          <w:bottom w:val="single" w:color="808080" w:sz="4" w:space="0"/>
-          <w:right w:val="single" w:color="808080" w:sz="4" w:space="0"/>
-          <w:insideH w:val="single" w:color="808080" w:sz="4" w:space="0"/>
-          <w:insideV w:val="single" w:color="808080" w:sz="4" w:space="0"/>
+          <w:top w:val="single" w:sz="4" w:space="0" w:color="808080"/>
+          <w:left w:val="single" w:sz="4" w:space="0" w:color="808080"/>
+          <w:bottom w:val="single" w:sz="4" w:space="0" w:color="808080"/>
+          <w:right w:val="single" w:sz="4" w:space="0" w:color="808080"/>
+          <w:insideH w:val="single" w:sz="4" w:space="0" w:color="808080"/>
+          <w:insideV w:val="single" w:sz="4" w:space="0" w:color="808080"/>
         </w:tblBorders>
         <w:tblLook w:val="04A0" w:firstRow="1" w:lastRow="0" w:firstColumn="1" w:lastColumn="0" w:noHBand="0" w:noVBand="1"/>
       </w:tblPr>
@@ -72,7 +72,7 @@
             <w:tcW w:w="3913" w:type="dxa"/>
             <w:gridSpan w:val="4"/>
             <w:tcBorders>
-              <w:bottom w:val="single" w:color="auto" w:sz="4" w:space="0"/>
+              <w:bottom w:val="single" w:sz="4" w:space="0" w:color="auto"/>
             </w:tcBorders>
             <w:vAlign w:val="center"/>
           </w:tcPr>
@@ -81,8 +81,7 @@
               <w:spacing w:after="120"/>
             </w:pPr>
             <w:r>
-              <w:rPr/>
-              <w:t xml:space="preserve">‹ref›</w:t>
+              <w:t>SCLERA LIVE 001</w:t>
             </w:r>
           </w:p>
         </w:tc>
@@ -91,7 +90,7 @@
             <w:tcW w:w="2227" w:type="dxa"/>
             <w:gridSpan w:val="3"/>
             <w:tcBorders>
-              <w:bottom w:val="single" w:color="auto" w:sz="4" w:space="0"/>
+              <w:bottom w:val="single" w:sz="4" w:space="0" w:color="auto"/>
             </w:tcBorders>
             <w:shd w:val="clear" w:color="auto" w:fill="D9D9D9" w:themeFill="background1" w:themeFillShade="D9"/>
             <w:vAlign w:val="center"/>
@@ -124,7 +123,7 @@
             <w:tcW w:w="6058" w:type="dxa"/>
             <w:gridSpan w:val="5"/>
             <w:tcBorders>
-              <w:bottom w:val="single" w:color="auto" w:sz="4" w:space="0"/>
+              <w:bottom w:val="single" w:sz="4" w:space="0" w:color="auto"/>
             </w:tcBorders>
             <w:vAlign w:val="center"/>
           </w:tcPr>
@@ -133,8 +132,7 @@
               <w:spacing w:after="120"/>
             </w:pPr>
             <w:r>
-              <w:rPr/>
-              <w:t xml:space="preserve">1.0</w:t>
+              <w:t>1.0</w:t>
             </w:r>
           </w:p>
         </w:tc>
@@ -178,7 +176,7 @@
             <w:tcW w:w="12198" w:type="dxa"/>
             <w:gridSpan w:val="12"/>
             <w:tcBorders>
-              <w:top w:val="single" w:color="auto" w:sz="4" w:space="0"/>
+              <w:top w:val="single" w:sz="4" w:space="0" w:color="auto"/>
             </w:tcBorders>
             <w:shd w:val="clear" w:color="auto" w:fill="F2F2F2" w:themeFill="background1" w:themeFillShade="F2"/>
             <w:vAlign w:val="center"/>
@@ -188,8 +186,15 @@
               <w:spacing w:after="120"/>
             </w:pPr>
             <w:r>
-              <w:rPr/>
-              <w:t xml:space="preserve">Online observer study. Adult volunteers view small sections of existing confocal microscope images of porcine scleral tissue in a web browser on their own device, and click on each cell to record whether it appears alive, dead, or uncertain. Approximately 20–40 minutes per participant, undertaken remotely at a time and place of the participant's choosing. No laboratory work, no fieldwork, no in-person participant contact, no human tissue, and no new animal tissue collection. Also covers the researcher-facing computer-based development and analysis work.</w:t>
+              <w:t xml:space="preserve">Online observer study. Adult volunteers view small sections of existing confocal microscope images of porcine scleral tissue in a web browser on their own </w:t>
+            </w:r>
+            <w:proofErr w:type="gramStart"/>
+            <w:r>
+              <w:t>device, and</w:t>
+            </w:r>
+            <w:proofErr w:type="gramEnd"/>
+            <w:r>
+              <w:t xml:space="preserve"> click on each cell to record whether it appears alive, dead, or uncertain. Approximately 20–40 minutes per participant, undertaken remotely at a time and place of the participant's choosing. No laboratory work, no fieldwork, no in-person participant contact, no human tissue, and no new animal tissue collection. Also covers the researcher-facing computer-based development and analysis work.</w:t>
             </w:r>
           </w:p>
         </w:tc>
@@ -222,7 +227,7 @@
             <w:tcW w:w="12198" w:type="dxa"/>
             <w:gridSpan w:val="12"/>
             <w:tcBorders>
-              <w:top w:val="single" w:color="auto" w:sz="4" w:space="0"/>
+              <w:top w:val="single" w:sz="4" w:space="0" w:color="auto"/>
             </w:tcBorders>
             <w:vAlign w:val="center"/>
           </w:tcPr>
@@ -282,8 +287,7 @@
               <w:spacing w:after="120"/>
             </w:pPr>
             <w:r>
-              <w:rPr/>
-              <w:t xml:space="preserve">‹to be completed›</w:t>
+              <w:t>24/08/2024</w:t>
             </w:r>
           </w:p>
         </w:tc>
@@ -326,8 +330,7 @@
               <w:spacing w:after="120"/>
             </w:pPr>
             <w:r>
-              <w:rPr/>
-              <w:t xml:space="preserve">Faculty of Health</w:t>
+              <w:t>Faculty of Health</w:t>
             </w:r>
           </w:p>
         </w:tc>
@@ -376,8 +379,7 @@
               <w:spacing w:after="120"/>
             </w:pPr>
             <w:r>
-              <w:rPr/>
-              <w:t xml:space="preserve">‹review in 12 months, or on any material change›</w:t>
+              <w:t>review in 12 months, or on any material change›</w:t>
             </w:r>
           </w:p>
         </w:tc>
@@ -420,8 +422,7 @@
               <w:spacing w:after="120"/>
             </w:pPr>
             <w:r>
-              <w:rPr/>
-              <w:t xml:space="preserve">School of Health Professions</w:t>
+              <w:t>School of Health Professions</w:t>
             </w:r>
           </w:p>
         </w:tc>
@@ -470,8 +471,7 @@
               <w:spacing w:after="120"/>
             </w:pPr>
             <w:r>
-              <w:rPr/>
-              <w:t xml:space="preserve">Dr Daniela Oehring</w:t>
+              <w:t>Dr Daniela Oehring</w:t>
             </w:r>
           </w:p>
         </w:tc>
@@ -514,8 +514,7 @@
               <w:spacing w:after="120"/>
             </w:pPr>
             <w:r>
-              <w:rPr/>
-              <w:t xml:space="preserve">‹to be completed›</w:t>
+              <w:t>N/A</w:t>
             </w:r>
           </w:p>
         </w:tc>
@@ -552,36 +551,21 @@
             </w:r>
           </w:p>
         </w:tc>
-        <w:sdt>
-          <w:sdtPr>
-            <w:rPr>
-              <w:rFonts w:cs="Times New Roman"/>
-              <w:sz w:val="20"/>
-              <w:szCs w:val="20"/>
-            </w:rPr>
-            <w:id w:val="1145711720"/>
-            <w:showingPlcHdr/>
-            <w:picture/>
-          </w:sdtPr>
-          <w:sdtContent>
-            <w:tc>
-              <w:tcPr>
-                <w:tcW w:w="3913" w:type="dxa"/>
-                <w:gridSpan w:val="4"/>
-                <w:vAlign w:val="center"/>
-              </w:tcPr>
-              <w:p>
-                <w:pPr>
-                  <w:spacing w:after="120"/>
-                </w:pPr>
-                <w:r>
-                  <w:rPr/>
-                  <w:t xml:space="preserve">‹to be completed›</w:t>
-                </w:r>
-              </w:p>
-            </w:tc>
-          </w:sdtContent>
-        </w:sdt>
+        <w:tc>
+          <w:tcPr>
+            <w:tcW w:w="3913" w:type="dxa"/>
+            <w:gridSpan w:val="4"/>
+            <w:vAlign w:val="center"/>
+          </w:tcPr>
+          <w:p>
+            <w:pPr>
+              <w:spacing w:after="120"/>
+            </w:pPr>
+            <w:r>
+              <w:t>Dr Daniela Oehring</w:t>
+            </w:r>
+          </w:p>
+        </w:tc>
         <w:tc>
           <w:tcPr>
             <w:tcW w:w="4920" w:type="dxa"/>
@@ -609,36 +593,21 @@
             </w:r>
           </w:p>
         </w:tc>
-        <w:sdt>
-          <w:sdtPr>
-            <w:rPr>
-              <w:rFonts w:cs="Times New Roman"/>
-              <w:sz w:val="20"/>
-              <w:szCs w:val="20"/>
-            </w:rPr>
-            <w:id w:val="954680516"/>
-            <w:showingPlcHdr/>
-            <w:picture/>
-          </w:sdtPr>
-          <w:sdtContent>
-            <w:tc>
-              <w:tcPr>
-                <w:tcW w:w="3365" w:type="dxa"/>
-                <w:gridSpan w:val="2"/>
-                <w:vAlign w:val="center"/>
-              </w:tcPr>
-              <w:p>
-                <w:pPr>
-                  <w:spacing w:after="120"/>
-                </w:pPr>
-                <w:r>
-                  <w:rPr/>
-                  <w:t xml:space="preserve">‹to be completed›</w:t>
-                </w:r>
-              </w:p>
-            </w:tc>
-          </w:sdtContent>
-        </w:sdt>
+        <w:tc>
+          <w:tcPr>
+            <w:tcW w:w="3365" w:type="dxa"/>
+            <w:gridSpan w:val="2"/>
+            <w:vAlign w:val="center"/>
+          </w:tcPr>
+          <w:p>
+            <w:pPr>
+              <w:spacing w:after="120"/>
+            </w:pPr>
+            <w:r>
+              <w:t>N/A</w:t>
+            </w:r>
+          </w:p>
+        </w:tc>
       </w:tr>
       <w:tr>
         <w:trPr>
@@ -649,7 +618,6 @@
           <w:tcPr>
             <w:tcW w:w="7764" w:type="dxa"/>
             <w:gridSpan w:val="9"/>
-            <w:shd w:val="clear" w:color="auto" w:fill="auto"/>
             <w:vAlign w:val="center"/>
           </w:tcPr>
           <w:p>
@@ -676,7 +644,6 @@
           <w:tcPr>
             <w:tcW w:w="6653" w:type="dxa"/>
             <w:gridSpan w:val="6"/>
-            <w:shd w:val="clear" w:color="auto" w:fill="auto"/>
             <w:vAlign w:val="center"/>
           </w:tcPr>
           <w:p>
@@ -903,9 +870,8 @@
             <w:tcW w:w="1214" w:type="dxa"/>
             <w:gridSpan w:val="2"/>
             <w:tcBorders>
-              <w:bottom w:val="single" w:color="auto" w:sz="4" w:space="0"/>
-            </w:tcBorders>
-            <w:shd w:val="clear" w:color="auto" w:fill="auto"/>
+              <w:bottom w:val="single" w:sz="4" w:space="0" w:color="auto"/>
+            </w:tcBorders>
             <w:vAlign w:val="center"/>
           </w:tcPr>
           <w:p>
@@ -931,9 +897,8 @@
           <w:tcPr>
             <w:tcW w:w="1134" w:type="dxa"/>
             <w:tcBorders>
-              <w:bottom w:val="single" w:color="auto" w:sz="4" w:space="0"/>
-            </w:tcBorders>
-            <w:shd w:val="clear" w:color="auto" w:fill="auto"/>
+              <w:bottom w:val="single" w:sz="4" w:space="0" w:color="auto"/>
+            </w:tcBorders>
             <w:vAlign w:val="center"/>
           </w:tcPr>
           <w:p>
@@ -959,9 +924,8 @@
           <w:tcPr>
             <w:tcW w:w="1134" w:type="dxa"/>
             <w:tcBorders>
-              <w:bottom w:val="single" w:color="auto" w:sz="4" w:space="0"/>
-            </w:tcBorders>
-            <w:shd w:val="clear" w:color="auto" w:fill="auto"/>
+              <w:bottom w:val="single" w:sz="4" w:space="0" w:color="auto"/>
+            </w:tcBorders>
             <w:vAlign w:val="center"/>
           </w:tcPr>
           <w:p>
@@ -988,9 +952,8 @@
             <w:tcW w:w="1133" w:type="dxa"/>
             <w:gridSpan w:val="2"/>
             <w:tcBorders>
-              <w:bottom w:val="single" w:color="auto" w:sz="4" w:space="0"/>
-            </w:tcBorders>
-            <w:shd w:val="clear" w:color="auto" w:fill="auto"/>
+              <w:bottom w:val="single" w:sz="4" w:space="0" w:color="auto"/>
+            </w:tcBorders>
             <w:vAlign w:val="center"/>
           </w:tcPr>
           <w:p>
@@ -1016,9 +979,8 @@
           <w:tcPr>
             <w:tcW w:w="1066" w:type="dxa"/>
             <w:tcBorders>
-              <w:bottom w:val="single" w:color="auto" w:sz="4" w:space="0"/>
-            </w:tcBorders>
-            <w:shd w:val="clear" w:color="auto" w:fill="auto"/>
+              <w:bottom w:val="single" w:sz="4" w:space="0" w:color="auto"/>
+            </w:tcBorders>
             <w:vAlign w:val="center"/>
           </w:tcPr>
           <w:p>
@@ -1139,9 +1101,8 @@
           <w:tcPr>
             <w:tcW w:w="1373" w:type="dxa"/>
             <w:tcBorders>
-              <w:right w:val="single" w:color="auto" w:sz="4" w:space="0"/>
-            </w:tcBorders>
-            <w:shd w:val="clear" w:color="auto" w:fill="auto"/>
+              <w:right w:val="single" w:sz="4" w:space="0" w:color="auto"/>
+            </w:tcBorders>
             <w:vAlign w:val="center"/>
           </w:tcPr>
           <w:p>
@@ -1169,10 +1130,10 @@
             <w:tcW w:w="1214" w:type="dxa"/>
             <w:gridSpan w:val="2"/>
             <w:tcBorders>
-              <w:top w:val="single" w:color="auto" w:sz="4" w:space="0"/>
-              <w:left w:val="single" w:color="auto" w:sz="4" w:space="0"/>
-              <w:bottom w:val="single" w:color="auto" w:sz="4" w:space="0"/>
-              <w:right w:val="single" w:color="auto" w:sz="4" w:space="0"/>
+              <w:top w:val="single" w:sz="4" w:space="0" w:color="auto"/>
+              <w:left w:val="single" w:sz="4" w:space="0" w:color="auto"/>
+              <w:bottom w:val="single" w:sz="4" w:space="0" w:color="auto"/>
+              <w:right w:val="single" w:sz="4" w:space="0" w:color="auto"/>
             </w:tcBorders>
             <w:shd w:val="clear" w:color="auto" w:fill="33CC33"/>
             <w:vAlign w:val="center"/>
@@ -1224,10 +1185,10 @@
           <w:tcPr>
             <w:tcW w:w="1134" w:type="dxa"/>
             <w:tcBorders>
-              <w:top w:val="single" w:color="auto" w:sz="4" w:space="0"/>
-              <w:left w:val="single" w:color="auto" w:sz="4" w:space="0"/>
-              <w:bottom w:val="single" w:color="auto" w:sz="4" w:space="0"/>
-              <w:right w:val="single" w:color="auto" w:sz="4" w:space="0"/>
+              <w:top w:val="single" w:sz="4" w:space="0" w:color="auto"/>
+              <w:left w:val="single" w:sz="4" w:space="0" w:color="auto"/>
+              <w:bottom w:val="single" w:sz="4" w:space="0" w:color="auto"/>
+              <w:right w:val="single" w:sz="4" w:space="0" w:color="auto"/>
             </w:tcBorders>
             <w:shd w:val="clear" w:color="auto" w:fill="33CC33"/>
             <w:vAlign w:val="center"/>
@@ -1279,10 +1240,10 @@
           <w:tcPr>
             <w:tcW w:w="1134" w:type="dxa"/>
             <w:tcBorders>
-              <w:top w:val="single" w:color="auto" w:sz="4" w:space="0"/>
-              <w:left w:val="single" w:color="auto" w:sz="4" w:space="0"/>
-              <w:bottom w:val="single" w:color="auto" w:sz="4" w:space="0"/>
-              <w:right w:val="single" w:color="auto" w:sz="4" w:space="0"/>
+              <w:top w:val="single" w:sz="4" w:space="0" w:color="auto"/>
+              <w:left w:val="single" w:sz="4" w:space="0" w:color="auto"/>
+              <w:bottom w:val="single" w:sz="4" w:space="0" w:color="auto"/>
+              <w:right w:val="single" w:sz="4" w:space="0" w:color="auto"/>
             </w:tcBorders>
             <w:shd w:val="clear" w:color="auto" w:fill="33CC33"/>
             <w:vAlign w:val="center"/>
@@ -1335,10 +1296,10 @@
             <w:tcW w:w="1133" w:type="dxa"/>
             <w:gridSpan w:val="2"/>
             <w:tcBorders>
-              <w:top w:val="single" w:color="auto" w:sz="4" w:space="0"/>
-              <w:left w:val="single" w:color="auto" w:sz="4" w:space="0"/>
-              <w:bottom w:val="single" w:color="auto" w:sz="4" w:space="0"/>
-              <w:right w:val="single" w:color="auto" w:sz="4" w:space="0"/>
+              <w:top w:val="single" w:sz="4" w:space="0" w:color="auto"/>
+              <w:left w:val="single" w:sz="4" w:space="0" w:color="auto"/>
+              <w:bottom w:val="single" w:sz="4" w:space="0" w:color="auto"/>
+              <w:right w:val="single" w:sz="4" w:space="0" w:color="auto"/>
             </w:tcBorders>
             <w:shd w:val="clear" w:color="auto" w:fill="33CC33"/>
             <w:vAlign w:val="center"/>
@@ -1390,10 +1351,10 @@
           <w:tcPr>
             <w:tcW w:w="1066" w:type="dxa"/>
             <w:tcBorders>
-              <w:top w:val="single" w:color="auto" w:sz="4" w:space="0"/>
-              <w:left w:val="single" w:color="auto" w:sz="4" w:space="0"/>
-              <w:bottom w:val="single" w:color="auto" w:sz="4" w:space="0"/>
-              <w:right w:val="single" w:color="auto" w:sz="4" w:space="0"/>
+              <w:top w:val="single" w:sz="4" w:space="0" w:color="auto"/>
+              <w:left w:val="single" w:sz="4" w:space="0" w:color="auto"/>
+              <w:bottom w:val="single" w:sz="4" w:space="0" w:color="auto"/>
+              <w:right w:val="single" w:sz="4" w:space="0" w:color="auto"/>
             </w:tcBorders>
             <w:shd w:val="clear" w:color="auto" w:fill="FFC000"/>
             <w:vAlign w:val="center"/>
@@ -1446,9 +1407,8 @@
             <w:tcW w:w="777" w:type="dxa"/>
             <w:gridSpan w:val="2"/>
             <w:tcBorders>
-              <w:left w:val="single" w:color="auto" w:sz="4" w:space="0"/>
-            </w:tcBorders>
-            <w:shd w:val="clear" w:color="auto" w:fill="auto"/>
+              <w:left w:val="single" w:sz="4" w:space="0" w:color="auto"/>
+            </w:tcBorders>
             <w:vAlign w:val="center"/>
           </w:tcPr>
           <w:p>
@@ -1500,7 +1460,6 @@
           <w:tcPr>
             <w:tcW w:w="1847" w:type="dxa"/>
             <w:gridSpan w:val="2"/>
-            <w:shd w:val="clear" w:color="auto" w:fill="auto"/>
             <w:vAlign w:val="center"/>
           </w:tcPr>
           <w:p>
@@ -1525,7 +1484,6 @@
         <w:tc>
           <w:tcPr>
             <w:tcW w:w="3152" w:type="dxa"/>
-            <w:shd w:val="clear" w:color="auto" w:fill="auto"/>
             <w:vAlign w:val="center"/>
           </w:tcPr>
           <w:p>
@@ -1543,23 +1501,7 @@
                 <w:sz w:val="18"/>
                 <w:szCs w:val="18"/>
               </w:rPr>
-              <w:t>No further actio</w:t>
-            </w:r>
-            <w:r>
-              <w:rPr>
-                <w:rFonts w:cs="Times New Roman"/>
-                <w:sz w:val="18"/>
-                <w:szCs w:val="18"/>
-              </w:rPr>
-              <w:t>n</w:t>
-            </w:r>
-            <w:r>
-              <w:rPr>
-                <w:rFonts w:cs="Times New Roman"/>
-                <w:sz w:val="18"/>
-                <w:szCs w:val="18"/>
-              </w:rPr>
-              <w:t>s needed</w:t>
+              <w:t>No further actions needed</w:t>
             </w:r>
           </w:p>
         </w:tc>
@@ -1592,9 +1534,8 @@
           <w:tcPr>
             <w:tcW w:w="1373" w:type="dxa"/>
             <w:tcBorders>
-              <w:right w:val="single" w:color="auto" w:sz="4" w:space="0"/>
-            </w:tcBorders>
-            <w:shd w:val="clear" w:color="auto" w:fill="auto"/>
+              <w:right w:val="single" w:sz="4" w:space="0" w:color="auto"/>
+            </w:tcBorders>
             <w:vAlign w:val="center"/>
           </w:tcPr>
           <w:p>
@@ -1622,10 +1563,10 @@
             <w:tcW w:w="1214" w:type="dxa"/>
             <w:gridSpan w:val="2"/>
             <w:tcBorders>
-              <w:top w:val="single" w:color="auto" w:sz="4" w:space="0"/>
-              <w:left w:val="single" w:color="auto" w:sz="4" w:space="0"/>
-              <w:bottom w:val="single" w:color="auto" w:sz="4" w:space="0"/>
-              <w:right w:val="single" w:color="auto" w:sz="4" w:space="0"/>
+              <w:top w:val="single" w:sz="4" w:space="0" w:color="auto"/>
+              <w:left w:val="single" w:sz="4" w:space="0" w:color="auto"/>
+              <w:bottom w:val="single" w:sz="4" w:space="0" w:color="auto"/>
+              <w:right w:val="single" w:sz="4" w:space="0" w:color="auto"/>
             </w:tcBorders>
             <w:shd w:val="clear" w:color="auto" w:fill="33CC33"/>
             <w:vAlign w:val="center"/>
@@ -1677,10 +1618,10 @@
           <w:tcPr>
             <w:tcW w:w="1134" w:type="dxa"/>
             <w:tcBorders>
-              <w:top w:val="single" w:color="auto" w:sz="4" w:space="0"/>
-              <w:left w:val="single" w:color="auto" w:sz="4" w:space="0"/>
-              <w:bottom w:val="single" w:color="auto" w:sz="4" w:space="0"/>
-              <w:right w:val="single" w:color="auto" w:sz="4" w:space="0"/>
+              <w:top w:val="single" w:sz="4" w:space="0" w:color="auto"/>
+              <w:left w:val="single" w:sz="4" w:space="0" w:color="auto"/>
+              <w:bottom w:val="single" w:sz="4" w:space="0" w:color="auto"/>
+              <w:right w:val="single" w:sz="4" w:space="0" w:color="auto"/>
             </w:tcBorders>
             <w:shd w:val="clear" w:color="auto" w:fill="33CC33"/>
             <w:vAlign w:val="center"/>
@@ -1732,10 +1673,10 @@
           <w:tcPr>
             <w:tcW w:w="1134" w:type="dxa"/>
             <w:tcBorders>
-              <w:top w:val="single" w:color="auto" w:sz="4" w:space="0"/>
-              <w:left w:val="single" w:color="auto" w:sz="4" w:space="0"/>
-              <w:bottom w:val="single" w:color="auto" w:sz="4" w:space="0"/>
-              <w:right w:val="single" w:color="auto" w:sz="4" w:space="0"/>
+              <w:top w:val="single" w:sz="4" w:space="0" w:color="auto"/>
+              <w:left w:val="single" w:sz="4" w:space="0" w:color="auto"/>
+              <w:bottom w:val="single" w:sz="4" w:space="0" w:color="auto"/>
+              <w:right w:val="single" w:sz="4" w:space="0" w:color="auto"/>
             </w:tcBorders>
             <w:shd w:val="clear" w:color="auto" w:fill="FFC000"/>
             <w:vAlign w:val="center"/>
@@ -1792,10 +1733,10 @@
             <w:tcW w:w="1133" w:type="dxa"/>
             <w:gridSpan w:val="2"/>
             <w:tcBorders>
-              <w:top w:val="single" w:color="auto" w:sz="4" w:space="0"/>
-              <w:left w:val="single" w:color="auto" w:sz="4" w:space="0"/>
-              <w:bottom w:val="single" w:color="auto" w:sz="4" w:space="0"/>
-              <w:right w:val="single" w:color="auto" w:sz="4" w:space="0"/>
+              <w:top w:val="single" w:sz="4" w:space="0" w:color="auto"/>
+              <w:left w:val="single" w:sz="4" w:space="0" w:color="auto"/>
+              <w:bottom w:val="single" w:sz="4" w:space="0" w:color="auto"/>
+              <w:right w:val="single" w:sz="4" w:space="0" w:color="auto"/>
             </w:tcBorders>
             <w:shd w:val="clear" w:color="auto" w:fill="FFC000"/>
             <w:vAlign w:val="center"/>
@@ -1851,10 +1792,10 @@
           <w:tcPr>
             <w:tcW w:w="1066" w:type="dxa"/>
             <w:tcBorders>
-              <w:top w:val="single" w:color="auto" w:sz="4" w:space="0"/>
-              <w:left w:val="single" w:color="auto" w:sz="4" w:space="0"/>
-              <w:bottom w:val="single" w:color="auto" w:sz="4" w:space="0"/>
-              <w:right w:val="single" w:color="auto" w:sz="4" w:space="0"/>
+              <w:top w:val="single" w:sz="4" w:space="0" w:color="auto"/>
+              <w:left w:val="single" w:sz="4" w:space="0" w:color="auto"/>
+              <w:bottom w:val="single" w:sz="4" w:space="0" w:color="auto"/>
+              <w:right w:val="single" w:sz="4" w:space="0" w:color="auto"/>
             </w:tcBorders>
             <w:shd w:val="clear" w:color="auto" w:fill="FF0000"/>
             <w:vAlign w:val="center"/>
@@ -1907,9 +1848,8 @@
             <w:tcW w:w="777" w:type="dxa"/>
             <w:gridSpan w:val="2"/>
             <w:tcBorders>
-              <w:left w:val="single" w:color="auto" w:sz="4" w:space="0"/>
-            </w:tcBorders>
-            <w:shd w:val="clear" w:color="auto" w:fill="auto"/>
+              <w:left w:val="single" w:sz="4" w:space="0" w:color="auto"/>
+            </w:tcBorders>
             <w:vAlign w:val="center"/>
           </w:tcPr>
           <w:p>
@@ -1961,7 +1901,6 @@
           <w:tcPr>
             <w:tcW w:w="1847" w:type="dxa"/>
             <w:gridSpan w:val="2"/>
-            <w:shd w:val="clear" w:color="auto" w:fill="auto"/>
             <w:vAlign w:val="center"/>
           </w:tcPr>
           <w:p>
@@ -1986,7 +1925,6 @@
         <w:tc>
           <w:tcPr>
             <w:tcW w:w="3152" w:type="dxa"/>
-            <w:shd w:val="clear" w:color="auto" w:fill="auto"/>
             <w:vAlign w:val="center"/>
           </w:tcPr>
           <w:p>
@@ -2037,9 +1975,8 @@
           <w:tcPr>
             <w:tcW w:w="1373" w:type="dxa"/>
             <w:tcBorders>
-              <w:right w:val="single" w:color="auto" w:sz="4" w:space="0"/>
-            </w:tcBorders>
-            <w:shd w:val="clear" w:color="auto" w:fill="auto"/>
+              <w:right w:val="single" w:sz="4" w:space="0" w:color="auto"/>
+            </w:tcBorders>
             <w:vAlign w:val="center"/>
           </w:tcPr>
           <w:p>
@@ -2067,10 +2004,10 @@
             <w:tcW w:w="1214" w:type="dxa"/>
             <w:gridSpan w:val="2"/>
             <w:tcBorders>
-              <w:top w:val="single" w:color="auto" w:sz="4" w:space="0"/>
-              <w:left w:val="single" w:color="auto" w:sz="4" w:space="0"/>
-              <w:bottom w:val="single" w:color="auto" w:sz="4" w:space="0"/>
-              <w:right w:val="single" w:color="auto" w:sz="4" w:space="0"/>
+              <w:top w:val="single" w:sz="4" w:space="0" w:color="auto"/>
+              <w:left w:val="single" w:sz="4" w:space="0" w:color="auto"/>
+              <w:bottom w:val="single" w:sz="4" w:space="0" w:color="auto"/>
+              <w:right w:val="single" w:sz="4" w:space="0" w:color="auto"/>
             </w:tcBorders>
             <w:shd w:val="clear" w:color="auto" w:fill="33CC33"/>
             <w:vAlign w:val="center"/>
@@ -2122,10 +2059,10 @@
           <w:tcPr>
             <w:tcW w:w="1134" w:type="dxa"/>
             <w:tcBorders>
-              <w:top w:val="single" w:color="auto" w:sz="4" w:space="0"/>
-              <w:left w:val="single" w:color="auto" w:sz="4" w:space="0"/>
-              <w:bottom w:val="single" w:color="auto" w:sz="4" w:space="0"/>
-              <w:right w:val="single" w:color="auto" w:sz="4" w:space="0"/>
+              <w:top w:val="single" w:sz="4" w:space="0" w:color="auto"/>
+              <w:left w:val="single" w:sz="4" w:space="0" w:color="auto"/>
+              <w:bottom w:val="single" w:sz="4" w:space="0" w:color="auto"/>
+              <w:right w:val="single" w:sz="4" w:space="0" w:color="auto"/>
             </w:tcBorders>
             <w:shd w:val="clear" w:color="auto" w:fill="FFC000"/>
             <w:vAlign w:val="center"/>
@@ -2181,10 +2118,10 @@
           <w:tcPr>
             <w:tcW w:w="1134" w:type="dxa"/>
             <w:tcBorders>
-              <w:top w:val="single" w:color="auto" w:sz="4" w:space="0"/>
-              <w:left w:val="single" w:color="auto" w:sz="4" w:space="0"/>
-              <w:bottom w:val="single" w:color="auto" w:sz="4" w:space="0"/>
-              <w:right w:val="single" w:color="auto" w:sz="4" w:space="0"/>
+              <w:top w:val="single" w:sz="4" w:space="0" w:color="auto"/>
+              <w:left w:val="single" w:sz="4" w:space="0" w:color="auto"/>
+              <w:bottom w:val="single" w:sz="4" w:space="0" w:color="auto"/>
+              <w:right w:val="single" w:sz="4" w:space="0" w:color="auto"/>
             </w:tcBorders>
             <w:shd w:val="clear" w:color="auto" w:fill="FFC000"/>
             <w:vAlign w:val="center"/>
@@ -2241,10 +2178,10 @@
             <w:tcW w:w="1133" w:type="dxa"/>
             <w:gridSpan w:val="2"/>
             <w:tcBorders>
-              <w:top w:val="single" w:color="auto" w:sz="4" w:space="0"/>
-              <w:left w:val="single" w:color="auto" w:sz="4" w:space="0"/>
-              <w:bottom w:val="single" w:color="auto" w:sz="4" w:space="0"/>
-              <w:right w:val="single" w:color="auto" w:sz="4" w:space="0"/>
+              <w:top w:val="single" w:sz="4" w:space="0" w:color="auto"/>
+              <w:left w:val="single" w:sz="4" w:space="0" w:color="auto"/>
+              <w:bottom w:val="single" w:sz="4" w:space="0" w:color="auto"/>
+              <w:right w:val="single" w:sz="4" w:space="0" w:color="auto"/>
             </w:tcBorders>
             <w:shd w:val="clear" w:color="auto" w:fill="FF0000"/>
             <w:vAlign w:val="center"/>
@@ -2296,10 +2233,10 @@
           <w:tcPr>
             <w:tcW w:w="1066" w:type="dxa"/>
             <w:tcBorders>
-              <w:top w:val="single" w:color="auto" w:sz="4" w:space="0"/>
-              <w:left w:val="single" w:color="auto" w:sz="4" w:space="0"/>
-              <w:bottom w:val="single" w:color="auto" w:sz="4" w:space="0"/>
-              <w:right w:val="single" w:color="auto" w:sz="4" w:space="0"/>
+              <w:top w:val="single" w:sz="4" w:space="0" w:color="auto"/>
+              <w:left w:val="single" w:sz="4" w:space="0" w:color="auto"/>
+              <w:bottom w:val="single" w:sz="4" w:space="0" w:color="auto"/>
+              <w:right w:val="single" w:sz="4" w:space="0" w:color="auto"/>
             </w:tcBorders>
             <w:shd w:val="clear" w:color="auto" w:fill="FF0000"/>
             <w:vAlign w:val="center"/>
@@ -2352,9 +2289,8 @@
             <w:tcW w:w="777" w:type="dxa"/>
             <w:gridSpan w:val="2"/>
             <w:tcBorders>
-              <w:left w:val="single" w:color="auto" w:sz="4" w:space="0"/>
-            </w:tcBorders>
-            <w:shd w:val="clear" w:color="auto" w:fill="auto"/>
+              <w:left w:val="single" w:sz="4" w:space="0" w:color="auto"/>
+            </w:tcBorders>
             <w:vAlign w:val="center"/>
           </w:tcPr>
           <w:p>
@@ -2406,7 +2342,6 @@
           <w:tcPr>
             <w:tcW w:w="1847" w:type="dxa"/>
             <w:gridSpan w:val="2"/>
-            <w:shd w:val="clear" w:color="auto" w:fill="auto"/>
             <w:vAlign w:val="center"/>
           </w:tcPr>
           <w:p>
@@ -2431,7 +2366,6 @@
         <w:tc>
           <w:tcPr>
             <w:tcW w:w="3152" w:type="dxa"/>
-            <w:shd w:val="clear" w:color="auto" w:fill="auto"/>
             <w:vAlign w:val="center"/>
           </w:tcPr>
           <w:p>
@@ -2482,9 +2416,8 @@
           <w:tcPr>
             <w:tcW w:w="1373" w:type="dxa"/>
             <w:tcBorders>
-              <w:right w:val="single" w:color="auto" w:sz="4" w:space="0"/>
-            </w:tcBorders>
-            <w:shd w:val="clear" w:color="auto" w:fill="auto"/>
+              <w:right w:val="single" w:sz="4" w:space="0" w:color="auto"/>
+            </w:tcBorders>
             <w:vAlign w:val="center"/>
           </w:tcPr>
           <w:p>
@@ -2512,10 +2445,10 @@
             <w:tcW w:w="1214" w:type="dxa"/>
             <w:gridSpan w:val="2"/>
             <w:tcBorders>
-              <w:top w:val="single" w:color="auto" w:sz="4" w:space="0"/>
-              <w:left w:val="single" w:color="auto" w:sz="4" w:space="0"/>
-              <w:bottom w:val="single" w:color="auto" w:sz="4" w:space="0"/>
-              <w:right w:val="single" w:color="auto" w:sz="4" w:space="0"/>
+              <w:top w:val="single" w:sz="4" w:space="0" w:color="auto"/>
+              <w:left w:val="single" w:sz="4" w:space="0" w:color="auto"/>
+              <w:bottom w:val="single" w:sz="4" w:space="0" w:color="auto"/>
+              <w:right w:val="single" w:sz="4" w:space="0" w:color="auto"/>
             </w:tcBorders>
             <w:shd w:val="clear" w:color="auto" w:fill="33CC33"/>
             <w:vAlign w:val="center"/>
@@ -2567,10 +2500,10 @@
           <w:tcPr>
             <w:tcW w:w="1134" w:type="dxa"/>
             <w:tcBorders>
-              <w:top w:val="single" w:color="auto" w:sz="4" w:space="0"/>
-              <w:left w:val="single" w:color="auto" w:sz="4" w:space="0"/>
-              <w:bottom w:val="single" w:color="auto" w:sz="4" w:space="0"/>
-              <w:right w:val="single" w:color="auto" w:sz="4" w:space="0"/>
+              <w:top w:val="single" w:sz="4" w:space="0" w:color="auto"/>
+              <w:left w:val="single" w:sz="4" w:space="0" w:color="auto"/>
+              <w:bottom w:val="single" w:sz="4" w:space="0" w:color="auto"/>
+              <w:right w:val="single" w:sz="4" w:space="0" w:color="auto"/>
             </w:tcBorders>
             <w:shd w:val="clear" w:color="auto" w:fill="FFC000"/>
             <w:vAlign w:val="center"/>
@@ -2623,10 +2556,10 @@
           <w:tcPr>
             <w:tcW w:w="1134" w:type="dxa"/>
             <w:tcBorders>
-              <w:top w:val="single" w:color="auto" w:sz="4" w:space="0"/>
-              <w:left w:val="single" w:color="auto" w:sz="4" w:space="0"/>
-              <w:bottom w:val="single" w:color="auto" w:sz="4" w:space="0"/>
-              <w:right w:val="single" w:color="auto" w:sz="4" w:space="0"/>
+              <w:top w:val="single" w:sz="4" w:space="0" w:color="auto"/>
+              <w:left w:val="single" w:sz="4" w:space="0" w:color="auto"/>
+              <w:bottom w:val="single" w:sz="4" w:space="0" w:color="auto"/>
+              <w:right w:val="single" w:sz="4" w:space="0" w:color="auto"/>
             </w:tcBorders>
             <w:shd w:val="clear" w:color="auto" w:fill="FF0000"/>
             <w:vAlign w:val="center"/>
@@ -2679,10 +2612,10 @@
             <w:tcW w:w="1133" w:type="dxa"/>
             <w:gridSpan w:val="2"/>
             <w:tcBorders>
-              <w:top w:val="single" w:color="auto" w:sz="4" w:space="0"/>
-              <w:left w:val="single" w:color="auto" w:sz="4" w:space="0"/>
-              <w:bottom w:val="single" w:color="auto" w:sz="4" w:space="0"/>
-              <w:right w:val="single" w:color="auto" w:sz="4" w:space="0"/>
+              <w:top w:val="single" w:sz="4" w:space="0" w:color="auto"/>
+              <w:left w:val="single" w:sz="4" w:space="0" w:color="auto"/>
+              <w:bottom w:val="single" w:sz="4" w:space="0" w:color="auto"/>
+              <w:right w:val="single" w:sz="4" w:space="0" w:color="auto"/>
             </w:tcBorders>
             <w:shd w:val="clear" w:color="auto" w:fill="C00000"/>
             <w:vAlign w:val="center"/>
@@ -2734,10 +2667,10 @@
           <w:tcPr>
             <w:tcW w:w="1066" w:type="dxa"/>
             <w:tcBorders>
-              <w:top w:val="single" w:color="auto" w:sz="4" w:space="0"/>
-              <w:left w:val="single" w:color="auto" w:sz="4" w:space="0"/>
-              <w:bottom w:val="single" w:color="auto" w:sz="4" w:space="0"/>
-              <w:right w:val="single" w:color="auto" w:sz="4" w:space="0"/>
+              <w:top w:val="single" w:sz="4" w:space="0" w:color="auto"/>
+              <w:left w:val="single" w:sz="4" w:space="0" w:color="auto"/>
+              <w:bottom w:val="single" w:sz="4" w:space="0" w:color="auto"/>
+              <w:right w:val="single" w:sz="4" w:space="0" w:color="auto"/>
             </w:tcBorders>
             <w:shd w:val="clear" w:color="auto" w:fill="C00000"/>
             <w:vAlign w:val="center"/>
@@ -2790,9 +2723,8 @@
             <w:tcW w:w="777" w:type="dxa"/>
             <w:gridSpan w:val="2"/>
             <w:tcBorders>
-              <w:left w:val="single" w:color="auto" w:sz="4" w:space="0"/>
-            </w:tcBorders>
-            <w:shd w:val="clear" w:color="auto" w:fill="auto"/>
+              <w:left w:val="single" w:sz="4" w:space="0" w:color="auto"/>
+            </w:tcBorders>
             <w:vAlign w:val="center"/>
           </w:tcPr>
           <w:p>
@@ -2844,7 +2776,6 @@
           <w:tcPr>
             <w:tcW w:w="1847" w:type="dxa"/>
             <w:gridSpan w:val="2"/>
-            <w:shd w:val="clear" w:color="auto" w:fill="auto"/>
             <w:vAlign w:val="center"/>
           </w:tcPr>
           <w:p>
@@ -2869,7 +2800,6 @@
         <w:tc>
           <w:tcPr>
             <w:tcW w:w="3152" w:type="dxa"/>
-            <w:shd w:val="clear" w:color="auto" w:fill="auto"/>
             <w:vAlign w:val="center"/>
           </w:tcPr>
           <w:p>
@@ -2920,9 +2850,8 @@
           <w:tcPr>
             <w:tcW w:w="1373" w:type="dxa"/>
             <w:tcBorders>
-              <w:right w:val="single" w:color="auto" w:sz="4" w:space="0"/>
-            </w:tcBorders>
-            <w:shd w:val="clear" w:color="auto" w:fill="auto"/>
+              <w:right w:val="single" w:sz="4" w:space="0" w:color="auto"/>
+            </w:tcBorders>
             <w:vAlign w:val="center"/>
           </w:tcPr>
           <w:p>
@@ -2950,10 +2879,10 @@
             <w:tcW w:w="1214" w:type="dxa"/>
             <w:gridSpan w:val="2"/>
             <w:tcBorders>
-              <w:top w:val="single" w:color="auto" w:sz="4" w:space="0"/>
-              <w:left w:val="single" w:color="auto" w:sz="4" w:space="0"/>
-              <w:bottom w:val="single" w:color="auto" w:sz="4" w:space="0"/>
-              <w:right w:val="single" w:color="auto" w:sz="4" w:space="0"/>
+              <w:top w:val="single" w:sz="4" w:space="0" w:color="auto"/>
+              <w:left w:val="single" w:sz="4" w:space="0" w:color="auto"/>
+              <w:bottom w:val="single" w:sz="4" w:space="0" w:color="auto"/>
+              <w:right w:val="single" w:sz="4" w:space="0" w:color="auto"/>
             </w:tcBorders>
             <w:shd w:val="clear" w:color="auto" w:fill="FFC000"/>
             <w:vAlign w:val="center"/>
@@ -3007,10 +2936,10 @@
           <w:tcPr>
             <w:tcW w:w="1134" w:type="dxa"/>
             <w:tcBorders>
-              <w:top w:val="single" w:color="auto" w:sz="4" w:space="0"/>
-              <w:left w:val="single" w:color="auto" w:sz="4" w:space="0"/>
-              <w:bottom w:val="single" w:color="auto" w:sz="4" w:space="0"/>
-              <w:right w:val="single" w:color="auto" w:sz="4" w:space="0"/>
+              <w:top w:val="single" w:sz="4" w:space="0" w:color="auto"/>
+              <w:left w:val="single" w:sz="4" w:space="0" w:color="auto"/>
+              <w:bottom w:val="single" w:sz="4" w:space="0" w:color="auto"/>
+              <w:right w:val="single" w:sz="4" w:space="0" w:color="auto"/>
             </w:tcBorders>
             <w:shd w:val="clear" w:color="auto" w:fill="FF0000"/>
             <w:vAlign w:val="center"/>
@@ -3062,10 +2991,10 @@
           <w:tcPr>
             <w:tcW w:w="1134" w:type="dxa"/>
             <w:tcBorders>
-              <w:top w:val="single" w:color="auto" w:sz="4" w:space="0"/>
-              <w:left w:val="single" w:color="auto" w:sz="4" w:space="0"/>
-              <w:bottom w:val="single" w:color="auto" w:sz="4" w:space="0"/>
-              <w:right w:val="single" w:color="auto" w:sz="4" w:space="0"/>
+              <w:top w:val="single" w:sz="4" w:space="0" w:color="auto"/>
+              <w:left w:val="single" w:sz="4" w:space="0" w:color="auto"/>
+              <w:bottom w:val="single" w:sz="4" w:space="0" w:color="auto"/>
+              <w:right w:val="single" w:sz="4" w:space="0" w:color="auto"/>
             </w:tcBorders>
             <w:shd w:val="clear" w:color="auto" w:fill="FF0000"/>
             <w:vAlign w:val="center"/>
@@ -3118,10 +3047,10 @@
             <w:tcW w:w="1133" w:type="dxa"/>
             <w:gridSpan w:val="2"/>
             <w:tcBorders>
-              <w:top w:val="single" w:color="auto" w:sz="4" w:space="0"/>
-              <w:left w:val="single" w:color="auto" w:sz="4" w:space="0"/>
-              <w:bottom w:val="single" w:color="auto" w:sz="4" w:space="0"/>
-              <w:right w:val="single" w:color="auto" w:sz="4" w:space="0"/>
+              <w:top w:val="single" w:sz="4" w:space="0" w:color="auto"/>
+              <w:left w:val="single" w:sz="4" w:space="0" w:color="auto"/>
+              <w:bottom w:val="single" w:sz="4" w:space="0" w:color="auto"/>
+              <w:right w:val="single" w:sz="4" w:space="0" w:color="auto"/>
             </w:tcBorders>
             <w:shd w:val="clear" w:color="auto" w:fill="C00000"/>
             <w:vAlign w:val="center"/>
@@ -3173,10 +3102,10 @@
           <w:tcPr>
             <w:tcW w:w="1066" w:type="dxa"/>
             <w:tcBorders>
-              <w:top w:val="single" w:color="auto" w:sz="4" w:space="0"/>
-              <w:left w:val="single" w:color="auto" w:sz="4" w:space="0"/>
-              <w:bottom w:val="single" w:color="auto" w:sz="4" w:space="0"/>
-              <w:right w:val="single" w:color="auto" w:sz="4" w:space="0"/>
+              <w:top w:val="single" w:sz="4" w:space="0" w:color="auto"/>
+              <w:left w:val="single" w:sz="4" w:space="0" w:color="auto"/>
+              <w:bottom w:val="single" w:sz="4" w:space="0" w:color="auto"/>
+              <w:right w:val="single" w:sz="4" w:space="0" w:color="auto"/>
             </w:tcBorders>
             <w:shd w:val="clear" w:color="auto" w:fill="C00000"/>
             <w:vAlign w:val="center"/>
@@ -3229,9 +3158,8 @@
             <w:tcW w:w="6653" w:type="dxa"/>
             <w:gridSpan w:val="6"/>
             <w:tcBorders>
-              <w:left w:val="single" w:color="auto" w:sz="4" w:space="0"/>
-            </w:tcBorders>
-            <w:shd w:val="clear" w:color="auto" w:fill="auto"/>
+              <w:left w:val="single" w:sz="4" w:space="0" w:color="auto"/>
+            </w:tcBorders>
             <w:vAlign w:val="center"/>
           </w:tcPr>
           <w:p>
@@ -3266,6 +3194,7 @@
         <w:spacing w:after="160" w:line="259" w:lineRule="auto"/>
       </w:pPr>
       <w:r>
+        <w:lastRenderedPageBreak/>
         <w:br w:type="page"/>
       </w:r>
     </w:p>
@@ -3275,12 +3204,12 @@
         <w:tblW w:w="15871" w:type="dxa"/>
         <w:jc w:val="center"/>
         <w:tblBorders>
-          <w:top w:val="single" w:color="808080" w:themeColor="background1" w:themeShade="80" w:sz="4" w:space="0"/>
-          <w:left w:val="single" w:color="808080" w:themeColor="background1" w:themeShade="80" w:sz="4" w:space="0"/>
-          <w:bottom w:val="single" w:color="808080" w:themeColor="background1" w:themeShade="80" w:sz="4" w:space="0"/>
-          <w:right w:val="single" w:color="808080" w:themeColor="background1" w:themeShade="80" w:sz="4" w:space="0"/>
-          <w:insideH w:val="single" w:color="808080" w:themeColor="background1" w:themeShade="80" w:sz="4" w:space="0"/>
-          <w:insideV w:val="single" w:color="808080" w:themeColor="background1" w:themeShade="80" w:sz="4" w:space="0"/>
+          <w:top w:val="single" w:sz="4" w:space="0" w:color="808080" w:themeColor="background1" w:themeShade="80"/>
+          <w:left w:val="single" w:sz="4" w:space="0" w:color="808080" w:themeColor="background1" w:themeShade="80"/>
+          <w:bottom w:val="single" w:sz="4" w:space="0" w:color="808080" w:themeColor="background1" w:themeShade="80"/>
+          <w:right w:val="single" w:sz="4" w:space="0" w:color="808080" w:themeColor="background1" w:themeShade="80"/>
+          <w:insideH w:val="single" w:sz="4" w:space="0" w:color="808080" w:themeColor="background1" w:themeShade="80"/>
+          <w:insideV w:val="single" w:sz="4" w:space="0" w:color="808080" w:themeColor="background1" w:themeShade="80"/>
         </w:tblBorders>
         <w:tblLook w:val="04A0" w:firstRow="1" w:lastRow="0" w:firstColumn="1" w:lastColumn="0" w:noHBand="0" w:noVBand="1"/>
       </w:tblPr>
@@ -3306,7 +3235,6 @@
             <w:tcW w:w="2130" w:type="dxa"/>
             <w:vMerge w:val="restart"/>
             <w:shd w:val="clear" w:color="auto" w:fill="BFBFBF" w:themeFill="background1" w:themeFillShade="BF"/>
-            <w:tcMar/>
             <w:vAlign w:val="center"/>
           </w:tcPr>
           <w:p>
@@ -3327,6 +3255,7 @@
                 <w:sz w:val="20"/>
                 <w:szCs w:val="20"/>
               </w:rPr>
+              <w:lastRenderedPageBreak/>
               <w:t>What is/are the hazard(s) involved with the activity being undertaken?</w:t>
             </w:r>
           </w:p>
@@ -3336,7 +3265,6 @@
             <w:tcW w:w="2066" w:type="dxa"/>
             <w:vMerge w:val="restart"/>
             <w:shd w:val="clear" w:color="auto" w:fill="BFBFBF" w:themeFill="background1" w:themeFillShade="BF"/>
-            <w:tcMar/>
             <w:vAlign w:val="center"/>
           </w:tcPr>
           <w:p>
@@ -3366,7 +3294,6 @@
             <w:tcW w:w="3084" w:type="dxa"/>
             <w:vMerge w:val="restart"/>
             <w:shd w:val="clear" w:color="auto" w:fill="BFBFBF" w:themeFill="background1" w:themeFillShade="BF"/>
-            <w:tcMar/>
             <w:vAlign w:val="center"/>
           </w:tcPr>
           <w:p>
@@ -3396,7 +3323,6 @@
             <w:tcW w:w="2664" w:type="dxa"/>
             <w:gridSpan w:val="3"/>
             <w:shd w:val="clear" w:color="auto" w:fill="BFBFBF" w:themeFill="background1" w:themeFillShade="BF"/>
-            <w:tcMar/>
           </w:tcPr>
           <w:p>
             <w:pPr>
@@ -3446,7 +3372,6 @@
             <w:tcW w:w="3263" w:type="dxa"/>
             <w:vMerge w:val="restart"/>
             <w:shd w:val="clear" w:color="auto" w:fill="BFBFBF" w:themeFill="background1" w:themeFillShade="BF"/>
-            <w:tcMar/>
             <w:vAlign w:val="center"/>
           </w:tcPr>
           <w:p>
@@ -3491,7 +3416,6 @@
             <w:tcW w:w="2664" w:type="dxa"/>
             <w:gridSpan w:val="3"/>
             <w:shd w:val="clear" w:color="auto" w:fill="BFBFBF" w:themeFill="background1" w:themeFillShade="BF"/>
-            <w:tcMar/>
           </w:tcPr>
           <w:p>
             <w:pPr>
@@ -3516,7 +3440,25 @@
                 <w:sz w:val="20"/>
                 <w:szCs w:val="20"/>
               </w:rPr>
-              <w:t xml:space="preserve"> Likelihood x Severity = Risk Score</w:t>
+              <w:t xml:space="preserve"> Likelihood </w:t>
+            </w:r>
+            <w:proofErr w:type="gramStart"/>
+            <w:r>
+              <w:rPr>
+                <w:rFonts w:cs="Times New Roman"/>
+                <w:sz w:val="20"/>
+                <w:szCs w:val="20"/>
+              </w:rPr>
+              <w:t>x</w:t>
+            </w:r>
+            <w:proofErr w:type="gramEnd"/>
+            <w:r>
+              <w:rPr>
+                <w:rFonts w:cs="Times New Roman"/>
+                <w:sz w:val="20"/>
+                <w:szCs w:val="20"/>
+              </w:rPr>
+              <w:t xml:space="preserve"> Severity = Risk Score</w:t>
             </w:r>
           </w:p>
         </w:tc>
@@ -3530,7 +3472,6 @@
           <w:tcPr>
             <w:tcW w:w="2130" w:type="dxa"/>
             <w:vMerge/>
-            <w:tcMar/>
           </w:tcPr>
           <w:p>
             <w:pPr>
@@ -3546,7 +3487,6 @@
           <w:tcPr>
             <w:tcW w:w="2066" w:type="dxa"/>
             <w:vMerge/>
-            <w:tcMar/>
           </w:tcPr>
           <w:p>
             <w:pPr>
@@ -3562,7 +3502,6 @@
           <w:tcPr>
             <w:tcW w:w="3084" w:type="dxa"/>
             <w:vMerge/>
-            <w:tcMar/>
           </w:tcPr>
           <w:p>
             <w:pPr>
@@ -3578,7 +3517,6 @@
           <w:tcPr>
             <w:tcW w:w="888" w:type="dxa"/>
             <w:shd w:val="clear" w:color="auto" w:fill="BFBFBF" w:themeFill="background1" w:themeFillShade="BF"/>
-            <w:tcMar/>
             <w:vAlign w:val="center"/>
           </w:tcPr>
           <w:p>
@@ -3606,7 +3544,6 @@
           <w:tcPr>
             <w:tcW w:w="888" w:type="dxa"/>
             <w:shd w:val="clear" w:color="auto" w:fill="BFBFBF" w:themeFill="background1" w:themeFillShade="BF"/>
-            <w:tcMar/>
             <w:vAlign w:val="center"/>
           </w:tcPr>
           <w:p>
@@ -3634,10 +3571,9 @@
           <w:tcPr>
             <w:tcW w:w="888" w:type="dxa"/>
             <w:tcBorders>
-              <w:bottom w:val="single" w:color="808080" w:themeColor="background1" w:themeShade="80" w:sz="4" w:space="0"/>
+              <w:bottom w:val="single" w:sz="4" w:space="0" w:color="808080" w:themeColor="background1" w:themeShade="80"/>
             </w:tcBorders>
             <w:shd w:val="clear" w:color="auto" w:fill="BFBFBF" w:themeFill="background1" w:themeFillShade="BF"/>
-            <w:tcMar/>
             <w:vAlign w:val="center"/>
           </w:tcPr>
           <w:p>
@@ -3665,7 +3601,6 @@
           <w:tcPr>
             <w:tcW w:w="3263" w:type="dxa"/>
             <w:vMerge/>
-            <w:tcMar/>
           </w:tcPr>
           <w:p>
             <w:pPr>
@@ -3681,7 +3616,6 @@
           <w:tcPr>
             <w:tcW w:w="888" w:type="dxa"/>
             <w:shd w:val="clear" w:color="auto" w:fill="BFBFBF" w:themeFill="background1" w:themeFillShade="BF"/>
-            <w:tcMar/>
             <w:vAlign w:val="center"/>
           </w:tcPr>
           <w:p>
@@ -3709,7 +3643,6 @@
           <w:tcPr>
             <w:tcW w:w="888" w:type="dxa"/>
             <w:shd w:val="clear" w:color="auto" w:fill="BFBFBF" w:themeFill="background1" w:themeFillShade="BF"/>
-            <w:tcMar/>
             <w:vAlign w:val="center"/>
           </w:tcPr>
           <w:p>
@@ -3737,7 +3670,6 @@
           <w:tcPr>
             <w:tcW w:w="888" w:type="dxa"/>
             <w:shd w:val="clear" w:color="auto" w:fill="BFBFBF" w:themeFill="background1" w:themeFillShade="BF"/>
-            <w:tcMar/>
             <w:vAlign w:val="center"/>
           </w:tcPr>
           <w:p>
@@ -3770,45 +3702,50 @@
         <w:tc>
           <w:tcPr>
             <w:tcW w:w="2130" w:type="dxa"/>
-            <w:tcMar/>
           </w:tcPr>
           <w:p>
             <w:pPr>
               <w:spacing w:after="120"/>
             </w:pPr>
             <w:r>
-              <w:rPr/>
-              <w:t xml:space="preserve">Display screen use — eye strain, fatigue, postural discomfort</w:t>
+              <w:t xml:space="preserve">Display screen </w:t>
+            </w:r>
+            <w:proofErr w:type="gramStart"/>
+            <w:r>
+              <w:t xml:space="preserve">use; </w:t>
+            </w:r>
+            <w:r>
+              <w:t xml:space="preserve"> eye</w:t>
+            </w:r>
+            <w:proofErr w:type="gramEnd"/>
+            <w:r>
+              <w:t xml:space="preserve"> strain, fatigue, postural discomfort</w:t>
             </w:r>
           </w:p>
         </w:tc>
         <w:tc>
           <w:tcPr>
             <w:tcW w:w="2066" w:type="dxa"/>
-            <w:tcMar/>
           </w:tcPr>
           <w:p>
             <w:pPr>
               <w:spacing w:after="120"/>
             </w:pPr>
             <w:r>
-              <w:rPr/>
-              <w:t xml:space="preserve">Participants, from approximately 20–40 minutes of close visual attention to a screen. Aggravated by small or dim image detail.</w:t>
+              <w:t>Participants, from approximately 20–40 minutes of close visual attention to a screen. Aggravated by small or dim image detail.</w:t>
             </w:r>
           </w:p>
         </w:tc>
         <w:tc>
           <w:tcPr>
             <w:tcW w:w="3084" w:type="dxa"/>
-            <w:tcMar/>
           </w:tcPr>
           <w:p>
             <w:pPr>
               <w:spacing w:after="120"/>
             </w:pPr>
             <w:r>
-              <w:rPr/>
-              <w:t xml:space="preserve">Task is designed to be interruptible: progress saves continuously and participants can stop and resume at any point, so no unbroken session is required. Images can be zoomed and their brightness and contrast adjusted. The Participant Information Sheet advises taking breaks as with any screen work. Participants choose their own device, environment and timing.</w:t>
+              <w:t>Task is designed to be interruptible: progress saves continuously and participants can stop and resume at any point, so no unbroken session is required. Images can be zoomed and their brightness and contrast adjusted. The Participant Information Sheet advises taking breaks as with any screen work. Participants choose their own device, environment and timing.</w:t>
             </w:r>
           </w:p>
         </w:tc>
@@ -3837,26 +3774,17 @@
             <w:tc>
               <w:tcPr>
                 <w:tcW w:w="888" w:type="dxa"/>
-                <w:tcMar/>
               </w:tcPr>
               <w:p>
                 <w:pPr>
                   <w:spacing w:after="120"/>
                 </w:pPr>
                 <w:r>
-                  <w:rPr/>
-                  <w:t xml:space="preserve">2</w:t>
+                  <w:t>2</w:t>
                 </w:r>
               </w:p>
             </w:tc>
           </w:sdtContent>
-          <w:sdtEndPr>
-            <w:rPr>
-              <w:rFonts w:ascii="Calibri" w:hAnsi="Calibri" w:cs="Calibri"/>
-              <w:sz w:val="20"/>
-              <w:szCs w:val="20"/>
-            </w:rPr>
-          </w:sdtEndPr>
         </w:sdt>
         <w:sdt>
           <w:sdtPr>
@@ -3883,26 +3811,17 @@
             <w:tc>
               <w:tcPr>
                 <w:tcW w:w="888" w:type="dxa"/>
-                <w:tcMar/>
               </w:tcPr>
               <w:p>
                 <w:pPr>
                   <w:spacing w:after="120"/>
                 </w:pPr>
                 <w:r>
-                  <w:rPr/>
-                  <w:t xml:space="preserve">1</w:t>
+                  <w:t>1</w:t>
                 </w:r>
               </w:p>
             </w:tc>
           </w:sdtContent>
-          <w:sdtEndPr>
-            <w:rPr>
-              <w:rFonts w:ascii="Calibri" w:hAnsi="Calibri" w:cs="Calibri"/>
-              <w:sz w:val="20"/>
-              <w:szCs w:val="20"/>
-            </w:rPr>
-          </w:sdtEndPr>
         </w:sdt>
         <w:sdt>
           <w:sdtPr>
@@ -3941,42 +3860,30 @@
               <w:tcPr>
                 <w:tcW w:w="888" w:type="dxa"/>
                 <w:tcBorders>
-                  <w:bottom w:val="single" w:color="808080" w:themeColor="background1" w:themeShade="80" w:sz="4" w:space="0"/>
+                  <w:bottom w:val="single" w:sz="4" w:space="0" w:color="808080" w:themeColor="background1" w:themeShade="80"/>
                 </w:tcBorders>
-                <w:shd w:val="clear" w:color="auto" w:fill="auto"/>
-                <w:tcMar/>
               </w:tcPr>
               <w:p>
                 <w:pPr>
                   <w:spacing w:after="120"/>
                 </w:pPr>
                 <w:r>
-                  <w:rPr/>
-                  <w:t xml:space="preserve">2</w:t>
+                  <w:t>2</w:t>
                 </w:r>
               </w:p>
             </w:tc>
           </w:sdtContent>
-          <w:sdtEndPr>
-            <w:rPr>
-              <w:rFonts w:ascii="Calibri" w:hAnsi="Calibri" w:cs="Calibri"/>
-              <w:sz w:val="20"/>
-              <w:szCs w:val="20"/>
-            </w:rPr>
-          </w:sdtEndPr>
         </w:sdt>
         <w:tc>
           <w:tcPr>
             <w:tcW w:w="3263" w:type="dxa"/>
-            <w:tcMar/>
           </w:tcPr>
           <w:p>
             <w:pPr>
               <w:spacing w:after="120"/>
             </w:pPr>
             <w:r>
-              <w:rPr/>
-              <w:t xml:space="preserve">None required. Accept.</w:t>
+              <w:t>None required. Accept.</w:t>
             </w:r>
           </w:p>
         </w:tc>
@@ -4005,26 +3912,17 @@
             <w:tc>
               <w:tcPr>
                 <w:tcW w:w="888" w:type="dxa"/>
-                <w:tcMar/>
               </w:tcPr>
               <w:p>
                 <w:pPr>
                   <w:spacing w:after="120"/>
                 </w:pPr>
                 <w:r>
-                  <w:rPr/>
-                  <w:t xml:space="preserve">2</w:t>
+                  <w:t>2</w:t>
                 </w:r>
               </w:p>
             </w:tc>
           </w:sdtContent>
-          <w:sdtEndPr>
-            <w:rPr>
-              <w:rFonts w:ascii="Calibri" w:hAnsi="Calibri" w:cs="Calibri"/>
-              <w:sz w:val="20"/>
-              <w:szCs w:val="20"/>
-            </w:rPr>
-          </w:sdtEndPr>
         </w:sdt>
         <w:sdt>
           <w:sdtPr>
@@ -4051,26 +3949,17 @@
             <w:tc>
               <w:tcPr>
                 <w:tcW w:w="888" w:type="dxa"/>
-                <w:tcMar/>
               </w:tcPr>
               <w:p>
                 <w:pPr>
                   <w:spacing w:after="120"/>
                 </w:pPr>
                 <w:r>
-                  <w:rPr/>
-                  <w:t xml:space="preserve">1</w:t>
+                  <w:t>1</w:t>
                 </w:r>
               </w:p>
             </w:tc>
           </w:sdtContent>
-          <w:sdtEndPr>
-            <w:rPr>
-              <w:rFonts w:ascii="Calibri" w:hAnsi="Calibri" w:cs="Calibri"/>
-              <w:sz w:val="20"/>
-              <w:szCs w:val="20"/>
-            </w:rPr>
-          </w:sdtEndPr>
         </w:sdt>
         <w:sdt>
           <w:sdtPr>
@@ -4108,38 +3997,29 @@
             <w:tc>
               <w:tcPr>
                 <w:tcW w:w="888" w:type="dxa"/>
-                <w:tcMar/>
               </w:tcPr>
               <w:p>
                 <w:pPr>
                   <w:spacing w:after="120"/>
                 </w:pPr>
                 <w:r>
-                  <w:rPr/>
-                  <w:t xml:space="preserve">2</w:t>
+                  <w:t>2</w:t>
                 </w:r>
               </w:p>
             </w:tc>
           </w:sdtContent>
-          <w:sdtEndPr>
-            <w:rPr>
-              <w:rFonts w:ascii="Calibri" w:hAnsi="Calibri" w:cs="Calibri"/>
-              <w:sz w:val="20"/>
-              <w:szCs w:val="20"/>
-            </w:rPr>
-          </w:sdtEndPr>
         </w:sdt>
       </w:tr>
       <w:tr>
         <w:tblPrEx>
           <w:jc w:val="left"/>
           <w:tblBorders>
-            <w:top w:val="single" w:color="auto" w:sz="4" w:space="0"/>
-            <w:left w:val="single" w:color="auto" w:sz="4" w:space="0"/>
-            <w:bottom w:val="single" w:color="auto" w:sz="4" w:space="0"/>
-            <w:right w:val="single" w:color="auto" w:sz="4" w:space="0"/>
-            <w:insideH w:val="single" w:color="auto" w:sz="4" w:space="0"/>
-            <w:insideV w:val="single" w:color="auto" w:sz="4" w:space="0"/>
+            <w:top w:val="single" w:sz="4" w:space="0" w:color="auto"/>
+            <w:left w:val="single" w:sz="4" w:space="0" w:color="auto"/>
+            <w:bottom w:val="single" w:sz="4" w:space="0" w:color="auto"/>
+            <w:right w:val="single" w:sz="4" w:space="0" w:color="auto"/>
+            <w:insideH w:val="single" w:sz="4" w:space="0" w:color="auto"/>
+            <w:insideV w:val="single" w:sz="4" w:space="0" w:color="auto"/>
           </w:tblBorders>
         </w:tblPrEx>
         <w:trPr>
@@ -4149,20 +4029,18 @@
           <w:tcPr>
             <w:tcW w:w="2130" w:type="dxa"/>
             <w:tcBorders>
-              <w:top w:val="single" w:color="auto" w:sz="4" w:space="0"/>
-              <w:left w:val="single" w:color="auto" w:sz="4" w:space="0"/>
-              <w:bottom w:val="single" w:color="auto" w:sz="4" w:space="0"/>
-              <w:right w:val="single" w:color="auto" w:sz="4" w:space="0"/>
-            </w:tcBorders>
-            <w:tcMar/>
+              <w:top w:val="single" w:sz="4" w:space="0" w:color="auto"/>
+              <w:left w:val="single" w:sz="4" w:space="0" w:color="auto"/>
+              <w:bottom w:val="single" w:sz="4" w:space="0" w:color="auto"/>
+              <w:right w:val="single" w:sz="4" w:space="0" w:color="auto"/>
+            </w:tcBorders>
           </w:tcPr>
           <w:p>
             <w:pPr>
               <w:spacing w:after="120"/>
             </w:pPr>
             <w:r>
-              <w:rPr/>
-              <w:t xml:space="preserve">Mild frustration or discouragement from not passing the practice round</w:t>
+              <w:t>Mild frustration or discouragement from not passing the practice round</w:t>
             </w:r>
           </w:p>
         </w:tc>
@@ -4170,20 +4048,18 @@
           <w:tcPr>
             <w:tcW w:w="2066" w:type="dxa"/>
             <w:tcBorders>
-              <w:top w:val="single" w:color="auto" w:sz="4" w:space="0"/>
-              <w:left w:val="single" w:color="auto" w:sz="4" w:space="0"/>
-              <w:bottom w:val="single" w:color="auto" w:sz="4" w:space="0"/>
-              <w:right w:val="single" w:color="auto" w:sz="4" w:space="0"/>
-            </w:tcBorders>
-            <w:tcMar/>
+              <w:top w:val="single" w:sz="4" w:space="0" w:color="auto"/>
+              <w:left w:val="single" w:sz="4" w:space="0" w:color="auto"/>
+              <w:bottom w:val="single" w:sz="4" w:space="0" w:color="auto"/>
+              <w:right w:val="single" w:sz="4" w:space="0" w:color="auto"/>
+            </w:tcBorders>
           </w:tcPr>
           <w:p>
             <w:pPr>
               <w:spacing w:after="120"/>
             </w:pPr>
             <w:r>
-              <w:rPr/>
-              <w:t xml:space="preserve">Participants, psychologically and only mildly. A set level of agreement with a reference is required before counts are included, so it is possible not to pass at the first attempt.</w:t>
+              <w:t>Participants, psychologically and only mildly. A set level of agreement with a reference is required before counts are included, so it is possible not to pass at the first attempt.</w:t>
             </w:r>
           </w:p>
         </w:tc>
@@ -4191,20 +4067,22 @@
           <w:tcPr>
             <w:tcW w:w="3084" w:type="dxa"/>
             <w:tcBorders>
-              <w:top w:val="single" w:color="auto" w:sz="4" w:space="0"/>
-              <w:left w:val="single" w:color="auto" w:sz="4" w:space="0"/>
-              <w:bottom w:val="single" w:color="auto" w:sz="4" w:space="0"/>
-              <w:right w:val="single" w:color="auto" w:sz="4" w:space="0"/>
-            </w:tcBorders>
-            <w:tcMar/>
+              <w:top w:val="single" w:sz="4" w:space="0" w:color="auto"/>
+              <w:left w:val="single" w:sz="4" w:space="0" w:color="auto"/>
+              <w:bottom w:val="single" w:sz="4" w:space="0" w:color="auto"/>
+              <w:right w:val="single" w:sz="4" w:space="0" w:color="auto"/>
+            </w:tcBorders>
           </w:tcPr>
           <w:p>
             <w:pPr>
               <w:spacing w:after="120"/>
             </w:pPr>
             <w:r>
-              <w:rPr/>
-              <w:t xml:space="preserve">Unlimited attempts with no penalty. The threshold is derived from what the expert reference panel themselves achieved, so participants are never asked to outperform the people defining the standard. Feedback is worded as calibration, not assessment. Participation is anonymous, so no individual's performance is known to the research team or anyone else, and results are never reported per individual. The Participant Information Sheet states before consent that not passing is possible and carries no consequence. Participants may stop at any time.</w:t>
+              <w:t xml:space="preserve">Unlimited attempts with no penalty. The threshold is derived from what the expert reference panel themselves achieved, so participants are never asked to outperform the people defining the standard. Feedback is worded as calibration, not assessment. Participation is anonymous, so no individual's performance is known to the research team or anyone else, and results are never reported </w:t>
+            </w:r>
+            <w:r>
+              <w:lastRenderedPageBreak/>
+              <w:t>per individual. The Participant Information Sheet states before consent that not passing is possible and carries no consequence. Participants may stop at any time.</w:t>
             </w:r>
           </w:p>
         </w:tc>
@@ -4234,31 +4112,22 @@
               <w:tcPr>
                 <w:tcW w:w="888" w:type="dxa"/>
                 <w:tcBorders>
-                  <w:top w:val="single" w:color="auto" w:sz="4" w:space="0"/>
-                  <w:left w:val="single" w:color="auto" w:sz="4" w:space="0"/>
-                  <w:bottom w:val="single" w:color="auto" w:sz="4" w:space="0"/>
-                  <w:right w:val="single" w:color="auto" w:sz="4" w:space="0"/>
+                  <w:top w:val="single" w:sz="4" w:space="0" w:color="auto"/>
+                  <w:left w:val="single" w:sz="4" w:space="0" w:color="auto"/>
+                  <w:bottom w:val="single" w:sz="4" w:space="0" w:color="auto"/>
+                  <w:right w:val="single" w:sz="4" w:space="0" w:color="auto"/>
                 </w:tcBorders>
-                <w:tcMar/>
               </w:tcPr>
               <w:p>
                 <w:pPr>
                   <w:spacing w:after="120"/>
                 </w:pPr>
                 <w:r>
-                  <w:rPr/>
-                  <w:t xml:space="preserve">2</w:t>
+                  <w:t>2</w:t>
                 </w:r>
               </w:p>
             </w:tc>
           </w:sdtContent>
-          <w:sdtEndPr>
-            <w:rPr>
-              <w:rFonts w:ascii="Calibri" w:hAnsi="Calibri" w:cs="Calibri"/>
-              <w:sz w:val="20"/>
-              <w:szCs w:val="20"/>
-            </w:rPr>
-          </w:sdtEndPr>
         </w:sdt>
         <w:sdt>
           <w:sdtPr>
@@ -4286,31 +4155,22 @@
               <w:tcPr>
                 <w:tcW w:w="888" w:type="dxa"/>
                 <w:tcBorders>
-                  <w:top w:val="single" w:color="auto" w:sz="4" w:space="0"/>
-                  <w:left w:val="single" w:color="auto" w:sz="4" w:space="0"/>
-                  <w:bottom w:val="single" w:color="auto" w:sz="4" w:space="0"/>
-                  <w:right w:val="single" w:color="auto" w:sz="4" w:space="0"/>
+                  <w:top w:val="single" w:sz="4" w:space="0" w:color="auto"/>
+                  <w:left w:val="single" w:sz="4" w:space="0" w:color="auto"/>
+                  <w:bottom w:val="single" w:sz="4" w:space="0" w:color="auto"/>
+                  <w:right w:val="single" w:sz="4" w:space="0" w:color="auto"/>
                 </w:tcBorders>
-                <w:tcMar/>
               </w:tcPr>
               <w:p>
                 <w:pPr>
                   <w:spacing w:after="120"/>
                 </w:pPr>
                 <w:r>
-                  <w:rPr/>
-                  <w:t xml:space="preserve">1</w:t>
+                  <w:t>1</w:t>
                 </w:r>
               </w:p>
             </w:tc>
           </w:sdtContent>
-          <w:sdtEndPr>
-            <w:rPr>
-              <w:rFonts w:ascii="Calibri" w:hAnsi="Calibri" w:cs="Calibri"/>
-              <w:sz w:val="20"/>
-              <w:szCs w:val="20"/>
-            </w:rPr>
-          </w:sdtEndPr>
         </w:sdt>
         <w:sdt>
           <w:sdtPr>
@@ -4349,50 +4209,39 @@
               <w:tcPr>
                 <w:tcW w:w="888" w:type="dxa"/>
                 <w:tcBorders>
-                  <w:top w:val="single" w:color="auto" w:sz="4" w:space="0"/>
-                  <w:left w:val="single" w:color="auto" w:sz="4" w:space="0"/>
-                  <w:bottom w:val="single" w:color="auto" w:sz="4" w:space="0"/>
-                  <w:right w:val="single" w:color="auto" w:sz="4" w:space="0"/>
+                  <w:top w:val="single" w:sz="4" w:space="0" w:color="auto"/>
+                  <w:left w:val="single" w:sz="4" w:space="0" w:color="auto"/>
+                  <w:bottom w:val="single" w:sz="4" w:space="0" w:color="auto"/>
+                  <w:right w:val="single" w:sz="4" w:space="0" w:color="auto"/>
                 </w:tcBorders>
-                <w:tcMar/>
               </w:tcPr>
               <w:p>
                 <w:pPr>
                   <w:spacing w:after="120"/>
                 </w:pPr>
                 <w:r>
-                  <w:rPr/>
-                  <w:t xml:space="preserve">2</w:t>
+                  <w:t>2</w:t>
                 </w:r>
               </w:p>
             </w:tc>
           </w:sdtContent>
-          <w:sdtEndPr>
-            <w:rPr>
-              <w:rFonts w:ascii="Calibri" w:hAnsi="Calibri" w:cs="Calibri"/>
-              <w:sz w:val="20"/>
-              <w:szCs w:val="20"/>
-            </w:rPr>
-          </w:sdtEndPr>
         </w:sdt>
         <w:tc>
           <w:tcPr>
             <w:tcW w:w="3263" w:type="dxa"/>
             <w:tcBorders>
-              <w:top w:val="single" w:color="auto" w:sz="4" w:space="0"/>
-              <w:left w:val="single" w:color="auto" w:sz="4" w:space="0"/>
-              <w:bottom w:val="single" w:color="auto" w:sz="4" w:space="0"/>
-              <w:right w:val="single" w:color="auto" w:sz="4" w:space="0"/>
-            </w:tcBorders>
-            <w:tcMar/>
+              <w:top w:val="single" w:sz="4" w:space="0" w:color="auto"/>
+              <w:left w:val="single" w:sz="4" w:space="0" w:color="auto"/>
+              <w:bottom w:val="single" w:sz="4" w:space="0" w:color="auto"/>
+              <w:right w:val="single" w:sz="4" w:space="0" w:color="auto"/>
+            </w:tcBorders>
           </w:tcPr>
           <w:p>
             <w:pPr>
               <w:spacing w:after="120"/>
             </w:pPr>
             <w:r>
-              <w:rPr/>
-              <w:t xml:space="preserve">None. Residual risk is below that ordinarily encountered in daily life. Accept.</w:t>
+              <w:t>None. Residual risk is below that ordinarily encountered in daily life. Accept.</w:t>
             </w:r>
           </w:p>
         </w:tc>
@@ -4422,31 +4271,22 @@
               <w:tcPr>
                 <w:tcW w:w="888" w:type="dxa"/>
                 <w:tcBorders>
-                  <w:top w:val="single" w:color="auto" w:sz="4" w:space="0"/>
-                  <w:left w:val="single" w:color="auto" w:sz="4" w:space="0"/>
-                  <w:bottom w:val="single" w:color="auto" w:sz="4" w:space="0"/>
-                  <w:right w:val="single" w:color="auto" w:sz="4" w:space="0"/>
+                  <w:top w:val="single" w:sz="4" w:space="0" w:color="auto"/>
+                  <w:left w:val="single" w:sz="4" w:space="0" w:color="auto"/>
+                  <w:bottom w:val="single" w:sz="4" w:space="0" w:color="auto"/>
+                  <w:right w:val="single" w:sz="4" w:space="0" w:color="auto"/>
                 </w:tcBorders>
-                <w:tcMar/>
               </w:tcPr>
               <w:p>
                 <w:pPr>
                   <w:spacing w:after="120"/>
                 </w:pPr>
                 <w:r>
-                  <w:rPr/>
-                  <w:t xml:space="preserve">2</w:t>
+                  <w:t>2</w:t>
                 </w:r>
               </w:p>
             </w:tc>
           </w:sdtContent>
-          <w:sdtEndPr>
-            <w:rPr>
-              <w:rFonts w:ascii="Calibri" w:hAnsi="Calibri" w:cs="Calibri"/>
-              <w:sz w:val="20"/>
-              <w:szCs w:val="20"/>
-            </w:rPr>
-          </w:sdtEndPr>
         </w:sdt>
         <w:sdt>
           <w:sdtPr>
@@ -4474,31 +4314,22 @@
               <w:tcPr>
                 <w:tcW w:w="888" w:type="dxa"/>
                 <w:tcBorders>
-                  <w:top w:val="single" w:color="auto" w:sz="4" w:space="0"/>
-                  <w:left w:val="single" w:color="auto" w:sz="4" w:space="0"/>
-                  <w:bottom w:val="single" w:color="auto" w:sz="4" w:space="0"/>
-                  <w:right w:val="single" w:color="auto" w:sz="4" w:space="0"/>
+                  <w:top w:val="single" w:sz="4" w:space="0" w:color="auto"/>
+                  <w:left w:val="single" w:sz="4" w:space="0" w:color="auto"/>
+                  <w:bottom w:val="single" w:sz="4" w:space="0" w:color="auto"/>
+                  <w:right w:val="single" w:sz="4" w:space="0" w:color="auto"/>
                 </w:tcBorders>
-                <w:tcMar/>
               </w:tcPr>
               <w:p>
                 <w:pPr>
                   <w:spacing w:after="120"/>
                 </w:pPr>
                 <w:r>
-                  <w:rPr/>
-                  <w:t xml:space="preserve">1</w:t>
+                  <w:t>1</w:t>
                 </w:r>
               </w:p>
             </w:tc>
           </w:sdtContent>
-          <w:sdtEndPr>
-            <w:rPr>
-              <w:rFonts w:ascii="Calibri" w:hAnsi="Calibri" w:cs="Calibri"/>
-              <w:sz w:val="20"/>
-              <w:szCs w:val="20"/>
-            </w:rPr>
-          </w:sdtEndPr>
         </w:sdt>
         <w:sdt>
           <w:sdtPr>
@@ -4537,43 +4368,34 @@
               <w:tcPr>
                 <w:tcW w:w="888" w:type="dxa"/>
                 <w:tcBorders>
-                  <w:top w:val="single" w:color="auto" w:sz="4" w:space="0"/>
-                  <w:left w:val="single" w:color="auto" w:sz="4" w:space="0"/>
-                  <w:bottom w:val="single" w:color="auto" w:sz="4" w:space="0"/>
-                  <w:right w:val="single" w:color="auto" w:sz="4" w:space="0"/>
+                  <w:top w:val="single" w:sz="4" w:space="0" w:color="auto"/>
+                  <w:left w:val="single" w:sz="4" w:space="0" w:color="auto"/>
+                  <w:bottom w:val="single" w:sz="4" w:space="0" w:color="auto"/>
+                  <w:right w:val="single" w:sz="4" w:space="0" w:color="auto"/>
                 </w:tcBorders>
-                <w:tcMar/>
               </w:tcPr>
               <w:p>
                 <w:pPr>
                   <w:spacing w:after="120"/>
                 </w:pPr>
                 <w:r>
-                  <w:rPr/>
-                  <w:t xml:space="preserve">2</w:t>
+                  <w:t>2</w:t>
                 </w:r>
               </w:p>
             </w:tc>
           </w:sdtContent>
-          <w:sdtEndPr>
-            <w:rPr>
-              <w:rFonts w:ascii="Calibri" w:hAnsi="Calibri" w:cs="Calibri"/>
-              <w:sz w:val="20"/>
-              <w:szCs w:val="20"/>
-            </w:rPr>
-          </w:sdtEndPr>
         </w:sdt>
       </w:tr>
       <w:tr>
         <w:tblPrEx>
           <w:jc w:val="left"/>
           <w:tblBorders>
-            <w:top w:val="single" w:color="auto" w:sz="4" w:space="0"/>
-            <w:left w:val="single" w:color="auto" w:sz="4" w:space="0"/>
-            <w:bottom w:val="single" w:color="auto" w:sz="4" w:space="0"/>
-            <w:right w:val="single" w:color="auto" w:sz="4" w:space="0"/>
-            <w:insideH w:val="single" w:color="auto" w:sz="4" w:space="0"/>
-            <w:insideV w:val="single" w:color="auto" w:sz="4" w:space="0"/>
+            <w:top w:val="single" w:sz="4" w:space="0" w:color="auto"/>
+            <w:left w:val="single" w:sz="4" w:space="0" w:color="auto"/>
+            <w:bottom w:val="single" w:sz="4" w:space="0" w:color="auto"/>
+            <w:right w:val="single" w:sz="4" w:space="0" w:color="auto"/>
+            <w:insideH w:val="single" w:sz="4" w:space="0" w:color="auto"/>
+            <w:insideV w:val="single" w:sz="4" w:space="0" w:color="auto"/>
           </w:tblBorders>
         </w:tblPrEx>
         <w:trPr>
@@ -4583,20 +4405,18 @@
           <w:tcPr>
             <w:tcW w:w="2130" w:type="dxa"/>
             <w:tcBorders>
-              <w:top w:val="single" w:color="auto" w:sz="4" w:space="0"/>
-              <w:left w:val="single" w:color="auto" w:sz="4" w:space="0"/>
-              <w:bottom w:val="single" w:color="auto" w:sz="4" w:space="0"/>
-              <w:right w:val="single" w:color="auto" w:sz="4" w:space="0"/>
-            </w:tcBorders>
-            <w:tcMar/>
+              <w:top w:val="single" w:sz="4" w:space="0" w:color="auto"/>
+              <w:left w:val="single" w:sz="4" w:space="0" w:color="auto"/>
+              <w:bottom w:val="single" w:sz="4" w:space="0" w:color="auto"/>
+              <w:right w:val="single" w:sz="4" w:space="0" w:color="auto"/>
+            </w:tcBorders>
           </w:tcPr>
           <w:p>
             <w:pPr>
               <w:spacing w:after="120"/>
             </w:pPr>
             <w:r>
-              <w:rPr/>
-              <w:t xml:space="preserve">Re-identification of a participant by inference from recorded metadata</w:t>
+              <w:t>Re-identification of a participant by inference from recorded metadata</w:t>
             </w:r>
           </w:p>
         </w:tc>
@@ -4604,20 +4424,51 @@
           <w:tcPr>
             <w:tcW w:w="2066" w:type="dxa"/>
             <w:tcBorders>
-              <w:top w:val="single" w:color="auto" w:sz="4" w:space="0"/>
-              <w:left w:val="single" w:color="auto" w:sz="4" w:space="0"/>
-              <w:bottom w:val="single" w:color="auto" w:sz="4" w:space="0"/>
-              <w:right w:val="single" w:color="auto" w:sz="4" w:space="0"/>
-            </w:tcBorders>
-            <w:tcMar/>
+              <w:top w:val="single" w:sz="4" w:space="0" w:color="auto"/>
+              <w:left w:val="single" w:sz="4" w:space="0" w:color="auto"/>
+              <w:bottom w:val="single" w:sz="4" w:space="0" w:color="auto"/>
+              <w:right w:val="single" w:sz="4" w:space="0" w:color="auto"/>
+            </w:tcBorders>
           </w:tcPr>
           <w:p>
             <w:pPr>
               <w:spacing w:after="120"/>
             </w:pPr>
             <w:r>
-              <w:rPr/>
-              <w:t xml:space="preserve">Participants, through loss of anonymity. No identifying data is collected, but the application records time spent per image, display settings, interface language and timestamps. In a small pool, an unusual combination — for example a session conducted overnight in German — could in principle be attributed by someone who knew who had been invited.</w:t>
+              <w:t xml:space="preserve">Participants, through loss of anonymity. No identifying data is collected, but the application records time spent per image, display settings, interface language and timestamps. In a small pool, an unusual </w:t>
+            </w:r>
+            <w:proofErr w:type="gramStart"/>
+            <w:r>
+              <w:t xml:space="preserve">combination; </w:t>
+            </w:r>
+            <w:r>
+              <w:t xml:space="preserve"> for</w:t>
+            </w:r>
+            <w:proofErr w:type="gramEnd"/>
+            <w:r>
+              <w:t xml:space="preserve"> </w:t>
+            </w:r>
+            <w:proofErr w:type="gramStart"/>
+            <w:r>
+              <w:t>example</w:t>
+            </w:r>
+            <w:proofErr w:type="gramEnd"/>
+            <w:r>
+              <w:t xml:space="preserve"> a session conducted overnight in </w:t>
+            </w:r>
+            <w:proofErr w:type="gramStart"/>
+            <w:r>
+              <w:t>German</w:t>
+            </w:r>
+            <w:r>
+              <w:t xml:space="preserve">; </w:t>
+            </w:r>
+            <w:r>
+              <w:t xml:space="preserve"> could</w:t>
+            </w:r>
+            <w:proofErr w:type="gramEnd"/>
+            <w:r>
+              <w:t xml:space="preserve"> in principle be attributed by someone who knew who had been invited.</w:t>
             </w:r>
           </w:p>
         </w:tc>
@@ -4625,20 +4476,18 @@
           <w:tcPr>
             <w:tcW w:w="3084" w:type="dxa"/>
             <w:tcBorders>
-              <w:top w:val="single" w:color="auto" w:sz="4" w:space="0"/>
-              <w:left w:val="single" w:color="auto" w:sz="4" w:space="0"/>
-              <w:bottom w:val="single" w:color="auto" w:sz="4" w:space="0"/>
-              <w:right w:val="single" w:color="auto" w:sz="4" w:space="0"/>
-            </w:tcBorders>
-            <w:tcMar/>
+              <w:top w:val="single" w:sz="4" w:space="0" w:color="auto"/>
+              <w:left w:val="single" w:sz="4" w:space="0" w:color="auto"/>
+              <w:bottom w:val="single" w:sz="4" w:space="0" w:color="auto"/>
+              <w:right w:val="single" w:sz="4" w:space="0" w:color="auto"/>
+            </w:tcBorders>
           </w:tcPr>
           <w:p>
             <w:pPr>
               <w:spacing w:after="120"/>
             </w:pPr>
             <w:r>
-              <w:rPr/>
-              <w:t xml:space="preserve">No name, email address or other identifier is collected at any point. The application issues a randomly generated code held only by the participant, and no code-to-identity record exists anywhere. Per-participant metadata will not be reported or published at that granularity, and timestamps will be coarsened before any dataset is shared. Recruitment is by open invitation rather than a fixed, knowable list.</w:t>
+              <w:t>No name, email address or other identifier is collected at any point. The application issues a randomly generated code held only by the participant, and no code-to-identity record exists anywhere. Per-participant metadata will not be reported or published at that granularity, and timestamps will be coarsened before any dataset is shared. Recruitment is by open invitation rather than a fixed, knowable list.</w:t>
             </w:r>
           </w:p>
         </w:tc>
@@ -4646,20 +4495,18 @@
           <w:tcPr>
             <w:tcW w:w="888" w:type="dxa"/>
             <w:tcBorders>
-              <w:top w:val="single" w:color="auto" w:sz="4" w:space="0"/>
-              <w:left w:val="single" w:color="auto" w:sz="4" w:space="0"/>
-              <w:bottom w:val="single" w:color="auto" w:sz="4" w:space="0"/>
-              <w:right w:val="single" w:color="auto" w:sz="4" w:space="0"/>
-            </w:tcBorders>
-            <w:tcMar/>
+              <w:top w:val="single" w:sz="4" w:space="0" w:color="auto"/>
+              <w:left w:val="single" w:sz="4" w:space="0" w:color="auto"/>
+              <w:bottom w:val="single" w:sz="4" w:space="0" w:color="auto"/>
+              <w:right w:val="single" w:sz="4" w:space="0" w:color="auto"/>
+            </w:tcBorders>
           </w:tcPr>
           <w:p>
             <w:pPr>
               <w:spacing w:after="120"/>
             </w:pPr>
             <w:r>
-              <w:rPr/>
-              <w:t xml:space="preserve">2</w:t>
+              <w:t>2</w:t>
             </w:r>
           </w:p>
         </w:tc>
@@ -4667,20 +4514,18 @@
           <w:tcPr>
             <w:tcW w:w="888" w:type="dxa"/>
             <w:tcBorders>
-              <w:top w:val="single" w:color="auto" w:sz="4" w:space="0"/>
-              <w:left w:val="single" w:color="auto" w:sz="4" w:space="0"/>
-              <w:bottom w:val="single" w:color="auto" w:sz="4" w:space="0"/>
-              <w:right w:val="single" w:color="auto" w:sz="4" w:space="0"/>
-            </w:tcBorders>
-            <w:tcMar/>
+              <w:top w:val="single" w:sz="4" w:space="0" w:color="auto"/>
+              <w:left w:val="single" w:sz="4" w:space="0" w:color="auto"/>
+              <w:bottom w:val="single" w:sz="4" w:space="0" w:color="auto"/>
+              <w:right w:val="single" w:sz="4" w:space="0" w:color="auto"/>
+            </w:tcBorders>
           </w:tcPr>
           <w:p>
             <w:pPr>
               <w:spacing w:after="120"/>
             </w:pPr>
             <w:r>
-              <w:rPr/>
-              <w:t xml:space="preserve">2</w:t>
+              <w:t>2</w:t>
             </w:r>
           </w:p>
         </w:tc>
@@ -4688,20 +4533,18 @@
           <w:tcPr>
             <w:tcW w:w="888" w:type="dxa"/>
             <w:tcBorders>
-              <w:top w:val="single" w:color="auto" w:sz="4" w:space="0"/>
-              <w:left w:val="single" w:color="auto" w:sz="4" w:space="0"/>
-              <w:bottom w:val="single" w:color="auto" w:sz="4" w:space="0"/>
-              <w:right w:val="single" w:color="auto" w:sz="4" w:space="0"/>
-            </w:tcBorders>
-            <w:tcMar/>
+              <w:top w:val="single" w:sz="4" w:space="0" w:color="auto"/>
+              <w:left w:val="single" w:sz="4" w:space="0" w:color="auto"/>
+              <w:bottom w:val="single" w:sz="4" w:space="0" w:color="auto"/>
+              <w:right w:val="single" w:sz="4" w:space="0" w:color="auto"/>
+            </w:tcBorders>
           </w:tcPr>
           <w:p>
             <w:pPr>
               <w:spacing w:after="120"/>
             </w:pPr>
             <w:r>
-              <w:rPr/>
-              <w:t xml:space="preserve">4</w:t>
+              <w:t>4</w:t>
             </w:r>
           </w:p>
         </w:tc>
@@ -4709,20 +4552,18 @@
           <w:tcPr>
             <w:tcW w:w="3263" w:type="dxa"/>
             <w:tcBorders>
-              <w:top w:val="single" w:color="auto" w:sz="4" w:space="0"/>
-              <w:left w:val="single" w:color="auto" w:sz="4" w:space="0"/>
-              <w:bottom w:val="single" w:color="auto" w:sz="4" w:space="0"/>
-              <w:right w:val="single" w:color="auto" w:sz="4" w:space="0"/>
-            </w:tcBorders>
-            <w:tcMar/>
+              <w:top w:val="single" w:sz="4" w:space="0" w:color="auto"/>
+              <w:left w:val="single" w:sz="4" w:space="0" w:color="auto"/>
+              <w:bottom w:val="single" w:sz="4" w:space="0" w:color="auto"/>
+              <w:right w:val="single" w:sz="4" w:space="0" w:color="auto"/>
+            </w:tcBorders>
           </w:tcPr>
           <w:p>
             <w:pPr>
               <w:spacing w:after="120"/>
             </w:pPr>
             <w:r>
-              <w:rPr/>
-              <w:t xml:space="preserve">Confirm at deposit that the published dataset carries no per-participant timing and no timestamp finer than daily resolution.</w:t>
+              <w:t>Confirm at deposit that the published dataset carries no per-participant timing and no timestamp finer than daily resolution.</w:t>
             </w:r>
           </w:p>
         </w:tc>
@@ -4730,20 +4571,18 @@
           <w:tcPr>
             <w:tcW w:w="888" w:type="dxa"/>
             <w:tcBorders>
-              <w:top w:val="single" w:color="auto" w:sz="4" w:space="0"/>
-              <w:left w:val="single" w:color="auto" w:sz="4" w:space="0"/>
-              <w:bottom w:val="single" w:color="auto" w:sz="4" w:space="0"/>
-              <w:right w:val="single" w:color="auto" w:sz="4" w:space="0"/>
-            </w:tcBorders>
-            <w:tcMar/>
+              <w:top w:val="single" w:sz="4" w:space="0" w:color="auto"/>
+              <w:left w:val="single" w:sz="4" w:space="0" w:color="auto"/>
+              <w:bottom w:val="single" w:sz="4" w:space="0" w:color="auto"/>
+              <w:right w:val="single" w:sz="4" w:space="0" w:color="auto"/>
+            </w:tcBorders>
           </w:tcPr>
           <w:p>
             <w:pPr>
               <w:spacing w:after="120"/>
             </w:pPr>
             <w:r>
-              <w:rPr/>
-              <w:t xml:space="preserve">1</w:t>
+              <w:t>1</w:t>
             </w:r>
           </w:p>
         </w:tc>
@@ -4751,20 +4590,18 @@
           <w:tcPr>
             <w:tcW w:w="888" w:type="dxa"/>
             <w:tcBorders>
-              <w:top w:val="single" w:color="auto" w:sz="4" w:space="0"/>
-              <w:left w:val="single" w:color="auto" w:sz="4" w:space="0"/>
-              <w:bottom w:val="single" w:color="auto" w:sz="4" w:space="0"/>
-              <w:right w:val="single" w:color="auto" w:sz="4" w:space="0"/>
-            </w:tcBorders>
-            <w:tcMar/>
+              <w:top w:val="single" w:sz="4" w:space="0" w:color="auto"/>
+              <w:left w:val="single" w:sz="4" w:space="0" w:color="auto"/>
+              <w:bottom w:val="single" w:sz="4" w:space="0" w:color="auto"/>
+              <w:right w:val="single" w:sz="4" w:space="0" w:color="auto"/>
+            </w:tcBorders>
           </w:tcPr>
           <w:p>
             <w:pPr>
               <w:spacing w:after="120"/>
             </w:pPr>
             <w:r>
-              <w:rPr/>
-              <w:t xml:space="preserve">2</w:t>
+              <w:t>2</w:t>
             </w:r>
           </w:p>
         </w:tc>
@@ -4772,20 +4609,18 @@
           <w:tcPr>
             <w:tcW w:w="888" w:type="dxa"/>
             <w:tcBorders>
-              <w:top w:val="single" w:color="auto" w:sz="4" w:space="0"/>
-              <w:left w:val="single" w:color="auto" w:sz="4" w:space="0"/>
-              <w:bottom w:val="single" w:color="auto" w:sz="4" w:space="0"/>
-              <w:right w:val="single" w:color="auto" w:sz="4" w:space="0"/>
-            </w:tcBorders>
-            <w:tcMar/>
+              <w:top w:val="single" w:sz="4" w:space="0" w:color="auto"/>
+              <w:left w:val="single" w:sz="4" w:space="0" w:color="auto"/>
+              <w:bottom w:val="single" w:sz="4" w:space="0" w:color="auto"/>
+              <w:right w:val="single" w:sz="4" w:space="0" w:color="auto"/>
+            </w:tcBorders>
           </w:tcPr>
           <w:p>
             <w:pPr>
               <w:spacing w:after="120"/>
             </w:pPr>
             <w:r>
-              <w:rPr/>
-              <w:t xml:space="preserve">2</w:t>
+              <w:t>2</w:t>
             </w:r>
           </w:p>
         </w:tc>
@@ -4794,12 +4629,12 @@
         <w:tblPrEx>
           <w:jc w:val="left"/>
           <w:tblBorders>
-            <w:top w:val="single" w:color="auto" w:sz="4" w:space="0"/>
-            <w:left w:val="single" w:color="auto" w:sz="4" w:space="0"/>
-            <w:bottom w:val="single" w:color="auto" w:sz="4" w:space="0"/>
-            <w:right w:val="single" w:color="auto" w:sz="4" w:space="0"/>
-            <w:insideH w:val="single" w:color="auto" w:sz="4" w:space="0"/>
-            <w:insideV w:val="single" w:color="auto" w:sz="4" w:space="0"/>
+            <w:top w:val="single" w:sz="4" w:space="0" w:color="auto"/>
+            <w:left w:val="single" w:sz="4" w:space="0" w:color="auto"/>
+            <w:bottom w:val="single" w:sz="4" w:space="0" w:color="auto"/>
+            <w:right w:val="single" w:sz="4" w:space="0" w:color="auto"/>
+            <w:insideH w:val="single" w:sz="4" w:space="0" w:color="auto"/>
+            <w:insideV w:val="single" w:sz="4" w:space="0" w:color="auto"/>
           </w:tblBorders>
         </w:tblPrEx>
         <w:trPr>
@@ -4809,20 +4644,19 @@
           <w:tcPr>
             <w:tcW w:w="2130" w:type="dxa"/>
             <w:tcBorders>
-              <w:top w:val="single" w:color="auto" w:sz="4" w:space="0"/>
-              <w:left w:val="single" w:color="auto" w:sz="4" w:space="0"/>
-              <w:bottom w:val="single" w:color="auto" w:sz="4" w:space="0"/>
-              <w:right w:val="single" w:color="auto" w:sz="4" w:space="0"/>
-            </w:tcBorders>
-            <w:tcMar/>
+              <w:top w:val="single" w:sz="4" w:space="0" w:color="auto"/>
+              <w:left w:val="single" w:sz="4" w:space="0" w:color="auto"/>
+              <w:bottom w:val="single" w:sz="4" w:space="0" w:color="auto"/>
+              <w:right w:val="single" w:sz="4" w:space="0" w:color="auto"/>
+            </w:tcBorders>
           </w:tcPr>
           <w:p>
             <w:pPr>
               <w:spacing w:after="120"/>
             </w:pPr>
             <w:r>
-              <w:rPr/>
-              <w:t xml:space="preserve">Participant loses their code and cannot withdraw their data</w:t>
+              <w:lastRenderedPageBreak/>
+              <w:t>Participant loses their code and cannot withdraw their data</w:t>
             </w:r>
           </w:p>
         </w:tc>
@@ -4830,20 +4664,18 @@
           <w:tcPr>
             <w:tcW w:w="2066" w:type="dxa"/>
             <w:tcBorders>
-              <w:top w:val="single" w:color="auto" w:sz="4" w:space="0"/>
-              <w:left w:val="single" w:color="auto" w:sz="4" w:space="0"/>
-              <w:bottom w:val="single" w:color="auto" w:sz="4" w:space="0"/>
-              <w:right w:val="single" w:color="auto" w:sz="4" w:space="0"/>
-            </w:tcBorders>
-            <w:tcMar/>
+              <w:top w:val="single" w:sz="4" w:space="0" w:color="auto"/>
+              <w:left w:val="single" w:sz="4" w:space="0" w:color="auto"/>
+              <w:bottom w:val="single" w:sz="4" w:space="0" w:color="auto"/>
+              <w:right w:val="single" w:sz="4" w:space="0" w:color="auto"/>
+            </w:tcBorders>
           </w:tcPr>
           <w:p>
             <w:pPr>
               <w:spacing w:after="120"/>
             </w:pPr>
             <w:r>
-              <w:rPr/>
-              <w:t xml:space="preserve">Participants, through loss of control over their data. Withdrawal depends entirely on the participant quoting their code, because no link between code and person exists.</w:t>
+              <w:t>Participants, through loss of control over their data. Withdrawal depends entirely on the participant quoting their code, because no link between code and person exists.</w:t>
             </w:r>
           </w:p>
         </w:tc>
@@ -4851,20 +4683,18 @@
           <w:tcPr>
             <w:tcW w:w="3084" w:type="dxa"/>
             <w:tcBorders>
-              <w:top w:val="single" w:color="auto" w:sz="4" w:space="0"/>
-              <w:left w:val="single" w:color="auto" w:sz="4" w:space="0"/>
-              <w:bottom w:val="single" w:color="auto" w:sz="4" w:space="0"/>
-              <w:right w:val="single" w:color="auto" w:sz="4" w:space="0"/>
-            </w:tcBorders>
-            <w:tcMar/>
+              <w:top w:val="single" w:sz="4" w:space="0" w:color="auto"/>
+              <w:left w:val="single" w:sz="4" w:space="0" w:color="auto"/>
+              <w:bottom w:val="single" w:sz="4" w:space="0" w:color="auto"/>
+              <w:right w:val="single" w:sz="4" w:space="0" w:color="auto"/>
+            </w:tcBorders>
           </w:tcPr>
           <w:p>
             <w:pPr>
               <w:spacing w:after="120"/>
             </w:pPr>
             <w:r>
-              <w:rPr/>
-              <w:t xml:space="preserve">The code is displayed prominently at the start; the task cannot begin until the participant confirms they have recorded it; generating a new code clears that confirmation so it cannot be bypassed accidentally; and the code is shown again on the final screen. The consequence of losing it is stated explicitly in both the Participant Information Sheet and the consent confirmation, before any data is collected.</w:t>
+              <w:t>The code is displayed prominently at the start; the task cannot begin until the participant confirms they have recorded it; generating a new code clears that confirmation so it cannot be bypassed accidentally; and the code is shown again on the final screen. The consequence of losing it is stated explicitly in both the Participant Information Sheet and the consent confirmation, before any data is collected.</w:t>
             </w:r>
           </w:p>
         </w:tc>
@@ -4872,20 +4702,18 @@
           <w:tcPr>
             <w:tcW w:w="888" w:type="dxa"/>
             <w:tcBorders>
-              <w:top w:val="single" w:color="auto" w:sz="4" w:space="0"/>
-              <w:left w:val="single" w:color="auto" w:sz="4" w:space="0"/>
-              <w:bottom w:val="single" w:color="auto" w:sz="4" w:space="0"/>
-              <w:right w:val="single" w:color="auto" w:sz="4" w:space="0"/>
-            </w:tcBorders>
-            <w:tcMar/>
+              <w:top w:val="single" w:sz="4" w:space="0" w:color="auto"/>
+              <w:left w:val="single" w:sz="4" w:space="0" w:color="auto"/>
+              <w:bottom w:val="single" w:sz="4" w:space="0" w:color="auto"/>
+              <w:right w:val="single" w:sz="4" w:space="0" w:color="auto"/>
+            </w:tcBorders>
           </w:tcPr>
           <w:p>
             <w:pPr>
               <w:spacing w:after="120"/>
             </w:pPr>
             <w:r>
-              <w:rPr/>
-              <w:t xml:space="preserve">3</w:t>
+              <w:t>3</w:t>
             </w:r>
           </w:p>
         </w:tc>
@@ -4893,20 +4721,18 @@
           <w:tcPr>
             <w:tcW w:w="888" w:type="dxa"/>
             <w:tcBorders>
-              <w:top w:val="single" w:color="auto" w:sz="4" w:space="0"/>
-              <w:left w:val="single" w:color="auto" w:sz="4" w:space="0"/>
-              <w:bottom w:val="single" w:color="auto" w:sz="4" w:space="0"/>
-              <w:right w:val="single" w:color="auto" w:sz="4" w:space="0"/>
-            </w:tcBorders>
-            <w:tcMar/>
+              <w:top w:val="single" w:sz="4" w:space="0" w:color="auto"/>
+              <w:left w:val="single" w:sz="4" w:space="0" w:color="auto"/>
+              <w:bottom w:val="single" w:sz="4" w:space="0" w:color="auto"/>
+              <w:right w:val="single" w:sz="4" w:space="0" w:color="auto"/>
+            </w:tcBorders>
           </w:tcPr>
           <w:p>
             <w:pPr>
               <w:spacing w:after="120"/>
             </w:pPr>
             <w:r>
-              <w:rPr/>
-              <w:t xml:space="preserve">1</w:t>
+              <w:t>1</w:t>
             </w:r>
           </w:p>
         </w:tc>
@@ -4914,20 +4740,18 @@
           <w:tcPr>
             <w:tcW w:w="888" w:type="dxa"/>
             <w:tcBorders>
-              <w:top w:val="single" w:color="auto" w:sz="4" w:space="0"/>
-              <w:left w:val="single" w:color="auto" w:sz="4" w:space="0"/>
-              <w:bottom w:val="single" w:color="auto" w:sz="4" w:space="0"/>
-              <w:right w:val="single" w:color="auto" w:sz="4" w:space="0"/>
-            </w:tcBorders>
-            <w:tcMar/>
+              <w:top w:val="single" w:sz="4" w:space="0" w:color="auto"/>
+              <w:left w:val="single" w:sz="4" w:space="0" w:color="auto"/>
+              <w:bottom w:val="single" w:sz="4" w:space="0" w:color="auto"/>
+              <w:right w:val="single" w:sz="4" w:space="0" w:color="auto"/>
+            </w:tcBorders>
           </w:tcPr>
           <w:p>
             <w:pPr>
               <w:spacing w:after="120"/>
             </w:pPr>
             <w:r>
-              <w:rPr/>
-              <w:t xml:space="preserve">3</w:t>
+              <w:t>3</w:t>
             </w:r>
           </w:p>
         </w:tc>
@@ -4935,20 +4759,33 @@
           <w:tcPr>
             <w:tcW w:w="3263" w:type="dxa"/>
             <w:tcBorders>
-              <w:top w:val="single" w:color="auto" w:sz="4" w:space="0"/>
-              <w:left w:val="single" w:color="auto" w:sz="4" w:space="0"/>
-              <w:bottom w:val="single" w:color="auto" w:sz="4" w:space="0"/>
-              <w:right w:val="single" w:color="auto" w:sz="4" w:space="0"/>
-            </w:tcBorders>
-            <w:tcMar/>
+              <w:top w:val="single" w:sz="4" w:space="0" w:color="auto"/>
+              <w:left w:val="single" w:sz="4" w:space="0" w:color="auto"/>
+              <w:bottom w:val="single" w:sz="4" w:space="0" w:color="auto"/>
+              <w:right w:val="single" w:sz="4" w:space="0" w:color="auto"/>
+            </w:tcBorders>
           </w:tcPr>
           <w:p>
             <w:pPr>
               <w:spacing w:after="120"/>
             </w:pPr>
             <w:r>
-              <w:rPr/>
-              <w:t xml:space="preserve">None. This is an inherent and disclosed consequence of anonymity; the alternative — holding a name-to-code key — would be a greater intrusion. Accept.</w:t>
+              <w:t xml:space="preserve">None. This is an inherent and disclosed consequence of anonymity; the </w:t>
+            </w:r>
+            <w:r>
+              <w:t>alternative;</w:t>
+            </w:r>
+            <w:r>
+              <w:t xml:space="preserve"> </w:t>
+            </w:r>
+            <w:r>
+              <w:t xml:space="preserve"> holding a name-to-code key</w:t>
+            </w:r>
+            <w:r>
+              <w:t xml:space="preserve">; </w:t>
+            </w:r>
+            <w:r>
+              <w:t xml:space="preserve"> would be a greater intrusion. Accept.</w:t>
             </w:r>
           </w:p>
         </w:tc>
@@ -4956,20 +4793,18 @@
           <w:tcPr>
             <w:tcW w:w="888" w:type="dxa"/>
             <w:tcBorders>
-              <w:top w:val="single" w:color="auto" w:sz="4" w:space="0"/>
-              <w:left w:val="single" w:color="auto" w:sz="4" w:space="0"/>
-              <w:bottom w:val="single" w:color="auto" w:sz="4" w:space="0"/>
-              <w:right w:val="single" w:color="auto" w:sz="4" w:space="0"/>
-            </w:tcBorders>
-            <w:tcMar/>
+              <w:top w:val="single" w:sz="4" w:space="0" w:color="auto"/>
+              <w:left w:val="single" w:sz="4" w:space="0" w:color="auto"/>
+              <w:bottom w:val="single" w:sz="4" w:space="0" w:color="auto"/>
+              <w:right w:val="single" w:sz="4" w:space="0" w:color="auto"/>
+            </w:tcBorders>
           </w:tcPr>
           <w:p>
             <w:pPr>
               <w:spacing w:after="120"/>
             </w:pPr>
             <w:r>
-              <w:rPr/>
-              <w:t xml:space="preserve">3</w:t>
+              <w:t>3</w:t>
             </w:r>
           </w:p>
         </w:tc>
@@ -4977,20 +4812,18 @@
           <w:tcPr>
             <w:tcW w:w="888" w:type="dxa"/>
             <w:tcBorders>
-              <w:top w:val="single" w:color="auto" w:sz="4" w:space="0"/>
-              <w:left w:val="single" w:color="auto" w:sz="4" w:space="0"/>
-              <w:bottom w:val="single" w:color="auto" w:sz="4" w:space="0"/>
-              <w:right w:val="single" w:color="auto" w:sz="4" w:space="0"/>
-            </w:tcBorders>
-            <w:tcMar/>
+              <w:top w:val="single" w:sz="4" w:space="0" w:color="auto"/>
+              <w:left w:val="single" w:sz="4" w:space="0" w:color="auto"/>
+              <w:bottom w:val="single" w:sz="4" w:space="0" w:color="auto"/>
+              <w:right w:val="single" w:sz="4" w:space="0" w:color="auto"/>
+            </w:tcBorders>
           </w:tcPr>
           <w:p>
             <w:pPr>
               <w:spacing w:after="120"/>
             </w:pPr>
             <w:r>
-              <w:rPr/>
-              <w:t xml:space="preserve">1</w:t>
+              <w:t>1</w:t>
             </w:r>
           </w:p>
         </w:tc>
@@ -4998,20 +4831,18 @@
           <w:tcPr>
             <w:tcW w:w="888" w:type="dxa"/>
             <w:tcBorders>
-              <w:top w:val="single" w:color="auto" w:sz="4" w:space="0"/>
-              <w:left w:val="single" w:color="auto" w:sz="4" w:space="0"/>
-              <w:bottom w:val="single" w:color="auto" w:sz="4" w:space="0"/>
-              <w:right w:val="single" w:color="auto" w:sz="4" w:space="0"/>
-            </w:tcBorders>
-            <w:tcMar/>
+              <w:top w:val="single" w:sz="4" w:space="0" w:color="auto"/>
+              <w:left w:val="single" w:sz="4" w:space="0" w:color="auto"/>
+              <w:bottom w:val="single" w:sz="4" w:space="0" w:color="auto"/>
+              <w:right w:val="single" w:sz="4" w:space="0" w:color="auto"/>
+            </w:tcBorders>
           </w:tcPr>
           <w:p>
             <w:pPr>
               <w:spacing w:after="120"/>
             </w:pPr>
             <w:r>
-              <w:rPr/>
-              <w:t xml:space="preserve">3</w:t>
+              <w:t>3</w:t>
             </w:r>
           </w:p>
         </w:tc>
@@ -5020,12 +4851,12 @@
         <w:tblPrEx>
           <w:jc w:val="left"/>
           <w:tblBorders>
-            <w:top w:val="single" w:color="auto" w:sz="4" w:space="0"/>
-            <w:left w:val="single" w:color="auto" w:sz="4" w:space="0"/>
-            <w:bottom w:val="single" w:color="auto" w:sz="4" w:space="0"/>
-            <w:right w:val="single" w:color="auto" w:sz="4" w:space="0"/>
-            <w:insideH w:val="single" w:color="auto" w:sz="4" w:space="0"/>
-            <w:insideV w:val="single" w:color="auto" w:sz="4" w:space="0"/>
+            <w:top w:val="single" w:sz="4" w:space="0" w:color="auto"/>
+            <w:left w:val="single" w:sz="4" w:space="0" w:color="auto"/>
+            <w:bottom w:val="single" w:sz="4" w:space="0" w:color="auto"/>
+            <w:right w:val="single" w:sz="4" w:space="0" w:color="auto"/>
+            <w:insideH w:val="single" w:sz="4" w:space="0" w:color="auto"/>
+            <w:insideV w:val="single" w:sz="4" w:space="0" w:color="auto"/>
           </w:tblBorders>
         </w:tblPrEx>
         <w:trPr>
@@ -5035,20 +4866,18 @@
           <w:tcPr>
             <w:tcW w:w="2130" w:type="dxa"/>
             <w:tcBorders>
-              <w:top w:val="single" w:color="auto" w:sz="4" w:space="0"/>
-              <w:left w:val="single" w:color="auto" w:sz="4" w:space="0"/>
-              <w:bottom w:val="single" w:color="auto" w:sz="4" w:space="0"/>
-              <w:right w:val="single" w:color="auto" w:sz="4" w:space="0"/>
-            </w:tcBorders>
-            <w:tcMar/>
+              <w:top w:val="single" w:sz="4" w:space="0" w:color="auto"/>
+              <w:left w:val="single" w:sz="4" w:space="0" w:color="auto"/>
+              <w:bottom w:val="single" w:sz="4" w:space="0" w:color="auto"/>
+              <w:right w:val="single" w:sz="4" w:space="0" w:color="auto"/>
+            </w:tcBorders>
           </w:tcPr>
           <w:p>
             <w:pPr>
               <w:spacing w:after="120"/>
             </w:pPr>
             <w:r>
-              <w:rPr/>
-              <w:t xml:space="preserve">Loss of submitted data, wasting participant time</w:t>
+              <w:t>Loss of submitted data, wasting participant time</w:t>
             </w:r>
           </w:p>
         </w:tc>
@@ -5056,20 +4885,18 @@
           <w:tcPr>
             <w:tcW w:w="2066" w:type="dxa"/>
             <w:tcBorders>
-              <w:top w:val="single" w:color="auto" w:sz="4" w:space="0"/>
-              <w:left w:val="single" w:color="auto" w:sz="4" w:space="0"/>
-              <w:bottom w:val="single" w:color="auto" w:sz="4" w:space="0"/>
-              <w:right w:val="single" w:color="auto" w:sz="4" w:space="0"/>
-            </w:tcBorders>
-            <w:tcMar/>
+              <w:top w:val="single" w:sz="4" w:space="0" w:color="auto"/>
+              <w:left w:val="single" w:sz="4" w:space="0" w:color="auto"/>
+              <w:bottom w:val="single" w:sz="4" w:space="0" w:color="auto"/>
+              <w:right w:val="single" w:sz="4" w:space="0" w:color="auto"/>
+            </w:tcBorders>
           </w:tcPr>
           <w:p>
             <w:pPr>
               <w:spacing w:after="120"/>
             </w:pPr>
             <w:r>
-              <w:rPr/>
-              <w:t xml:space="preserve">Participants, through their contribution being lost and their time wasted.</w:t>
+              <w:t>Participants, through their contribution being lost and their time wasted.</w:t>
             </w:r>
           </w:p>
         </w:tc>
@@ -5077,20 +4904,18 @@
           <w:tcPr>
             <w:tcW w:w="3084" w:type="dxa"/>
             <w:tcBorders>
-              <w:top w:val="single" w:color="auto" w:sz="4" w:space="0"/>
-              <w:left w:val="single" w:color="auto" w:sz="4" w:space="0"/>
-              <w:bottom w:val="single" w:color="auto" w:sz="4" w:space="0"/>
-              <w:right w:val="single" w:color="auto" w:sz="4" w:space="0"/>
-            </w:tcBorders>
-            <w:tcMar/>
+              <w:top w:val="single" w:sz="4" w:space="0" w:color="auto"/>
+              <w:left w:val="single" w:sz="4" w:space="0" w:color="auto"/>
+              <w:bottom w:val="single" w:sz="4" w:space="0" w:color="auto"/>
+              <w:right w:val="single" w:sz="4" w:space="0" w:color="auto"/>
+            </w:tcBorders>
           </w:tcPr>
           <w:p>
             <w:pPr>
               <w:spacing w:after="120"/>
             </w:pPr>
             <w:r>
-              <w:rPr/>
-              <w:t xml:space="preserve">Work saves continuously in the participant's own browser as they go, so an interruption loses nothing. On completion the participant downloads their results file and returns it to the researcher, and the application confirms on screen that the download has been produced. Received files are stored immediately in University OneDrive for Business, which is institutionally backed up.</w:t>
+              <w:t>Work saves continuously in the participant's own browser as they go, so an interruption loses nothing. On completion the participant downloads their results file and returns it to the researcher, and the application confirms on screen that the download has been produced. Received files are stored immediately in University OneDrive for Business, which is institutionally backed up.</w:t>
             </w:r>
           </w:p>
         </w:tc>
@@ -5098,20 +4923,18 @@
           <w:tcPr>
             <w:tcW w:w="888" w:type="dxa"/>
             <w:tcBorders>
-              <w:top w:val="single" w:color="auto" w:sz="4" w:space="0"/>
-              <w:left w:val="single" w:color="auto" w:sz="4" w:space="0"/>
-              <w:bottom w:val="single" w:color="auto" w:sz="4" w:space="0"/>
-              <w:right w:val="single" w:color="auto" w:sz="4" w:space="0"/>
-            </w:tcBorders>
-            <w:tcMar/>
+              <w:top w:val="single" w:sz="4" w:space="0" w:color="auto"/>
+              <w:left w:val="single" w:sz="4" w:space="0" w:color="auto"/>
+              <w:bottom w:val="single" w:sz="4" w:space="0" w:color="auto"/>
+              <w:right w:val="single" w:sz="4" w:space="0" w:color="auto"/>
+            </w:tcBorders>
           </w:tcPr>
           <w:p>
             <w:pPr>
               <w:spacing w:after="120"/>
             </w:pPr>
             <w:r>
-              <w:rPr/>
-              <w:t xml:space="preserve">2</w:t>
+              <w:t>2</w:t>
             </w:r>
           </w:p>
         </w:tc>
@@ -5119,20 +4942,18 @@
           <w:tcPr>
             <w:tcW w:w="888" w:type="dxa"/>
             <w:tcBorders>
-              <w:top w:val="single" w:color="auto" w:sz="4" w:space="0"/>
-              <w:left w:val="single" w:color="auto" w:sz="4" w:space="0"/>
-              <w:bottom w:val="single" w:color="auto" w:sz="4" w:space="0"/>
-              <w:right w:val="single" w:color="auto" w:sz="4" w:space="0"/>
-            </w:tcBorders>
-            <w:tcMar/>
+              <w:top w:val="single" w:sz="4" w:space="0" w:color="auto"/>
+              <w:left w:val="single" w:sz="4" w:space="0" w:color="auto"/>
+              <w:bottom w:val="single" w:sz="4" w:space="0" w:color="auto"/>
+              <w:right w:val="single" w:sz="4" w:space="0" w:color="auto"/>
+            </w:tcBorders>
           </w:tcPr>
           <w:p>
             <w:pPr>
               <w:spacing w:after="120"/>
             </w:pPr>
             <w:r>
-              <w:rPr/>
-              <w:t xml:space="preserve">2</w:t>
+              <w:t>2</w:t>
             </w:r>
           </w:p>
         </w:tc>
@@ -5140,20 +4961,18 @@
           <w:tcPr>
             <w:tcW w:w="888" w:type="dxa"/>
             <w:tcBorders>
-              <w:top w:val="single" w:color="auto" w:sz="4" w:space="0"/>
-              <w:left w:val="single" w:color="auto" w:sz="4" w:space="0"/>
-              <w:bottom w:val="single" w:color="auto" w:sz="4" w:space="0"/>
-              <w:right w:val="single" w:color="auto" w:sz="4" w:space="0"/>
-            </w:tcBorders>
-            <w:tcMar/>
+              <w:top w:val="single" w:sz="4" w:space="0" w:color="auto"/>
+              <w:left w:val="single" w:sz="4" w:space="0" w:color="auto"/>
+              <w:bottom w:val="single" w:sz="4" w:space="0" w:color="auto"/>
+              <w:right w:val="single" w:sz="4" w:space="0" w:color="auto"/>
+            </w:tcBorders>
           </w:tcPr>
           <w:p>
             <w:pPr>
               <w:spacing w:after="120"/>
             </w:pPr>
             <w:r>
-              <w:rPr/>
-              <w:t xml:space="preserve">4</w:t>
+              <w:t>4</w:t>
             </w:r>
           </w:p>
         </w:tc>
@@ -5161,20 +4980,18 @@
           <w:tcPr>
             <w:tcW w:w="3263" w:type="dxa"/>
             <w:tcBorders>
-              <w:top w:val="single" w:color="auto" w:sz="4" w:space="0"/>
-              <w:left w:val="single" w:color="auto" w:sz="4" w:space="0"/>
-              <w:bottom w:val="single" w:color="auto" w:sz="4" w:space="0"/>
-              <w:right w:val="single" w:color="auto" w:sz="4" w:space="0"/>
-            </w:tcBorders>
-            <w:tcMar/>
+              <w:top w:val="single" w:sz="4" w:space="0" w:color="auto"/>
+              <w:left w:val="single" w:sz="4" w:space="0" w:color="auto"/>
+              <w:bottom w:val="single" w:sz="4" w:space="0" w:color="auto"/>
+              <w:right w:val="single" w:sz="4" w:space="0" w:color="auto"/>
+            </w:tcBorders>
           </w:tcPr>
           <w:p>
             <w:pPr>
               <w:spacing w:after="120"/>
             </w:pPr>
             <w:r>
-              <w:rPr/>
-              <w:t xml:space="preserve">Acknowledge receipt of each returned file so a participant knows their contribution arrived.</w:t>
+              <w:t>Acknowledge receipt of each returned file so a participant knows their contribution arrived.</w:t>
             </w:r>
           </w:p>
         </w:tc>
@@ -5182,20 +4999,18 @@
           <w:tcPr>
             <w:tcW w:w="888" w:type="dxa"/>
             <w:tcBorders>
-              <w:top w:val="single" w:color="auto" w:sz="4" w:space="0"/>
-              <w:left w:val="single" w:color="auto" w:sz="4" w:space="0"/>
-              <w:bottom w:val="single" w:color="auto" w:sz="4" w:space="0"/>
-              <w:right w:val="single" w:color="auto" w:sz="4" w:space="0"/>
-            </w:tcBorders>
-            <w:tcMar/>
+              <w:top w:val="single" w:sz="4" w:space="0" w:color="auto"/>
+              <w:left w:val="single" w:sz="4" w:space="0" w:color="auto"/>
+              <w:bottom w:val="single" w:sz="4" w:space="0" w:color="auto"/>
+              <w:right w:val="single" w:sz="4" w:space="0" w:color="auto"/>
+            </w:tcBorders>
           </w:tcPr>
           <w:p>
             <w:pPr>
               <w:spacing w:after="120"/>
             </w:pPr>
             <w:r>
-              <w:rPr/>
-              <w:t xml:space="preserve">1</w:t>
+              <w:t>1</w:t>
             </w:r>
           </w:p>
         </w:tc>
@@ -5203,20 +5018,18 @@
           <w:tcPr>
             <w:tcW w:w="888" w:type="dxa"/>
             <w:tcBorders>
-              <w:top w:val="single" w:color="auto" w:sz="4" w:space="0"/>
-              <w:left w:val="single" w:color="auto" w:sz="4" w:space="0"/>
-              <w:bottom w:val="single" w:color="auto" w:sz="4" w:space="0"/>
-              <w:right w:val="single" w:color="auto" w:sz="4" w:space="0"/>
-            </w:tcBorders>
-            <w:tcMar/>
+              <w:top w:val="single" w:sz="4" w:space="0" w:color="auto"/>
+              <w:left w:val="single" w:sz="4" w:space="0" w:color="auto"/>
+              <w:bottom w:val="single" w:sz="4" w:space="0" w:color="auto"/>
+              <w:right w:val="single" w:sz="4" w:space="0" w:color="auto"/>
+            </w:tcBorders>
           </w:tcPr>
           <w:p>
             <w:pPr>
               <w:spacing w:after="120"/>
             </w:pPr>
             <w:r>
-              <w:rPr/>
-              <w:t xml:space="preserve">2</w:t>
+              <w:t>2</w:t>
             </w:r>
           </w:p>
         </w:tc>
@@ -5224,20 +5037,18 @@
           <w:tcPr>
             <w:tcW w:w="888" w:type="dxa"/>
             <w:tcBorders>
-              <w:top w:val="single" w:color="auto" w:sz="4" w:space="0"/>
-              <w:left w:val="single" w:color="auto" w:sz="4" w:space="0"/>
-              <w:bottom w:val="single" w:color="auto" w:sz="4" w:space="0"/>
-              <w:right w:val="single" w:color="auto" w:sz="4" w:space="0"/>
-            </w:tcBorders>
-            <w:tcMar/>
+              <w:top w:val="single" w:sz="4" w:space="0" w:color="auto"/>
+              <w:left w:val="single" w:sz="4" w:space="0" w:color="auto"/>
+              <w:bottom w:val="single" w:sz="4" w:space="0" w:color="auto"/>
+              <w:right w:val="single" w:sz="4" w:space="0" w:color="auto"/>
+            </w:tcBorders>
           </w:tcPr>
           <w:p>
             <w:pPr>
               <w:spacing w:after="120"/>
             </w:pPr>
             <w:r>
-              <w:rPr/>
-              <w:t xml:space="preserve">2</w:t>
+              <w:t>2</w:t>
             </w:r>
           </w:p>
         </w:tc>
@@ -5246,12 +5057,12 @@
         <w:tblPrEx>
           <w:jc w:val="left"/>
           <w:tblBorders>
-            <w:top w:val="single" w:color="auto" w:sz="4" w:space="0"/>
-            <w:left w:val="single" w:color="auto" w:sz="4" w:space="0"/>
-            <w:bottom w:val="single" w:color="auto" w:sz="4" w:space="0"/>
-            <w:right w:val="single" w:color="auto" w:sz="4" w:space="0"/>
-            <w:insideH w:val="single" w:color="auto" w:sz="4" w:space="0"/>
-            <w:insideV w:val="single" w:color="auto" w:sz="4" w:space="0"/>
+            <w:top w:val="single" w:sz="4" w:space="0" w:color="auto"/>
+            <w:left w:val="single" w:sz="4" w:space="0" w:color="auto"/>
+            <w:bottom w:val="single" w:sz="4" w:space="0" w:color="auto"/>
+            <w:right w:val="single" w:sz="4" w:space="0" w:color="auto"/>
+            <w:insideH w:val="single" w:sz="4" w:space="0" w:color="auto"/>
+            <w:insideV w:val="single" w:sz="4" w:space="0" w:color="auto"/>
           </w:tblBorders>
         </w:tblPrEx>
         <w:trPr>
@@ -5261,20 +5072,27 @@
           <w:tcPr>
             <w:tcW w:w="2130" w:type="dxa"/>
             <w:tcBorders>
-              <w:top w:val="single" w:color="auto" w:sz="4" w:space="0"/>
-              <w:left w:val="single" w:color="auto" w:sz="4" w:space="0"/>
-              <w:bottom w:val="single" w:color="auto" w:sz="4" w:space="0"/>
-              <w:right w:val="single" w:color="auto" w:sz="4" w:space="0"/>
-            </w:tcBorders>
-            <w:tcMar/>
+              <w:top w:val="single" w:sz="4" w:space="0" w:color="auto"/>
+              <w:left w:val="single" w:sz="4" w:space="0" w:color="auto"/>
+              <w:bottom w:val="single" w:sz="4" w:space="0" w:color="auto"/>
+              <w:right w:val="single" w:sz="4" w:space="0" w:color="auto"/>
+            </w:tcBorders>
           </w:tcPr>
           <w:p>
             <w:pPr>
               <w:spacing w:after="120"/>
             </w:pPr>
             <w:r>
-              <w:rPr/>
-              <w:t xml:space="preserve">Display screen equipment use by the research team</w:t>
+              <w:lastRenderedPageBreak/>
+              <w:t xml:space="preserve">Display screen equipment </w:t>
+            </w:r>
+            <w:proofErr w:type="gramStart"/>
+            <w:r>
+              <w:t>use</w:t>
+            </w:r>
+            <w:proofErr w:type="gramEnd"/>
+            <w:r>
+              <w:t xml:space="preserve"> by the research team</w:t>
             </w:r>
           </w:p>
         </w:tc>
@@ -5282,20 +5100,32 @@
           <w:tcPr>
             <w:tcW w:w="2066" w:type="dxa"/>
             <w:tcBorders>
-              <w:top w:val="single" w:color="auto" w:sz="4" w:space="0"/>
-              <w:left w:val="single" w:color="auto" w:sz="4" w:space="0"/>
-              <w:bottom w:val="single" w:color="auto" w:sz="4" w:space="0"/>
-              <w:right w:val="single" w:color="auto" w:sz="4" w:space="0"/>
-            </w:tcBorders>
-            <w:tcMar/>
+              <w:top w:val="single" w:sz="4" w:space="0" w:color="auto"/>
+              <w:left w:val="single" w:sz="4" w:space="0" w:color="auto"/>
+              <w:bottom w:val="single" w:sz="4" w:space="0" w:color="auto"/>
+              <w:right w:val="single" w:sz="4" w:space="0" w:color="auto"/>
+            </w:tcBorders>
           </w:tcPr>
           <w:p>
             <w:pPr>
               <w:spacing w:after="120"/>
             </w:pPr>
             <w:r>
-              <w:rPr/>
-              <w:t xml:space="preserve">The research team, from extended computer work during software development, image processing and analysis — eye strain, postural discomfort, repetitive strain.</w:t>
+              <w:t xml:space="preserve">The research team, from extended computer work during software development, image processing and </w:t>
+            </w:r>
+            <w:proofErr w:type="gramStart"/>
+            <w:r>
+              <w:t xml:space="preserve">analysis </w:t>
+            </w:r>
+            <w:r>
+              <w:t>;</w:t>
+            </w:r>
+            <w:proofErr w:type="gramEnd"/>
+            <w:r>
+              <w:t xml:space="preserve"> </w:t>
+            </w:r>
+            <w:r>
+              <w:t xml:space="preserve"> eye strain, postural discomfort, repetitive strain.</w:t>
             </w:r>
           </w:p>
         </w:tc>
@@ -5303,20 +5133,26 @@
           <w:tcPr>
             <w:tcW w:w="3084" w:type="dxa"/>
             <w:tcBorders>
-              <w:top w:val="single" w:color="auto" w:sz="4" w:space="0"/>
-              <w:left w:val="single" w:color="auto" w:sz="4" w:space="0"/>
-              <w:bottom w:val="single" w:color="auto" w:sz="4" w:space="0"/>
-              <w:right w:val="single" w:color="auto" w:sz="4" w:space="0"/>
-            </w:tcBorders>
-            <w:tcMar/>
+              <w:top w:val="single" w:sz="4" w:space="0" w:color="auto"/>
+              <w:left w:val="single" w:sz="4" w:space="0" w:color="auto"/>
+              <w:bottom w:val="single" w:sz="4" w:space="0" w:color="auto"/>
+              <w:right w:val="single" w:sz="4" w:space="0" w:color="auto"/>
+            </w:tcBorders>
           </w:tcPr>
           <w:p>
             <w:pPr>
               <w:spacing w:after="120"/>
             </w:pPr>
             <w:r>
-              <w:rPr/>
-              <w:t xml:space="preserve">Work is office- or home-based on University-provided equipment within normal working hours. Standard University DSE assessment completed, workstation set up accordingly, and regular breaks taken in line with the University Health, Safety and Wellbeing Policy.</w:t>
+              <w:t xml:space="preserve">Work is office- or home-based on </w:t>
+            </w:r>
+            <w:proofErr w:type="gramStart"/>
+            <w:r>
+              <w:t>University</w:t>
+            </w:r>
+            <w:proofErr w:type="gramEnd"/>
+            <w:r>
+              <w:t>-provided equipment within normal working hours. Standard University DSE assessment completed, workstation set up accordingly, and regular breaks taken in line with the University Health, Safety and Wellbeing Policy.</w:t>
             </w:r>
           </w:p>
         </w:tc>
@@ -5346,31 +5182,22 @@
               <w:tcPr>
                 <w:tcW w:w="888" w:type="dxa"/>
                 <w:tcBorders>
-                  <w:top w:val="single" w:color="auto" w:sz="4" w:space="0"/>
-                  <w:left w:val="single" w:color="auto" w:sz="4" w:space="0"/>
-                  <w:bottom w:val="single" w:color="auto" w:sz="4" w:space="0"/>
-                  <w:right w:val="single" w:color="auto" w:sz="4" w:space="0"/>
+                  <w:top w:val="single" w:sz="4" w:space="0" w:color="auto"/>
+                  <w:left w:val="single" w:sz="4" w:space="0" w:color="auto"/>
+                  <w:bottom w:val="single" w:sz="4" w:space="0" w:color="auto"/>
+                  <w:right w:val="single" w:sz="4" w:space="0" w:color="auto"/>
                 </w:tcBorders>
-                <w:tcMar/>
               </w:tcPr>
               <w:p>
                 <w:pPr>
                   <w:spacing w:after="120"/>
                 </w:pPr>
                 <w:r>
-                  <w:rPr/>
-                  <w:t xml:space="preserve">2</w:t>
+                  <w:t>2</w:t>
                 </w:r>
               </w:p>
             </w:tc>
           </w:sdtContent>
-          <w:sdtEndPr>
-            <w:rPr>
-              <w:rFonts w:ascii="Calibri" w:hAnsi="Calibri" w:cs="Calibri"/>
-              <w:sz w:val="20"/>
-              <w:szCs w:val="20"/>
-            </w:rPr>
-          </w:sdtEndPr>
         </w:sdt>
         <w:sdt>
           <w:sdtPr>
@@ -5398,31 +5225,22 @@
               <w:tcPr>
                 <w:tcW w:w="888" w:type="dxa"/>
                 <w:tcBorders>
-                  <w:top w:val="single" w:color="auto" w:sz="4" w:space="0"/>
-                  <w:left w:val="single" w:color="auto" w:sz="4" w:space="0"/>
-                  <w:bottom w:val="single" w:color="auto" w:sz="4" w:space="0"/>
-                  <w:right w:val="single" w:color="auto" w:sz="4" w:space="0"/>
+                  <w:top w:val="single" w:sz="4" w:space="0" w:color="auto"/>
+                  <w:left w:val="single" w:sz="4" w:space="0" w:color="auto"/>
+                  <w:bottom w:val="single" w:sz="4" w:space="0" w:color="auto"/>
+                  <w:right w:val="single" w:sz="4" w:space="0" w:color="auto"/>
                 </w:tcBorders>
-                <w:tcMar/>
               </w:tcPr>
               <w:p>
                 <w:pPr>
                   <w:spacing w:after="120"/>
                 </w:pPr>
                 <w:r>
-                  <w:rPr/>
-                  <w:t xml:space="preserve">2</w:t>
+                  <w:t>2</w:t>
                 </w:r>
               </w:p>
             </w:tc>
           </w:sdtContent>
-          <w:sdtEndPr>
-            <w:rPr>
-              <w:rFonts w:ascii="Calibri" w:hAnsi="Calibri" w:cs="Calibri"/>
-              <w:sz w:val="20"/>
-              <w:szCs w:val="20"/>
-            </w:rPr>
-          </w:sdtEndPr>
         </w:sdt>
         <w:sdt>
           <w:sdtPr>
@@ -5461,50 +5279,39 @@
               <w:tcPr>
                 <w:tcW w:w="888" w:type="dxa"/>
                 <w:tcBorders>
-                  <w:top w:val="single" w:color="auto" w:sz="4" w:space="0"/>
-                  <w:left w:val="single" w:color="auto" w:sz="4" w:space="0"/>
-                  <w:bottom w:val="single" w:color="auto" w:sz="4" w:space="0"/>
-                  <w:right w:val="single" w:color="auto" w:sz="4" w:space="0"/>
+                  <w:top w:val="single" w:sz="4" w:space="0" w:color="auto"/>
+                  <w:left w:val="single" w:sz="4" w:space="0" w:color="auto"/>
+                  <w:bottom w:val="single" w:sz="4" w:space="0" w:color="auto"/>
+                  <w:right w:val="single" w:sz="4" w:space="0" w:color="auto"/>
                 </w:tcBorders>
-                <w:tcMar/>
               </w:tcPr>
               <w:p>
                 <w:pPr>
                   <w:spacing w:after="120"/>
                 </w:pPr>
                 <w:r>
-                  <w:rPr/>
-                  <w:t xml:space="preserve">4</w:t>
+                  <w:t>4</w:t>
                 </w:r>
               </w:p>
             </w:tc>
           </w:sdtContent>
-          <w:sdtEndPr>
-            <w:rPr>
-              <w:rFonts w:ascii="Calibri" w:hAnsi="Calibri" w:cs="Calibri"/>
-              <w:sz w:val="20"/>
-              <w:szCs w:val="20"/>
-            </w:rPr>
-          </w:sdtEndPr>
         </w:sdt>
         <w:tc>
           <w:tcPr>
             <w:tcW w:w="3263" w:type="dxa"/>
             <w:tcBorders>
-              <w:top w:val="single" w:color="auto" w:sz="4" w:space="0"/>
-              <w:left w:val="single" w:color="auto" w:sz="4" w:space="0"/>
-              <w:bottom w:val="single" w:color="auto" w:sz="4" w:space="0"/>
-              <w:right w:val="single" w:color="auto" w:sz="4" w:space="0"/>
-            </w:tcBorders>
-            <w:tcMar/>
+              <w:top w:val="single" w:sz="4" w:space="0" w:color="auto"/>
+              <w:left w:val="single" w:sz="4" w:space="0" w:color="auto"/>
+              <w:bottom w:val="single" w:sz="4" w:space="0" w:color="auto"/>
+              <w:right w:val="single" w:sz="4" w:space="0" w:color="auto"/>
+            </w:tcBorders>
           </w:tcPr>
           <w:p>
             <w:pPr>
               <w:spacing w:after="120"/>
             </w:pPr>
             <w:r>
-              <w:rPr/>
-              <w:t xml:space="preserve">None required. Accept.</w:t>
+              <w:t>None required. Accept.</w:t>
             </w:r>
           </w:p>
         </w:tc>
@@ -5534,31 +5341,22 @@
               <w:tcPr>
                 <w:tcW w:w="888" w:type="dxa"/>
                 <w:tcBorders>
-                  <w:top w:val="single" w:color="auto" w:sz="4" w:space="0"/>
-                  <w:left w:val="single" w:color="auto" w:sz="4" w:space="0"/>
-                  <w:bottom w:val="single" w:color="auto" w:sz="4" w:space="0"/>
-                  <w:right w:val="single" w:color="auto" w:sz="4" w:space="0"/>
+                  <w:top w:val="single" w:sz="4" w:space="0" w:color="auto"/>
+                  <w:left w:val="single" w:sz="4" w:space="0" w:color="auto"/>
+                  <w:bottom w:val="single" w:sz="4" w:space="0" w:color="auto"/>
+                  <w:right w:val="single" w:sz="4" w:space="0" w:color="auto"/>
                 </w:tcBorders>
-                <w:tcMar/>
               </w:tcPr>
               <w:p>
                 <w:pPr>
                   <w:spacing w:after="120"/>
                 </w:pPr>
                 <w:r>
-                  <w:rPr/>
-                  <w:t xml:space="preserve">2</w:t>
+                  <w:t>2</w:t>
                 </w:r>
               </w:p>
             </w:tc>
           </w:sdtContent>
-          <w:sdtEndPr>
-            <w:rPr>
-              <w:rFonts w:ascii="Calibri" w:hAnsi="Calibri" w:cs="Calibri"/>
-              <w:sz w:val="20"/>
-              <w:szCs w:val="20"/>
-            </w:rPr>
-          </w:sdtEndPr>
         </w:sdt>
         <w:sdt>
           <w:sdtPr>
@@ -5586,31 +5384,22 @@
               <w:tcPr>
                 <w:tcW w:w="888" w:type="dxa"/>
                 <w:tcBorders>
-                  <w:top w:val="single" w:color="auto" w:sz="4" w:space="0"/>
-                  <w:left w:val="single" w:color="auto" w:sz="4" w:space="0"/>
-                  <w:bottom w:val="single" w:color="auto" w:sz="4" w:space="0"/>
-                  <w:right w:val="single" w:color="auto" w:sz="4" w:space="0"/>
+                  <w:top w:val="single" w:sz="4" w:space="0" w:color="auto"/>
+                  <w:left w:val="single" w:sz="4" w:space="0" w:color="auto"/>
+                  <w:bottom w:val="single" w:sz="4" w:space="0" w:color="auto"/>
+                  <w:right w:val="single" w:sz="4" w:space="0" w:color="auto"/>
                 </w:tcBorders>
-                <w:tcMar/>
               </w:tcPr>
               <w:p>
                 <w:pPr>
                   <w:spacing w:after="120"/>
                 </w:pPr>
                 <w:r>
-                  <w:rPr/>
-                  <w:t xml:space="preserve">2</w:t>
+                  <w:t>2</w:t>
                 </w:r>
               </w:p>
             </w:tc>
           </w:sdtContent>
-          <w:sdtEndPr>
-            <w:rPr>
-              <w:rFonts w:ascii="Calibri" w:hAnsi="Calibri" w:cs="Calibri"/>
-              <w:sz w:val="20"/>
-              <w:szCs w:val="20"/>
-            </w:rPr>
-          </w:sdtEndPr>
         </w:sdt>
         <w:sdt>
           <w:sdtPr>
@@ -5649,43 +5438,34 @@
               <w:tcPr>
                 <w:tcW w:w="888" w:type="dxa"/>
                 <w:tcBorders>
-                  <w:top w:val="single" w:color="auto" w:sz="4" w:space="0"/>
-                  <w:left w:val="single" w:color="auto" w:sz="4" w:space="0"/>
-                  <w:bottom w:val="single" w:color="auto" w:sz="4" w:space="0"/>
-                  <w:right w:val="single" w:color="auto" w:sz="4" w:space="0"/>
+                  <w:top w:val="single" w:sz="4" w:space="0" w:color="auto"/>
+                  <w:left w:val="single" w:sz="4" w:space="0" w:color="auto"/>
+                  <w:bottom w:val="single" w:sz="4" w:space="0" w:color="auto"/>
+                  <w:right w:val="single" w:sz="4" w:space="0" w:color="auto"/>
                 </w:tcBorders>
-                <w:tcMar/>
               </w:tcPr>
               <w:p>
                 <w:pPr>
                   <w:spacing w:after="120"/>
                 </w:pPr>
                 <w:r>
-                  <w:rPr/>
-                  <w:t xml:space="preserve">4</w:t>
+                  <w:t>4</w:t>
                 </w:r>
               </w:p>
             </w:tc>
           </w:sdtContent>
-          <w:sdtEndPr>
-            <w:rPr>
-              <w:rFonts w:ascii="Calibri" w:hAnsi="Calibri" w:cs="Calibri"/>
-              <w:sz w:val="20"/>
-              <w:szCs w:val="20"/>
-            </w:rPr>
-          </w:sdtEndPr>
         </w:sdt>
       </w:tr>
       <w:tr>
         <w:tblPrEx>
           <w:jc w:val="left"/>
           <w:tblBorders>
-            <w:top w:val="single" w:color="auto" w:sz="4" w:space="0"/>
-            <w:left w:val="single" w:color="auto" w:sz="4" w:space="0"/>
-            <w:bottom w:val="single" w:color="auto" w:sz="4" w:space="0"/>
-            <w:right w:val="single" w:color="auto" w:sz="4" w:space="0"/>
-            <w:insideH w:val="single" w:color="auto" w:sz="4" w:space="0"/>
-            <w:insideV w:val="single" w:color="auto" w:sz="4" w:space="0"/>
+            <w:top w:val="single" w:sz="4" w:space="0" w:color="auto"/>
+            <w:left w:val="single" w:sz="4" w:space="0" w:color="auto"/>
+            <w:bottom w:val="single" w:sz="4" w:space="0" w:color="auto"/>
+            <w:right w:val="single" w:sz="4" w:space="0" w:color="auto"/>
+            <w:insideH w:val="single" w:sz="4" w:space="0" w:color="auto"/>
+            <w:insideV w:val="single" w:sz="4" w:space="0" w:color="auto"/>
           </w:tblBorders>
         </w:tblPrEx>
         <w:trPr>
@@ -5695,20 +5475,18 @@
           <w:tcPr>
             <w:tcW w:w="2130" w:type="dxa"/>
             <w:tcBorders>
-              <w:top w:val="single" w:color="auto" w:sz="4" w:space="0"/>
-              <w:left w:val="single" w:color="auto" w:sz="4" w:space="0"/>
-              <w:bottom w:val="single" w:color="auto" w:sz="4" w:space="0"/>
-              <w:right w:val="single" w:color="auto" w:sz="4" w:space="0"/>
-            </w:tcBorders>
-            <w:tcMar/>
+              <w:top w:val="single" w:sz="4" w:space="0" w:color="auto"/>
+              <w:left w:val="single" w:sz="4" w:space="0" w:color="auto"/>
+              <w:bottom w:val="single" w:sz="4" w:space="0" w:color="auto"/>
+              <w:right w:val="single" w:sz="4" w:space="0" w:color="auto"/>
+            </w:tcBorders>
           </w:tcPr>
           <w:p>
             <w:pPr>
               <w:spacing w:after="120"/>
             </w:pPr>
             <w:r>
-              <w:rPr/>
-              <w:t xml:space="preserve">Lone working</w:t>
+              <w:t>Lone working</w:t>
             </w:r>
           </w:p>
         </w:tc>
@@ -5716,20 +5494,18 @@
           <w:tcPr>
             <w:tcW w:w="2066" w:type="dxa"/>
             <w:tcBorders>
-              <w:top w:val="single" w:color="auto" w:sz="4" w:space="0"/>
-              <w:left w:val="single" w:color="auto" w:sz="4" w:space="0"/>
-              <w:bottom w:val="single" w:color="auto" w:sz="4" w:space="0"/>
-              <w:right w:val="single" w:color="auto" w:sz="4" w:space="0"/>
-            </w:tcBorders>
-            <w:tcMar/>
+              <w:top w:val="single" w:sz="4" w:space="0" w:color="auto"/>
+              <w:left w:val="single" w:sz="4" w:space="0" w:color="auto"/>
+              <w:bottom w:val="single" w:sz="4" w:space="0" w:color="auto"/>
+              <w:right w:val="single" w:sz="4" w:space="0" w:color="auto"/>
+            </w:tcBorders>
           </w:tcPr>
           <w:p>
             <w:pPr>
               <w:spacing w:after="120"/>
             </w:pPr>
             <w:r>
-              <w:rPr/>
-              <w:t xml:space="preserve">Not applicable. All research activity is computer-based and conducted in normal University or home working environments. There is no fieldwork, no laboratory work under this application, no travel, and no in-person contact with participants.</w:t>
+              <w:t>Not applicable. All research activity is computer-based and conducted in normal University or home working environments. There is no fieldwork, no laboratory work under this application, no travel, and no in-person contact with participants.</w:t>
             </w:r>
           </w:p>
         </w:tc>
@@ -5737,20 +5513,18 @@
           <w:tcPr>
             <w:tcW w:w="3084" w:type="dxa"/>
             <w:tcBorders>
-              <w:top w:val="single" w:color="auto" w:sz="4" w:space="0"/>
-              <w:left w:val="single" w:color="auto" w:sz="4" w:space="0"/>
-              <w:bottom w:val="single" w:color="auto" w:sz="4" w:space="0"/>
-              <w:right w:val="single" w:color="auto" w:sz="4" w:space="0"/>
-            </w:tcBorders>
-            <w:tcMar/>
+              <w:top w:val="single" w:sz="4" w:space="0" w:color="auto"/>
+              <w:left w:val="single" w:sz="4" w:space="0" w:color="auto"/>
+              <w:bottom w:val="single" w:sz="4" w:space="0" w:color="auto"/>
+              <w:right w:val="single" w:sz="4" w:space="0" w:color="auto"/>
+            </w:tcBorders>
           </w:tcPr>
           <w:p>
             <w:pPr>
               <w:spacing w:after="120"/>
             </w:pPr>
             <w:r>
-              <w:rPr/>
-              <w:t xml:space="preserve">Not applicable. No aspect of this study requires working alone in an isolated or hazardous setting.</w:t>
+              <w:t>Not applicable. No aspect of this study requires working alone in an isolated or hazardous setting.</w:t>
             </w:r>
           </w:p>
         </w:tc>
@@ -5758,20 +5532,18 @@
           <w:tcPr>
             <w:tcW w:w="888" w:type="dxa"/>
             <w:tcBorders>
-              <w:top w:val="single" w:color="auto" w:sz="4" w:space="0"/>
-              <w:left w:val="single" w:color="auto" w:sz="4" w:space="0"/>
-              <w:bottom w:val="single" w:color="auto" w:sz="4" w:space="0"/>
-              <w:right w:val="single" w:color="auto" w:sz="4" w:space="0"/>
-            </w:tcBorders>
-            <w:tcMar/>
+              <w:top w:val="single" w:sz="4" w:space="0" w:color="auto"/>
+              <w:left w:val="single" w:sz="4" w:space="0" w:color="auto"/>
+              <w:bottom w:val="single" w:sz="4" w:space="0" w:color="auto"/>
+              <w:right w:val="single" w:sz="4" w:space="0" w:color="auto"/>
+            </w:tcBorders>
           </w:tcPr>
           <w:p>
             <w:pPr>
               <w:spacing w:after="120"/>
             </w:pPr>
             <w:r>
-              <w:rPr/>
-              <w:t xml:space="preserve">1</w:t>
+              <w:t>1</w:t>
             </w:r>
           </w:p>
         </w:tc>
@@ -5779,20 +5551,18 @@
           <w:tcPr>
             <w:tcW w:w="888" w:type="dxa"/>
             <w:tcBorders>
-              <w:top w:val="single" w:color="auto" w:sz="4" w:space="0"/>
-              <w:left w:val="single" w:color="auto" w:sz="4" w:space="0"/>
-              <w:bottom w:val="single" w:color="auto" w:sz="4" w:space="0"/>
-              <w:right w:val="single" w:color="auto" w:sz="4" w:space="0"/>
-            </w:tcBorders>
-            <w:tcMar/>
+              <w:top w:val="single" w:sz="4" w:space="0" w:color="auto"/>
+              <w:left w:val="single" w:sz="4" w:space="0" w:color="auto"/>
+              <w:bottom w:val="single" w:sz="4" w:space="0" w:color="auto"/>
+              <w:right w:val="single" w:sz="4" w:space="0" w:color="auto"/>
+            </w:tcBorders>
           </w:tcPr>
           <w:p>
             <w:pPr>
               <w:spacing w:after="120"/>
             </w:pPr>
             <w:r>
-              <w:rPr/>
-              <w:t xml:space="preserve">1</w:t>
+              <w:t>1</w:t>
             </w:r>
           </w:p>
         </w:tc>
@@ -5800,20 +5570,18 @@
           <w:tcPr>
             <w:tcW w:w="888" w:type="dxa"/>
             <w:tcBorders>
-              <w:top w:val="single" w:color="auto" w:sz="4" w:space="0"/>
-              <w:left w:val="single" w:color="auto" w:sz="4" w:space="0"/>
-              <w:bottom w:val="single" w:color="auto" w:sz="4" w:space="0"/>
-              <w:right w:val="single" w:color="auto" w:sz="4" w:space="0"/>
-            </w:tcBorders>
-            <w:tcMar/>
+              <w:top w:val="single" w:sz="4" w:space="0" w:color="auto"/>
+              <w:left w:val="single" w:sz="4" w:space="0" w:color="auto"/>
+              <w:bottom w:val="single" w:sz="4" w:space="0" w:color="auto"/>
+              <w:right w:val="single" w:sz="4" w:space="0" w:color="auto"/>
+            </w:tcBorders>
           </w:tcPr>
           <w:p>
             <w:pPr>
               <w:spacing w:after="120"/>
             </w:pPr>
             <w:r>
-              <w:rPr/>
-              <w:t xml:space="preserve">1</w:t>
+              <w:t>1</w:t>
             </w:r>
           </w:p>
         </w:tc>
@@ -5821,20 +5589,18 @@
           <w:tcPr>
             <w:tcW w:w="3263" w:type="dxa"/>
             <w:tcBorders>
-              <w:top w:val="single" w:color="auto" w:sz="4" w:space="0"/>
-              <w:left w:val="single" w:color="auto" w:sz="4" w:space="0"/>
-              <w:bottom w:val="single" w:color="auto" w:sz="4" w:space="0"/>
-              <w:right w:val="single" w:color="auto" w:sz="4" w:space="0"/>
-            </w:tcBorders>
-            <w:tcMar/>
+              <w:top w:val="single" w:sz="4" w:space="0" w:color="auto"/>
+              <w:left w:val="single" w:sz="4" w:space="0" w:color="auto"/>
+              <w:bottom w:val="single" w:sz="4" w:space="0" w:color="auto"/>
+              <w:right w:val="single" w:sz="4" w:space="0" w:color="auto"/>
+            </w:tcBorders>
           </w:tcPr>
           <w:p>
             <w:pPr>
               <w:spacing w:after="120"/>
             </w:pPr>
             <w:r>
-              <w:rPr/>
-              <w:t xml:space="preserve">None.</w:t>
+              <w:t>None.</w:t>
             </w:r>
           </w:p>
         </w:tc>
@@ -5842,20 +5608,18 @@
           <w:tcPr>
             <w:tcW w:w="888" w:type="dxa"/>
             <w:tcBorders>
-              <w:top w:val="single" w:color="auto" w:sz="4" w:space="0"/>
-              <w:left w:val="single" w:color="auto" w:sz="4" w:space="0"/>
-              <w:bottom w:val="single" w:color="auto" w:sz="4" w:space="0"/>
-              <w:right w:val="single" w:color="auto" w:sz="4" w:space="0"/>
-            </w:tcBorders>
-            <w:tcMar/>
+              <w:top w:val="single" w:sz="4" w:space="0" w:color="auto"/>
+              <w:left w:val="single" w:sz="4" w:space="0" w:color="auto"/>
+              <w:bottom w:val="single" w:sz="4" w:space="0" w:color="auto"/>
+              <w:right w:val="single" w:sz="4" w:space="0" w:color="auto"/>
+            </w:tcBorders>
           </w:tcPr>
           <w:p>
             <w:pPr>
               <w:spacing w:after="120"/>
             </w:pPr>
             <w:r>
-              <w:rPr/>
-              <w:t xml:space="preserve">1</w:t>
+              <w:t>1</w:t>
             </w:r>
           </w:p>
         </w:tc>
@@ -5863,20 +5627,18 @@
           <w:tcPr>
             <w:tcW w:w="888" w:type="dxa"/>
             <w:tcBorders>
-              <w:top w:val="single" w:color="auto" w:sz="4" w:space="0"/>
-              <w:left w:val="single" w:color="auto" w:sz="4" w:space="0"/>
-              <w:bottom w:val="single" w:color="auto" w:sz="4" w:space="0"/>
-              <w:right w:val="single" w:color="auto" w:sz="4" w:space="0"/>
-            </w:tcBorders>
-            <w:tcMar/>
+              <w:top w:val="single" w:sz="4" w:space="0" w:color="auto"/>
+              <w:left w:val="single" w:sz="4" w:space="0" w:color="auto"/>
+              <w:bottom w:val="single" w:sz="4" w:space="0" w:color="auto"/>
+              <w:right w:val="single" w:sz="4" w:space="0" w:color="auto"/>
+            </w:tcBorders>
           </w:tcPr>
           <w:p>
             <w:pPr>
               <w:spacing w:after="120"/>
             </w:pPr>
             <w:r>
-              <w:rPr/>
-              <w:t xml:space="preserve">1</w:t>
+              <w:t>1</w:t>
             </w:r>
           </w:p>
         </w:tc>
@@ -5884,20 +5646,18 @@
           <w:tcPr>
             <w:tcW w:w="888" w:type="dxa"/>
             <w:tcBorders>
-              <w:top w:val="single" w:color="auto" w:sz="4" w:space="0"/>
-              <w:left w:val="single" w:color="auto" w:sz="4" w:space="0"/>
-              <w:bottom w:val="single" w:color="auto" w:sz="4" w:space="0"/>
-              <w:right w:val="single" w:color="auto" w:sz="4" w:space="0"/>
-            </w:tcBorders>
-            <w:tcMar/>
+              <w:top w:val="single" w:sz="4" w:space="0" w:color="auto"/>
+              <w:left w:val="single" w:sz="4" w:space="0" w:color="auto"/>
+              <w:bottom w:val="single" w:sz="4" w:space="0" w:color="auto"/>
+              <w:right w:val="single" w:sz="4" w:space="0" w:color="auto"/>
+            </w:tcBorders>
           </w:tcPr>
           <w:p>
             <w:pPr>
               <w:spacing w:after="120"/>
             </w:pPr>
             <w:r>
-              <w:rPr/>
-              <w:t xml:space="preserve">1</w:t>
+              <w:t>1</w:t>
             </w:r>
           </w:p>
         </w:tc>
@@ -5906,12 +5666,12 @@
         <w:tblPrEx>
           <w:jc w:val="left"/>
           <w:tblBorders>
-            <w:top w:val="single" w:color="auto" w:sz="4" w:space="0"/>
-            <w:left w:val="single" w:color="auto" w:sz="4" w:space="0"/>
-            <w:bottom w:val="single" w:color="auto" w:sz="4" w:space="0"/>
-            <w:right w:val="single" w:color="auto" w:sz="4" w:space="0"/>
-            <w:insideH w:val="single" w:color="auto" w:sz="4" w:space="0"/>
-            <w:insideV w:val="single" w:color="auto" w:sz="4" w:space="0"/>
+            <w:top w:val="single" w:sz="4" w:space="0" w:color="auto"/>
+            <w:left w:val="single" w:sz="4" w:space="0" w:color="auto"/>
+            <w:bottom w:val="single" w:sz="4" w:space="0" w:color="auto"/>
+            <w:right w:val="single" w:sz="4" w:space="0" w:color="auto"/>
+            <w:insideH w:val="single" w:sz="4" w:space="0" w:color="auto"/>
+            <w:insideV w:val="single" w:sz="4" w:space="0" w:color="auto"/>
           </w:tblBorders>
         </w:tblPrEx>
         <w:trPr>
@@ -5921,20 +5681,18 @@
           <w:tcPr>
             <w:tcW w:w="2130" w:type="dxa"/>
             <w:tcBorders>
-              <w:top w:val="single" w:color="auto" w:sz="4" w:space="0"/>
-              <w:left w:val="single" w:color="auto" w:sz="4" w:space="0"/>
-              <w:bottom w:val="single" w:color="auto" w:sz="4" w:space="0"/>
-              <w:right w:val="single" w:color="auto" w:sz="4" w:space="0"/>
-            </w:tcBorders>
-            <w:tcMar/>
+              <w:top w:val="single" w:sz="4" w:space="0" w:color="auto"/>
+              <w:left w:val="single" w:sz="4" w:space="0" w:color="auto"/>
+              <w:bottom w:val="single" w:sz="4" w:space="0" w:color="auto"/>
+              <w:right w:val="single" w:sz="4" w:space="0" w:color="auto"/>
+            </w:tcBorders>
           </w:tcPr>
           <w:p>
             <w:pPr>
               <w:spacing w:after="120"/>
             </w:pPr>
             <w:r>
-              <w:rPr/>
-              <w:t xml:space="preserve">Unauthorised or spurious submissions corrupting the dataset</w:t>
+              <w:t>Unauthorised or spurious submissions corrupting the dataset</w:t>
             </w:r>
           </w:p>
         </w:tc>
@@ -5942,20 +5700,22 @@
           <w:tcPr>
             <w:tcW w:w="2066" w:type="dxa"/>
             <w:tcBorders>
-              <w:top w:val="single" w:color="auto" w:sz="4" w:space="0"/>
-              <w:left w:val="single" w:color="auto" w:sz="4" w:space="0"/>
-              <w:bottom w:val="single" w:color="auto" w:sz="4" w:space="0"/>
-              <w:right w:val="single" w:color="auto" w:sz="4" w:space="0"/>
-            </w:tcBorders>
-            <w:tcMar/>
+              <w:top w:val="single" w:sz="4" w:space="0" w:color="auto"/>
+              <w:left w:val="single" w:sz="4" w:space="0" w:color="auto"/>
+              <w:bottom w:val="single" w:sz="4" w:space="0" w:color="auto"/>
+              <w:right w:val="single" w:sz="4" w:space="0" w:color="auto"/>
+            </w:tcBorders>
           </w:tcPr>
           <w:p>
             <w:pPr>
               <w:spacing w:after="120"/>
             </w:pPr>
             <w:r>
-              <w:rPr/>
-              <w:t xml:space="preserve">The research team and the integrity of the research, if someone other than an invited participant submitted data, or if a participant submitted more than once.</w:t>
+              <w:t xml:space="preserve">The research team and the integrity of the research, if someone other than an invited participant </w:t>
+            </w:r>
+            <w:r>
+              <w:lastRenderedPageBreak/>
+              <w:t>submitted data, or if a participant submitted more than once.</w:t>
             </w:r>
           </w:p>
         </w:tc>
@@ -5963,20 +5723,37 @@
           <w:tcPr>
             <w:tcW w:w="3084" w:type="dxa"/>
             <w:tcBorders>
-              <w:top w:val="single" w:color="auto" w:sz="4" w:space="0"/>
-              <w:left w:val="single" w:color="auto" w:sz="4" w:space="0"/>
-              <w:bottom w:val="single" w:color="auto" w:sz="4" w:space="0"/>
-              <w:right w:val="single" w:color="auto" w:sz="4" w:space="0"/>
-            </w:tcBorders>
-            <w:tcMar/>
+              <w:top w:val="single" w:sz="4" w:space="0" w:color="auto"/>
+              <w:left w:val="single" w:sz="4" w:space="0" w:color="auto"/>
+              <w:bottom w:val="single" w:sz="4" w:space="0" w:color="auto"/>
+              <w:right w:val="single" w:sz="4" w:space="0" w:color="auto"/>
+            </w:tcBorders>
           </w:tcPr>
           <w:p>
             <w:pPr>
               <w:spacing w:after="120"/>
             </w:pPr>
             <w:r>
-              <w:rPr/>
-              <w:t xml:space="preserve">Participants receive an individually issued link. Returned files are matched on the participant's self-generated code, so a resubmission replaces rather than duplicates an earlier one. No payment or incentive is offered, removing the motive for fraudulent participation. The task requires interpreting images, so automated submission is impractical. Quality is monitored through automatically recorded data — time per image, practice attempts, and agreement on shared anchor images. All data is held in University OneDrive under the PI's control; no third-party platform is used.</w:t>
+              <w:lastRenderedPageBreak/>
+              <w:t xml:space="preserve">Participants receive an individually issued link. Returned files are matched on the participant's self-generated code, so a resubmission replaces rather </w:t>
+            </w:r>
+            <w:r>
+              <w:lastRenderedPageBreak/>
+              <w:t xml:space="preserve">than duplicates an earlier one. No payment or incentive is offered, removing the motive for fraudulent participation. The task requires interpreting images, so automated submission is impractical. Quality is monitored through automatically recorded </w:t>
+            </w:r>
+            <w:proofErr w:type="gramStart"/>
+            <w:r>
+              <w:t xml:space="preserve">data </w:t>
+            </w:r>
+            <w:r>
+              <w:t>;</w:t>
+            </w:r>
+            <w:proofErr w:type="gramEnd"/>
+            <w:r>
+              <w:t xml:space="preserve"> </w:t>
+            </w:r>
+            <w:r>
+              <w:t xml:space="preserve"> time per image, practice attempts, and agreement on shared anchor images. All data is held in University OneDrive under the PI's control; no third-party platform is used.</w:t>
             </w:r>
           </w:p>
         </w:tc>
@@ -5984,20 +5761,19 @@
           <w:tcPr>
             <w:tcW w:w="888" w:type="dxa"/>
             <w:tcBorders>
-              <w:top w:val="single" w:color="auto" w:sz="4" w:space="0"/>
-              <w:left w:val="single" w:color="auto" w:sz="4" w:space="0"/>
-              <w:bottom w:val="single" w:color="auto" w:sz="4" w:space="0"/>
-              <w:right w:val="single" w:color="auto" w:sz="4" w:space="0"/>
-            </w:tcBorders>
-            <w:tcMar/>
+              <w:top w:val="single" w:sz="4" w:space="0" w:color="auto"/>
+              <w:left w:val="single" w:sz="4" w:space="0" w:color="auto"/>
+              <w:bottom w:val="single" w:sz="4" w:space="0" w:color="auto"/>
+              <w:right w:val="single" w:sz="4" w:space="0" w:color="auto"/>
+            </w:tcBorders>
           </w:tcPr>
           <w:p>
             <w:pPr>
               <w:spacing w:after="120"/>
             </w:pPr>
             <w:r>
-              <w:rPr/>
-              <w:t xml:space="preserve">2</w:t>
+              <w:lastRenderedPageBreak/>
+              <w:t>2</w:t>
             </w:r>
           </w:p>
         </w:tc>
@@ -6005,20 +5781,18 @@
           <w:tcPr>
             <w:tcW w:w="888" w:type="dxa"/>
             <w:tcBorders>
-              <w:top w:val="single" w:color="auto" w:sz="4" w:space="0"/>
-              <w:left w:val="single" w:color="auto" w:sz="4" w:space="0"/>
-              <w:bottom w:val="single" w:color="auto" w:sz="4" w:space="0"/>
-              <w:right w:val="single" w:color="auto" w:sz="4" w:space="0"/>
-            </w:tcBorders>
-            <w:tcMar/>
+              <w:top w:val="single" w:sz="4" w:space="0" w:color="auto"/>
+              <w:left w:val="single" w:sz="4" w:space="0" w:color="auto"/>
+              <w:bottom w:val="single" w:sz="4" w:space="0" w:color="auto"/>
+              <w:right w:val="single" w:sz="4" w:space="0" w:color="auto"/>
+            </w:tcBorders>
           </w:tcPr>
           <w:p>
             <w:pPr>
               <w:spacing w:after="120"/>
             </w:pPr>
             <w:r>
-              <w:rPr/>
-              <w:t xml:space="preserve">2</w:t>
+              <w:t>2</w:t>
             </w:r>
           </w:p>
         </w:tc>
@@ -6026,20 +5800,18 @@
           <w:tcPr>
             <w:tcW w:w="888" w:type="dxa"/>
             <w:tcBorders>
-              <w:top w:val="single" w:color="auto" w:sz="4" w:space="0"/>
-              <w:left w:val="single" w:color="auto" w:sz="4" w:space="0"/>
-              <w:bottom w:val="single" w:color="auto" w:sz="4" w:space="0"/>
-              <w:right w:val="single" w:color="auto" w:sz="4" w:space="0"/>
-            </w:tcBorders>
-            <w:tcMar/>
+              <w:top w:val="single" w:sz="4" w:space="0" w:color="auto"/>
+              <w:left w:val="single" w:sz="4" w:space="0" w:color="auto"/>
+              <w:bottom w:val="single" w:sz="4" w:space="0" w:color="auto"/>
+              <w:right w:val="single" w:sz="4" w:space="0" w:color="auto"/>
+            </w:tcBorders>
           </w:tcPr>
           <w:p>
             <w:pPr>
               <w:spacing w:after="120"/>
             </w:pPr>
             <w:r>
-              <w:rPr/>
-              <w:t xml:space="preserve">4</w:t>
+              <w:t>4</w:t>
             </w:r>
           </w:p>
         </w:tc>
@@ -6047,20 +5819,18 @@
           <w:tcPr>
             <w:tcW w:w="3263" w:type="dxa"/>
             <w:tcBorders>
-              <w:top w:val="single" w:color="auto" w:sz="4" w:space="0"/>
-              <w:left w:val="single" w:color="auto" w:sz="4" w:space="0"/>
-              <w:bottom w:val="single" w:color="auto" w:sz="4" w:space="0"/>
-              <w:right w:val="single" w:color="auto" w:sz="4" w:space="0"/>
-            </w:tcBorders>
-            <w:tcMar/>
+              <w:top w:val="single" w:sz="4" w:space="0" w:color="auto"/>
+              <w:left w:val="single" w:sz="4" w:space="0" w:color="auto"/>
+              <w:bottom w:val="single" w:sz="4" w:space="0" w:color="auto"/>
+              <w:right w:val="single" w:sz="4" w:space="0" w:color="auto"/>
+            </w:tcBorders>
           </w:tcPr>
           <w:p>
             <w:pPr>
               <w:spacing w:after="120"/>
             </w:pPr>
             <w:r>
-              <w:rPr/>
-              <w:t xml:space="preserve">Reconcile the number of files received against the number of invitations issued at the close of collection.</w:t>
+              <w:t>Reconcile the number of files received against the number of invitations issued at the close of collection.</w:t>
             </w:r>
           </w:p>
         </w:tc>
@@ -6068,20 +5838,18 @@
           <w:tcPr>
             <w:tcW w:w="888" w:type="dxa"/>
             <w:tcBorders>
-              <w:top w:val="single" w:color="auto" w:sz="4" w:space="0"/>
-              <w:left w:val="single" w:color="auto" w:sz="4" w:space="0"/>
-              <w:bottom w:val="single" w:color="auto" w:sz="4" w:space="0"/>
-              <w:right w:val="single" w:color="auto" w:sz="4" w:space="0"/>
-            </w:tcBorders>
-            <w:tcMar/>
+              <w:top w:val="single" w:sz="4" w:space="0" w:color="auto"/>
+              <w:left w:val="single" w:sz="4" w:space="0" w:color="auto"/>
+              <w:bottom w:val="single" w:sz="4" w:space="0" w:color="auto"/>
+              <w:right w:val="single" w:sz="4" w:space="0" w:color="auto"/>
+            </w:tcBorders>
           </w:tcPr>
           <w:p>
             <w:pPr>
               <w:spacing w:after="120"/>
             </w:pPr>
             <w:r>
-              <w:rPr/>
-              <w:t xml:space="preserve">1</w:t>
+              <w:t>1</w:t>
             </w:r>
           </w:p>
         </w:tc>
@@ -6089,20 +5857,18 @@
           <w:tcPr>
             <w:tcW w:w="888" w:type="dxa"/>
             <w:tcBorders>
-              <w:top w:val="single" w:color="auto" w:sz="4" w:space="0"/>
-              <w:left w:val="single" w:color="auto" w:sz="4" w:space="0"/>
-              <w:bottom w:val="single" w:color="auto" w:sz="4" w:space="0"/>
-              <w:right w:val="single" w:color="auto" w:sz="4" w:space="0"/>
-            </w:tcBorders>
-            <w:tcMar/>
+              <w:top w:val="single" w:sz="4" w:space="0" w:color="auto"/>
+              <w:left w:val="single" w:sz="4" w:space="0" w:color="auto"/>
+              <w:bottom w:val="single" w:sz="4" w:space="0" w:color="auto"/>
+              <w:right w:val="single" w:sz="4" w:space="0" w:color="auto"/>
+            </w:tcBorders>
           </w:tcPr>
           <w:p>
             <w:pPr>
               <w:spacing w:after="120"/>
             </w:pPr>
             <w:r>
-              <w:rPr/>
-              <w:t xml:space="preserve">2</w:t>
+              <w:t>2</w:t>
             </w:r>
           </w:p>
         </w:tc>
@@ -6110,20 +5876,18 @@
           <w:tcPr>
             <w:tcW w:w="888" w:type="dxa"/>
             <w:tcBorders>
-              <w:top w:val="single" w:color="auto" w:sz="4" w:space="0"/>
-              <w:left w:val="single" w:color="auto" w:sz="4" w:space="0"/>
-              <w:bottom w:val="single" w:color="auto" w:sz="4" w:space="0"/>
-              <w:right w:val="single" w:color="auto" w:sz="4" w:space="0"/>
-            </w:tcBorders>
-            <w:tcMar/>
+              <w:top w:val="single" w:sz="4" w:space="0" w:color="auto"/>
+              <w:left w:val="single" w:sz="4" w:space="0" w:color="auto"/>
+              <w:bottom w:val="single" w:sz="4" w:space="0" w:color="auto"/>
+              <w:right w:val="single" w:sz="4" w:space="0" w:color="auto"/>
+            </w:tcBorders>
           </w:tcPr>
           <w:p>
             <w:pPr>
               <w:spacing w:after="120"/>
             </w:pPr>
             <w:r>
-              <w:rPr/>
-              <w:t xml:space="preserve">2</w:t>
+              <w:t>2</w:t>
             </w:r>
           </w:p>
         </w:tc>
@@ -6132,12 +5896,12 @@
         <w:tblPrEx>
           <w:jc w:val="left"/>
           <w:tblBorders>
-            <w:top w:val="single" w:color="auto" w:sz="4" w:space="0"/>
-            <w:left w:val="single" w:color="auto" w:sz="4" w:space="0"/>
-            <w:bottom w:val="single" w:color="auto" w:sz="4" w:space="0"/>
-            <w:right w:val="single" w:color="auto" w:sz="4" w:space="0"/>
-            <w:insideH w:val="single" w:color="auto" w:sz="4" w:space="0"/>
-            <w:insideV w:val="single" w:color="auto" w:sz="4" w:space="0"/>
+            <w:top w:val="single" w:sz="4" w:space="0" w:color="auto"/>
+            <w:left w:val="single" w:sz="4" w:space="0" w:color="auto"/>
+            <w:bottom w:val="single" w:sz="4" w:space="0" w:color="auto"/>
+            <w:right w:val="single" w:sz="4" w:space="0" w:color="auto"/>
+            <w:insideH w:val="single" w:sz="4" w:space="0" w:color="auto"/>
+            <w:insideV w:val="single" w:sz="4" w:space="0" w:color="auto"/>
           </w:tblBorders>
         </w:tblPrEx>
         <w:trPr>
@@ -6147,17 +5911,16 @@
           <w:tcPr>
             <w:tcW w:w="2130" w:type="dxa"/>
             <w:tcBorders>
-              <w:top w:val="single" w:color="auto" w:sz="4" w:space="0"/>
-              <w:left w:val="single" w:color="auto" w:sz="4" w:space="0"/>
-              <w:bottom w:val="single" w:color="auto" w:sz="4" w:space="0"/>
-              <w:right w:val="single" w:color="auto" w:sz="4" w:space="0"/>
-            </w:tcBorders>
-            <w:tcMar/>
-          </w:tcPr>
-          <w:p>
-            <w:pPr>
-              <w:rPr>
-                <w:rFonts w:ascii="Times New Roman" w:hAnsi="Times New Roman" w:eastAsia="Times New Roman" w:cs="Times New Roman"/>
+              <w:top w:val="single" w:sz="4" w:space="0" w:color="auto"/>
+              <w:left w:val="single" w:sz="4" w:space="0" w:color="auto"/>
+              <w:bottom w:val="single" w:sz="4" w:space="0" w:color="auto"/>
+              <w:right w:val="single" w:sz="4" w:space="0" w:color="auto"/>
+            </w:tcBorders>
+          </w:tcPr>
+          <w:p>
+            <w:pPr>
+              <w:rPr>
+                <w:rFonts w:ascii="Times New Roman" w:eastAsia="Times New Roman" w:hAnsi="Times New Roman" w:cs="Times New Roman"/>
                 <w:color w:val="000000" w:themeColor="text1"/>
                 <w:sz w:val="20"/>
                 <w:szCs w:val="20"/>
@@ -6170,17 +5933,16 @@
           <w:tcPr>
             <w:tcW w:w="2066" w:type="dxa"/>
             <w:tcBorders>
-              <w:top w:val="single" w:color="auto" w:sz="4" w:space="0"/>
-              <w:left w:val="single" w:color="auto" w:sz="4" w:space="0"/>
-              <w:bottom w:val="single" w:color="auto" w:sz="4" w:space="0"/>
-              <w:right w:val="single" w:color="auto" w:sz="4" w:space="0"/>
-            </w:tcBorders>
-            <w:tcMar/>
-          </w:tcPr>
-          <w:p>
-            <w:pPr>
-              <w:rPr>
-                <w:rFonts w:ascii="Times New Roman" w:hAnsi="Times New Roman" w:eastAsia="Times New Roman" w:cs="Times New Roman"/>
+              <w:top w:val="single" w:sz="4" w:space="0" w:color="auto"/>
+              <w:left w:val="single" w:sz="4" w:space="0" w:color="auto"/>
+              <w:bottom w:val="single" w:sz="4" w:space="0" w:color="auto"/>
+              <w:right w:val="single" w:sz="4" w:space="0" w:color="auto"/>
+            </w:tcBorders>
+          </w:tcPr>
+          <w:p>
+            <w:pPr>
+              <w:rPr>
+                <w:rFonts w:ascii="Times New Roman" w:eastAsia="Times New Roman" w:hAnsi="Times New Roman" w:cs="Times New Roman"/>
                 <w:color w:val="000000" w:themeColor="text1"/>
                 <w:sz w:val="20"/>
                 <w:szCs w:val="20"/>
@@ -6193,17 +5955,16 @@
           <w:tcPr>
             <w:tcW w:w="3084" w:type="dxa"/>
             <w:tcBorders>
-              <w:top w:val="single" w:color="auto" w:sz="4" w:space="0"/>
-              <w:left w:val="single" w:color="auto" w:sz="4" w:space="0"/>
-              <w:bottom w:val="single" w:color="auto" w:sz="4" w:space="0"/>
-              <w:right w:val="single" w:color="auto" w:sz="4" w:space="0"/>
-            </w:tcBorders>
-            <w:tcMar/>
-          </w:tcPr>
-          <w:p>
-            <w:pPr>
-              <w:rPr>
-                <w:rFonts w:ascii="Times New Roman" w:hAnsi="Times New Roman" w:eastAsia="Times New Roman" w:cs="Times New Roman"/>
+              <w:top w:val="single" w:sz="4" w:space="0" w:color="auto"/>
+              <w:left w:val="single" w:sz="4" w:space="0" w:color="auto"/>
+              <w:bottom w:val="single" w:sz="4" w:space="0" w:color="auto"/>
+              <w:right w:val="single" w:sz="4" w:space="0" w:color="auto"/>
+            </w:tcBorders>
+          </w:tcPr>
+          <w:p>
+            <w:pPr>
+              <w:rPr>
+                <w:rFonts w:ascii="Times New Roman" w:eastAsia="Times New Roman" w:hAnsi="Times New Roman" w:cs="Times New Roman"/>
                 <w:color w:val="000000" w:themeColor="text1"/>
                 <w:sz w:val="20"/>
                 <w:szCs w:val="20"/>
@@ -6216,12 +5977,11 @@
           <w:tcPr>
             <w:tcW w:w="888" w:type="dxa"/>
             <w:tcBorders>
-              <w:top w:val="single" w:color="auto" w:sz="4" w:space="0"/>
-              <w:left w:val="single" w:color="auto" w:sz="4" w:space="0"/>
-              <w:bottom w:val="single" w:color="auto" w:sz="4" w:space="0"/>
-              <w:right w:val="single" w:color="auto" w:sz="4" w:space="0"/>
-            </w:tcBorders>
-            <w:tcMar/>
+              <w:top w:val="single" w:sz="4" w:space="0" w:color="auto"/>
+              <w:left w:val="single" w:sz="4" w:space="0" w:color="auto"/>
+              <w:bottom w:val="single" w:sz="4" w:space="0" w:color="auto"/>
+              <w:right w:val="single" w:sz="4" w:space="0" w:color="auto"/>
+            </w:tcBorders>
           </w:tcPr>
           <w:p>
             <w:pPr>
@@ -6237,12 +5997,11 @@
           <w:tcPr>
             <w:tcW w:w="888" w:type="dxa"/>
             <w:tcBorders>
-              <w:top w:val="single" w:color="auto" w:sz="4" w:space="0"/>
-              <w:left w:val="single" w:color="auto" w:sz="4" w:space="0"/>
-              <w:bottom w:val="single" w:color="auto" w:sz="4" w:space="0"/>
-              <w:right w:val="single" w:color="auto" w:sz="4" w:space="0"/>
-            </w:tcBorders>
-            <w:tcMar/>
+              <w:top w:val="single" w:sz="4" w:space="0" w:color="auto"/>
+              <w:left w:val="single" w:sz="4" w:space="0" w:color="auto"/>
+              <w:bottom w:val="single" w:sz="4" w:space="0" w:color="auto"/>
+              <w:right w:val="single" w:sz="4" w:space="0" w:color="auto"/>
+            </w:tcBorders>
           </w:tcPr>
           <w:p>
             <w:pPr>
@@ -6258,12 +6017,11 @@
           <w:tcPr>
             <w:tcW w:w="888" w:type="dxa"/>
             <w:tcBorders>
-              <w:top w:val="single" w:color="auto" w:sz="4" w:space="0"/>
-              <w:left w:val="single" w:color="auto" w:sz="4" w:space="0"/>
-              <w:bottom w:val="single" w:color="auto" w:sz="4" w:space="0"/>
-              <w:right w:val="single" w:color="auto" w:sz="4" w:space="0"/>
-            </w:tcBorders>
-            <w:tcMar/>
+              <w:top w:val="single" w:sz="4" w:space="0" w:color="auto"/>
+              <w:left w:val="single" w:sz="4" w:space="0" w:color="auto"/>
+              <w:bottom w:val="single" w:sz="4" w:space="0" w:color="auto"/>
+              <w:right w:val="single" w:sz="4" w:space="0" w:color="auto"/>
+            </w:tcBorders>
           </w:tcPr>
           <w:p>
             <w:pPr>
@@ -6280,12 +6038,11 @@
           <w:tcPr>
             <w:tcW w:w="3263" w:type="dxa"/>
             <w:tcBorders>
-              <w:top w:val="single" w:color="auto" w:sz="4" w:space="0"/>
-              <w:left w:val="single" w:color="auto" w:sz="4" w:space="0"/>
-              <w:bottom w:val="single" w:color="auto" w:sz="4" w:space="0"/>
-              <w:right w:val="single" w:color="auto" w:sz="4" w:space="0"/>
-            </w:tcBorders>
-            <w:tcMar/>
+              <w:top w:val="single" w:sz="4" w:space="0" w:color="auto"/>
+              <w:left w:val="single" w:sz="4" w:space="0" w:color="auto"/>
+              <w:bottom w:val="single" w:sz="4" w:space="0" w:color="auto"/>
+              <w:right w:val="single" w:sz="4" w:space="0" w:color="auto"/>
+            </w:tcBorders>
           </w:tcPr>
           <w:p>
             <w:pPr>
@@ -6301,12 +6058,11 @@
           <w:tcPr>
             <w:tcW w:w="888" w:type="dxa"/>
             <w:tcBorders>
-              <w:top w:val="single" w:color="auto" w:sz="4" w:space="0"/>
-              <w:left w:val="single" w:color="auto" w:sz="4" w:space="0"/>
-              <w:bottom w:val="single" w:color="auto" w:sz="4" w:space="0"/>
-              <w:right w:val="single" w:color="auto" w:sz="4" w:space="0"/>
-            </w:tcBorders>
-            <w:tcMar/>
+              <w:top w:val="single" w:sz="4" w:space="0" w:color="auto"/>
+              <w:left w:val="single" w:sz="4" w:space="0" w:color="auto"/>
+              <w:bottom w:val="single" w:sz="4" w:space="0" w:color="auto"/>
+              <w:right w:val="single" w:sz="4" w:space="0" w:color="auto"/>
+            </w:tcBorders>
           </w:tcPr>
           <w:p>
             <w:pPr>
@@ -6322,12 +6078,11 @@
           <w:tcPr>
             <w:tcW w:w="888" w:type="dxa"/>
             <w:tcBorders>
-              <w:top w:val="single" w:color="auto" w:sz="4" w:space="0"/>
-              <w:left w:val="single" w:color="auto" w:sz="4" w:space="0"/>
-              <w:bottom w:val="single" w:color="auto" w:sz="4" w:space="0"/>
-              <w:right w:val="single" w:color="auto" w:sz="4" w:space="0"/>
-            </w:tcBorders>
-            <w:tcMar/>
+              <w:top w:val="single" w:sz="4" w:space="0" w:color="auto"/>
+              <w:left w:val="single" w:sz="4" w:space="0" w:color="auto"/>
+              <w:bottom w:val="single" w:sz="4" w:space="0" w:color="auto"/>
+              <w:right w:val="single" w:sz="4" w:space="0" w:color="auto"/>
+            </w:tcBorders>
           </w:tcPr>
           <w:p>
             <w:pPr>
@@ -6343,12 +6098,11 @@
           <w:tcPr>
             <w:tcW w:w="888" w:type="dxa"/>
             <w:tcBorders>
-              <w:top w:val="single" w:color="auto" w:sz="4" w:space="0"/>
-              <w:left w:val="single" w:color="auto" w:sz="4" w:space="0"/>
-              <w:bottom w:val="single" w:color="auto" w:sz="4" w:space="0"/>
-              <w:right w:val="single" w:color="auto" w:sz="4" w:space="0"/>
-            </w:tcBorders>
-            <w:tcMar/>
+              <w:top w:val="single" w:sz="4" w:space="0" w:color="auto"/>
+              <w:left w:val="single" w:sz="4" w:space="0" w:color="auto"/>
+              <w:bottom w:val="single" w:sz="4" w:space="0" w:color="auto"/>
+              <w:right w:val="single" w:sz="4" w:space="0" w:color="auto"/>
+            </w:tcBorders>
           </w:tcPr>
           <w:p>
             <w:pPr>
@@ -6365,12 +6119,12 @@
         <w:tblPrEx>
           <w:jc w:val="left"/>
           <w:tblBorders>
-            <w:top w:val="single" w:color="auto" w:sz="4" w:space="0"/>
-            <w:left w:val="single" w:color="auto" w:sz="4" w:space="0"/>
-            <w:bottom w:val="single" w:color="auto" w:sz="4" w:space="0"/>
-            <w:right w:val="single" w:color="auto" w:sz="4" w:space="0"/>
-            <w:insideH w:val="single" w:color="auto" w:sz="4" w:space="0"/>
-            <w:insideV w:val="single" w:color="auto" w:sz="4" w:space="0"/>
+            <w:top w:val="single" w:sz="4" w:space="0" w:color="auto"/>
+            <w:left w:val="single" w:sz="4" w:space="0" w:color="auto"/>
+            <w:bottom w:val="single" w:sz="4" w:space="0" w:color="auto"/>
+            <w:right w:val="single" w:sz="4" w:space="0" w:color="auto"/>
+            <w:insideH w:val="single" w:sz="4" w:space="0" w:color="auto"/>
+            <w:insideV w:val="single" w:sz="4" w:space="0" w:color="auto"/>
           </w:tblBorders>
         </w:tblPrEx>
         <w:trPr>
@@ -6380,17 +6134,16 @@
           <w:tcPr>
             <w:tcW w:w="2130" w:type="dxa"/>
             <w:tcBorders>
-              <w:top w:val="single" w:color="auto" w:sz="4" w:space="0"/>
-              <w:left w:val="single" w:color="auto" w:sz="4" w:space="0"/>
-              <w:bottom w:val="single" w:color="auto" w:sz="4" w:space="0"/>
-              <w:right w:val="single" w:color="auto" w:sz="4" w:space="0"/>
-            </w:tcBorders>
-            <w:tcMar/>
-          </w:tcPr>
-          <w:p>
-            <w:pPr>
-              <w:rPr>
-                <w:rFonts w:ascii="Times New Roman" w:hAnsi="Times New Roman" w:eastAsia="Times New Roman" w:cs="Times New Roman"/>
+              <w:top w:val="single" w:sz="4" w:space="0" w:color="auto"/>
+              <w:left w:val="single" w:sz="4" w:space="0" w:color="auto"/>
+              <w:bottom w:val="single" w:sz="4" w:space="0" w:color="auto"/>
+              <w:right w:val="single" w:sz="4" w:space="0" w:color="auto"/>
+            </w:tcBorders>
+          </w:tcPr>
+          <w:p>
+            <w:pPr>
+              <w:rPr>
+                <w:rFonts w:ascii="Times New Roman" w:eastAsia="Times New Roman" w:hAnsi="Times New Roman" w:cs="Times New Roman"/>
                 <w:color w:val="000000" w:themeColor="text1"/>
                 <w:sz w:val="20"/>
                 <w:szCs w:val="20"/>
@@ -6403,17 +6156,16 @@
           <w:tcPr>
             <w:tcW w:w="2066" w:type="dxa"/>
             <w:tcBorders>
-              <w:top w:val="single" w:color="auto" w:sz="4" w:space="0"/>
-              <w:left w:val="single" w:color="auto" w:sz="4" w:space="0"/>
-              <w:bottom w:val="single" w:color="auto" w:sz="4" w:space="0"/>
-              <w:right w:val="single" w:color="auto" w:sz="4" w:space="0"/>
-            </w:tcBorders>
-            <w:tcMar/>
-          </w:tcPr>
-          <w:p>
-            <w:pPr>
-              <w:rPr>
-                <w:rFonts w:ascii="Times New Roman" w:hAnsi="Times New Roman" w:eastAsia="Times New Roman" w:cs="Times New Roman"/>
+              <w:top w:val="single" w:sz="4" w:space="0" w:color="auto"/>
+              <w:left w:val="single" w:sz="4" w:space="0" w:color="auto"/>
+              <w:bottom w:val="single" w:sz="4" w:space="0" w:color="auto"/>
+              <w:right w:val="single" w:sz="4" w:space="0" w:color="auto"/>
+            </w:tcBorders>
+          </w:tcPr>
+          <w:p>
+            <w:pPr>
+              <w:rPr>
+                <w:rFonts w:ascii="Times New Roman" w:eastAsia="Times New Roman" w:hAnsi="Times New Roman" w:cs="Times New Roman"/>
                 <w:color w:val="000000" w:themeColor="text1"/>
                 <w:sz w:val="20"/>
                 <w:szCs w:val="20"/>
@@ -6426,17 +6178,16 @@
           <w:tcPr>
             <w:tcW w:w="3084" w:type="dxa"/>
             <w:tcBorders>
-              <w:top w:val="single" w:color="auto" w:sz="4" w:space="0"/>
-              <w:left w:val="single" w:color="auto" w:sz="4" w:space="0"/>
-              <w:bottom w:val="single" w:color="auto" w:sz="4" w:space="0"/>
-              <w:right w:val="single" w:color="auto" w:sz="4" w:space="0"/>
-            </w:tcBorders>
-            <w:tcMar/>
-          </w:tcPr>
-          <w:p>
-            <w:pPr>
-              <w:rPr>
-                <w:rFonts w:ascii="Times New Roman" w:hAnsi="Times New Roman" w:eastAsia="Times New Roman" w:cs="Times New Roman"/>
+              <w:top w:val="single" w:sz="4" w:space="0" w:color="auto"/>
+              <w:left w:val="single" w:sz="4" w:space="0" w:color="auto"/>
+              <w:bottom w:val="single" w:sz="4" w:space="0" w:color="auto"/>
+              <w:right w:val="single" w:sz="4" w:space="0" w:color="auto"/>
+            </w:tcBorders>
+          </w:tcPr>
+          <w:p>
+            <w:pPr>
+              <w:rPr>
+                <w:rFonts w:ascii="Times New Roman" w:eastAsia="Times New Roman" w:hAnsi="Times New Roman" w:cs="Times New Roman"/>
                 <w:color w:val="000000" w:themeColor="text1"/>
                 <w:sz w:val="20"/>
                 <w:szCs w:val="20"/>
@@ -6449,12 +6200,11 @@
           <w:tcPr>
             <w:tcW w:w="888" w:type="dxa"/>
             <w:tcBorders>
-              <w:top w:val="single" w:color="auto" w:sz="4" w:space="0"/>
-              <w:left w:val="single" w:color="auto" w:sz="4" w:space="0"/>
-              <w:bottom w:val="single" w:color="auto" w:sz="4" w:space="0"/>
-              <w:right w:val="single" w:color="auto" w:sz="4" w:space="0"/>
-            </w:tcBorders>
-            <w:tcMar/>
+              <w:top w:val="single" w:sz="4" w:space="0" w:color="auto"/>
+              <w:left w:val="single" w:sz="4" w:space="0" w:color="auto"/>
+              <w:bottom w:val="single" w:sz="4" w:space="0" w:color="auto"/>
+              <w:right w:val="single" w:sz="4" w:space="0" w:color="auto"/>
+            </w:tcBorders>
           </w:tcPr>
           <w:p>
             <w:pPr>
@@ -6470,12 +6220,11 @@
           <w:tcPr>
             <w:tcW w:w="888" w:type="dxa"/>
             <w:tcBorders>
-              <w:top w:val="single" w:color="auto" w:sz="4" w:space="0"/>
-              <w:left w:val="single" w:color="auto" w:sz="4" w:space="0"/>
-              <w:bottom w:val="single" w:color="auto" w:sz="4" w:space="0"/>
-              <w:right w:val="single" w:color="auto" w:sz="4" w:space="0"/>
-            </w:tcBorders>
-            <w:tcMar/>
+              <w:top w:val="single" w:sz="4" w:space="0" w:color="auto"/>
+              <w:left w:val="single" w:sz="4" w:space="0" w:color="auto"/>
+              <w:bottom w:val="single" w:sz="4" w:space="0" w:color="auto"/>
+              <w:right w:val="single" w:sz="4" w:space="0" w:color="auto"/>
+            </w:tcBorders>
           </w:tcPr>
           <w:p>
             <w:pPr>
@@ -6491,12 +6240,11 @@
           <w:tcPr>
             <w:tcW w:w="888" w:type="dxa"/>
             <w:tcBorders>
-              <w:top w:val="single" w:color="auto" w:sz="4" w:space="0"/>
-              <w:left w:val="single" w:color="auto" w:sz="4" w:space="0"/>
-              <w:bottom w:val="single" w:color="auto" w:sz="4" w:space="0"/>
-              <w:right w:val="single" w:color="auto" w:sz="4" w:space="0"/>
-            </w:tcBorders>
-            <w:tcMar/>
+              <w:top w:val="single" w:sz="4" w:space="0" w:color="auto"/>
+              <w:left w:val="single" w:sz="4" w:space="0" w:color="auto"/>
+              <w:bottom w:val="single" w:sz="4" w:space="0" w:color="auto"/>
+              <w:right w:val="single" w:sz="4" w:space="0" w:color="auto"/>
+            </w:tcBorders>
           </w:tcPr>
           <w:p>
             <w:pPr>
@@ -6513,12 +6261,11 @@
           <w:tcPr>
             <w:tcW w:w="3263" w:type="dxa"/>
             <w:tcBorders>
-              <w:top w:val="single" w:color="auto" w:sz="4" w:space="0"/>
-              <w:left w:val="single" w:color="auto" w:sz="4" w:space="0"/>
-              <w:bottom w:val="single" w:color="auto" w:sz="4" w:space="0"/>
-              <w:right w:val="single" w:color="auto" w:sz="4" w:space="0"/>
-            </w:tcBorders>
-            <w:tcMar/>
+              <w:top w:val="single" w:sz="4" w:space="0" w:color="auto"/>
+              <w:left w:val="single" w:sz="4" w:space="0" w:color="auto"/>
+              <w:bottom w:val="single" w:sz="4" w:space="0" w:color="auto"/>
+              <w:right w:val="single" w:sz="4" w:space="0" w:color="auto"/>
+            </w:tcBorders>
           </w:tcPr>
           <w:p>
             <w:pPr>
@@ -6534,12 +6281,11 @@
           <w:tcPr>
             <w:tcW w:w="888" w:type="dxa"/>
             <w:tcBorders>
-              <w:top w:val="single" w:color="auto" w:sz="4" w:space="0"/>
-              <w:left w:val="single" w:color="auto" w:sz="4" w:space="0"/>
-              <w:bottom w:val="single" w:color="auto" w:sz="4" w:space="0"/>
-              <w:right w:val="single" w:color="auto" w:sz="4" w:space="0"/>
-            </w:tcBorders>
-            <w:tcMar/>
+              <w:top w:val="single" w:sz="4" w:space="0" w:color="auto"/>
+              <w:left w:val="single" w:sz="4" w:space="0" w:color="auto"/>
+              <w:bottom w:val="single" w:sz="4" w:space="0" w:color="auto"/>
+              <w:right w:val="single" w:sz="4" w:space="0" w:color="auto"/>
+            </w:tcBorders>
           </w:tcPr>
           <w:p>
             <w:pPr>
@@ -6555,12 +6301,11 @@
           <w:tcPr>
             <w:tcW w:w="888" w:type="dxa"/>
             <w:tcBorders>
-              <w:top w:val="single" w:color="auto" w:sz="4" w:space="0"/>
-              <w:left w:val="single" w:color="auto" w:sz="4" w:space="0"/>
-              <w:bottom w:val="single" w:color="auto" w:sz="4" w:space="0"/>
-              <w:right w:val="single" w:color="auto" w:sz="4" w:space="0"/>
-            </w:tcBorders>
-            <w:tcMar/>
+              <w:top w:val="single" w:sz="4" w:space="0" w:color="auto"/>
+              <w:left w:val="single" w:sz="4" w:space="0" w:color="auto"/>
+              <w:bottom w:val="single" w:sz="4" w:space="0" w:color="auto"/>
+              <w:right w:val="single" w:sz="4" w:space="0" w:color="auto"/>
+            </w:tcBorders>
           </w:tcPr>
           <w:p>
             <w:pPr>
@@ -6576,12 +6321,11 @@
           <w:tcPr>
             <w:tcW w:w="888" w:type="dxa"/>
             <w:tcBorders>
-              <w:top w:val="single" w:color="auto" w:sz="4" w:space="0"/>
-              <w:left w:val="single" w:color="auto" w:sz="4" w:space="0"/>
-              <w:bottom w:val="single" w:color="auto" w:sz="4" w:space="0"/>
-              <w:right w:val="single" w:color="auto" w:sz="4" w:space="0"/>
-            </w:tcBorders>
-            <w:tcMar/>
+              <w:top w:val="single" w:sz="4" w:space="0" w:color="auto"/>
+              <w:left w:val="single" w:sz="4" w:space="0" w:color="auto"/>
+              <w:bottom w:val="single" w:sz="4" w:space="0" w:color="auto"/>
+              <w:right w:val="single" w:sz="4" w:space="0" w:color="auto"/>
+            </w:tcBorders>
           </w:tcPr>
           <w:p>
             <w:pPr>
@@ -6598,12 +6342,12 @@
         <w:tblPrEx>
           <w:jc w:val="left"/>
           <w:tblBorders>
-            <w:top w:val="single" w:color="auto" w:sz="4" w:space="0"/>
-            <w:left w:val="single" w:color="auto" w:sz="4" w:space="0"/>
-            <w:bottom w:val="single" w:color="auto" w:sz="4" w:space="0"/>
-            <w:right w:val="single" w:color="auto" w:sz="4" w:space="0"/>
-            <w:insideH w:val="single" w:color="auto" w:sz="4" w:space="0"/>
-            <w:insideV w:val="single" w:color="auto" w:sz="4" w:space="0"/>
+            <w:top w:val="single" w:sz="4" w:space="0" w:color="auto"/>
+            <w:left w:val="single" w:sz="4" w:space="0" w:color="auto"/>
+            <w:bottom w:val="single" w:sz="4" w:space="0" w:color="auto"/>
+            <w:right w:val="single" w:sz="4" w:space="0" w:color="auto"/>
+            <w:insideH w:val="single" w:sz="4" w:space="0" w:color="auto"/>
+            <w:insideV w:val="single" w:sz="4" w:space="0" w:color="auto"/>
           </w:tblBorders>
         </w:tblPrEx>
         <w:trPr>
@@ -6613,17 +6357,16 @@
           <w:tcPr>
             <w:tcW w:w="2130" w:type="dxa"/>
             <w:tcBorders>
-              <w:top w:val="single" w:color="auto" w:sz="4" w:space="0"/>
-              <w:left w:val="single" w:color="auto" w:sz="4" w:space="0"/>
-              <w:bottom w:val="single" w:color="auto" w:sz="4" w:space="0"/>
-              <w:right w:val="single" w:color="auto" w:sz="4" w:space="0"/>
-            </w:tcBorders>
-            <w:tcMar/>
-          </w:tcPr>
-          <w:p>
-            <w:pPr>
-              <w:rPr>
-                <w:rFonts w:ascii="Times New Roman" w:hAnsi="Times New Roman" w:eastAsia="Times New Roman" w:cs="Times New Roman"/>
+              <w:top w:val="single" w:sz="4" w:space="0" w:color="auto"/>
+              <w:left w:val="single" w:sz="4" w:space="0" w:color="auto"/>
+              <w:bottom w:val="single" w:sz="4" w:space="0" w:color="auto"/>
+              <w:right w:val="single" w:sz="4" w:space="0" w:color="auto"/>
+            </w:tcBorders>
+          </w:tcPr>
+          <w:p>
+            <w:pPr>
+              <w:rPr>
+                <w:rFonts w:ascii="Times New Roman" w:eastAsia="Times New Roman" w:hAnsi="Times New Roman" w:cs="Times New Roman"/>
                 <w:color w:val="000000" w:themeColor="text1"/>
                 <w:sz w:val="20"/>
                 <w:szCs w:val="20"/>
@@ -6636,17 +6379,16 @@
           <w:tcPr>
             <w:tcW w:w="2066" w:type="dxa"/>
             <w:tcBorders>
-              <w:top w:val="single" w:color="auto" w:sz="4" w:space="0"/>
-              <w:left w:val="single" w:color="auto" w:sz="4" w:space="0"/>
-              <w:bottom w:val="single" w:color="auto" w:sz="4" w:space="0"/>
-              <w:right w:val="single" w:color="auto" w:sz="4" w:space="0"/>
-            </w:tcBorders>
-            <w:tcMar/>
-          </w:tcPr>
-          <w:p>
-            <w:pPr>
-              <w:rPr>
-                <w:rFonts w:ascii="Times New Roman" w:hAnsi="Times New Roman" w:eastAsia="Times New Roman" w:cs="Times New Roman"/>
+              <w:top w:val="single" w:sz="4" w:space="0" w:color="auto"/>
+              <w:left w:val="single" w:sz="4" w:space="0" w:color="auto"/>
+              <w:bottom w:val="single" w:sz="4" w:space="0" w:color="auto"/>
+              <w:right w:val="single" w:sz="4" w:space="0" w:color="auto"/>
+            </w:tcBorders>
+          </w:tcPr>
+          <w:p>
+            <w:pPr>
+              <w:rPr>
+                <w:rFonts w:ascii="Times New Roman" w:eastAsia="Times New Roman" w:hAnsi="Times New Roman" w:cs="Times New Roman"/>
                 <w:color w:val="000000" w:themeColor="text1"/>
                 <w:sz w:val="20"/>
                 <w:szCs w:val="20"/>
@@ -6659,17 +6401,16 @@
           <w:tcPr>
             <w:tcW w:w="3084" w:type="dxa"/>
             <w:tcBorders>
-              <w:top w:val="single" w:color="auto" w:sz="4" w:space="0"/>
-              <w:left w:val="single" w:color="auto" w:sz="4" w:space="0"/>
-              <w:bottom w:val="single" w:color="auto" w:sz="4" w:space="0"/>
-              <w:right w:val="single" w:color="auto" w:sz="4" w:space="0"/>
-            </w:tcBorders>
-            <w:tcMar/>
-          </w:tcPr>
-          <w:p>
-            <w:pPr>
-              <w:rPr>
-                <w:rFonts w:ascii="Times New Roman" w:hAnsi="Times New Roman" w:eastAsia="Times New Roman" w:cs="Times New Roman"/>
+              <w:top w:val="single" w:sz="4" w:space="0" w:color="auto"/>
+              <w:left w:val="single" w:sz="4" w:space="0" w:color="auto"/>
+              <w:bottom w:val="single" w:sz="4" w:space="0" w:color="auto"/>
+              <w:right w:val="single" w:sz="4" w:space="0" w:color="auto"/>
+            </w:tcBorders>
+          </w:tcPr>
+          <w:p>
+            <w:pPr>
+              <w:rPr>
+                <w:rFonts w:ascii="Times New Roman" w:eastAsia="Times New Roman" w:hAnsi="Times New Roman" w:cs="Times New Roman"/>
                 <w:color w:val="000000" w:themeColor="text1"/>
                 <w:sz w:val="20"/>
                 <w:szCs w:val="20"/>
@@ -6682,12 +6423,11 @@
           <w:tcPr>
             <w:tcW w:w="888" w:type="dxa"/>
             <w:tcBorders>
-              <w:top w:val="single" w:color="auto" w:sz="4" w:space="0"/>
-              <w:left w:val="single" w:color="auto" w:sz="4" w:space="0"/>
-              <w:bottom w:val="single" w:color="auto" w:sz="4" w:space="0"/>
-              <w:right w:val="single" w:color="auto" w:sz="4" w:space="0"/>
-            </w:tcBorders>
-            <w:tcMar/>
+              <w:top w:val="single" w:sz="4" w:space="0" w:color="auto"/>
+              <w:left w:val="single" w:sz="4" w:space="0" w:color="auto"/>
+              <w:bottom w:val="single" w:sz="4" w:space="0" w:color="auto"/>
+              <w:right w:val="single" w:sz="4" w:space="0" w:color="auto"/>
+            </w:tcBorders>
           </w:tcPr>
           <w:p>
             <w:pPr>
@@ -6703,12 +6443,11 @@
           <w:tcPr>
             <w:tcW w:w="888" w:type="dxa"/>
             <w:tcBorders>
-              <w:top w:val="single" w:color="auto" w:sz="4" w:space="0"/>
-              <w:left w:val="single" w:color="auto" w:sz="4" w:space="0"/>
-              <w:bottom w:val="single" w:color="auto" w:sz="4" w:space="0"/>
-              <w:right w:val="single" w:color="auto" w:sz="4" w:space="0"/>
-            </w:tcBorders>
-            <w:tcMar/>
+              <w:top w:val="single" w:sz="4" w:space="0" w:color="auto"/>
+              <w:left w:val="single" w:sz="4" w:space="0" w:color="auto"/>
+              <w:bottom w:val="single" w:sz="4" w:space="0" w:color="auto"/>
+              <w:right w:val="single" w:sz="4" w:space="0" w:color="auto"/>
+            </w:tcBorders>
           </w:tcPr>
           <w:p>
             <w:pPr>
@@ -6724,12 +6463,11 @@
           <w:tcPr>
             <w:tcW w:w="888" w:type="dxa"/>
             <w:tcBorders>
-              <w:top w:val="single" w:color="auto" w:sz="4" w:space="0"/>
-              <w:left w:val="single" w:color="auto" w:sz="4" w:space="0"/>
-              <w:bottom w:val="single" w:color="auto" w:sz="4" w:space="0"/>
-              <w:right w:val="single" w:color="auto" w:sz="4" w:space="0"/>
-            </w:tcBorders>
-            <w:tcMar/>
+              <w:top w:val="single" w:sz="4" w:space="0" w:color="auto"/>
+              <w:left w:val="single" w:sz="4" w:space="0" w:color="auto"/>
+              <w:bottom w:val="single" w:sz="4" w:space="0" w:color="auto"/>
+              <w:right w:val="single" w:sz="4" w:space="0" w:color="auto"/>
+            </w:tcBorders>
           </w:tcPr>
           <w:p>
             <w:pPr>
@@ -6746,12 +6484,11 @@
           <w:tcPr>
             <w:tcW w:w="3263" w:type="dxa"/>
             <w:tcBorders>
-              <w:top w:val="single" w:color="auto" w:sz="4" w:space="0"/>
-              <w:left w:val="single" w:color="auto" w:sz="4" w:space="0"/>
-              <w:bottom w:val="single" w:color="auto" w:sz="4" w:space="0"/>
-              <w:right w:val="single" w:color="auto" w:sz="4" w:space="0"/>
-            </w:tcBorders>
-            <w:tcMar/>
+              <w:top w:val="single" w:sz="4" w:space="0" w:color="auto"/>
+              <w:left w:val="single" w:sz="4" w:space="0" w:color="auto"/>
+              <w:bottom w:val="single" w:sz="4" w:space="0" w:color="auto"/>
+              <w:right w:val="single" w:sz="4" w:space="0" w:color="auto"/>
+            </w:tcBorders>
           </w:tcPr>
           <w:p>
             <w:pPr>
@@ -6767,12 +6504,11 @@
           <w:tcPr>
             <w:tcW w:w="888" w:type="dxa"/>
             <w:tcBorders>
-              <w:top w:val="single" w:color="auto" w:sz="4" w:space="0"/>
-              <w:left w:val="single" w:color="auto" w:sz="4" w:space="0"/>
-              <w:bottom w:val="single" w:color="auto" w:sz="4" w:space="0"/>
-              <w:right w:val="single" w:color="auto" w:sz="4" w:space="0"/>
-            </w:tcBorders>
-            <w:tcMar/>
+              <w:top w:val="single" w:sz="4" w:space="0" w:color="auto"/>
+              <w:left w:val="single" w:sz="4" w:space="0" w:color="auto"/>
+              <w:bottom w:val="single" w:sz="4" w:space="0" w:color="auto"/>
+              <w:right w:val="single" w:sz="4" w:space="0" w:color="auto"/>
+            </w:tcBorders>
           </w:tcPr>
           <w:p>
             <w:pPr>
@@ -6788,12 +6524,11 @@
           <w:tcPr>
             <w:tcW w:w="888" w:type="dxa"/>
             <w:tcBorders>
-              <w:top w:val="single" w:color="auto" w:sz="4" w:space="0"/>
-              <w:left w:val="single" w:color="auto" w:sz="4" w:space="0"/>
-              <w:bottom w:val="single" w:color="auto" w:sz="4" w:space="0"/>
-              <w:right w:val="single" w:color="auto" w:sz="4" w:space="0"/>
-            </w:tcBorders>
-            <w:tcMar/>
+              <w:top w:val="single" w:sz="4" w:space="0" w:color="auto"/>
+              <w:left w:val="single" w:sz="4" w:space="0" w:color="auto"/>
+              <w:bottom w:val="single" w:sz="4" w:space="0" w:color="auto"/>
+              <w:right w:val="single" w:sz="4" w:space="0" w:color="auto"/>
+            </w:tcBorders>
           </w:tcPr>
           <w:p>
             <w:pPr>
@@ -6809,12 +6544,11 @@
           <w:tcPr>
             <w:tcW w:w="888" w:type="dxa"/>
             <w:tcBorders>
-              <w:top w:val="single" w:color="auto" w:sz="4" w:space="0"/>
-              <w:left w:val="single" w:color="auto" w:sz="4" w:space="0"/>
-              <w:bottom w:val="single" w:color="auto" w:sz="4" w:space="0"/>
-              <w:right w:val="single" w:color="auto" w:sz="4" w:space="0"/>
-            </w:tcBorders>
-            <w:tcMar/>
+              <w:top w:val="single" w:sz="4" w:space="0" w:color="auto"/>
+              <w:left w:val="single" w:sz="4" w:space="0" w:color="auto"/>
+              <w:bottom w:val="single" w:sz="4" w:space="0" w:color="auto"/>
+              <w:right w:val="single" w:sz="4" w:space="0" w:color="auto"/>
+            </w:tcBorders>
           </w:tcPr>
           <w:p>
             <w:pPr>
@@ -6832,7 +6566,7 @@
       <w:pPr>
         <w:spacing w:after="160" w:line="259" w:lineRule="auto"/>
         <w:rPr>
-          <w:rFonts w:ascii="Calibri Light" w:hAnsi="Calibri Light" w:eastAsia="Calibri" w:cs="Times New Roman"/>
+          <w:rFonts w:ascii="Calibri Light" w:eastAsia="Calibri" w:hAnsi="Calibri Light" w:cs="Times New Roman"/>
           <w:b/>
           <w:color w:val="FF0000"/>
           <w:lang w:eastAsia="en-US"/>
@@ -6840,7 +6574,7 @@
       </w:pPr>
       <w:r>
         <w:rPr>
-          <w:rFonts w:ascii="Calibri Light" w:hAnsi="Calibri Light" w:eastAsia="Calibri" w:cs="Times New Roman"/>
+          <w:rFonts w:ascii="Calibri Light" w:eastAsia="Calibri" w:hAnsi="Calibri Light" w:cs="Times New Roman"/>
           <w:b/>
           <w:color w:val="FF0000"/>
           <w:lang w:eastAsia="en-US"/>
@@ -6849,7 +6583,7 @@
       </w:r>
       <w:r>
         <w:rPr>
-          <w:rFonts w:ascii="Calibri Light" w:hAnsi="Calibri Light" w:eastAsia="Calibri" w:cs="Times New Roman"/>
+          <w:rFonts w:ascii="Calibri Light" w:eastAsia="Calibri" w:hAnsi="Calibri Light" w:cs="Times New Roman"/>
           <w:b/>
           <w:color w:val="FF0000"/>
           <w:lang w:eastAsia="en-US"/>
@@ -6861,14 +6595,14 @@
       <w:pPr>
         <w:spacing w:before="240" w:after="160" w:line="259" w:lineRule="auto"/>
         <w:rPr>
-          <w:rFonts w:ascii="Calibri Light" w:hAnsi="Calibri Light" w:eastAsia="Calibri" w:cs="Times New Roman"/>
+          <w:rFonts w:ascii="Calibri Light" w:eastAsia="Calibri" w:hAnsi="Calibri Light" w:cs="Times New Roman"/>
           <w:b/>
           <w:lang w:eastAsia="en-US"/>
         </w:rPr>
       </w:pPr>
       <w:r>
         <w:rPr>
-          <w:rFonts w:ascii="Calibri Light" w:hAnsi="Calibri Light" w:eastAsia="Calibri" w:cs="Times New Roman"/>
+          <w:rFonts w:ascii="Calibri Light" w:eastAsia="Calibri" w:hAnsi="Calibri Light" w:cs="Times New Roman"/>
           <w:b/>
           <w:lang w:eastAsia="en-US"/>
         </w:rPr>
@@ -6880,12 +6614,12 @@
         <w:tblW w:w="15389" w:type="dxa"/>
         <w:jc w:val="center"/>
         <w:tblBorders>
-          <w:top w:val="single" w:color="808080" w:sz="4" w:space="0"/>
-          <w:left w:val="single" w:color="808080" w:sz="4" w:space="0"/>
-          <w:bottom w:val="single" w:color="808080" w:sz="4" w:space="0"/>
-          <w:right w:val="single" w:color="808080" w:sz="4" w:space="0"/>
-          <w:insideH w:val="single" w:color="808080" w:sz="4" w:space="0"/>
-          <w:insideV w:val="single" w:color="808080" w:sz="4" w:space="0"/>
+          <w:top w:val="single" w:sz="4" w:space="0" w:color="808080"/>
+          <w:left w:val="single" w:sz="4" w:space="0" w:color="808080"/>
+          <w:bottom w:val="single" w:sz="4" w:space="0" w:color="808080"/>
+          <w:right w:val="single" w:sz="4" w:space="0" w:color="808080"/>
+          <w:insideH w:val="single" w:sz="4" w:space="0" w:color="808080"/>
+          <w:insideV w:val="single" w:sz="4" w:space="0" w:color="808080"/>
         </w:tblBorders>
         <w:tblLayout w:type="fixed"/>
         <w:tblCellMar>
@@ -6911,7 +6645,7 @@
             <w:tcW w:w="8869" w:type="dxa"/>
             <w:gridSpan w:val="2"/>
             <w:tcBorders>
-              <w:bottom w:val="single" w:color="FFFFFF" w:sz="2" w:space="0"/>
+              <w:bottom w:val="single" w:sz="2" w:space="0" w:color="FFFFFF"/>
             </w:tcBorders>
             <w:shd w:val="clear" w:color="auto" w:fill="BFBFBF"/>
             <w:vAlign w:val="center"/>
@@ -6920,7 +6654,7 @@
             <w:pPr>
               <w:spacing w:after="0" w:line="259" w:lineRule="auto"/>
               <w:rPr>
-                <w:rFonts w:ascii="Calibri Light" w:hAnsi="Calibri Light" w:eastAsia="Calibri" w:cs="Calibri Light"/>
+                <w:rFonts w:ascii="Calibri Light" w:eastAsia="Calibri" w:hAnsi="Calibri Light" w:cs="Calibri Light"/>
                 <w:b/>
                 <w:bCs/>
                 <w:sz w:val="20"/>
@@ -6930,7 +6664,7 @@
             </w:pPr>
             <w:r>
               <w:rPr>
-                <w:rFonts w:ascii="Calibri Light" w:hAnsi="Calibri Light" w:eastAsia="Calibri" w:cs="Calibri Light"/>
+                <w:rFonts w:ascii="Calibri Light" w:eastAsia="Calibri" w:hAnsi="Calibri Light" w:cs="Calibri Light"/>
                 <w:b/>
                 <w:bCs/>
                 <w:sz w:val="20"/>
@@ -6946,7 +6680,7 @@
             <w:tcW w:w="6520" w:type="dxa"/>
             <w:gridSpan w:val="3"/>
             <w:tcBorders>
-              <w:bottom w:val="single" w:color="FFFFFF" w:sz="2" w:space="0"/>
+              <w:bottom w:val="single" w:sz="2" w:space="0" w:color="FFFFFF"/>
             </w:tcBorders>
             <w:shd w:val="clear" w:color="auto" w:fill="BFBFBF"/>
             <w:vAlign w:val="center"/>
@@ -6955,7 +6689,7 @@
             <w:pPr>
               <w:spacing w:after="0" w:line="259" w:lineRule="auto"/>
               <w:rPr>
-                <w:rFonts w:ascii="Calibri Light" w:hAnsi="Calibri Light" w:eastAsia="Calibri" w:cs="Calibri Light"/>
+                <w:rFonts w:ascii="Calibri Light" w:eastAsia="Calibri" w:hAnsi="Calibri Light" w:cs="Calibri Light"/>
                 <w:b/>
                 <w:bCs/>
                 <w:sz w:val="20"/>
@@ -6965,7 +6699,7 @@
             </w:pPr>
             <w:r>
               <w:rPr>
-                <w:rFonts w:ascii="Calibri Light" w:hAnsi="Calibri Light" w:eastAsia="Calibri" w:cs="Calibri Light"/>
+                <w:rFonts w:ascii="Calibri Light" w:eastAsia="Calibri" w:hAnsi="Calibri Light" w:cs="Calibri Light"/>
                 <w:b/>
                 <w:bCs/>
                 <w:sz w:val="20"/>
@@ -6986,7 +6720,7 @@
           <w:tcPr>
             <w:tcW w:w="2206" w:type="dxa"/>
             <w:tcBorders>
-              <w:bottom w:val="single" w:color="FFFFFF" w:sz="2" w:space="0"/>
+              <w:bottom w:val="single" w:sz="2" w:space="0" w:color="FFFFFF"/>
             </w:tcBorders>
             <w:shd w:val="clear" w:color="auto" w:fill="BFBFBF"/>
             <w:vAlign w:val="center"/>
@@ -6995,7 +6729,7 @@
             <w:pPr>
               <w:spacing w:after="0" w:line="259" w:lineRule="auto"/>
               <w:rPr>
-                <w:rFonts w:ascii="Calibri Light" w:hAnsi="Calibri Light" w:eastAsia="Calibri" w:cs="Calibri Light"/>
+                <w:rFonts w:ascii="Calibri Light" w:eastAsia="Calibri" w:hAnsi="Calibri Light" w:cs="Calibri Light"/>
                 <w:b/>
                 <w:bCs/>
                 <w:sz w:val="20"/>
@@ -7005,7 +6739,7 @@
             </w:pPr>
             <w:r>
               <w:rPr>
-                <w:rFonts w:ascii="Calibri Light" w:hAnsi="Calibri Light" w:eastAsia="Calibri" w:cs="Calibri Light"/>
+                <w:rFonts w:ascii="Calibri Light" w:eastAsia="Calibri" w:hAnsi="Calibri Light" w:cs="Calibri Light"/>
                 <w:b/>
                 <w:bCs/>
                 <w:sz w:val="20"/>
@@ -7020,7 +6754,7 @@
           <w:tcPr>
             <w:tcW w:w="6663" w:type="dxa"/>
             <w:tcBorders>
-              <w:bottom w:val="single" w:color="FFFFFF" w:sz="2" w:space="0"/>
+              <w:bottom w:val="single" w:sz="2" w:space="0" w:color="FFFFFF"/>
             </w:tcBorders>
             <w:shd w:val="clear" w:color="auto" w:fill="BFBFBF"/>
             <w:vAlign w:val="center"/>
@@ -7029,7 +6763,7 @@
             <w:pPr>
               <w:spacing w:after="0" w:line="259" w:lineRule="auto"/>
               <w:rPr>
-                <w:rFonts w:ascii="Calibri Light" w:hAnsi="Calibri Light" w:eastAsia="Calibri" w:cs="Calibri Light"/>
+                <w:rFonts w:ascii="Calibri Light" w:eastAsia="Calibri" w:hAnsi="Calibri Light" w:cs="Calibri Light"/>
                 <w:b/>
                 <w:bCs/>
                 <w:sz w:val="20"/>
@@ -7039,7 +6773,7 @@
             </w:pPr>
             <w:r>
               <w:rPr>
-                <w:rFonts w:ascii="Calibri Light" w:hAnsi="Calibri Light" w:eastAsia="Calibri" w:cs="Calibri Light"/>
+                <w:rFonts w:ascii="Calibri Light" w:eastAsia="Calibri" w:hAnsi="Calibri Light" w:cs="Calibri Light"/>
                 <w:b/>
                 <w:bCs/>
                 <w:sz w:val="20"/>
@@ -7054,7 +6788,7 @@
           <w:tcPr>
             <w:tcW w:w="2126" w:type="dxa"/>
             <w:tcBorders>
-              <w:bottom w:val="single" w:color="FFFFFF" w:sz="2" w:space="0"/>
+              <w:bottom w:val="single" w:sz="2" w:space="0" w:color="FFFFFF"/>
             </w:tcBorders>
             <w:shd w:val="clear" w:color="auto" w:fill="BFBFBF"/>
             <w:vAlign w:val="center"/>
@@ -7063,7 +6797,7 @@
             <w:pPr>
               <w:spacing w:after="0" w:line="259" w:lineRule="auto"/>
               <w:rPr>
-                <w:rFonts w:ascii="Calibri Light" w:hAnsi="Calibri Light" w:eastAsia="Calibri" w:cs="Calibri Light"/>
+                <w:rFonts w:ascii="Calibri Light" w:eastAsia="Calibri" w:hAnsi="Calibri Light" w:cs="Calibri Light"/>
                 <w:b/>
                 <w:bCs/>
                 <w:sz w:val="20"/>
@@ -7073,7 +6807,7 @@
             </w:pPr>
             <w:r>
               <w:rPr>
-                <w:rFonts w:ascii="Calibri Light" w:hAnsi="Calibri Light" w:eastAsia="Calibri" w:cs="Calibri Light"/>
+                <w:rFonts w:ascii="Calibri Light" w:eastAsia="Calibri" w:hAnsi="Calibri Light" w:cs="Calibri Light"/>
                 <w:b/>
                 <w:bCs/>
                 <w:sz w:val="20"/>
@@ -7088,7 +6822,7 @@
           <w:tcPr>
             <w:tcW w:w="2268" w:type="dxa"/>
             <w:tcBorders>
-              <w:bottom w:val="single" w:color="FFFFFF" w:sz="2" w:space="0"/>
+              <w:bottom w:val="single" w:sz="2" w:space="0" w:color="FFFFFF"/>
             </w:tcBorders>
             <w:shd w:val="clear" w:color="auto" w:fill="BFBFBF"/>
             <w:vAlign w:val="center"/>
@@ -7097,7 +6831,7 @@
             <w:pPr>
               <w:spacing w:after="0" w:line="259" w:lineRule="auto"/>
               <w:rPr>
-                <w:rFonts w:ascii="Calibri Light" w:hAnsi="Calibri Light" w:eastAsia="Calibri" w:cs="Calibri Light"/>
+                <w:rFonts w:ascii="Calibri Light" w:eastAsia="Calibri" w:hAnsi="Calibri Light" w:cs="Calibri Light"/>
                 <w:b/>
                 <w:bCs/>
                 <w:sz w:val="20"/>
@@ -7107,7 +6841,7 @@
             </w:pPr>
             <w:r>
               <w:rPr>
-                <w:rFonts w:ascii="Calibri Light" w:hAnsi="Calibri Light" w:eastAsia="Calibri" w:cs="Calibri Light"/>
+                <w:rFonts w:ascii="Calibri Light" w:eastAsia="Calibri" w:hAnsi="Calibri Light" w:cs="Calibri Light"/>
                 <w:b/>
                 <w:bCs/>
                 <w:sz w:val="20"/>
@@ -7122,7 +6856,7 @@
           <w:tcPr>
             <w:tcW w:w="2126" w:type="dxa"/>
             <w:tcBorders>
-              <w:bottom w:val="single" w:color="FFFFFF" w:sz="2" w:space="0"/>
+              <w:bottom w:val="single" w:sz="2" w:space="0" w:color="FFFFFF"/>
             </w:tcBorders>
             <w:shd w:val="clear" w:color="auto" w:fill="BFBFBF"/>
             <w:vAlign w:val="center"/>
@@ -7131,7 +6865,7 @@
             <w:pPr>
               <w:spacing w:after="0" w:line="259" w:lineRule="auto"/>
               <w:rPr>
-                <w:rFonts w:ascii="Calibri Light" w:hAnsi="Calibri Light" w:eastAsia="Calibri" w:cs="Calibri Light"/>
+                <w:rFonts w:ascii="Calibri Light" w:eastAsia="Calibri" w:hAnsi="Calibri Light" w:cs="Calibri Light"/>
                 <w:b/>
                 <w:bCs/>
                 <w:sz w:val="20"/>
@@ -7141,7 +6875,7 @@
             </w:pPr>
             <w:r>
               <w:rPr>
-                <w:rFonts w:ascii="Calibri Light" w:hAnsi="Calibri Light" w:eastAsia="Calibri" w:cs="Calibri Light"/>
+                <w:rFonts w:ascii="Calibri Light" w:eastAsia="Calibri" w:hAnsi="Calibri Light" w:cs="Calibri Light"/>
                 <w:b/>
                 <w:bCs/>
                 <w:sz w:val="20"/>
@@ -7161,7 +6895,6 @@
         <w:tc>
           <w:tcPr>
             <w:tcW w:w="2206" w:type="dxa"/>
-            <w:shd w:val="clear" w:color="auto" w:fill="auto"/>
             <w:vAlign w:val="center"/>
           </w:tcPr>
           <w:p>
@@ -7169,15 +6902,13 @@
               <w:spacing w:after="120"/>
             </w:pPr>
             <w:r>
-              <w:rPr/>
-              <w:t xml:space="preserve">3</w:t>
+              <w:t>3</w:t>
             </w:r>
           </w:p>
         </w:tc>
         <w:tc>
           <w:tcPr>
             <w:tcW w:w="6663" w:type="dxa"/>
-            <w:shd w:val="clear" w:color="auto" w:fill="auto"/>
             <w:vAlign w:val="center"/>
           </w:tcPr>
           <w:p>
@@ -7185,15 +6916,13 @@
               <w:spacing w:after="120"/>
             </w:pPr>
             <w:r>
-              <w:rPr/>
-              <w:t xml:space="preserve">Confirm the published dataset carries no per-participant timing or sub-daily timestamps</w:t>
+              <w:t>Confirm the published dataset carries no per-participant timing or sub-daily timestamps</w:t>
             </w:r>
           </w:p>
         </w:tc>
         <w:tc>
           <w:tcPr>
             <w:tcW w:w="2126" w:type="dxa"/>
-            <w:shd w:val="clear" w:color="auto" w:fill="auto"/>
             <w:vAlign w:val="center"/>
           </w:tcPr>
           <w:p>
@@ -7201,15 +6930,13 @@
               <w:spacing w:after="120"/>
             </w:pPr>
             <w:r>
-              <w:rPr/>
-              <w:t xml:space="preserve">D. Oehring</w:t>
+              <w:t>D. Oehring</w:t>
             </w:r>
           </w:p>
         </w:tc>
         <w:tc>
           <w:tcPr>
             <w:tcW w:w="2268" w:type="dxa"/>
-            <w:shd w:val="clear" w:color="auto" w:fill="auto"/>
             <w:vAlign w:val="center"/>
           </w:tcPr>
           <w:p>
@@ -7217,15 +6944,13 @@
               <w:spacing w:after="120"/>
             </w:pPr>
             <w:r>
-              <w:rPr/>
-              <w:t xml:space="preserve">Before deposit</w:t>
+              <w:t>Before deposit</w:t>
             </w:r>
           </w:p>
         </w:tc>
         <w:tc>
           <w:tcPr>
             <w:tcW w:w="2126" w:type="dxa"/>
-            <w:shd w:val="clear" w:color="auto" w:fill="auto"/>
             <w:vAlign w:val="center"/>
           </w:tcPr>
           <w:p>
@@ -7243,7 +6968,6 @@
         <w:tc>
           <w:tcPr>
             <w:tcW w:w="2206" w:type="dxa"/>
-            <w:shd w:val="clear" w:color="auto" w:fill="auto"/>
             <w:vAlign w:val="center"/>
           </w:tcPr>
           <w:p>
@@ -7251,15 +6975,14 @@
               <w:spacing w:after="120"/>
             </w:pPr>
             <w:r>
-              <w:rPr/>
-              <w:t xml:space="preserve">5</w:t>
+              <w:lastRenderedPageBreak/>
+              <w:t>5</w:t>
             </w:r>
           </w:p>
         </w:tc>
         <w:tc>
           <w:tcPr>
             <w:tcW w:w="6663" w:type="dxa"/>
-            <w:shd w:val="clear" w:color="auto" w:fill="auto"/>
             <w:vAlign w:val="center"/>
           </w:tcPr>
           <w:p>
@@ -7267,15 +6990,13 @@
               <w:spacing w:after="120"/>
             </w:pPr>
             <w:r>
-              <w:rPr/>
-              <w:t xml:space="preserve">Acknowledge receipt of each returned results file</w:t>
+              <w:t>Acknowledge receipt of each returned results file</w:t>
             </w:r>
           </w:p>
         </w:tc>
         <w:tc>
           <w:tcPr>
             <w:tcW w:w="2126" w:type="dxa"/>
-            <w:shd w:val="clear" w:color="auto" w:fill="auto"/>
             <w:vAlign w:val="center"/>
           </w:tcPr>
           <w:p>
@@ -7283,15 +7004,13 @@
               <w:spacing w:after="120"/>
             </w:pPr>
             <w:r>
-              <w:rPr/>
-              <w:t xml:space="preserve">D. Oehring</w:t>
+              <w:t>D. Oehring</w:t>
             </w:r>
           </w:p>
         </w:tc>
         <w:tc>
           <w:tcPr>
             <w:tcW w:w="2268" w:type="dxa"/>
-            <w:shd w:val="clear" w:color="auto" w:fill="auto"/>
             <w:vAlign w:val="center"/>
           </w:tcPr>
           <w:p>
@@ -7299,15 +7018,13 @@
               <w:spacing w:after="120"/>
             </w:pPr>
             <w:r>
-              <w:rPr/>
-              <w:t xml:space="preserve">Ongoing during collection</w:t>
+              <w:t>Ongoing during collection</w:t>
             </w:r>
           </w:p>
         </w:tc>
         <w:tc>
           <w:tcPr>
             <w:tcW w:w="2126" w:type="dxa"/>
-            <w:shd w:val="clear" w:color="auto" w:fill="auto"/>
             <w:vAlign w:val="center"/>
           </w:tcPr>
           <w:p>
@@ -7325,7 +7042,6 @@
         <w:tc>
           <w:tcPr>
             <w:tcW w:w="2206" w:type="dxa"/>
-            <w:shd w:val="clear" w:color="auto" w:fill="auto"/>
             <w:vAlign w:val="center"/>
           </w:tcPr>
           <w:p>
@@ -7333,15 +7049,13 @@
               <w:spacing w:after="120"/>
             </w:pPr>
             <w:r>
-              <w:rPr/>
-              <w:t xml:space="preserve">8</w:t>
+              <w:t>8</w:t>
             </w:r>
           </w:p>
         </w:tc>
         <w:tc>
           <w:tcPr>
             <w:tcW w:w="6663" w:type="dxa"/>
-            <w:shd w:val="clear" w:color="auto" w:fill="auto"/>
             <w:vAlign w:val="center"/>
           </w:tcPr>
           <w:p>
@@ -7349,15 +7063,13 @@
               <w:spacing w:after="120"/>
             </w:pPr>
             <w:r>
-              <w:rPr/>
-              <w:t xml:space="preserve">Reconcile files received against invitations issued</w:t>
+              <w:t>Reconcile files received against invitations issued</w:t>
             </w:r>
           </w:p>
         </w:tc>
         <w:tc>
           <w:tcPr>
             <w:tcW w:w="2126" w:type="dxa"/>
-            <w:shd w:val="clear" w:color="auto" w:fill="auto"/>
             <w:vAlign w:val="center"/>
           </w:tcPr>
           <w:p>
@@ -7365,15 +7077,13 @@
               <w:spacing w:after="120"/>
             </w:pPr>
             <w:r>
-              <w:rPr/>
-              <w:t xml:space="preserve">D. Oehring</w:t>
+              <w:t>D. Oehring</w:t>
             </w:r>
           </w:p>
         </w:tc>
         <w:tc>
           <w:tcPr>
             <w:tcW w:w="2268" w:type="dxa"/>
-            <w:shd w:val="clear" w:color="auto" w:fill="auto"/>
             <w:vAlign w:val="center"/>
           </w:tcPr>
           <w:p>
@@ -7381,15 +7091,13 @@
               <w:spacing w:after="120"/>
             </w:pPr>
             <w:r>
-              <w:rPr/>
-              <w:t xml:space="preserve">Close of collection</w:t>
+              <w:t>Close of collection</w:t>
             </w:r>
           </w:p>
         </w:tc>
         <w:tc>
           <w:tcPr>
             <w:tcW w:w="2126" w:type="dxa"/>
-            <w:shd w:val="clear" w:color="auto" w:fill="auto"/>
             <w:vAlign w:val="center"/>
           </w:tcPr>
           <w:p>
@@ -7404,7 +7112,7 @@
       <w:pPr>
         <w:spacing w:after="160" w:line="259" w:lineRule="auto"/>
         <w:rPr>
-          <w:rFonts w:ascii="Calibri Light" w:hAnsi="Calibri Light" w:eastAsia="Calibri" w:cs="Times New Roman"/>
+          <w:rFonts w:ascii="Calibri Light" w:eastAsia="Calibri" w:hAnsi="Calibri Light" w:cs="Times New Roman"/>
           <w:b/>
           <w:color w:val="FF0000"/>
           <w:lang w:eastAsia="en-US"/>
@@ -7415,14 +7123,14 @@
       <w:pPr>
         <w:spacing w:before="240" w:after="160" w:line="259" w:lineRule="auto"/>
         <w:rPr>
-          <w:rFonts w:ascii="Calibri Light" w:hAnsi="Calibri Light" w:eastAsia="Calibri" w:cs="Times New Roman"/>
+          <w:rFonts w:ascii="Calibri Light" w:eastAsia="Calibri" w:hAnsi="Calibri Light" w:cs="Times New Roman"/>
           <w:b/>
           <w:lang w:eastAsia="en-US"/>
         </w:rPr>
       </w:pPr>
       <w:r>
         <w:rPr>
-          <w:rFonts w:ascii="Calibri Light" w:hAnsi="Calibri Light" w:eastAsia="Calibri" w:cs="Times New Roman"/>
+          <w:rFonts w:ascii="Calibri Light" w:eastAsia="Calibri" w:hAnsi="Calibri Light" w:cs="Times New Roman"/>
           <w:b/>
           <w:lang w:eastAsia="en-US"/>
         </w:rPr>
@@ -7433,20 +7141,20 @@
       <w:pPr>
         <w:spacing w:before="240" w:after="160" w:line="259" w:lineRule="auto"/>
         <w:rPr>
-          <w:rFonts w:ascii="Calibri Light" w:hAnsi="Calibri Light" w:eastAsia="Calibri" w:cs="Times New Roman"/>
+          <w:rFonts w:ascii="Calibri Light" w:eastAsia="Calibri" w:hAnsi="Calibri Light" w:cs="Times New Roman"/>
           <w:lang w:eastAsia="en-US"/>
         </w:rPr>
       </w:pPr>
       <w:r>
         <w:rPr>
-          <w:rFonts w:ascii="Calibri Light" w:hAnsi="Calibri Light" w:eastAsia="Calibri" w:cs="Times New Roman"/>
+          <w:rFonts w:ascii="Calibri Light" w:eastAsia="Calibri" w:hAnsi="Calibri Light" w:cs="Times New Roman"/>
           <w:lang w:eastAsia="en-US"/>
         </w:rPr>
         <w:t xml:space="preserve">When reviewing this risk assessment remember to move completed actions into the ‘what are you already doing.’ column, as these actions should be in place by the time you review the risk assessment. You should review your risk assessment periodically </w:t>
       </w:r>
       <w:r>
         <w:rPr>
-          <w:rFonts w:ascii="Calibri Light" w:hAnsi="Calibri Light" w:eastAsia="Calibri" w:cs="Times New Roman"/>
+          <w:rFonts w:ascii="Calibri Light" w:eastAsia="Calibri" w:hAnsi="Calibri Light" w:cs="Times New Roman"/>
           <w:b/>
           <w:lang w:eastAsia="en-US"/>
         </w:rPr>
@@ -7454,7 +7162,7 @@
       </w:r>
       <w:r>
         <w:rPr>
-          <w:rFonts w:ascii="Calibri Light" w:hAnsi="Calibri Light" w:eastAsia="Calibri" w:cs="Times New Roman"/>
+          <w:rFonts w:ascii="Calibri Light" w:eastAsia="Calibri" w:hAnsi="Calibri Light" w:cs="Times New Roman"/>
           <w:lang w:eastAsia="en-US"/>
         </w:rPr>
         <w:t xml:space="preserve"> if circumstances change, which means it is no longer valid (e.g. following an incident in the workplace or if there are any significant changes; such as new work equipment, work activities, personnel, environment, legislation, or guidance etc.)</w:t>
@@ -7464,7 +7172,7 @@
       <w:pPr>
         <w:spacing w:before="240" w:after="160" w:line="259" w:lineRule="auto"/>
         <w:rPr>
-          <w:rFonts w:ascii="Calibri Light" w:hAnsi="Calibri Light" w:eastAsia="Calibri" w:cs="Times New Roman"/>
+          <w:rFonts w:ascii="Calibri Light" w:eastAsia="Calibri" w:hAnsi="Calibri Light" w:cs="Times New Roman"/>
           <w:b/>
           <w:bCs/>
           <w:sz w:val="20"/>
@@ -7474,7 +7182,7 @@
       </w:pPr>
       <w:r>
         <w:rPr>
-          <w:rFonts w:ascii="Calibri Light" w:hAnsi="Calibri Light" w:eastAsia="Calibri" w:cs="Times New Roman"/>
+          <w:rFonts w:ascii="Calibri Light" w:eastAsia="Calibri" w:hAnsi="Calibri Light" w:cs="Times New Roman"/>
           <w:b/>
           <w:bCs/>
           <w:sz w:val="20"/>
@@ -7489,12 +7197,12 @@
         <w:tblW w:w="15252" w:type="dxa"/>
         <w:jc w:val="center"/>
         <w:tblBorders>
-          <w:top w:val="single" w:color="808080" w:sz="4" w:space="0"/>
-          <w:left w:val="single" w:color="808080" w:sz="4" w:space="0"/>
-          <w:bottom w:val="single" w:color="808080" w:sz="4" w:space="0"/>
-          <w:right w:val="single" w:color="808080" w:sz="4" w:space="0"/>
-          <w:insideH w:val="single" w:color="808080" w:sz="4" w:space="0"/>
-          <w:insideV w:val="single" w:color="808080" w:sz="4" w:space="0"/>
+          <w:top w:val="single" w:sz="4" w:space="0" w:color="808080"/>
+          <w:left w:val="single" w:sz="4" w:space="0" w:color="808080"/>
+          <w:bottom w:val="single" w:sz="4" w:space="0" w:color="808080"/>
+          <w:right w:val="single" w:sz="4" w:space="0" w:color="808080"/>
+          <w:insideH w:val="single" w:sz="4" w:space="0" w:color="808080"/>
+          <w:insideV w:val="single" w:sz="4" w:space="0" w:color="808080"/>
         </w:tblBorders>
         <w:tblLayout w:type="fixed"/>
         <w:tblCellMar>
@@ -7514,7 +7222,7 @@
       </w:tblGrid>
       <w:tr>
         <w:trPr>
-          <w:trHeight w:val="284" w:hRule="exact"/>
+          <w:trHeight w:hRule="exact" w:val="284"/>
           <w:jc w:val="center"/>
         </w:trPr>
         <w:tc>
@@ -7524,16 +7232,15 @@
             <w:tcBorders>
               <w:top w:val="nil"/>
               <w:left w:val="nil"/>
-              <w:bottom w:val="single" w:color="auto" w:sz="4" w:space="0"/>
+              <w:bottom w:val="single" w:sz="4" w:space="0" w:color="auto"/>
               <w:right w:val="nil"/>
             </w:tcBorders>
-            <w:shd w:val="clear" w:color="auto" w:fill="auto"/>
           </w:tcPr>
           <w:p>
             <w:pPr>
               <w:spacing w:after="60" w:line="240" w:lineRule="auto"/>
               <w:rPr>
-                <w:rFonts w:ascii="Calibri Light" w:hAnsi="Calibri Light" w:eastAsia="Calibri" w:cs="Calibri Light"/>
+                <w:rFonts w:ascii="Calibri Light" w:eastAsia="Calibri" w:hAnsi="Calibri Light" w:cs="Calibri Light"/>
                 <w:b/>
                 <w:bCs/>
                 <w:sz w:val="20"/>
@@ -7543,7 +7250,7 @@
             </w:pPr>
             <w:r>
               <w:rPr>
-                <w:rFonts w:ascii="Calibri Light" w:hAnsi="Calibri Light" w:eastAsia="Times New Roman" w:cs="Calibri Light"/>
+                <w:rFonts w:ascii="Calibri Light" w:eastAsia="Times New Roman" w:hAnsi="Calibri Light" w:cs="Calibri Light"/>
                 <w:b/>
                 <w:bCs/>
                 <w:lang w:eastAsia="en-US"/>
@@ -7559,16 +7266,15 @@
             <w:tcBorders>
               <w:top w:val="nil"/>
               <w:left w:val="nil"/>
-              <w:bottom w:val="single" w:color="auto" w:sz="4" w:space="0"/>
+              <w:bottom w:val="single" w:sz="4" w:space="0" w:color="auto"/>
               <w:right w:val="nil"/>
             </w:tcBorders>
-            <w:shd w:val="clear" w:color="auto" w:fill="auto"/>
           </w:tcPr>
           <w:p>
             <w:pPr>
               <w:spacing w:after="60" w:line="240" w:lineRule="auto"/>
               <w:rPr>
-                <w:rFonts w:ascii="Calibri Light" w:hAnsi="Calibri Light" w:eastAsia="Calibri" w:cs="Calibri Light"/>
+                <w:rFonts w:ascii="Calibri Light" w:eastAsia="Calibri" w:hAnsi="Calibri Light" w:cs="Calibri Light"/>
                 <w:b/>
                 <w:bCs/>
                 <w:sz w:val="20"/>
@@ -7585,16 +7291,15 @@
             <w:tcBorders>
               <w:top w:val="nil"/>
               <w:left w:val="nil"/>
-              <w:bottom w:val="single" w:color="auto" w:sz="4" w:space="0"/>
+              <w:bottom w:val="single" w:sz="4" w:space="0" w:color="auto"/>
               <w:right w:val="nil"/>
             </w:tcBorders>
-            <w:shd w:val="clear" w:color="auto" w:fill="auto"/>
           </w:tcPr>
           <w:p>
             <w:pPr>
               <w:spacing w:after="60" w:line="240" w:lineRule="auto"/>
               <w:rPr>
-                <w:rFonts w:ascii="Calibri Light" w:hAnsi="Calibri Light" w:eastAsia="Calibri" w:cs="Calibri Light"/>
+                <w:rFonts w:ascii="Calibri Light" w:eastAsia="Calibri" w:hAnsi="Calibri Light" w:cs="Calibri Light"/>
                 <w:b/>
                 <w:bCs/>
                 <w:sz w:val="20"/>
@@ -7604,7 +7309,7 @@
             </w:pPr>
             <w:r>
               <w:rPr>
-                <w:rFonts w:ascii="Calibri Light" w:hAnsi="Calibri Light" w:eastAsia="Times New Roman" w:cs="Calibri Light"/>
+                <w:rFonts w:ascii="Calibri Light" w:eastAsia="Times New Roman" w:hAnsi="Calibri Light" w:cs="Calibri Light"/>
                 <w:b/>
                 <w:bCs/>
                 <w:lang w:eastAsia="en-US"/>
@@ -7623,10 +7328,10 @@
           <w:tcPr>
             <w:tcW w:w="993" w:type="dxa"/>
             <w:tcBorders>
-              <w:top w:val="single" w:color="auto" w:sz="4" w:space="0"/>
-              <w:left w:val="single" w:color="auto" w:sz="4" w:space="0"/>
-              <w:bottom w:val="single" w:color="auto" w:sz="4" w:space="0"/>
-              <w:right w:val="single" w:color="auto" w:sz="4" w:space="0"/>
+              <w:top w:val="single" w:sz="4" w:space="0" w:color="auto"/>
+              <w:left w:val="single" w:sz="4" w:space="0" w:color="auto"/>
+              <w:bottom w:val="single" w:sz="4" w:space="0" w:color="auto"/>
+              <w:right w:val="single" w:sz="4" w:space="0" w:color="auto"/>
             </w:tcBorders>
             <w:shd w:val="clear" w:color="auto" w:fill="C0C0C0"/>
             <w:vAlign w:val="center"/>
@@ -7635,7 +7340,7 @@
             <w:pPr>
               <w:spacing w:after="60" w:line="240" w:lineRule="auto"/>
               <w:rPr>
-                <w:rFonts w:ascii="Calibri Light" w:hAnsi="Calibri Light" w:eastAsia="Calibri" w:cs="Calibri Light"/>
+                <w:rFonts w:ascii="Calibri Light" w:eastAsia="Calibri" w:hAnsi="Calibri Light" w:cs="Calibri Light"/>
                 <w:b/>
                 <w:bCs/>
                 <w:sz w:val="20"/>
@@ -7645,7 +7350,7 @@
             </w:pPr>
             <w:r>
               <w:rPr>
-                <w:rFonts w:ascii="Calibri Light" w:hAnsi="Calibri Light" w:eastAsia="Calibri" w:cs="Calibri Light"/>
+                <w:rFonts w:ascii="Calibri Light" w:eastAsia="Calibri" w:hAnsi="Calibri Light" w:cs="Calibri Light"/>
                 <w:b/>
                 <w:bCs/>
                 <w:sz w:val="20"/>
@@ -7660,10 +7365,10 @@
           <w:tcPr>
             <w:tcW w:w="5386" w:type="dxa"/>
             <w:tcBorders>
-              <w:top w:val="single" w:color="auto" w:sz="4" w:space="0"/>
-              <w:left w:val="single" w:color="auto" w:sz="4" w:space="0"/>
-              <w:bottom w:val="single" w:color="auto" w:sz="4" w:space="0"/>
-              <w:right w:val="single" w:color="auto" w:sz="4" w:space="0"/>
+              <w:top w:val="single" w:sz="4" w:space="0" w:color="auto"/>
+              <w:left w:val="single" w:sz="4" w:space="0" w:color="auto"/>
+              <w:bottom w:val="single" w:sz="4" w:space="0" w:color="auto"/>
+              <w:right w:val="single" w:sz="4" w:space="0" w:color="auto"/>
             </w:tcBorders>
             <w:shd w:val="clear" w:color="auto" w:fill="C0C0C0"/>
             <w:vAlign w:val="center"/>
@@ -7672,7 +7377,7 @@
             <w:pPr>
               <w:spacing w:after="60" w:line="240" w:lineRule="auto"/>
               <w:rPr>
-                <w:rFonts w:ascii="Calibri Light" w:hAnsi="Calibri Light" w:eastAsia="Calibri" w:cs="Calibri Light"/>
+                <w:rFonts w:ascii="Calibri Light" w:eastAsia="Calibri" w:hAnsi="Calibri Light" w:cs="Calibri Light"/>
                 <w:b/>
                 <w:bCs/>
                 <w:sz w:val="20"/>
@@ -7682,7 +7387,7 @@
             </w:pPr>
             <w:r>
               <w:rPr>
-                <w:rFonts w:ascii="Calibri Light" w:hAnsi="Calibri Light" w:eastAsia="Calibri" w:cs="Calibri Light"/>
+                <w:rFonts w:ascii="Calibri Light" w:eastAsia="Calibri" w:hAnsi="Calibri Light" w:cs="Calibri Light"/>
                 <w:b/>
                 <w:bCs/>
                 <w:sz w:val="20"/>
@@ -7697,10 +7402,10 @@
           <w:tcPr>
             <w:tcW w:w="634" w:type="dxa"/>
             <w:tcBorders>
-              <w:top w:val="single" w:color="auto" w:sz="4" w:space="0"/>
-              <w:left w:val="single" w:color="auto" w:sz="4" w:space="0"/>
-              <w:bottom w:val="single" w:color="auto" w:sz="4" w:space="0"/>
-              <w:right w:val="single" w:color="auto" w:sz="4" w:space="0"/>
+              <w:top w:val="single" w:sz="4" w:space="0" w:color="auto"/>
+              <w:left w:val="single" w:sz="4" w:space="0" w:color="auto"/>
+              <w:bottom w:val="single" w:sz="4" w:space="0" w:color="auto"/>
+              <w:right w:val="single" w:sz="4" w:space="0" w:color="auto"/>
             </w:tcBorders>
             <w:shd w:val="clear" w:color="auto" w:fill="C0C0C0"/>
             <w:vAlign w:val="center"/>
@@ -7709,7 +7414,7 @@
             <w:pPr>
               <w:spacing w:after="60" w:line="240" w:lineRule="auto"/>
               <w:rPr>
-                <w:rFonts w:ascii="Calibri Light" w:hAnsi="Calibri Light" w:eastAsia="Calibri" w:cs="Calibri Light"/>
+                <w:rFonts w:ascii="Calibri Light" w:eastAsia="Calibri" w:hAnsi="Calibri Light" w:cs="Calibri Light"/>
                 <w:b/>
                 <w:bCs/>
                 <w:sz w:val="20"/>
@@ -7719,7 +7424,7 @@
             </w:pPr>
             <w:r>
               <w:rPr>
-                <w:rFonts w:ascii="Calibri Light" w:hAnsi="Calibri Light" w:eastAsia="Calibri" w:cs="Calibri Light"/>
+                <w:rFonts w:ascii="Calibri Light" w:eastAsia="Calibri" w:hAnsi="Calibri Light" w:cs="Calibri Light"/>
                 <w:b/>
                 <w:bCs/>
                 <w:sz w:val="20"/>
@@ -7740,7 +7445,7 @@
             <w:pPr>
               <w:spacing w:after="60" w:line="240" w:lineRule="auto"/>
               <w:rPr>
-                <w:rFonts w:ascii="Calibri" w:hAnsi="Calibri" w:eastAsia="Calibri" w:cs="Calibri"/>
+                <w:rFonts w:ascii="Calibri" w:eastAsia="Calibri" w:hAnsi="Calibri" w:cs="Calibri"/>
                 <w:b/>
                 <w:bCs/>
                 <w:sz w:val="20"/>
@@ -7754,10 +7459,10 @@
           <w:tcPr>
             <w:tcW w:w="1134" w:type="dxa"/>
             <w:tcBorders>
-              <w:top w:val="single" w:color="auto" w:sz="4" w:space="0"/>
-              <w:left w:val="single" w:color="auto" w:sz="4" w:space="0"/>
-              <w:bottom w:val="single" w:color="auto" w:sz="4" w:space="0"/>
-              <w:right w:val="single" w:color="auto" w:sz="4" w:space="0"/>
+              <w:top w:val="single" w:sz="4" w:space="0" w:color="auto"/>
+              <w:left w:val="single" w:sz="4" w:space="0" w:color="auto"/>
+              <w:bottom w:val="single" w:sz="4" w:space="0" w:color="auto"/>
+              <w:right w:val="single" w:sz="4" w:space="0" w:color="auto"/>
             </w:tcBorders>
             <w:shd w:val="clear" w:color="auto" w:fill="C0C0C0"/>
             <w:vAlign w:val="center"/>
@@ -7766,7 +7471,7 @@
             <w:pPr>
               <w:spacing w:after="60" w:line="240" w:lineRule="auto"/>
               <w:rPr>
-                <w:rFonts w:ascii="Calibri Light" w:hAnsi="Calibri Light" w:eastAsia="Calibri" w:cs="Calibri Light"/>
+                <w:rFonts w:ascii="Calibri Light" w:eastAsia="Calibri" w:hAnsi="Calibri Light" w:cs="Calibri Light"/>
                 <w:b/>
                 <w:bCs/>
                 <w:sz w:val="20"/>
@@ -7776,7 +7481,7 @@
             </w:pPr>
             <w:r>
               <w:rPr>
-                <w:rFonts w:ascii="Calibri Light" w:hAnsi="Calibri Light" w:eastAsia="Calibri" w:cs="Calibri Light"/>
+                <w:rFonts w:ascii="Calibri Light" w:eastAsia="Calibri" w:hAnsi="Calibri Light" w:cs="Calibri Light"/>
                 <w:b/>
                 <w:bCs/>
                 <w:sz w:val="20"/>
@@ -7791,10 +7496,10 @@
           <w:tcPr>
             <w:tcW w:w="6096" w:type="dxa"/>
             <w:tcBorders>
-              <w:top w:val="single" w:color="auto" w:sz="4" w:space="0"/>
-              <w:left w:val="single" w:color="auto" w:sz="4" w:space="0"/>
-              <w:bottom w:val="single" w:color="auto" w:sz="4" w:space="0"/>
-              <w:right w:val="single" w:color="auto" w:sz="4" w:space="0"/>
+              <w:top w:val="single" w:sz="4" w:space="0" w:color="auto"/>
+              <w:left w:val="single" w:sz="4" w:space="0" w:color="auto"/>
+              <w:bottom w:val="single" w:sz="4" w:space="0" w:color="auto"/>
+              <w:right w:val="single" w:sz="4" w:space="0" w:color="auto"/>
             </w:tcBorders>
             <w:shd w:val="clear" w:color="auto" w:fill="C0C0C0"/>
             <w:vAlign w:val="center"/>
@@ -7803,7 +7508,7 @@
             <w:pPr>
               <w:spacing w:after="60" w:line="240" w:lineRule="auto"/>
               <w:rPr>
-                <w:rFonts w:ascii="Calibri Light" w:hAnsi="Calibri Light" w:eastAsia="Calibri" w:cs="Calibri Light"/>
+                <w:rFonts w:ascii="Calibri Light" w:eastAsia="Calibri" w:hAnsi="Calibri Light" w:cs="Calibri Light"/>
                 <w:b/>
                 <w:bCs/>
                 <w:sz w:val="20"/>
@@ -7813,7 +7518,7 @@
             </w:pPr>
             <w:r>
               <w:rPr>
-                <w:rFonts w:ascii="Calibri Light" w:hAnsi="Calibri Light" w:eastAsia="Calibri" w:cs="Calibri Light"/>
+                <w:rFonts w:ascii="Calibri Light" w:eastAsia="Calibri" w:hAnsi="Calibri Light" w:cs="Calibri Light"/>
                 <w:b/>
                 <w:bCs/>
                 <w:sz w:val="20"/>
@@ -7828,10 +7533,10 @@
           <w:tcPr>
             <w:tcW w:w="651" w:type="dxa"/>
             <w:tcBorders>
-              <w:top w:val="single" w:color="auto" w:sz="4" w:space="0"/>
-              <w:left w:val="single" w:color="auto" w:sz="4" w:space="0"/>
-              <w:bottom w:val="single" w:color="auto" w:sz="4" w:space="0"/>
-              <w:right w:val="single" w:color="auto" w:sz="4" w:space="0"/>
+              <w:top w:val="single" w:sz="4" w:space="0" w:color="auto"/>
+              <w:left w:val="single" w:sz="4" w:space="0" w:color="auto"/>
+              <w:bottom w:val="single" w:sz="4" w:space="0" w:color="auto"/>
+              <w:right w:val="single" w:sz="4" w:space="0" w:color="auto"/>
             </w:tcBorders>
             <w:shd w:val="clear" w:color="auto" w:fill="C0C0C0"/>
             <w:vAlign w:val="center"/>
@@ -7840,7 +7545,7 @@
             <w:pPr>
               <w:spacing w:after="60" w:line="240" w:lineRule="auto"/>
               <w:rPr>
-                <w:rFonts w:ascii="Calibri Light" w:hAnsi="Calibri Light" w:eastAsia="Calibri" w:cs="Calibri Light"/>
+                <w:rFonts w:ascii="Calibri Light" w:eastAsia="Calibri" w:hAnsi="Calibri Light" w:cs="Calibri Light"/>
                 <w:b/>
                 <w:bCs/>
                 <w:sz w:val="20"/>
@@ -7850,7 +7555,7 @@
             </w:pPr>
             <w:r>
               <w:rPr>
-                <w:rFonts w:ascii="Calibri Light" w:hAnsi="Calibri Light" w:eastAsia="Calibri" w:cs="Calibri Light"/>
+                <w:rFonts w:ascii="Calibri Light" w:eastAsia="Calibri" w:hAnsi="Calibri Light" w:cs="Calibri Light"/>
                 <w:b/>
                 <w:bCs/>
                 <w:sz w:val="20"/>
@@ -7871,24 +7576,23 @@
           <w:tcPr>
             <w:tcW w:w="993" w:type="dxa"/>
             <w:tcBorders>
-              <w:top w:val="single" w:color="auto" w:sz="4" w:space="0"/>
-            </w:tcBorders>
-            <w:shd w:val="clear" w:color="auto" w:fill="auto"/>
+              <w:top w:val="single" w:sz="4" w:space="0" w:color="auto"/>
+            </w:tcBorders>
             <w:vAlign w:val="center"/>
           </w:tcPr>
           <w:p>
             <w:pPr>
               <w:spacing w:after="60" w:line="240" w:lineRule="auto"/>
               <w:rPr>
-                <w:rFonts w:ascii="Calibri Light" w:hAnsi="Calibri Light" w:eastAsia="Calibri" w:cs="Calibri Light"/>
-                <w:sz w:val="20"/>
-                <w:szCs w:val="20"/>
-                <w:lang w:eastAsia="en-US"/>
-              </w:rPr>
-            </w:pPr>
-            <w:r>
-              <w:rPr>
-                <w:rFonts w:ascii="Calibri Light" w:hAnsi="Calibri Light" w:eastAsia="Calibri" w:cs="Calibri Light"/>
+                <w:rFonts w:ascii="Calibri Light" w:eastAsia="Calibri" w:hAnsi="Calibri Light" w:cs="Calibri Light"/>
+                <w:sz w:val="20"/>
+                <w:szCs w:val="20"/>
+                <w:lang w:eastAsia="en-US"/>
+              </w:rPr>
+            </w:pPr>
+            <w:r>
+              <w:rPr>
+                <w:rFonts w:ascii="Calibri Light" w:eastAsia="Calibri" w:hAnsi="Calibri Light" w:cs="Calibri Light"/>
                 <w:sz w:val="20"/>
                 <w:szCs w:val="20"/>
                 <w:lang w:eastAsia="en-US"/>
@@ -7901,24 +7605,23 @@
           <w:tcPr>
             <w:tcW w:w="5386" w:type="dxa"/>
             <w:tcBorders>
-              <w:top w:val="single" w:color="auto" w:sz="4" w:space="0"/>
-            </w:tcBorders>
-            <w:shd w:val="clear" w:color="auto" w:fill="auto"/>
+              <w:top w:val="single" w:sz="4" w:space="0" w:color="auto"/>
+            </w:tcBorders>
             <w:vAlign w:val="center"/>
           </w:tcPr>
           <w:p>
             <w:pPr>
               <w:spacing w:after="60" w:line="240" w:lineRule="auto"/>
               <w:rPr>
-                <w:rFonts w:ascii="Calibri Light" w:hAnsi="Calibri Light" w:eastAsia="Calibri" w:cs="Calibri Light"/>
-                <w:sz w:val="20"/>
-                <w:szCs w:val="20"/>
-                <w:lang w:eastAsia="en-US"/>
-              </w:rPr>
-            </w:pPr>
-            <w:r>
-              <w:rPr>
-                <w:rFonts w:ascii="Calibri Light" w:hAnsi="Calibri Light" w:eastAsia="Calibri" w:cs="Calibri Light"/>
+                <w:rFonts w:ascii="Calibri Light" w:eastAsia="Calibri" w:hAnsi="Calibri Light" w:cs="Calibri Light"/>
+                <w:sz w:val="20"/>
+                <w:szCs w:val="20"/>
+                <w:lang w:eastAsia="en-US"/>
+              </w:rPr>
+            </w:pPr>
+            <w:r>
+              <w:rPr>
+                <w:rFonts w:ascii="Calibri Light" w:eastAsia="Calibri" w:hAnsi="Calibri Light" w:cs="Calibri Light"/>
                 <w:sz w:val="20"/>
                 <w:szCs w:val="20"/>
                 <w:lang w:eastAsia="en-US"/>
@@ -7930,15 +7633,15 @@
             <w:pPr>
               <w:spacing w:after="60" w:line="240" w:lineRule="auto"/>
               <w:rPr>
-                <w:rFonts w:ascii="Calibri Light" w:hAnsi="Calibri Light" w:eastAsia="Calibri" w:cs="Calibri Light"/>
-                <w:sz w:val="20"/>
-                <w:szCs w:val="20"/>
-                <w:lang w:eastAsia="en-US"/>
-              </w:rPr>
-            </w:pPr>
-            <w:r>
-              <w:rPr>
-                <w:rFonts w:ascii="Calibri Light" w:hAnsi="Calibri Light" w:eastAsia="Calibri" w:cs="Calibri Light"/>
+                <w:rFonts w:ascii="Calibri Light" w:eastAsia="Calibri" w:hAnsi="Calibri Light" w:cs="Calibri Light"/>
+                <w:sz w:val="20"/>
+                <w:szCs w:val="20"/>
+                <w:lang w:eastAsia="en-US"/>
+              </w:rPr>
+            </w:pPr>
+            <w:r>
+              <w:rPr>
+                <w:rFonts w:ascii="Calibri Light" w:eastAsia="Calibri" w:hAnsi="Calibri Light" w:cs="Calibri Light"/>
                 <w:sz w:val="20"/>
                 <w:szCs w:val="20"/>
                 <w:lang w:eastAsia="en-US"/>
@@ -7950,15 +7653,15 @@
             <w:pPr>
               <w:spacing w:after="60" w:line="240" w:lineRule="auto"/>
               <w:rPr>
-                <w:rFonts w:ascii="Calibri Light" w:hAnsi="Calibri Light" w:eastAsia="Calibri" w:cs="Calibri Light"/>
-                <w:sz w:val="20"/>
-                <w:szCs w:val="20"/>
-                <w:lang w:eastAsia="en-US"/>
-              </w:rPr>
-            </w:pPr>
-            <w:r>
-              <w:rPr>
-                <w:rFonts w:ascii="Calibri Light" w:hAnsi="Calibri Light" w:eastAsia="Calibri" w:cs="Calibri Light"/>
+                <w:rFonts w:ascii="Calibri Light" w:eastAsia="Calibri" w:hAnsi="Calibri Light" w:cs="Calibri Light"/>
+                <w:sz w:val="20"/>
+                <w:szCs w:val="20"/>
+                <w:lang w:eastAsia="en-US"/>
+              </w:rPr>
+            </w:pPr>
+            <w:r>
+              <w:rPr>
+                <w:rFonts w:ascii="Calibri Light" w:eastAsia="Calibri" w:hAnsi="Calibri Light" w:cs="Calibri Light"/>
                 <w:sz w:val="20"/>
                 <w:szCs w:val="20"/>
                 <w:lang w:eastAsia="en-US"/>
@@ -7970,15 +7673,15 @@
             <w:pPr>
               <w:spacing w:after="60" w:line="240" w:lineRule="auto"/>
               <w:rPr>
-                <w:rFonts w:ascii="Calibri Light" w:hAnsi="Calibri Light" w:eastAsia="Calibri" w:cs="Calibri Light"/>
-                <w:sz w:val="20"/>
-                <w:szCs w:val="20"/>
-                <w:lang w:eastAsia="en-US"/>
-              </w:rPr>
-            </w:pPr>
-            <w:r>
-              <w:rPr>
-                <w:rFonts w:ascii="Calibri Light" w:hAnsi="Calibri Light" w:eastAsia="Calibri" w:cs="Calibri Light"/>
+                <w:rFonts w:ascii="Calibri Light" w:eastAsia="Calibri" w:hAnsi="Calibri Light" w:cs="Calibri Light"/>
+                <w:sz w:val="20"/>
+                <w:szCs w:val="20"/>
+                <w:lang w:eastAsia="en-US"/>
+              </w:rPr>
+            </w:pPr>
+            <w:r>
+              <w:rPr>
+                <w:rFonts w:ascii="Calibri Light" w:eastAsia="Calibri" w:hAnsi="Calibri Light" w:cs="Calibri Light"/>
                 <w:sz w:val="20"/>
                 <w:szCs w:val="20"/>
                 <w:lang w:eastAsia="en-US"/>
@@ -7991,25 +7694,24 @@
           <w:tcPr>
             <w:tcW w:w="634" w:type="dxa"/>
             <w:tcBorders>
-              <w:top w:val="single" w:color="auto" w:sz="4" w:space="0"/>
-              <w:right w:val="single" w:color="auto" w:sz="4" w:space="0"/>
-            </w:tcBorders>
-            <w:shd w:val="clear" w:color="auto" w:fill="auto"/>
+              <w:top w:val="single" w:sz="4" w:space="0" w:color="auto"/>
+              <w:right w:val="single" w:sz="4" w:space="0" w:color="auto"/>
+            </w:tcBorders>
             <w:vAlign w:val="center"/>
           </w:tcPr>
           <w:p>
             <w:pPr>
               <w:spacing w:after="60" w:line="240" w:lineRule="auto"/>
               <w:rPr>
-                <w:rFonts w:ascii="Calibri Light" w:hAnsi="Calibri Light" w:eastAsia="Calibri" w:cs="Calibri Light"/>
-                <w:sz w:val="20"/>
-                <w:szCs w:val="20"/>
-                <w:lang w:eastAsia="en-US"/>
-              </w:rPr>
-            </w:pPr>
-            <w:r>
-              <w:rPr>
-                <w:rFonts w:ascii="Calibri Light" w:hAnsi="Calibri Light" w:eastAsia="Calibri" w:cs="Calibri Light"/>
+                <w:rFonts w:ascii="Calibri Light" w:eastAsia="Calibri" w:hAnsi="Calibri Light" w:cs="Calibri Light"/>
+                <w:sz w:val="20"/>
+                <w:szCs w:val="20"/>
+                <w:lang w:eastAsia="en-US"/>
+              </w:rPr>
+            </w:pPr>
+            <w:r>
+              <w:rPr>
+                <w:rFonts w:ascii="Calibri Light" w:eastAsia="Calibri" w:hAnsi="Calibri Light" w:cs="Calibri Light"/>
                 <w:sz w:val="20"/>
                 <w:szCs w:val="20"/>
                 <w:lang w:eastAsia="en-US"/>
@@ -8028,7 +7730,7 @@
             <w:pPr>
               <w:spacing w:after="60" w:line="240" w:lineRule="auto"/>
               <w:rPr>
-                <w:rFonts w:ascii="Calibri" w:hAnsi="Calibri" w:eastAsia="Calibri" w:cs="Calibri"/>
+                <w:rFonts w:ascii="Calibri" w:eastAsia="Calibri" w:hAnsi="Calibri" w:cs="Calibri"/>
                 <w:sz w:val="20"/>
                 <w:szCs w:val="20"/>
                 <w:lang w:eastAsia="en-US"/>
@@ -8040,25 +7742,24 @@
           <w:tcPr>
             <w:tcW w:w="1134" w:type="dxa"/>
             <w:tcBorders>
-              <w:top w:val="single" w:color="auto" w:sz="4" w:space="0"/>
-              <w:left w:val="single" w:color="auto" w:sz="4" w:space="0"/>
-            </w:tcBorders>
-            <w:shd w:val="clear" w:color="auto" w:fill="auto"/>
+              <w:top w:val="single" w:sz="4" w:space="0" w:color="auto"/>
+              <w:left w:val="single" w:sz="4" w:space="0" w:color="auto"/>
+            </w:tcBorders>
             <w:vAlign w:val="center"/>
           </w:tcPr>
           <w:p>
             <w:pPr>
               <w:spacing w:after="60" w:line="240" w:lineRule="auto"/>
               <w:rPr>
-                <w:rFonts w:ascii="Calibri Light" w:hAnsi="Calibri Light" w:eastAsia="Calibri" w:cs="Calibri Light"/>
-                <w:sz w:val="20"/>
-                <w:szCs w:val="20"/>
-                <w:lang w:eastAsia="en-US"/>
-              </w:rPr>
-            </w:pPr>
-            <w:r>
-              <w:rPr>
-                <w:rFonts w:ascii="Calibri Light" w:hAnsi="Calibri Light" w:eastAsia="Calibri" w:cs="Calibri Light"/>
+                <w:rFonts w:ascii="Calibri Light" w:eastAsia="Calibri" w:hAnsi="Calibri Light" w:cs="Calibri Light"/>
+                <w:sz w:val="20"/>
+                <w:szCs w:val="20"/>
+                <w:lang w:eastAsia="en-US"/>
+              </w:rPr>
+            </w:pPr>
+            <w:r>
+              <w:rPr>
+                <w:rFonts w:ascii="Calibri Light" w:eastAsia="Calibri" w:hAnsi="Calibri Light" w:cs="Calibri Light"/>
                 <w:sz w:val="20"/>
                 <w:szCs w:val="20"/>
                 <w:lang w:eastAsia="en-US"/>
@@ -8071,24 +7772,23 @@
           <w:tcPr>
             <w:tcW w:w="6096" w:type="dxa"/>
             <w:tcBorders>
-              <w:top w:val="single" w:color="auto" w:sz="4" w:space="0"/>
-            </w:tcBorders>
-            <w:shd w:val="clear" w:color="auto" w:fill="auto"/>
+              <w:top w:val="single" w:sz="4" w:space="0" w:color="auto"/>
+            </w:tcBorders>
             <w:vAlign w:val="center"/>
           </w:tcPr>
           <w:p>
             <w:pPr>
               <w:spacing w:after="60" w:line="240" w:lineRule="auto"/>
               <w:rPr>
-                <w:rFonts w:ascii="Calibri Light" w:hAnsi="Calibri Light" w:eastAsia="Calibri" w:cs="Calibri Light"/>
-                <w:sz w:val="20"/>
-                <w:szCs w:val="20"/>
-                <w:lang w:eastAsia="en-US"/>
-              </w:rPr>
-            </w:pPr>
-            <w:r>
-              <w:rPr>
-                <w:rFonts w:ascii="Calibri Light" w:hAnsi="Calibri Light" w:eastAsia="Calibri" w:cs="Calibri Light"/>
+                <w:rFonts w:ascii="Calibri Light" w:eastAsia="Calibri" w:hAnsi="Calibri Light" w:cs="Calibri Light"/>
+                <w:sz w:val="20"/>
+                <w:szCs w:val="20"/>
+                <w:lang w:eastAsia="en-US"/>
+              </w:rPr>
+            </w:pPr>
+            <w:r>
+              <w:rPr>
+                <w:rFonts w:ascii="Calibri Light" w:eastAsia="Calibri" w:hAnsi="Calibri Light" w:cs="Calibri Light"/>
                 <w:sz w:val="20"/>
                 <w:szCs w:val="20"/>
                 <w:lang w:eastAsia="en-US"/>
@@ -8100,15 +7800,15 @@
             <w:pPr>
               <w:spacing w:after="60" w:line="240" w:lineRule="auto"/>
               <w:rPr>
-                <w:rFonts w:ascii="Calibri Light" w:hAnsi="Calibri Light" w:eastAsia="Calibri" w:cs="Calibri Light"/>
-                <w:sz w:val="20"/>
-                <w:szCs w:val="20"/>
-                <w:lang w:eastAsia="en-US"/>
-              </w:rPr>
-            </w:pPr>
-            <w:r>
-              <w:rPr>
-                <w:rFonts w:ascii="Calibri Light" w:hAnsi="Calibri Light" w:eastAsia="Calibri" w:cs="Calibri Light"/>
+                <w:rFonts w:ascii="Calibri Light" w:eastAsia="Calibri" w:hAnsi="Calibri Light" w:cs="Calibri Light"/>
+                <w:sz w:val="20"/>
+                <w:szCs w:val="20"/>
+                <w:lang w:eastAsia="en-US"/>
+              </w:rPr>
+            </w:pPr>
+            <w:r>
+              <w:rPr>
+                <w:rFonts w:ascii="Calibri Light" w:eastAsia="Calibri" w:hAnsi="Calibri Light" w:cs="Calibri Light"/>
                 <w:sz w:val="20"/>
                 <w:szCs w:val="20"/>
                 <w:lang w:eastAsia="en-US"/>
@@ -8121,24 +7821,23 @@
           <w:tcPr>
             <w:tcW w:w="651" w:type="dxa"/>
             <w:tcBorders>
-              <w:top w:val="single" w:color="auto" w:sz="4" w:space="0"/>
-            </w:tcBorders>
-            <w:shd w:val="clear" w:color="auto" w:fill="auto"/>
+              <w:top w:val="single" w:sz="4" w:space="0" w:color="auto"/>
+            </w:tcBorders>
             <w:vAlign w:val="center"/>
           </w:tcPr>
           <w:p>
             <w:pPr>
               <w:spacing w:after="60" w:line="240" w:lineRule="auto"/>
               <w:rPr>
-                <w:rFonts w:ascii="Calibri Light" w:hAnsi="Calibri Light" w:eastAsia="Calibri" w:cs="Calibri Light"/>
-                <w:sz w:val="20"/>
-                <w:szCs w:val="20"/>
-                <w:lang w:eastAsia="en-US"/>
-              </w:rPr>
-            </w:pPr>
-            <w:r>
-              <w:rPr>
-                <w:rFonts w:ascii="Calibri Light" w:hAnsi="Calibri Light" w:eastAsia="Calibri" w:cs="Calibri Light"/>
+                <w:rFonts w:ascii="Calibri Light" w:eastAsia="Calibri" w:hAnsi="Calibri Light" w:cs="Calibri Light"/>
+                <w:sz w:val="20"/>
+                <w:szCs w:val="20"/>
+                <w:lang w:eastAsia="en-US"/>
+              </w:rPr>
+            </w:pPr>
+            <w:r>
+              <w:rPr>
+                <w:rFonts w:ascii="Calibri Light" w:eastAsia="Calibri" w:hAnsi="Calibri Light" w:cs="Calibri Light"/>
                 <w:sz w:val="20"/>
                 <w:szCs w:val="20"/>
                 <w:lang w:eastAsia="en-US"/>
@@ -8156,22 +7855,21 @@
         <w:tc>
           <w:tcPr>
             <w:tcW w:w="993" w:type="dxa"/>
-            <w:shd w:val="clear" w:color="auto" w:fill="auto"/>
             <w:vAlign w:val="center"/>
           </w:tcPr>
           <w:p>
             <w:pPr>
               <w:spacing w:after="60" w:line="240" w:lineRule="auto"/>
               <w:rPr>
-                <w:rFonts w:ascii="Calibri Light" w:hAnsi="Calibri Light" w:eastAsia="Calibri" w:cs="Calibri Light"/>
-                <w:sz w:val="20"/>
-                <w:szCs w:val="20"/>
-                <w:lang w:eastAsia="en-US"/>
-              </w:rPr>
-            </w:pPr>
-            <w:r>
-              <w:rPr>
-                <w:rFonts w:ascii="Calibri Light" w:hAnsi="Calibri Light" w:eastAsia="Calibri" w:cs="Calibri Light"/>
+                <w:rFonts w:ascii="Calibri Light" w:eastAsia="Calibri" w:hAnsi="Calibri Light" w:cs="Calibri Light"/>
+                <w:sz w:val="20"/>
+                <w:szCs w:val="20"/>
+                <w:lang w:eastAsia="en-US"/>
+              </w:rPr>
+            </w:pPr>
+            <w:r>
+              <w:rPr>
+                <w:rFonts w:ascii="Calibri Light" w:eastAsia="Calibri" w:hAnsi="Calibri Light" w:cs="Calibri Light"/>
                 <w:sz w:val="20"/>
                 <w:szCs w:val="20"/>
                 <w:lang w:eastAsia="en-US"/>
@@ -8183,22 +7881,21 @@
         <w:tc>
           <w:tcPr>
             <w:tcW w:w="5386" w:type="dxa"/>
-            <w:shd w:val="clear" w:color="auto" w:fill="auto"/>
             <w:vAlign w:val="center"/>
           </w:tcPr>
           <w:p>
             <w:pPr>
               <w:spacing w:after="60" w:line="240" w:lineRule="auto"/>
               <w:rPr>
-                <w:rFonts w:ascii="Calibri Light" w:hAnsi="Calibri Light" w:eastAsia="Calibri" w:cs="Calibri Light"/>
-                <w:sz w:val="20"/>
-                <w:szCs w:val="20"/>
-                <w:lang w:eastAsia="en-US"/>
-              </w:rPr>
-            </w:pPr>
-            <w:r>
-              <w:rPr>
-                <w:rFonts w:ascii="Calibri Light" w:hAnsi="Calibri Light" w:eastAsia="Calibri" w:cs="Calibri Light"/>
+                <w:rFonts w:ascii="Calibri Light" w:eastAsia="Calibri" w:hAnsi="Calibri Light" w:cs="Calibri Light"/>
+                <w:sz w:val="20"/>
+                <w:szCs w:val="20"/>
+                <w:lang w:eastAsia="en-US"/>
+              </w:rPr>
+            </w:pPr>
+            <w:r>
+              <w:rPr>
+                <w:rFonts w:ascii="Calibri Light" w:eastAsia="Calibri" w:hAnsi="Calibri Light" w:cs="Calibri Light"/>
                 <w:sz w:val="20"/>
                 <w:szCs w:val="20"/>
                 <w:lang w:eastAsia="en-US"/>
@@ -8207,7 +7904,7 @@
             </w:r>
             <w:r>
               <w:rPr>
-                <w:rFonts w:ascii="Calibri Light" w:hAnsi="Calibri Light" w:eastAsia="Calibri" w:cs="Calibri Light"/>
+                <w:rFonts w:ascii="Calibri Light" w:eastAsia="Calibri" w:hAnsi="Calibri Light" w:cs="Calibri Light"/>
                 <w:sz w:val="20"/>
                 <w:szCs w:val="20"/>
                 <w:lang w:eastAsia="en-US"/>
@@ -8216,7 +7913,7 @@
             </w:r>
             <w:r>
               <w:rPr>
-                <w:rFonts w:ascii="Calibri Light" w:hAnsi="Calibri Light" w:eastAsia="Calibri" w:cs="Calibri Light"/>
+                <w:rFonts w:ascii="Calibri Light" w:eastAsia="Calibri" w:hAnsi="Calibri Light" w:cs="Calibri Light"/>
                 <w:sz w:val="20"/>
                 <w:szCs w:val="20"/>
                 <w:lang w:eastAsia="en-US"/>
@@ -8228,15 +7925,15 @@
             <w:pPr>
               <w:spacing w:after="60" w:line="240" w:lineRule="auto"/>
               <w:rPr>
-                <w:rFonts w:ascii="Calibri Light" w:hAnsi="Calibri Light" w:eastAsia="Calibri" w:cs="Calibri Light"/>
-                <w:sz w:val="20"/>
-                <w:szCs w:val="20"/>
-                <w:lang w:eastAsia="en-US"/>
-              </w:rPr>
-            </w:pPr>
-            <w:r>
-              <w:rPr>
-                <w:rFonts w:ascii="Calibri Light" w:hAnsi="Calibri Light" w:eastAsia="Calibri" w:cs="Calibri Light"/>
+                <w:rFonts w:ascii="Calibri Light" w:eastAsia="Calibri" w:hAnsi="Calibri Light" w:cs="Calibri Light"/>
+                <w:sz w:val="20"/>
+                <w:szCs w:val="20"/>
+                <w:lang w:eastAsia="en-US"/>
+              </w:rPr>
+            </w:pPr>
+            <w:r>
+              <w:rPr>
+                <w:rFonts w:ascii="Calibri Light" w:eastAsia="Calibri" w:hAnsi="Calibri Light" w:cs="Calibri Light"/>
                 <w:sz w:val="20"/>
                 <w:szCs w:val="20"/>
                 <w:lang w:eastAsia="en-US"/>
@@ -8248,15 +7945,15 @@
             <w:pPr>
               <w:spacing w:after="60" w:line="240" w:lineRule="auto"/>
               <w:rPr>
-                <w:rFonts w:ascii="Calibri Light" w:hAnsi="Calibri Light" w:eastAsia="Calibri" w:cs="Calibri Light"/>
-                <w:sz w:val="20"/>
-                <w:szCs w:val="20"/>
-                <w:lang w:eastAsia="en-US"/>
-              </w:rPr>
-            </w:pPr>
-            <w:r>
-              <w:rPr>
-                <w:rFonts w:ascii="Calibri Light" w:hAnsi="Calibri Light" w:eastAsia="Calibri" w:cs="Calibri Light"/>
+                <w:rFonts w:ascii="Calibri Light" w:eastAsia="Calibri" w:hAnsi="Calibri Light" w:cs="Calibri Light"/>
+                <w:sz w:val="20"/>
+                <w:szCs w:val="20"/>
+                <w:lang w:eastAsia="en-US"/>
+              </w:rPr>
+            </w:pPr>
+            <w:r>
+              <w:rPr>
+                <w:rFonts w:ascii="Calibri Light" w:eastAsia="Calibri" w:hAnsi="Calibri Light" w:cs="Calibri Light"/>
                 <w:sz w:val="20"/>
                 <w:szCs w:val="20"/>
                 <w:lang w:eastAsia="en-US"/>
@@ -8269,24 +7966,23 @@
           <w:tcPr>
             <w:tcW w:w="634" w:type="dxa"/>
             <w:tcBorders>
-              <w:right w:val="single" w:color="auto" w:sz="4" w:space="0"/>
-            </w:tcBorders>
-            <w:shd w:val="clear" w:color="auto" w:fill="auto"/>
+              <w:right w:val="single" w:sz="4" w:space="0" w:color="auto"/>
+            </w:tcBorders>
             <w:vAlign w:val="center"/>
           </w:tcPr>
           <w:p>
             <w:pPr>
               <w:spacing w:after="60" w:line="240" w:lineRule="auto"/>
               <w:rPr>
-                <w:rFonts w:ascii="Calibri Light" w:hAnsi="Calibri Light" w:eastAsia="Calibri" w:cs="Calibri Light"/>
-                <w:sz w:val="20"/>
-                <w:szCs w:val="20"/>
-                <w:lang w:eastAsia="en-US"/>
-              </w:rPr>
-            </w:pPr>
-            <w:r>
-              <w:rPr>
-                <w:rFonts w:ascii="Calibri Light" w:hAnsi="Calibri Light" w:eastAsia="Calibri" w:cs="Calibri Light"/>
+                <w:rFonts w:ascii="Calibri Light" w:eastAsia="Calibri" w:hAnsi="Calibri Light" w:cs="Calibri Light"/>
+                <w:sz w:val="20"/>
+                <w:szCs w:val="20"/>
+                <w:lang w:eastAsia="en-US"/>
+              </w:rPr>
+            </w:pPr>
+            <w:r>
+              <w:rPr>
+                <w:rFonts w:ascii="Calibri Light" w:eastAsia="Calibri" w:hAnsi="Calibri Light" w:cs="Calibri Light"/>
                 <w:sz w:val="20"/>
                 <w:szCs w:val="20"/>
                 <w:lang w:eastAsia="en-US"/>
@@ -8305,7 +8001,7 @@
             <w:pPr>
               <w:spacing w:after="60" w:line="240" w:lineRule="auto"/>
               <w:rPr>
-                <w:rFonts w:ascii="Calibri" w:hAnsi="Calibri" w:eastAsia="Calibri" w:cs="Calibri"/>
+                <w:rFonts w:ascii="Calibri" w:eastAsia="Calibri" w:hAnsi="Calibri" w:cs="Calibri"/>
                 <w:sz w:val="20"/>
                 <w:szCs w:val="20"/>
                 <w:lang w:eastAsia="en-US"/>
@@ -8317,24 +8013,23 @@
           <w:tcPr>
             <w:tcW w:w="1134" w:type="dxa"/>
             <w:tcBorders>
-              <w:left w:val="single" w:color="auto" w:sz="4" w:space="0"/>
-            </w:tcBorders>
-            <w:shd w:val="clear" w:color="auto" w:fill="auto"/>
+              <w:left w:val="single" w:sz="4" w:space="0" w:color="auto"/>
+            </w:tcBorders>
             <w:vAlign w:val="center"/>
           </w:tcPr>
           <w:p>
             <w:pPr>
               <w:spacing w:after="60" w:line="240" w:lineRule="auto"/>
               <w:rPr>
-                <w:rFonts w:ascii="Calibri Light" w:hAnsi="Calibri Light" w:eastAsia="Calibri" w:cs="Calibri Light"/>
-                <w:sz w:val="20"/>
-                <w:szCs w:val="20"/>
-                <w:lang w:eastAsia="en-US"/>
-              </w:rPr>
-            </w:pPr>
-            <w:r>
-              <w:rPr>
-                <w:rFonts w:ascii="Calibri Light" w:hAnsi="Calibri Light" w:eastAsia="Calibri" w:cs="Calibri Light"/>
+                <w:rFonts w:ascii="Calibri Light" w:eastAsia="Calibri" w:hAnsi="Calibri Light" w:cs="Calibri Light"/>
+                <w:sz w:val="20"/>
+                <w:szCs w:val="20"/>
+                <w:lang w:eastAsia="en-US"/>
+              </w:rPr>
+            </w:pPr>
+            <w:r>
+              <w:rPr>
+                <w:rFonts w:ascii="Calibri Light" w:eastAsia="Calibri" w:hAnsi="Calibri Light" w:cs="Calibri Light"/>
                 <w:sz w:val="20"/>
                 <w:szCs w:val="20"/>
                 <w:lang w:eastAsia="en-US"/>
@@ -8346,22 +8041,21 @@
         <w:tc>
           <w:tcPr>
             <w:tcW w:w="6096" w:type="dxa"/>
-            <w:shd w:val="clear" w:color="auto" w:fill="auto"/>
             <w:vAlign w:val="center"/>
           </w:tcPr>
           <w:p>
             <w:pPr>
               <w:spacing w:after="60" w:line="240" w:lineRule="auto"/>
               <w:rPr>
-                <w:rFonts w:ascii="Calibri Light" w:hAnsi="Calibri Light" w:eastAsia="Calibri" w:cs="Calibri Light"/>
-                <w:sz w:val="20"/>
-                <w:szCs w:val="20"/>
-                <w:lang w:eastAsia="en-US"/>
-              </w:rPr>
-            </w:pPr>
-            <w:r>
-              <w:rPr>
-                <w:rFonts w:ascii="Calibri Light" w:hAnsi="Calibri Light" w:eastAsia="Calibri" w:cs="Calibri Light"/>
+                <w:rFonts w:ascii="Calibri Light" w:eastAsia="Calibri" w:hAnsi="Calibri Light" w:cs="Calibri Light"/>
+                <w:sz w:val="20"/>
+                <w:szCs w:val="20"/>
+                <w:lang w:eastAsia="en-US"/>
+              </w:rPr>
+            </w:pPr>
+            <w:r>
+              <w:rPr>
+                <w:rFonts w:ascii="Calibri Light" w:eastAsia="Calibri" w:hAnsi="Calibri Light" w:cs="Calibri Light"/>
                 <w:sz w:val="20"/>
                 <w:szCs w:val="20"/>
                 <w:lang w:eastAsia="en-US"/>
@@ -8373,15 +8067,15 @@
             <w:pPr>
               <w:spacing w:after="60" w:line="240" w:lineRule="auto"/>
               <w:rPr>
-                <w:rFonts w:ascii="Calibri Light" w:hAnsi="Calibri Light" w:eastAsia="Calibri" w:cs="Calibri Light"/>
-                <w:sz w:val="20"/>
-                <w:szCs w:val="20"/>
-                <w:lang w:eastAsia="en-US"/>
-              </w:rPr>
-            </w:pPr>
-            <w:r>
-              <w:rPr>
-                <w:rFonts w:ascii="Calibri Light" w:hAnsi="Calibri Light" w:eastAsia="Calibri" w:cs="Calibri Light"/>
+                <w:rFonts w:ascii="Calibri Light" w:eastAsia="Calibri" w:hAnsi="Calibri Light" w:cs="Calibri Light"/>
+                <w:sz w:val="20"/>
+                <w:szCs w:val="20"/>
+                <w:lang w:eastAsia="en-US"/>
+              </w:rPr>
+            </w:pPr>
+            <w:r>
+              <w:rPr>
+                <w:rFonts w:ascii="Calibri Light" w:eastAsia="Calibri" w:hAnsi="Calibri Light" w:cs="Calibri Light"/>
                 <w:sz w:val="20"/>
                 <w:szCs w:val="20"/>
                 <w:lang w:eastAsia="en-US"/>
@@ -8393,15 +8087,15 @@
             <w:pPr>
               <w:spacing w:after="60" w:line="240" w:lineRule="auto"/>
               <w:rPr>
-                <w:rFonts w:ascii="Calibri Light" w:hAnsi="Calibri Light" w:eastAsia="Calibri" w:cs="Calibri Light"/>
-                <w:sz w:val="20"/>
-                <w:szCs w:val="20"/>
-                <w:lang w:eastAsia="en-US"/>
-              </w:rPr>
-            </w:pPr>
-            <w:r>
-              <w:rPr>
-                <w:rFonts w:ascii="Calibri Light" w:hAnsi="Calibri Light" w:eastAsia="Calibri" w:cs="Calibri Light"/>
+                <w:rFonts w:ascii="Calibri Light" w:eastAsia="Calibri" w:hAnsi="Calibri Light" w:cs="Calibri Light"/>
+                <w:sz w:val="20"/>
+                <w:szCs w:val="20"/>
+                <w:lang w:eastAsia="en-US"/>
+              </w:rPr>
+            </w:pPr>
+            <w:r>
+              <w:rPr>
+                <w:rFonts w:ascii="Calibri Light" w:eastAsia="Calibri" w:hAnsi="Calibri Light" w:cs="Calibri Light"/>
                 <w:sz w:val="20"/>
                 <w:szCs w:val="20"/>
                 <w:lang w:eastAsia="en-US"/>
@@ -8413,22 +8107,21 @@
         <w:tc>
           <w:tcPr>
             <w:tcW w:w="651" w:type="dxa"/>
-            <w:shd w:val="clear" w:color="auto" w:fill="auto"/>
             <w:vAlign w:val="center"/>
           </w:tcPr>
           <w:p>
             <w:pPr>
               <w:spacing w:after="60" w:line="240" w:lineRule="auto"/>
               <w:rPr>
-                <w:rFonts w:ascii="Calibri Light" w:hAnsi="Calibri Light" w:eastAsia="Calibri" w:cs="Calibri Light"/>
-                <w:sz w:val="20"/>
-                <w:szCs w:val="20"/>
-                <w:lang w:eastAsia="en-US"/>
-              </w:rPr>
-            </w:pPr>
-            <w:r>
-              <w:rPr>
-                <w:rFonts w:ascii="Calibri Light" w:hAnsi="Calibri Light" w:eastAsia="Calibri" w:cs="Calibri Light"/>
+                <w:rFonts w:ascii="Calibri Light" w:eastAsia="Calibri" w:hAnsi="Calibri Light" w:cs="Calibri Light"/>
+                <w:sz w:val="20"/>
+                <w:szCs w:val="20"/>
+                <w:lang w:eastAsia="en-US"/>
+              </w:rPr>
+            </w:pPr>
+            <w:r>
+              <w:rPr>
+                <w:rFonts w:ascii="Calibri Light" w:eastAsia="Calibri" w:hAnsi="Calibri Light" w:cs="Calibri Light"/>
                 <w:sz w:val="20"/>
                 <w:szCs w:val="20"/>
                 <w:lang w:eastAsia="en-US"/>
@@ -8446,22 +8139,21 @@
         <w:tc>
           <w:tcPr>
             <w:tcW w:w="993" w:type="dxa"/>
-            <w:shd w:val="clear" w:color="auto" w:fill="auto"/>
             <w:vAlign w:val="center"/>
           </w:tcPr>
           <w:p>
             <w:pPr>
               <w:spacing w:after="60" w:line="240" w:lineRule="auto"/>
               <w:rPr>
-                <w:rFonts w:ascii="Calibri Light" w:hAnsi="Calibri Light" w:eastAsia="Calibri" w:cs="Calibri Light"/>
-                <w:sz w:val="20"/>
-                <w:szCs w:val="20"/>
-                <w:lang w:eastAsia="en-US"/>
-              </w:rPr>
-            </w:pPr>
-            <w:r>
-              <w:rPr>
-                <w:rFonts w:ascii="Calibri Light" w:hAnsi="Calibri Light" w:eastAsia="Calibri" w:cs="Calibri Light"/>
+                <w:rFonts w:ascii="Calibri Light" w:eastAsia="Calibri" w:hAnsi="Calibri Light" w:cs="Calibri Light"/>
+                <w:sz w:val="20"/>
+                <w:szCs w:val="20"/>
+                <w:lang w:eastAsia="en-US"/>
+              </w:rPr>
+            </w:pPr>
+            <w:r>
+              <w:rPr>
+                <w:rFonts w:ascii="Calibri Light" w:eastAsia="Calibri" w:hAnsi="Calibri Light" w:cs="Calibri Light"/>
                 <w:sz w:val="20"/>
                 <w:szCs w:val="20"/>
                 <w:lang w:eastAsia="en-US"/>
@@ -8473,22 +8165,21 @@
         <w:tc>
           <w:tcPr>
             <w:tcW w:w="5386" w:type="dxa"/>
-            <w:shd w:val="clear" w:color="auto" w:fill="auto"/>
             <w:vAlign w:val="center"/>
           </w:tcPr>
           <w:p>
             <w:pPr>
               <w:spacing w:after="60" w:line="240" w:lineRule="auto"/>
               <w:rPr>
-                <w:rFonts w:ascii="Calibri Light" w:hAnsi="Calibri Light" w:eastAsia="Calibri" w:cs="Calibri Light"/>
-                <w:sz w:val="20"/>
-                <w:szCs w:val="20"/>
-                <w:lang w:eastAsia="en-US"/>
-              </w:rPr>
-            </w:pPr>
-            <w:r>
-              <w:rPr>
-                <w:rFonts w:ascii="Calibri Light" w:hAnsi="Calibri Light" w:eastAsia="Calibri" w:cs="Calibri Light"/>
+                <w:rFonts w:ascii="Calibri Light" w:eastAsia="Calibri" w:hAnsi="Calibri Light" w:cs="Calibri Light"/>
+                <w:sz w:val="20"/>
+                <w:szCs w:val="20"/>
+                <w:lang w:eastAsia="en-US"/>
+              </w:rPr>
+            </w:pPr>
+            <w:r>
+              <w:rPr>
+                <w:rFonts w:ascii="Calibri Light" w:eastAsia="Calibri" w:hAnsi="Calibri Light" w:cs="Calibri Light"/>
                 <w:sz w:val="20"/>
                 <w:szCs w:val="20"/>
                 <w:lang w:eastAsia="en-US"/>
@@ -8500,15 +8191,15 @@
             <w:pPr>
               <w:spacing w:after="60" w:line="240" w:lineRule="auto"/>
               <w:rPr>
-                <w:rFonts w:ascii="Calibri Light" w:hAnsi="Calibri Light" w:eastAsia="Calibri" w:cs="Calibri Light"/>
-                <w:sz w:val="20"/>
-                <w:szCs w:val="20"/>
-                <w:lang w:eastAsia="en-US"/>
-              </w:rPr>
-            </w:pPr>
-            <w:r>
-              <w:rPr>
-                <w:rFonts w:ascii="Calibri Light" w:hAnsi="Calibri Light" w:eastAsia="Calibri" w:cs="Calibri Light"/>
+                <w:rFonts w:ascii="Calibri Light" w:eastAsia="Calibri" w:hAnsi="Calibri Light" w:cs="Calibri Light"/>
+                <w:sz w:val="20"/>
+                <w:szCs w:val="20"/>
+                <w:lang w:eastAsia="en-US"/>
+              </w:rPr>
+            </w:pPr>
+            <w:r>
+              <w:rPr>
+                <w:rFonts w:ascii="Calibri Light" w:eastAsia="Calibri" w:hAnsi="Calibri Light" w:cs="Calibri Light"/>
                 <w:sz w:val="20"/>
                 <w:szCs w:val="20"/>
                 <w:lang w:eastAsia="en-US"/>
@@ -8520,15 +8211,15 @@
             <w:pPr>
               <w:spacing w:after="60" w:line="240" w:lineRule="auto"/>
               <w:rPr>
-                <w:rFonts w:ascii="Calibri Light" w:hAnsi="Calibri Light" w:eastAsia="Calibri" w:cs="Calibri Light"/>
-                <w:sz w:val="20"/>
-                <w:szCs w:val="20"/>
-                <w:lang w:eastAsia="en-US"/>
-              </w:rPr>
-            </w:pPr>
-            <w:r>
-              <w:rPr>
-                <w:rFonts w:ascii="Calibri Light" w:hAnsi="Calibri Light" w:eastAsia="Calibri" w:cs="Calibri Light"/>
+                <w:rFonts w:ascii="Calibri Light" w:eastAsia="Calibri" w:hAnsi="Calibri Light" w:cs="Calibri Light"/>
+                <w:sz w:val="20"/>
+                <w:szCs w:val="20"/>
+                <w:lang w:eastAsia="en-US"/>
+              </w:rPr>
+            </w:pPr>
+            <w:r>
+              <w:rPr>
+                <w:rFonts w:ascii="Calibri Light" w:eastAsia="Calibri" w:hAnsi="Calibri Light" w:cs="Calibri Light"/>
                 <w:sz w:val="20"/>
                 <w:szCs w:val="20"/>
                 <w:lang w:eastAsia="en-US"/>
@@ -8541,24 +8232,23 @@
           <w:tcPr>
             <w:tcW w:w="634" w:type="dxa"/>
             <w:tcBorders>
-              <w:right w:val="single" w:color="auto" w:sz="4" w:space="0"/>
-            </w:tcBorders>
-            <w:shd w:val="clear" w:color="auto" w:fill="auto"/>
+              <w:right w:val="single" w:sz="4" w:space="0" w:color="auto"/>
+            </w:tcBorders>
             <w:vAlign w:val="center"/>
           </w:tcPr>
           <w:p>
             <w:pPr>
               <w:spacing w:after="60" w:line="240" w:lineRule="auto"/>
               <w:rPr>
-                <w:rFonts w:ascii="Calibri Light" w:hAnsi="Calibri Light" w:eastAsia="Calibri" w:cs="Calibri Light"/>
-                <w:sz w:val="20"/>
-                <w:szCs w:val="20"/>
-                <w:lang w:eastAsia="en-US"/>
-              </w:rPr>
-            </w:pPr>
-            <w:r>
-              <w:rPr>
-                <w:rFonts w:ascii="Calibri Light" w:hAnsi="Calibri Light" w:eastAsia="Calibri" w:cs="Calibri Light"/>
+                <w:rFonts w:ascii="Calibri Light" w:eastAsia="Calibri" w:hAnsi="Calibri Light" w:cs="Calibri Light"/>
+                <w:sz w:val="20"/>
+                <w:szCs w:val="20"/>
+                <w:lang w:eastAsia="en-US"/>
+              </w:rPr>
+            </w:pPr>
+            <w:r>
+              <w:rPr>
+                <w:rFonts w:ascii="Calibri Light" w:eastAsia="Calibri" w:hAnsi="Calibri Light" w:cs="Calibri Light"/>
                 <w:sz w:val="20"/>
                 <w:szCs w:val="20"/>
                 <w:lang w:eastAsia="en-US"/>
@@ -8577,7 +8267,7 @@
             <w:pPr>
               <w:spacing w:after="60" w:line="240" w:lineRule="auto"/>
               <w:rPr>
-                <w:rFonts w:ascii="Calibri" w:hAnsi="Calibri" w:eastAsia="Calibri" w:cs="Calibri"/>
+                <w:rFonts w:ascii="Calibri" w:eastAsia="Calibri" w:hAnsi="Calibri" w:cs="Calibri"/>
                 <w:sz w:val="20"/>
                 <w:szCs w:val="20"/>
                 <w:lang w:eastAsia="en-US"/>
@@ -8589,24 +8279,23 @@
           <w:tcPr>
             <w:tcW w:w="1134" w:type="dxa"/>
             <w:tcBorders>
-              <w:left w:val="single" w:color="auto" w:sz="4" w:space="0"/>
-            </w:tcBorders>
-            <w:shd w:val="clear" w:color="auto" w:fill="auto"/>
+              <w:left w:val="single" w:sz="4" w:space="0" w:color="auto"/>
+            </w:tcBorders>
             <w:vAlign w:val="center"/>
           </w:tcPr>
           <w:p>
             <w:pPr>
               <w:spacing w:after="60" w:line="240" w:lineRule="auto"/>
               <w:rPr>
-                <w:rFonts w:ascii="Calibri Light" w:hAnsi="Calibri Light" w:eastAsia="Calibri" w:cs="Calibri Light"/>
-                <w:sz w:val="20"/>
-                <w:szCs w:val="20"/>
-                <w:lang w:eastAsia="en-US"/>
-              </w:rPr>
-            </w:pPr>
-            <w:r>
-              <w:rPr>
-                <w:rFonts w:ascii="Calibri Light" w:hAnsi="Calibri Light" w:eastAsia="Calibri" w:cs="Calibri Light"/>
+                <w:rFonts w:ascii="Calibri Light" w:eastAsia="Calibri" w:hAnsi="Calibri Light" w:cs="Calibri Light"/>
+                <w:sz w:val="20"/>
+                <w:szCs w:val="20"/>
+                <w:lang w:eastAsia="en-US"/>
+              </w:rPr>
+            </w:pPr>
+            <w:r>
+              <w:rPr>
+                <w:rFonts w:ascii="Calibri Light" w:eastAsia="Calibri" w:hAnsi="Calibri Light" w:cs="Calibri Light"/>
                 <w:sz w:val="20"/>
                 <w:szCs w:val="20"/>
                 <w:lang w:eastAsia="en-US"/>
@@ -8618,22 +8307,21 @@
         <w:tc>
           <w:tcPr>
             <w:tcW w:w="6096" w:type="dxa"/>
-            <w:shd w:val="clear" w:color="auto" w:fill="auto"/>
             <w:vAlign w:val="center"/>
           </w:tcPr>
           <w:p>
             <w:pPr>
               <w:spacing w:after="60" w:line="240" w:lineRule="auto"/>
               <w:rPr>
-                <w:rFonts w:ascii="Calibri Light" w:hAnsi="Calibri Light" w:eastAsia="Calibri" w:cs="Calibri Light"/>
-                <w:sz w:val="20"/>
-                <w:szCs w:val="20"/>
-                <w:lang w:eastAsia="en-US"/>
-              </w:rPr>
-            </w:pPr>
-            <w:r>
-              <w:rPr>
-                <w:rFonts w:ascii="Calibri Light" w:hAnsi="Calibri Light" w:eastAsia="Calibri" w:cs="Calibri Light"/>
+                <w:rFonts w:ascii="Calibri Light" w:eastAsia="Calibri" w:hAnsi="Calibri Light" w:cs="Calibri Light"/>
+                <w:sz w:val="20"/>
+                <w:szCs w:val="20"/>
+                <w:lang w:eastAsia="en-US"/>
+              </w:rPr>
+            </w:pPr>
+            <w:r>
+              <w:rPr>
+                <w:rFonts w:ascii="Calibri Light" w:eastAsia="Calibri" w:hAnsi="Calibri Light" w:cs="Calibri Light"/>
                 <w:sz w:val="20"/>
                 <w:szCs w:val="20"/>
                 <w:lang w:eastAsia="en-US"/>
@@ -8645,15 +8333,15 @@
             <w:pPr>
               <w:spacing w:after="60" w:line="240" w:lineRule="auto"/>
               <w:rPr>
-                <w:rFonts w:ascii="Calibri Light" w:hAnsi="Calibri Light" w:eastAsia="Calibri" w:cs="Calibri Light"/>
-                <w:sz w:val="20"/>
-                <w:szCs w:val="20"/>
-                <w:lang w:eastAsia="en-US"/>
-              </w:rPr>
-            </w:pPr>
-            <w:r>
-              <w:rPr>
-                <w:rFonts w:ascii="Calibri Light" w:hAnsi="Calibri Light" w:eastAsia="Calibri" w:cs="Calibri Light"/>
+                <w:rFonts w:ascii="Calibri Light" w:eastAsia="Calibri" w:hAnsi="Calibri Light" w:cs="Calibri Light"/>
+                <w:sz w:val="20"/>
+                <w:szCs w:val="20"/>
+                <w:lang w:eastAsia="en-US"/>
+              </w:rPr>
+            </w:pPr>
+            <w:r>
+              <w:rPr>
+                <w:rFonts w:ascii="Calibri Light" w:eastAsia="Calibri" w:hAnsi="Calibri Light" w:cs="Calibri Light"/>
                 <w:sz w:val="20"/>
                 <w:szCs w:val="20"/>
                 <w:lang w:eastAsia="en-US"/>
@@ -8665,15 +8353,15 @@
             <w:pPr>
               <w:spacing w:after="60" w:line="240" w:lineRule="auto"/>
               <w:rPr>
-                <w:rFonts w:ascii="Calibri Light" w:hAnsi="Calibri Light" w:eastAsia="Calibri" w:cs="Calibri Light"/>
-                <w:sz w:val="20"/>
-                <w:szCs w:val="20"/>
-                <w:lang w:eastAsia="en-US"/>
-              </w:rPr>
-            </w:pPr>
-            <w:r>
-              <w:rPr>
-                <w:rFonts w:ascii="Calibri Light" w:hAnsi="Calibri Light" w:eastAsia="Calibri" w:cs="Calibri Light"/>
+                <w:rFonts w:ascii="Calibri Light" w:eastAsia="Calibri" w:hAnsi="Calibri Light" w:cs="Calibri Light"/>
+                <w:sz w:val="20"/>
+                <w:szCs w:val="20"/>
+                <w:lang w:eastAsia="en-US"/>
+              </w:rPr>
+            </w:pPr>
+            <w:r>
+              <w:rPr>
+                <w:rFonts w:ascii="Calibri Light" w:eastAsia="Calibri" w:hAnsi="Calibri Light" w:cs="Calibri Light"/>
                 <w:sz w:val="20"/>
                 <w:szCs w:val="20"/>
                 <w:lang w:eastAsia="en-US"/>
@@ -8685,15 +8373,15 @@
             <w:pPr>
               <w:spacing w:after="60" w:line="240" w:lineRule="auto"/>
               <w:rPr>
-                <w:rFonts w:ascii="Calibri Light" w:hAnsi="Calibri Light" w:eastAsia="Calibri" w:cs="Calibri Light"/>
-                <w:sz w:val="20"/>
-                <w:szCs w:val="20"/>
-                <w:lang w:eastAsia="en-US"/>
-              </w:rPr>
-            </w:pPr>
-            <w:r>
-              <w:rPr>
-                <w:rFonts w:ascii="Calibri Light" w:hAnsi="Calibri Light" w:eastAsia="Calibri" w:cs="Calibri Light"/>
+                <w:rFonts w:ascii="Calibri Light" w:eastAsia="Calibri" w:hAnsi="Calibri Light" w:cs="Calibri Light"/>
+                <w:sz w:val="20"/>
+                <w:szCs w:val="20"/>
+                <w:lang w:eastAsia="en-US"/>
+              </w:rPr>
+            </w:pPr>
+            <w:r>
+              <w:rPr>
+                <w:rFonts w:ascii="Calibri Light" w:eastAsia="Calibri" w:hAnsi="Calibri Light" w:cs="Calibri Light"/>
                 <w:sz w:val="20"/>
                 <w:szCs w:val="20"/>
                 <w:lang w:eastAsia="en-US"/>
@@ -8705,22 +8393,21 @@
         <w:tc>
           <w:tcPr>
             <w:tcW w:w="651" w:type="dxa"/>
-            <w:shd w:val="clear" w:color="auto" w:fill="auto"/>
             <w:vAlign w:val="center"/>
           </w:tcPr>
           <w:p>
             <w:pPr>
               <w:spacing w:after="60" w:line="240" w:lineRule="auto"/>
               <w:rPr>
-                <w:rFonts w:ascii="Calibri Light" w:hAnsi="Calibri Light" w:eastAsia="Calibri" w:cs="Calibri Light"/>
-                <w:sz w:val="20"/>
-                <w:szCs w:val="20"/>
-                <w:lang w:eastAsia="en-US"/>
-              </w:rPr>
-            </w:pPr>
-            <w:r>
-              <w:rPr>
-                <w:rFonts w:ascii="Calibri Light" w:hAnsi="Calibri Light" w:eastAsia="Calibri" w:cs="Calibri Light"/>
+                <w:rFonts w:ascii="Calibri Light" w:eastAsia="Calibri" w:hAnsi="Calibri Light" w:cs="Calibri Light"/>
+                <w:sz w:val="20"/>
+                <w:szCs w:val="20"/>
+                <w:lang w:eastAsia="en-US"/>
+              </w:rPr>
+            </w:pPr>
+            <w:r>
+              <w:rPr>
+                <w:rFonts w:ascii="Calibri Light" w:eastAsia="Calibri" w:hAnsi="Calibri Light" w:cs="Calibri Light"/>
                 <w:sz w:val="20"/>
                 <w:szCs w:val="20"/>
                 <w:lang w:eastAsia="en-US"/>
@@ -8738,26 +8425,26 @@
         <w:tc>
           <w:tcPr>
             <w:tcW w:w="993" w:type="dxa"/>
-            <w:shd w:val="clear" w:color="auto" w:fill="auto"/>
             <w:vAlign w:val="center"/>
           </w:tcPr>
           <w:p>
             <w:pPr>
               <w:spacing w:after="60" w:line="240" w:lineRule="auto"/>
               <w:rPr>
-                <w:rFonts w:ascii="Calibri Light" w:hAnsi="Calibri Light" w:eastAsia="Calibri" w:cs="Calibri Light"/>
-                <w:sz w:val="20"/>
-                <w:szCs w:val="20"/>
-                <w:lang w:eastAsia="en-US"/>
-              </w:rPr>
-            </w:pPr>
-            <w:r>
-              <w:rPr>
-                <w:rFonts w:ascii="Calibri Light" w:hAnsi="Calibri Light" w:eastAsia="Calibri" w:cs="Calibri Light"/>
-                <w:sz w:val="20"/>
-                <w:szCs w:val="20"/>
-                <w:lang w:eastAsia="en-US"/>
-              </w:rPr>
+                <w:rFonts w:ascii="Calibri Light" w:eastAsia="Calibri" w:hAnsi="Calibri Light" w:cs="Calibri Light"/>
+                <w:sz w:val="20"/>
+                <w:szCs w:val="20"/>
+                <w:lang w:eastAsia="en-US"/>
+              </w:rPr>
+            </w:pPr>
+            <w:r>
+              <w:rPr>
+                <w:rFonts w:ascii="Calibri Light" w:eastAsia="Calibri" w:hAnsi="Calibri Light" w:cs="Calibri Light"/>
+                <w:sz w:val="20"/>
+                <w:szCs w:val="20"/>
+                <w:lang w:eastAsia="en-US"/>
+              </w:rPr>
+              <w:lastRenderedPageBreak/>
               <w:t>Likely</w:t>
             </w:r>
           </w:p>
@@ -8765,22 +8452,21 @@
         <w:tc>
           <w:tcPr>
             <w:tcW w:w="5386" w:type="dxa"/>
-            <w:shd w:val="clear" w:color="auto" w:fill="auto"/>
             <w:vAlign w:val="center"/>
           </w:tcPr>
           <w:p>
             <w:pPr>
               <w:spacing w:after="60" w:line="240" w:lineRule="auto"/>
               <w:rPr>
-                <w:rFonts w:ascii="Calibri Light" w:hAnsi="Calibri Light" w:eastAsia="Calibri" w:cs="Calibri Light"/>
-                <w:sz w:val="20"/>
-                <w:szCs w:val="20"/>
-                <w:lang w:eastAsia="en-US"/>
-              </w:rPr>
-            </w:pPr>
-            <w:r>
-              <w:rPr>
-                <w:rFonts w:ascii="Calibri Light" w:hAnsi="Calibri Light" w:eastAsia="Calibri" w:cs="Calibri Light"/>
+                <w:rFonts w:ascii="Calibri Light" w:eastAsia="Calibri" w:hAnsi="Calibri Light" w:cs="Calibri Light"/>
+                <w:sz w:val="20"/>
+                <w:szCs w:val="20"/>
+                <w:lang w:eastAsia="en-US"/>
+              </w:rPr>
+            </w:pPr>
+            <w:r>
+              <w:rPr>
+                <w:rFonts w:ascii="Calibri Light" w:eastAsia="Calibri" w:hAnsi="Calibri Light" w:cs="Calibri Light"/>
                 <w:sz w:val="20"/>
                 <w:szCs w:val="20"/>
                 <w:lang w:eastAsia="en-US"/>
@@ -8792,15 +8478,15 @@
             <w:pPr>
               <w:spacing w:after="60" w:line="240" w:lineRule="auto"/>
               <w:rPr>
-                <w:rFonts w:ascii="Calibri Light" w:hAnsi="Calibri Light" w:eastAsia="Calibri" w:cs="Calibri Light"/>
-                <w:sz w:val="20"/>
-                <w:szCs w:val="20"/>
-                <w:lang w:eastAsia="en-US"/>
-              </w:rPr>
-            </w:pPr>
-            <w:r>
-              <w:rPr>
-                <w:rFonts w:ascii="Calibri Light" w:hAnsi="Calibri Light" w:eastAsia="Calibri" w:cs="Calibri Light"/>
+                <w:rFonts w:ascii="Calibri Light" w:eastAsia="Calibri" w:hAnsi="Calibri Light" w:cs="Calibri Light"/>
+                <w:sz w:val="20"/>
+                <w:szCs w:val="20"/>
+                <w:lang w:eastAsia="en-US"/>
+              </w:rPr>
+            </w:pPr>
+            <w:r>
+              <w:rPr>
+                <w:rFonts w:ascii="Calibri Light" w:eastAsia="Calibri" w:hAnsi="Calibri Light" w:cs="Calibri Light"/>
                 <w:sz w:val="20"/>
                 <w:szCs w:val="20"/>
                 <w:lang w:eastAsia="en-US"/>
@@ -8812,15 +8498,15 @@
             <w:pPr>
               <w:spacing w:after="60" w:line="240" w:lineRule="auto"/>
               <w:rPr>
-                <w:rFonts w:ascii="Calibri Light" w:hAnsi="Calibri Light" w:eastAsia="Calibri" w:cs="Calibri Light"/>
-                <w:sz w:val="20"/>
-                <w:szCs w:val="20"/>
-                <w:lang w:eastAsia="en-US"/>
-              </w:rPr>
-            </w:pPr>
-            <w:r>
-              <w:rPr>
-                <w:rFonts w:ascii="Calibri Light" w:hAnsi="Calibri Light" w:eastAsia="Calibri" w:cs="Calibri Light"/>
+                <w:rFonts w:ascii="Calibri Light" w:eastAsia="Calibri" w:hAnsi="Calibri Light" w:cs="Calibri Light"/>
+                <w:sz w:val="20"/>
+                <w:szCs w:val="20"/>
+                <w:lang w:eastAsia="en-US"/>
+              </w:rPr>
+            </w:pPr>
+            <w:r>
+              <w:rPr>
+                <w:rFonts w:ascii="Calibri Light" w:eastAsia="Calibri" w:hAnsi="Calibri Light" w:cs="Calibri Light"/>
                 <w:sz w:val="20"/>
                 <w:szCs w:val="20"/>
                 <w:lang w:eastAsia="en-US"/>
@@ -8833,24 +8519,23 @@
           <w:tcPr>
             <w:tcW w:w="634" w:type="dxa"/>
             <w:tcBorders>
-              <w:right w:val="single" w:color="auto" w:sz="4" w:space="0"/>
-            </w:tcBorders>
-            <w:shd w:val="clear" w:color="auto" w:fill="auto"/>
+              <w:right w:val="single" w:sz="4" w:space="0" w:color="auto"/>
+            </w:tcBorders>
             <w:vAlign w:val="center"/>
           </w:tcPr>
           <w:p>
             <w:pPr>
               <w:spacing w:after="60" w:line="240" w:lineRule="auto"/>
               <w:rPr>
-                <w:rFonts w:ascii="Calibri Light" w:hAnsi="Calibri Light" w:eastAsia="Calibri" w:cs="Calibri Light"/>
-                <w:sz w:val="20"/>
-                <w:szCs w:val="20"/>
-                <w:lang w:eastAsia="en-US"/>
-              </w:rPr>
-            </w:pPr>
-            <w:r>
-              <w:rPr>
-                <w:rFonts w:ascii="Calibri Light" w:hAnsi="Calibri Light" w:eastAsia="Calibri" w:cs="Calibri Light"/>
+                <w:rFonts w:ascii="Calibri Light" w:eastAsia="Calibri" w:hAnsi="Calibri Light" w:cs="Calibri Light"/>
+                <w:sz w:val="20"/>
+                <w:szCs w:val="20"/>
+                <w:lang w:eastAsia="en-US"/>
+              </w:rPr>
+            </w:pPr>
+            <w:r>
+              <w:rPr>
+                <w:rFonts w:ascii="Calibri Light" w:eastAsia="Calibri" w:hAnsi="Calibri Light" w:cs="Calibri Light"/>
                 <w:sz w:val="20"/>
                 <w:szCs w:val="20"/>
                 <w:lang w:eastAsia="en-US"/>
@@ -8869,7 +8554,7 @@
             <w:pPr>
               <w:spacing w:after="60" w:line="240" w:lineRule="auto"/>
               <w:rPr>
-                <w:rFonts w:ascii="Calibri" w:hAnsi="Calibri" w:eastAsia="Calibri" w:cs="Calibri"/>
+                <w:rFonts w:ascii="Calibri" w:eastAsia="Calibri" w:hAnsi="Calibri" w:cs="Calibri"/>
                 <w:sz w:val="20"/>
                 <w:szCs w:val="20"/>
                 <w:lang w:eastAsia="en-US"/>
@@ -8881,24 +8566,23 @@
           <w:tcPr>
             <w:tcW w:w="1134" w:type="dxa"/>
             <w:tcBorders>
-              <w:left w:val="single" w:color="auto" w:sz="4" w:space="0"/>
-            </w:tcBorders>
-            <w:shd w:val="clear" w:color="auto" w:fill="auto"/>
+              <w:left w:val="single" w:sz="4" w:space="0" w:color="auto"/>
+            </w:tcBorders>
             <w:vAlign w:val="center"/>
           </w:tcPr>
           <w:p>
             <w:pPr>
               <w:spacing w:after="60" w:line="240" w:lineRule="auto"/>
               <w:rPr>
-                <w:rFonts w:ascii="Calibri Light" w:hAnsi="Calibri Light" w:eastAsia="Calibri" w:cs="Calibri Light"/>
-                <w:sz w:val="20"/>
-                <w:szCs w:val="20"/>
-                <w:lang w:eastAsia="en-US"/>
-              </w:rPr>
-            </w:pPr>
-            <w:r>
-              <w:rPr>
-                <w:rFonts w:ascii="Calibri Light" w:hAnsi="Calibri Light" w:eastAsia="Calibri" w:cs="Calibri Light"/>
+                <w:rFonts w:ascii="Calibri Light" w:eastAsia="Calibri" w:hAnsi="Calibri Light" w:cs="Calibri Light"/>
+                <w:sz w:val="20"/>
+                <w:szCs w:val="20"/>
+                <w:lang w:eastAsia="en-US"/>
+              </w:rPr>
+            </w:pPr>
+            <w:r>
+              <w:rPr>
+                <w:rFonts w:ascii="Calibri Light" w:eastAsia="Calibri" w:hAnsi="Calibri Light" w:cs="Calibri Light"/>
                 <w:sz w:val="20"/>
                 <w:szCs w:val="20"/>
                 <w:lang w:eastAsia="en-US"/>
@@ -8910,22 +8594,21 @@
         <w:tc>
           <w:tcPr>
             <w:tcW w:w="6096" w:type="dxa"/>
-            <w:shd w:val="clear" w:color="auto" w:fill="auto"/>
             <w:vAlign w:val="center"/>
           </w:tcPr>
           <w:p>
             <w:pPr>
               <w:spacing w:after="60" w:line="240" w:lineRule="auto"/>
               <w:rPr>
-                <w:rFonts w:ascii="Calibri Light" w:hAnsi="Calibri Light" w:eastAsia="Calibri" w:cs="Calibri Light"/>
-                <w:sz w:val="20"/>
-                <w:szCs w:val="20"/>
-                <w:lang w:eastAsia="en-US"/>
-              </w:rPr>
-            </w:pPr>
-            <w:r>
-              <w:rPr>
-                <w:rFonts w:ascii="Calibri Light" w:hAnsi="Calibri Light" w:eastAsia="Calibri" w:cs="Calibri Light"/>
+                <w:rFonts w:ascii="Calibri Light" w:eastAsia="Calibri" w:hAnsi="Calibri Light" w:cs="Calibri Light"/>
+                <w:sz w:val="20"/>
+                <w:szCs w:val="20"/>
+                <w:lang w:eastAsia="en-US"/>
+              </w:rPr>
+            </w:pPr>
+            <w:r>
+              <w:rPr>
+                <w:rFonts w:ascii="Calibri Light" w:eastAsia="Calibri" w:hAnsi="Calibri Light" w:cs="Calibri Light"/>
                 <w:sz w:val="20"/>
                 <w:szCs w:val="20"/>
                 <w:lang w:eastAsia="en-US"/>
@@ -8937,15 +8620,15 @@
             <w:pPr>
               <w:spacing w:after="60" w:line="240" w:lineRule="auto"/>
               <w:rPr>
-                <w:rFonts w:ascii="Calibri Light" w:hAnsi="Calibri Light" w:eastAsia="Calibri" w:cs="Calibri Light"/>
-                <w:sz w:val="20"/>
-                <w:szCs w:val="20"/>
-                <w:lang w:eastAsia="en-US"/>
-              </w:rPr>
-            </w:pPr>
-            <w:r>
-              <w:rPr>
-                <w:rFonts w:ascii="Calibri Light" w:hAnsi="Calibri Light" w:eastAsia="Calibri" w:cs="Calibri Light"/>
+                <w:rFonts w:ascii="Calibri Light" w:eastAsia="Calibri" w:hAnsi="Calibri Light" w:cs="Calibri Light"/>
+                <w:sz w:val="20"/>
+                <w:szCs w:val="20"/>
+                <w:lang w:eastAsia="en-US"/>
+              </w:rPr>
+            </w:pPr>
+            <w:r>
+              <w:rPr>
+                <w:rFonts w:ascii="Calibri Light" w:eastAsia="Calibri" w:hAnsi="Calibri Light" w:cs="Calibri Light"/>
                 <w:sz w:val="20"/>
                 <w:szCs w:val="20"/>
                 <w:lang w:eastAsia="en-US"/>
@@ -8957,15 +8640,15 @@
             <w:pPr>
               <w:spacing w:after="60" w:line="240" w:lineRule="auto"/>
               <w:rPr>
-                <w:rFonts w:ascii="Calibri Light" w:hAnsi="Calibri Light" w:eastAsia="Calibri" w:cs="Calibri Light"/>
-                <w:sz w:val="20"/>
-                <w:szCs w:val="20"/>
-                <w:lang w:eastAsia="en-US"/>
-              </w:rPr>
-            </w:pPr>
-            <w:r>
-              <w:rPr>
-                <w:rFonts w:ascii="Calibri Light" w:hAnsi="Calibri Light" w:eastAsia="Calibri" w:cs="Calibri Light"/>
+                <w:rFonts w:ascii="Calibri Light" w:eastAsia="Calibri" w:hAnsi="Calibri Light" w:cs="Calibri Light"/>
+                <w:sz w:val="20"/>
+                <w:szCs w:val="20"/>
+                <w:lang w:eastAsia="en-US"/>
+              </w:rPr>
+            </w:pPr>
+            <w:r>
+              <w:rPr>
+                <w:rFonts w:ascii="Calibri Light" w:eastAsia="Calibri" w:hAnsi="Calibri Light" w:cs="Calibri Light"/>
                 <w:sz w:val="20"/>
                 <w:szCs w:val="20"/>
                 <w:lang w:eastAsia="en-US"/>
@@ -8977,15 +8660,15 @@
             <w:pPr>
               <w:spacing w:after="60" w:line="240" w:lineRule="auto"/>
               <w:rPr>
-                <w:rFonts w:ascii="Calibri Light" w:hAnsi="Calibri Light" w:eastAsia="Calibri" w:cs="Calibri Light"/>
-                <w:sz w:val="20"/>
-                <w:szCs w:val="20"/>
-                <w:lang w:eastAsia="en-US"/>
-              </w:rPr>
-            </w:pPr>
-            <w:r>
-              <w:rPr>
-                <w:rFonts w:ascii="Calibri Light" w:hAnsi="Calibri Light" w:eastAsia="Calibri" w:cs="Calibri Light"/>
+                <w:rFonts w:ascii="Calibri Light" w:eastAsia="Calibri" w:hAnsi="Calibri Light" w:cs="Calibri Light"/>
+                <w:sz w:val="20"/>
+                <w:szCs w:val="20"/>
+                <w:lang w:eastAsia="en-US"/>
+              </w:rPr>
+            </w:pPr>
+            <w:r>
+              <w:rPr>
+                <w:rFonts w:ascii="Calibri Light" w:eastAsia="Calibri" w:hAnsi="Calibri Light" w:cs="Calibri Light"/>
                 <w:sz w:val="20"/>
                 <w:szCs w:val="20"/>
                 <w:lang w:eastAsia="en-US"/>
@@ -8997,15 +8680,15 @@
             <w:pPr>
               <w:spacing w:after="60" w:line="240" w:lineRule="auto"/>
               <w:rPr>
-                <w:rFonts w:ascii="Calibri Light" w:hAnsi="Calibri Light" w:eastAsia="Calibri" w:cs="Calibri Light"/>
-                <w:sz w:val="20"/>
-                <w:szCs w:val="20"/>
-                <w:lang w:eastAsia="en-US"/>
-              </w:rPr>
-            </w:pPr>
-            <w:r>
-              <w:rPr>
-                <w:rFonts w:ascii="Calibri Light" w:hAnsi="Calibri Light" w:eastAsia="Calibri" w:cs="Calibri Light"/>
+                <w:rFonts w:ascii="Calibri Light" w:eastAsia="Calibri" w:hAnsi="Calibri Light" w:cs="Calibri Light"/>
+                <w:sz w:val="20"/>
+                <w:szCs w:val="20"/>
+                <w:lang w:eastAsia="en-US"/>
+              </w:rPr>
+            </w:pPr>
+            <w:r>
+              <w:rPr>
+                <w:rFonts w:ascii="Calibri Light" w:eastAsia="Calibri" w:hAnsi="Calibri Light" w:cs="Calibri Light"/>
                 <w:sz w:val="20"/>
                 <w:szCs w:val="20"/>
                 <w:lang w:eastAsia="en-US"/>
@@ -9017,22 +8700,21 @@
         <w:tc>
           <w:tcPr>
             <w:tcW w:w="651" w:type="dxa"/>
-            <w:shd w:val="clear" w:color="auto" w:fill="auto"/>
             <w:vAlign w:val="center"/>
           </w:tcPr>
           <w:p>
             <w:pPr>
               <w:spacing w:after="60" w:line="240" w:lineRule="auto"/>
               <w:rPr>
-                <w:rFonts w:ascii="Calibri Light" w:hAnsi="Calibri Light" w:eastAsia="Calibri" w:cs="Calibri Light"/>
-                <w:sz w:val="20"/>
-                <w:szCs w:val="20"/>
-                <w:lang w:eastAsia="en-US"/>
-              </w:rPr>
-            </w:pPr>
-            <w:r>
-              <w:rPr>
-                <w:rFonts w:ascii="Calibri Light" w:hAnsi="Calibri Light" w:eastAsia="Calibri" w:cs="Calibri Light"/>
+                <w:rFonts w:ascii="Calibri Light" w:eastAsia="Calibri" w:hAnsi="Calibri Light" w:cs="Calibri Light"/>
+                <w:sz w:val="20"/>
+                <w:szCs w:val="20"/>
+                <w:lang w:eastAsia="en-US"/>
+              </w:rPr>
+            </w:pPr>
+            <w:r>
+              <w:rPr>
+                <w:rFonts w:ascii="Calibri Light" w:eastAsia="Calibri" w:hAnsi="Calibri Light" w:cs="Calibri Light"/>
                 <w:sz w:val="20"/>
                 <w:szCs w:val="20"/>
                 <w:lang w:eastAsia="en-US"/>
@@ -9050,22 +8732,21 @@
         <w:tc>
           <w:tcPr>
             <w:tcW w:w="993" w:type="dxa"/>
-            <w:shd w:val="clear" w:color="auto" w:fill="auto"/>
             <w:vAlign w:val="center"/>
           </w:tcPr>
           <w:p>
             <w:pPr>
               <w:spacing w:after="60" w:line="240" w:lineRule="auto"/>
               <w:rPr>
-                <w:rFonts w:ascii="Calibri Light" w:hAnsi="Calibri Light" w:eastAsia="Calibri" w:cs="Calibri Light"/>
-                <w:sz w:val="20"/>
-                <w:szCs w:val="20"/>
-                <w:lang w:eastAsia="en-US"/>
-              </w:rPr>
-            </w:pPr>
-            <w:r>
-              <w:rPr>
-                <w:rFonts w:ascii="Calibri Light" w:hAnsi="Calibri Light" w:eastAsia="Calibri" w:cs="Calibri Light"/>
+                <w:rFonts w:ascii="Calibri Light" w:eastAsia="Calibri" w:hAnsi="Calibri Light" w:cs="Calibri Light"/>
+                <w:sz w:val="20"/>
+                <w:szCs w:val="20"/>
+                <w:lang w:eastAsia="en-US"/>
+              </w:rPr>
+            </w:pPr>
+            <w:r>
+              <w:rPr>
+                <w:rFonts w:ascii="Calibri Light" w:eastAsia="Calibri" w:hAnsi="Calibri Light" w:cs="Calibri Light"/>
                 <w:sz w:val="20"/>
                 <w:szCs w:val="20"/>
                 <w:lang w:eastAsia="en-US"/>
@@ -9077,22 +8758,21 @@
         <w:tc>
           <w:tcPr>
             <w:tcW w:w="5386" w:type="dxa"/>
-            <w:shd w:val="clear" w:color="auto" w:fill="auto"/>
             <w:vAlign w:val="center"/>
           </w:tcPr>
           <w:p>
             <w:pPr>
               <w:spacing w:after="60" w:line="240" w:lineRule="auto"/>
               <w:rPr>
-                <w:rFonts w:ascii="Calibri Light" w:hAnsi="Calibri Light" w:eastAsia="Calibri" w:cs="Calibri Light"/>
-                <w:sz w:val="20"/>
-                <w:szCs w:val="20"/>
-                <w:lang w:eastAsia="en-US"/>
-              </w:rPr>
-            </w:pPr>
-            <w:r>
-              <w:rPr>
-                <w:rFonts w:ascii="Calibri Light" w:hAnsi="Calibri Light" w:eastAsia="Calibri" w:cs="Calibri Light"/>
+                <w:rFonts w:ascii="Calibri Light" w:eastAsia="Calibri" w:hAnsi="Calibri Light" w:cs="Calibri Light"/>
+                <w:sz w:val="20"/>
+                <w:szCs w:val="20"/>
+                <w:lang w:eastAsia="en-US"/>
+              </w:rPr>
+            </w:pPr>
+            <w:r>
+              <w:rPr>
+                <w:rFonts w:ascii="Calibri Light" w:eastAsia="Calibri" w:hAnsi="Calibri Light" w:cs="Calibri Light"/>
                 <w:sz w:val="20"/>
                 <w:szCs w:val="20"/>
                 <w:lang w:eastAsia="en-US"/>
@@ -9104,15 +8784,15 @@
             <w:pPr>
               <w:spacing w:after="60" w:line="240" w:lineRule="auto"/>
               <w:rPr>
-                <w:rFonts w:ascii="Calibri Light" w:hAnsi="Calibri Light" w:eastAsia="Calibri" w:cs="Calibri Light"/>
-                <w:sz w:val="20"/>
-                <w:szCs w:val="20"/>
-                <w:lang w:eastAsia="en-US"/>
-              </w:rPr>
-            </w:pPr>
-            <w:r>
-              <w:rPr>
-                <w:rFonts w:ascii="Calibri Light" w:hAnsi="Calibri Light" w:eastAsia="Calibri" w:cs="Calibri Light"/>
+                <w:rFonts w:ascii="Calibri Light" w:eastAsia="Calibri" w:hAnsi="Calibri Light" w:cs="Calibri Light"/>
+                <w:sz w:val="20"/>
+                <w:szCs w:val="20"/>
+                <w:lang w:eastAsia="en-US"/>
+              </w:rPr>
+            </w:pPr>
+            <w:r>
+              <w:rPr>
+                <w:rFonts w:ascii="Calibri Light" w:eastAsia="Calibri" w:hAnsi="Calibri Light" w:cs="Calibri Light"/>
                 <w:sz w:val="20"/>
                 <w:szCs w:val="20"/>
                 <w:lang w:eastAsia="en-US"/>
@@ -9125,24 +8805,23 @@
           <w:tcPr>
             <w:tcW w:w="634" w:type="dxa"/>
             <w:tcBorders>
-              <w:right w:val="single" w:color="auto" w:sz="4" w:space="0"/>
-            </w:tcBorders>
-            <w:shd w:val="clear" w:color="auto" w:fill="auto"/>
+              <w:right w:val="single" w:sz="4" w:space="0" w:color="auto"/>
+            </w:tcBorders>
             <w:vAlign w:val="center"/>
           </w:tcPr>
           <w:p>
             <w:pPr>
               <w:spacing w:after="60" w:line="240" w:lineRule="auto"/>
               <w:rPr>
-                <w:rFonts w:ascii="Calibri Light" w:hAnsi="Calibri Light" w:eastAsia="Calibri" w:cs="Calibri Light"/>
-                <w:sz w:val="20"/>
-                <w:szCs w:val="20"/>
-                <w:lang w:eastAsia="en-US"/>
-              </w:rPr>
-            </w:pPr>
-            <w:r>
-              <w:rPr>
-                <w:rFonts w:ascii="Calibri Light" w:hAnsi="Calibri Light" w:eastAsia="Calibri" w:cs="Calibri Light"/>
+                <w:rFonts w:ascii="Calibri Light" w:eastAsia="Calibri" w:hAnsi="Calibri Light" w:cs="Calibri Light"/>
+                <w:sz w:val="20"/>
+                <w:szCs w:val="20"/>
+                <w:lang w:eastAsia="en-US"/>
+              </w:rPr>
+            </w:pPr>
+            <w:r>
+              <w:rPr>
+                <w:rFonts w:ascii="Calibri Light" w:eastAsia="Calibri" w:hAnsi="Calibri Light" w:cs="Calibri Light"/>
                 <w:sz w:val="20"/>
                 <w:szCs w:val="20"/>
                 <w:lang w:eastAsia="en-US"/>
@@ -9161,7 +8840,7 @@
             <w:pPr>
               <w:spacing w:after="60" w:line="240" w:lineRule="auto"/>
               <w:rPr>
-                <w:rFonts w:ascii="Calibri" w:hAnsi="Calibri" w:eastAsia="Calibri" w:cs="Calibri"/>
+                <w:rFonts w:ascii="Calibri" w:eastAsia="Calibri" w:hAnsi="Calibri" w:cs="Calibri"/>
                 <w:sz w:val="20"/>
                 <w:szCs w:val="20"/>
                 <w:lang w:eastAsia="en-US"/>
@@ -9173,24 +8852,23 @@
           <w:tcPr>
             <w:tcW w:w="1134" w:type="dxa"/>
             <w:tcBorders>
-              <w:left w:val="single" w:color="auto" w:sz="4" w:space="0"/>
-            </w:tcBorders>
-            <w:shd w:val="clear" w:color="auto" w:fill="auto"/>
+              <w:left w:val="single" w:sz="4" w:space="0" w:color="auto"/>
+            </w:tcBorders>
             <w:vAlign w:val="center"/>
           </w:tcPr>
           <w:p>
             <w:pPr>
               <w:spacing w:after="60" w:line="240" w:lineRule="auto"/>
               <w:rPr>
-                <w:rFonts w:ascii="Calibri Light" w:hAnsi="Calibri Light" w:eastAsia="Calibri" w:cs="Calibri Light"/>
-                <w:sz w:val="20"/>
-                <w:szCs w:val="20"/>
-                <w:lang w:eastAsia="en-US"/>
-              </w:rPr>
-            </w:pPr>
-            <w:r>
-              <w:rPr>
-                <w:rFonts w:ascii="Calibri Light" w:hAnsi="Calibri Light" w:eastAsia="Calibri" w:cs="Calibri Light"/>
+                <w:rFonts w:ascii="Calibri Light" w:eastAsia="Calibri" w:hAnsi="Calibri Light" w:cs="Calibri Light"/>
+                <w:sz w:val="20"/>
+                <w:szCs w:val="20"/>
+                <w:lang w:eastAsia="en-US"/>
+              </w:rPr>
+            </w:pPr>
+            <w:r>
+              <w:rPr>
+                <w:rFonts w:ascii="Calibri Light" w:eastAsia="Calibri" w:hAnsi="Calibri Light" w:cs="Calibri Light"/>
                 <w:sz w:val="20"/>
                 <w:szCs w:val="20"/>
                 <w:lang w:eastAsia="en-US"/>
@@ -9202,22 +8880,21 @@
         <w:tc>
           <w:tcPr>
             <w:tcW w:w="6096" w:type="dxa"/>
-            <w:shd w:val="clear" w:color="auto" w:fill="auto"/>
             <w:vAlign w:val="center"/>
           </w:tcPr>
           <w:p>
             <w:pPr>
               <w:spacing w:after="60" w:line="240" w:lineRule="auto"/>
               <w:rPr>
-                <w:rFonts w:ascii="Calibri Light" w:hAnsi="Calibri Light" w:eastAsia="Calibri" w:cs="Calibri Light"/>
-                <w:sz w:val="20"/>
-                <w:szCs w:val="20"/>
-                <w:lang w:eastAsia="en-US"/>
-              </w:rPr>
-            </w:pPr>
-            <w:r>
-              <w:rPr>
-                <w:rFonts w:ascii="Calibri Light" w:hAnsi="Calibri Light" w:eastAsia="Calibri" w:cs="Calibri Light"/>
+                <w:rFonts w:ascii="Calibri Light" w:eastAsia="Calibri" w:hAnsi="Calibri Light" w:cs="Calibri Light"/>
+                <w:sz w:val="20"/>
+                <w:szCs w:val="20"/>
+                <w:lang w:eastAsia="en-US"/>
+              </w:rPr>
+            </w:pPr>
+            <w:r>
+              <w:rPr>
+                <w:rFonts w:ascii="Calibri Light" w:eastAsia="Calibri" w:hAnsi="Calibri Light" w:cs="Calibri Light"/>
                 <w:sz w:val="20"/>
                 <w:szCs w:val="20"/>
                 <w:lang w:eastAsia="en-US"/>
@@ -9229,15 +8906,15 @@
             <w:pPr>
               <w:spacing w:after="60" w:line="240" w:lineRule="auto"/>
               <w:rPr>
-                <w:rFonts w:ascii="Calibri Light" w:hAnsi="Calibri Light" w:eastAsia="Calibri" w:cs="Calibri Light"/>
-                <w:sz w:val="20"/>
-                <w:szCs w:val="20"/>
-                <w:lang w:eastAsia="en-US"/>
-              </w:rPr>
-            </w:pPr>
-            <w:r>
-              <w:rPr>
-                <w:rFonts w:ascii="Calibri Light" w:hAnsi="Calibri Light" w:eastAsia="Calibri" w:cs="Calibri Light"/>
+                <w:rFonts w:ascii="Calibri Light" w:eastAsia="Calibri" w:hAnsi="Calibri Light" w:cs="Calibri Light"/>
+                <w:sz w:val="20"/>
+                <w:szCs w:val="20"/>
+                <w:lang w:eastAsia="en-US"/>
+              </w:rPr>
+            </w:pPr>
+            <w:r>
+              <w:rPr>
+                <w:rFonts w:ascii="Calibri Light" w:eastAsia="Calibri" w:hAnsi="Calibri Light" w:cs="Calibri Light"/>
                 <w:sz w:val="20"/>
                 <w:szCs w:val="20"/>
                 <w:lang w:eastAsia="en-US"/>
@@ -9249,22 +8926,21 @@
         <w:tc>
           <w:tcPr>
             <w:tcW w:w="651" w:type="dxa"/>
-            <w:shd w:val="clear" w:color="auto" w:fill="auto"/>
             <w:vAlign w:val="center"/>
           </w:tcPr>
           <w:p>
             <w:pPr>
               <w:spacing w:after="60" w:line="240" w:lineRule="auto"/>
               <w:rPr>
-                <w:rFonts w:ascii="Calibri Light" w:hAnsi="Calibri Light" w:eastAsia="Calibri" w:cs="Calibri Light"/>
-                <w:sz w:val="20"/>
-                <w:szCs w:val="20"/>
-                <w:lang w:eastAsia="en-US"/>
-              </w:rPr>
-            </w:pPr>
-            <w:r>
-              <w:rPr>
-                <w:rFonts w:ascii="Calibri Light" w:hAnsi="Calibri Light" w:eastAsia="Calibri" w:cs="Calibri Light"/>
+                <w:rFonts w:ascii="Calibri Light" w:eastAsia="Calibri" w:hAnsi="Calibri Light" w:cs="Calibri Light"/>
+                <w:sz w:val="20"/>
+                <w:szCs w:val="20"/>
+                <w:lang w:eastAsia="en-US"/>
+              </w:rPr>
+            </w:pPr>
+            <w:r>
+              <w:rPr>
+                <w:rFonts w:ascii="Calibri Light" w:eastAsia="Calibri" w:hAnsi="Calibri Light" w:cs="Calibri Light"/>
                 <w:sz w:val="20"/>
                 <w:szCs w:val="20"/>
                 <w:lang w:eastAsia="en-US"/>
@@ -9277,7 +8953,7 @@
     </w:tbl>
     <w:p/>
     <w:sectPr>
-      <w:headerReference w:type="default" r:id="rId12"/>
+      <w:headerReference w:type="default" r:id="rId11"/>
       <w:pgSz w:w="16838" w:h="11906" w:orient="landscape"/>
       <w:pgMar w:top="1562" w:right="820" w:bottom="142" w:left="993" w:header="426" w:footer="708" w:gutter="0"/>
       <w:cols w:space="708"/>
@@ -9288,7 +8964,7 @@
 </file>
 
 <file path=word/endnotes.xml><?xml version="1.0" encoding="utf-8"?>
-<w:endnotes xmlns:wpc="http://schemas.microsoft.com/office/word/2010/wordprocessingCanvas" xmlns:cx="http://schemas.microsoft.com/office/drawing/2014/chartex" xmlns:cx1="http://schemas.microsoft.com/office/drawing/2015/9/8/chartex" xmlns:cx2="http://schemas.microsoft.com/office/drawing/2015/10/21/chartex" xmlns:cx3="http://schemas.microsoft.com/office/drawing/2016/5/9/chartex" xmlns:cx4="http://schemas.microsoft.com/office/drawing/2016/5/10/chartex" xmlns:cx5="http://schemas.microsoft.com/office/drawing/2016/5/11/chartex" xmlns:cx6="http://schemas.microsoft.com/office/drawing/2016/5/12/chartex" xmlns:cx7="http://schemas.microsoft.com/office/drawing/2016/5/13/chartex" xmlns:cx8="http://schemas.microsoft.com/office/drawing/2016/5/14/chartex" xmlns:mc="http://schemas.openxmlformats.org/markup-compatibility/2006" xmlns:aink="http://schemas.microsoft.com/office/drawing/2016/ink" xmlns:am3d="http://schemas.microsoft.com/office/drawing/2017/model3d" xmlns:o="urn:schemas-microsoft-com:office:office" xmlns:oel="http://schemas.microsoft.com/office/2019/extlst" xmlns:r="http://schemas.openxmlformats.org/officeDocument/2006/relationships" xmlns:m="http://schemas.openxmlformats.org/officeDocument/2006/math" xmlns:v="urn:schemas-microsoft-com:vml" xmlns:wp14="http://schemas.microsoft.com/office/word/2010/wordprocessingDrawing" xmlns:wp="http://schemas.openxmlformats.org/drawingml/2006/wordprocessingDrawing" xmlns:w10="urn:schemas-microsoft-com:office:word" xmlns:w="http://schemas.openxmlformats.org/wordprocessingml/2006/main" xmlns:w14="http://schemas.microsoft.com/office/word/2010/wordml" xmlns:w15="http://schemas.microsoft.com/office/word/2012/wordml" xmlns:w16cex="http://schemas.microsoft.com/office/word/2018/wordml/cex" xmlns:w16cid="http://schemas.microsoft.com/office/word/2016/wordml/cid" xmlns:w16="http://schemas.microsoft.com/office/word/2018/wordml" xmlns:w16du="http://schemas.microsoft.com/office/word/2023/wordml/word16du" xmlns:w16sdtdh="http://schemas.microsoft.com/office/word/2020/wordml/sdtdatahash" xmlns:w16sdtfl="http://schemas.microsoft.com/office/word/2024/wordml/sdtformatlock" xmlns:w16se="http://schemas.microsoft.com/office/word/2015/wordml/symex" xmlns:wpg="http://schemas.microsoft.com/office/word/2010/wordprocessingGroup" xmlns:wpi="http://schemas.microsoft.com/office/word/2010/wordprocessingInk" xmlns:wne="http://schemas.microsoft.com/office/word/2006/wordml" xmlns:wps="http://schemas.microsoft.com/office/word/2010/wordprocessingShape" mc:Ignorable="w14 w15 w16se w16cid w16 w16cex w16sdtdh w16sdtfl w16du wp14">
+<w:endnotes xmlns:wpc="http://schemas.microsoft.com/office/word/2010/wordprocessingCanvas" xmlns:cx="http://schemas.microsoft.com/office/drawing/2014/chartex" xmlns:cx1="http://schemas.microsoft.com/office/drawing/2015/9/8/chartex" xmlns:cx2="http://schemas.microsoft.com/office/drawing/2015/10/21/chartex" xmlns:cx3="http://schemas.microsoft.com/office/drawing/2016/5/9/chartex" xmlns:cx4="http://schemas.microsoft.com/office/drawing/2016/5/10/chartex" xmlns:cx5="http://schemas.microsoft.com/office/drawing/2016/5/11/chartex" xmlns:cx6="http://schemas.microsoft.com/office/drawing/2016/5/12/chartex" xmlns:cx7="http://schemas.microsoft.com/office/drawing/2016/5/13/chartex" xmlns:cx8="http://schemas.microsoft.com/office/drawing/2016/5/14/chartex" xmlns:mc="http://schemas.openxmlformats.org/markup-compatibility/2006" xmlns:m="http://schemas.openxmlformats.org/officeDocument/2006/math" xmlns:aink="http://schemas.microsoft.com/office/drawing/2016/ink" xmlns:am3d="http://schemas.microsoft.com/office/drawing/2017/model3d" xmlns:oel="http://schemas.microsoft.com/office/2019/extlst" xmlns:r="http://schemas.openxmlformats.org/officeDocument/2006/relationships" xmlns:wp14="http://schemas.microsoft.com/office/word/2010/wordprocessingDrawing" xmlns:wp="http://schemas.openxmlformats.org/drawingml/2006/wordprocessingDrawing" xmlns:wpg="http://schemas.microsoft.com/office/word/2010/wordprocessingGroup" xmlns:wpi="http://schemas.microsoft.com/office/word/2010/wordprocessingInk" xmlns:wps="http://schemas.microsoft.com/office/word/2010/wordprocessingShape" xmlns:o="urn:schemas-microsoft-com:office:office" xmlns:v="urn:schemas-microsoft-com:vml" xmlns:w10="urn:schemas-microsoft-com:office:word" xmlns:w="http://schemas.openxmlformats.org/wordprocessingml/2006/main" xmlns:w14="http://schemas.microsoft.com/office/word/2010/wordml" xmlns:w15="http://schemas.microsoft.com/office/word/2012/wordml" xmlns:w16cex="http://schemas.microsoft.com/office/word/2018/wordml/cex" xmlns:w16cid="http://schemas.microsoft.com/office/word/2016/wordml/cid" xmlns:w16="http://schemas.microsoft.com/office/word/2018/wordml" xmlns:w16sdtdh="http://schemas.microsoft.com/office/word/2020/wordml/sdtdatahash" xmlns:w16sdtfl="http://schemas.microsoft.com/office/word/2024/wordml/sdtformatlock" xmlns:w16se="http://schemas.microsoft.com/office/word/2015/wordml/symex" xmlns:w16du="http://schemas.microsoft.com/office/word/2023/wordml/word16du" xmlns:wne="http://schemas.microsoft.com/office/word/2006/wordml" mc:Ignorable="w14 w15 w16se w16cid w16 w16cex w16sdtdh w16sdtfl w16du wp14">
   <w:endnote w:type="separator" w:id="-1">
     <w:p>
       <w:pPr>
@@ -9320,7 +8996,7 @@
 </file>
 
 <file path=word/footnotes.xml><?xml version="1.0" encoding="utf-8"?>
-<w:footnotes xmlns:wpc="http://schemas.microsoft.com/office/word/2010/wordprocessingCanvas" xmlns:cx="http://schemas.microsoft.com/office/drawing/2014/chartex" xmlns:cx1="http://schemas.microsoft.com/office/drawing/2015/9/8/chartex" xmlns:cx2="http://schemas.microsoft.com/office/drawing/2015/10/21/chartex" xmlns:cx3="http://schemas.microsoft.com/office/drawing/2016/5/9/chartex" xmlns:cx4="http://schemas.microsoft.com/office/drawing/2016/5/10/chartex" xmlns:cx5="http://schemas.microsoft.com/office/drawing/2016/5/11/chartex" xmlns:cx6="http://schemas.microsoft.com/office/drawing/2016/5/12/chartex" xmlns:cx7="http://schemas.microsoft.com/office/drawing/2016/5/13/chartex" xmlns:cx8="http://schemas.microsoft.com/office/drawing/2016/5/14/chartex" xmlns:mc="http://schemas.openxmlformats.org/markup-compatibility/2006" xmlns:aink="http://schemas.microsoft.com/office/drawing/2016/ink" xmlns:am3d="http://schemas.microsoft.com/office/drawing/2017/model3d" xmlns:o="urn:schemas-microsoft-com:office:office" xmlns:oel="http://schemas.microsoft.com/office/2019/extlst" xmlns:r="http://schemas.openxmlformats.org/officeDocument/2006/relationships" xmlns:m="http://schemas.openxmlformats.org/officeDocument/2006/math" xmlns:v="urn:schemas-microsoft-com:vml" xmlns:wp14="http://schemas.microsoft.com/office/word/2010/wordprocessingDrawing" xmlns:wp="http://schemas.openxmlformats.org/drawingml/2006/wordprocessingDrawing" xmlns:w10="urn:schemas-microsoft-com:office:word" xmlns:w="http://schemas.openxmlformats.org/wordprocessingml/2006/main" xmlns:w14="http://schemas.microsoft.com/office/word/2010/wordml" xmlns:w15="http://schemas.microsoft.com/office/word/2012/wordml" xmlns:w16cex="http://schemas.microsoft.com/office/word/2018/wordml/cex" xmlns:w16cid="http://schemas.microsoft.com/office/word/2016/wordml/cid" xmlns:w16="http://schemas.microsoft.com/office/word/2018/wordml" xmlns:w16du="http://schemas.microsoft.com/office/word/2023/wordml/word16du" xmlns:w16sdtdh="http://schemas.microsoft.com/office/word/2020/wordml/sdtdatahash" xmlns:w16sdtfl="http://schemas.microsoft.com/office/word/2024/wordml/sdtformatlock" xmlns:w16se="http://schemas.microsoft.com/office/word/2015/wordml/symex" xmlns:wpg="http://schemas.microsoft.com/office/word/2010/wordprocessingGroup" xmlns:wpi="http://schemas.microsoft.com/office/word/2010/wordprocessingInk" xmlns:wne="http://schemas.microsoft.com/office/word/2006/wordml" xmlns:wps="http://schemas.microsoft.com/office/word/2010/wordprocessingShape" mc:Ignorable="w14 w15 w16se w16cid w16 w16cex w16sdtdh w16sdtfl w16du wp14">
+<w:footnotes xmlns:wpc="http://schemas.microsoft.com/office/word/2010/wordprocessingCanvas" xmlns:cx="http://schemas.microsoft.com/office/drawing/2014/chartex" xmlns:cx1="http://schemas.microsoft.com/office/drawing/2015/9/8/chartex" xmlns:cx2="http://schemas.microsoft.com/office/drawing/2015/10/21/chartex" xmlns:cx3="http://schemas.microsoft.com/office/drawing/2016/5/9/chartex" xmlns:cx4="http://schemas.microsoft.com/office/drawing/2016/5/10/chartex" xmlns:cx5="http://schemas.microsoft.com/office/drawing/2016/5/11/chartex" xmlns:cx6="http://schemas.microsoft.com/office/drawing/2016/5/12/chartex" xmlns:cx7="http://schemas.microsoft.com/office/drawing/2016/5/13/chartex" xmlns:cx8="http://schemas.microsoft.com/office/drawing/2016/5/14/chartex" xmlns:mc="http://schemas.openxmlformats.org/markup-compatibility/2006" xmlns:m="http://schemas.openxmlformats.org/officeDocument/2006/math" xmlns:aink="http://schemas.microsoft.com/office/drawing/2016/ink" xmlns:am3d="http://schemas.microsoft.com/office/drawing/2017/model3d" xmlns:oel="http://schemas.microsoft.com/office/2019/extlst" xmlns:r="http://schemas.openxmlformats.org/officeDocument/2006/relationships" xmlns:wp14="http://schemas.microsoft.com/office/word/2010/wordprocessingDrawing" xmlns:wp="http://schemas.openxmlformats.org/drawingml/2006/wordprocessingDrawing" xmlns:wpg="http://schemas.microsoft.com/office/word/2010/wordprocessingGroup" xmlns:wpi="http://schemas.microsoft.com/office/word/2010/wordprocessingInk" xmlns:wps="http://schemas.microsoft.com/office/word/2010/wordprocessingShape" xmlns:o="urn:schemas-microsoft-com:office:office" xmlns:v="urn:schemas-microsoft-com:vml" xmlns:w10="urn:schemas-microsoft-com:office:word" xmlns:w="http://schemas.openxmlformats.org/wordprocessingml/2006/main" xmlns:w14="http://schemas.microsoft.com/office/word/2010/wordml" xmlns:w15="http://schemas.microsoft.com/office/word/2012/wordml" xmlns:w16cex="http://schemas.microsoft.com/office/word/2018/wordml/cex" xmlns:w16cid="http://schemas.microsoft.com/office/word/2016/wordml/cid" xmlns:w16="http://schemas.microsoft.com/office/word/2018/wordml" xmlns:w16sdtdh="http://schemas.microsoft.com/office/word/2020/wordml/sdtdatahash" xmlns:w16sdtfl="http://schemas.microsoft.com/office/word/2024/wordml/sdtformatlock" xmlns:w16se="http://schemas.microsoft.com/office/word/2015/wordml/symex" xmlns:w16du="http://schemas.microsoft.com/office/word/2023/wordml/word16du" xmlns:wne="http://schemas.microsoft.com/office/word/2006/wordml" mc:Ignorable="w14 w15 w16se w16cid w16 w16cex w16sdtdh w16sdtfl w16du wp14">
   <w:footnote w:type="separator" w:id="-1">
     <w:p>
       <w:pPr>
@@ -9352,7 +9028,7 @@
 </file>
 
 <file path=word/header1.xml><?xml version="1.0" encoding="utf-8"?>
-<w:hdr xmlns:wpc="http://schemas.microsoft.com/office/word/2010/wordprocessingCanvas" xmlns:cx="http://schemas.microsoft.com/office/drawing/2014/chartex" xmlns:cx1="http://schemas.microsoft.com/office/drawing/2015/9/8/chartex" xmlns:cx2="http://schemas.microsoft.com/office/drawing/2015/10/21/chartex" xmlns:cx3="http://schemas.microsoft.com/office/drawing/2016/5/9/chartex" xmlns:cx4="http://schemas.microsoft.com/office/drawing/2016/5/10/chartex" xmlns:cx5="http://schemas.microsoft.com/office/drawing/2016/5/11/chartex" xmlns:cx6="http://schemas.microsoft.com/office/drawing/2016/5/12/chartex" xmlns:cx7="http://schemas.microsoft.com/office/drawing/2016/5/13/chartex" xmlns:cx8="http://schemas.microsoft.com/office/drawing/2016/5/14/chartex" xmlns:mc="http://schemas.openxmlformats.org/markup-compatibility/2006" xmlns:aink="http://schemas.microsoft.com/office/drawing/2016/ink" xmlns:am3d="http://schemas.microsoft.com/office/drawing/2017/model3d" xmlns:o="urn:schemas-microsoft-com:office:office" xmlns:oel="http://schemas.microsoft.com/office/2019/extlst" xmlns:r="http://schemas.openxmlformats.org/officeDocument/2006/relationships" xmlns:m="http://schemas.openxmlformats.org/officeDocument/2006/math" xmlns:v="urn:schemas-microsoft-com:vml" xmlns:wp14="http://schemas.microsoft.com/office/word/2010/wordprocessingDrawing" xmlns:wp="http://schemas.openxmlformats.org/drawingml/2006/wordprocessingDrawing" xmlns:w10="urn:schemas-microsoft-com:office:word" xmlns:w="http://schemas.openxmlformats.org/wordprocessingml/2006/main" xmlns:w14="http://schemas.microsoft.com/office/word/2010/wordml" xmlns:w15="http://schemas.microsoft.com/office/word/2012/wordml" xmlns:w16cex="http://schemas.microsoft.com/office/word/2018/wordml/cex" xmlns:w16cid="http://schemas.microsoft.com/office/word/2016/wordml/cid" xmlns:w16="http://schemas.microsoft.com/office/word/2018/wordml" xmlns:w16du="http://schemas.microsoft.com/office/word/2023/wordml/word16du" xmlns:w16sdtdh="http://schemas.microsoft.com/office/word/2020/wordml/sdtdatahash" xmlns:w16sdtfl="http://schemas.microsoft.com/office/word/2024/wordml/sdtformatlock" xmlns:w16se="http://schemas.microsoft.com/office/word/2015/wordml/symex" xmlns:wpg="http://schemas.microsoft.com/office/word/2010/wordprocessingGroup" xmlns:wpi="http://schemas.microsoft.com/office/word/2010/wordprocessingInk" xmlns:wne="http://schemas.microsoft.com/office/word/2006/wordml" xmlns:wps="http://schemas.microsoft.com/office/word/2010/wordprocessingShape" mc:Ignorable="w14 w15 w16se w16cid w16 w16cex w16sdtdh w16sdtfl w16du wp14">
+<w:hdr xmlns:wpc="http://schemas.microsoft.com/office/word/2010/wordprocessingCanvas" xmlns:cx="http://schemas.microsoft.com/office/drawing/2014/chartex" xmlns:cx1="http://schemas.microsoft.com/office/drawing/2015/9/8/chartex" xmlns:cx2="http://schemas.microsoft.com/office/drawing/2015/10/21/chartex" xmlns:cx3="http://schemas.microsoft.com/office/drawing/2016/5/9/chartex" xmlns:cx4="http://schemas.microsoft.com/office/drawing/2016/5/10/chartex" xmlns:cx5="http://schemas.microsoft.com/office/drawing/2016/5/11/chartex" xmlns:cx6="http://schemas.microsoft.com/office/drawing/2016/5/12/chartex" xmlns:cx7="http://schemas.microsoft.com/office/drawing/2016/5/13/chartex" xmlns:cx8="http://schemas.microsoft.com/office/drawing/2016/5/14/chartex" xmlns:mc="http://schemas.openxmlformats.org/markup-compatibility/2006" xmlns:m="http://schemas.openxmlformats.org/officeDocument/2006/math" xmlns:aink="http://schemas.microsoft.com/office/drawing/2016/ink" xmlns:am3d="http://schemas.microsoft.com/office/drawing/2017/model3d" xmlns:oel="http://schemas.microsoft.com/office/2019/extlst" xmlns:r="http://schemas.openxmlformats.org/officeDocument/2006/relationships" xmlns:wp14="http://schemas.microsoft.com/office/word/2010/wordprocessingDrawing" xmlns:wp="http://schemas.openxmlformats.org/drawingml/2006/wordprocessingDrawing" xmlns:wpg="http://schemas.microsoft.com/office/word/2010/wordprocessingGroup" xmlns:wpi="http://schemas.microsoft.com/office/word/2010/wordprocessingInk" xmlns:wps="http://schemas.microsoft.com/office/word/2010/wordprocessingShape" xmlns:o="urn:schemas-microsoft-com:office:office" xmlns:v="urn:schemas-microsoft-com:vml" xmlns:w10="urn:schemas-microsoft-com:office:word" xmlns:w="http://schemas.openxmlformats.org/wordprocessingml/2006/main" xmlns:w14="http://schemas.microsoft.com/office/word/2010/wordml" xmlns:w15="http://schemas.microsoft.com/office/word/2012/wordml" xmlns:w16cex="http://schemas.microsoft.com/office/word/2018/wordml/cex" xmlns:w16cid="http://schemas.microsoft.com/office/word/2016/wordml/cid" xmlns:w16="http://schemas.microsoft.com/office/word/2018/wordml" xmlns:w16sdtdh="http://schemas.microsoft.com/office/word/2020/wordml/sdtdatahash" xmlns:w16sdtfl="http://schemas.microsoft.com/office/word/2024/wordml/sdtformatlock" xmlns:w16se="http://schemas.microsoft.com/office/word/2015/wordml/symex" xmlns:w16du="http://schemas.microsoft.com/office/word/2023/wordml/word16du" xmlns:wne="http://schemas.microsoft.com/office/word/2006/wordml" mc:Ignorable="w14 w15 w16se w16cid w16 w16cex w16sdtdh w16sdtfl w16du wp14">
   <w:p>
     <w:pPr>
       <w:pStyle w:val="Header"/>
@@ -9383,11 +9059,6 @@
         <w:b/>
       </w:rPr>
       <w:tab/>
-    </w:r>
-    <w:r>
-      <w:rPr>
-        <w:b/>
-      </w:rPr>
       <w:t>Risk Assessment Form (RA1)</w:t>
     </w:r>
   </w:p>
@@ -9407,7 +9078,7 @@
     </w:r>
     <w:r>
       <w:rPr>
-        <w:rFonts w:ascii="Aptos" w:hAnsi="Aptos" w:eastAsiaTheme="minorEastAsia" w:cstheme="minorBidi"/>
+        <w:rFonts w:ascii="Aptos" w:eastAsiaTheme="minorEastAsia" w:hAnsi="Aptos" w:cstheme="minorBidi"/>
         <w:b/>
         <w:bCs/>
         <w:color w:val="FF0000"/>
@@ -9468,7 +9139,7 @@
 </file>
 
 <file path=word/numbering.xml><?xml version="1.0" encoding="utf-8"?>
-<w:numbering xmlns:wpc="http://schemas.microsoft.com/office/word/2010/wordprocessingCanvas" xmlns:cx="http://schemas.microsoft.com/office/drawing/2014/chartex" xmlns:cx1="http://schemas.microsoft.com/office/drawing/2015/9/8/chartex" xmlns:cx2="http://schemas.microsoft.com/office/drawing/2015/10/21/chartex" xmlns:cx3="http://schemas.microsoft.com/office/drawing/2016/5/9/chartex" xmlns:cx4="http://schemas.microsoft.com/office/drawing/2016/5/10/chartex" xmlns:cx5="http://schemas.microsoft.com/office/drawing/2016/5/11/chartex" xmlns:cx6="http://schemas.microsoft.com/office/drawing/2016/5/12/chartex" xmlns:cx7="http://schemas.microsoft.com/office/drawing/2016/5/13/chartex" xmlns:cx8="http://schemas.microsoft.com/office/drawing/2016/5/14/chartex" xmlns:mc="http://schemas.openxmlformats.org/markup-compatibility/2006" xmlns:aink="http://schemas.microsoft.com/office/drawing/2016/ink" xmlns:am3d="http://schemas.microsoft.com/office/drawing/2017/model3d" xmlns:o="urn:schemas-microsoft-com:office:office" xmlns:oel="http://schemas.microsoft.com/office/2019/extlst" xmlns:r="http://schemas.openxmlformats.org/officeDocument/2006/relationships" xmlns:m="http://schemas.openxmlformats.org/officeDocument/2006/math" xmlns:v="urn:schemas-microsoft-com:vml" xmlns:wp14="http://schemas.microsoft.com/office/word/2010/wordprocessingDrawing" xmlns:wp="http://schemas.openxmlformats.org/drawingml/2006/wordprocessingDrawing" xmlns:w10="urn:schemas-microsoft-com:office:word" xmlns:w="http://schemas.openxmlformats.org/wordprocessingml/2006/main" xmlns:w14="http://schemas.microsoft.com/office/word/2010/wordml" xmlns:w15="http://schemas.microsoft.com/office/word/2012/wordml" xmlns:w16cex="http://schemas.microsoft.com/office/word/2018/wordml/cex" xmlns:w16cid="http://schemas.microsoft.com/office/word/2016/wordml/cid" xmlns:w16="http://schemas.microsoft.com/office/word/2018/wordml" xmlns:w16du="http://schemas.microsoft.com/office/word/2023/wordml/word16du" xmlns:w16sdtdh="http://schemas.microsoft.com/office/word/2020/wordml/sdtdatahash" xmlns:w16sdtfl="http://schemas.microsoft.com/office/word/2024/wordml/sdtformatlock" xmlns:w16se="http://schemas.microsoft.com/office/word/2015/wordml/symex" xmlns:wpg="http://schemas.microsoft.com/office/word/2010/wordprocessingGroup" xmlns:wpi="http://schemas.microsoft.com/office/word/2010/wordprocessingInk" xmlns:wne="http://schemas.microsoft.com/office/word/2006/wordml" xmlns:wps="http://schemas.microsoft.com/office/word/2010/wordprocessingShape" mc:Ignorable="w14 w15 w16se w16cid w16 w16cex w16sdtdh w16sdtfl w16du wp14">
+<w:numbering xmlns:wpc="http://schemas.microsoft.com/office/word/2010/wordprocessingCanvas" xmlns:cx="http://schemas.microsoft.com/office/drawing/2014/chartex" xmlns:cx1="http://schemas.microsoft.com/office/drawing/2015/9/8/chartex" xmlns:cx2="http://schemas.microsoft.com/office/drawing/2015/10/21/chartex" xmlns:cx3="http://schemas.microsoft.com/office/drawing/2016/5/9/chartex" xmlns:cx4="http://schemas.microsoft.com/office/drawing/2016/5/10/chartex" xmlns:cx5="http://schemas.microsoft.com/office/drawing/2016/5/11/chartex" xmlns:cx6="http://schemas.microsoft.com/office/drawing/2016/5/12/chartex" xmlns:cx7="http://schemas.microsoft.com/office/drawing/2016/5/13/chartex" xmlns:cx8="http://schemas.microsoft.com/office/drawing/2016/5/14/chartex" xmlns:mc="http://schemas.openxmlformats.org/markup-compatibility/2006" xmlns:m="http://schemas.openxmlformats.org/officeDocument/2006/math" xmlns:aink="http://schemas.microsoft.com/office/drawing/2016/ink" xmlns:am3d="http://schemas.microsoft.com/office/drawing/2017/model3d" xmlns:oel="http://schemas.microsoft.com/office/2019/extlst" xmlns:r="http://schemas.openxmlformats.org/officeDocument/2006/relationships" xmlns:wp14="http://schemas.microsoft.com/office/word/2010/wordprocessingDrawing" xmlns:wp="http://schemas.openxmlformats.org/drawingml/2006/wordprocessingDrawing" xmlns:wpg="http://schemas.microsoft.com/office/word/2010/wordprocessingGroup" xmlns:wpi="http://schemas.microsoft.com/office/word/2010/wordprocessingInk" xmlns:wps="http://schemas.microsoft.com/office/word/2010/wordprocessingShape" xmlns:o="urn:schemas-microsoft-com:office:office" xmlns:v="urn:schemas-microsoft-com:vml" xmlns:w10="urn:schemas-microsoft-com:office:word" xmlns:w="http://schemas.openxmlformats.org/wordprocessingml/2006/main" xmlns:w14="http://schemas.microsoft.com/office/word/2010/wordml" xmlns:w15="http://schemas.microsoft.com/office/word/2012/wordml" xmlns:w16cex="http://schemas.microsoft.com/office/word/2018/wordml/cex" xmlns:w16cid="http://schemas.microsoft.com/office/word/2016/wordml/cid" xmlns:w16="http://schemas.microsoft.com/office/word/2018/wordml" xmlns:w16sdtdh="http://schemas.microsoft.com/office/word/2020/wordml/sdtdatahash" xmlns:w16sdtfl="http://schemas.microsoft.com/office/word/2024/wordml/sdtformatlock" xmlns:w16se="http://schemas.microsoft.com/office/word/2015/wordml/symex" xmlns:w16du="http://schemas.microsoft.com/office/word/2023/wordml/word16du" xmlns:wne="http://schemas.microsoft.com/office/word/2006/wordml" mc:Ignorable="w14 w15 w16se w16cid w16 w16cex w16sdtdh w16sdtfl w16du wp14">
   <w:abstractNum w:abstractNumId="0" w15:restartNumberingAfterBreak="0">
     <w:nsid w:val="591CC4C7"/>
     <w:multiLevelType w:val="hybridMultilevel"/>
@@ -9482,7 +9153,7 @@
         <w:ind w:left="720" w:hanging="360"/>
       </w:pPr>
       <w:rPr>
-        <w:rFonts w:hint="default" w:ascii="Symbol" w:hAnsi="Symbol"/>
+        <w:rFonts w:ascii="Symbol" w:hAnsi="Symbol" w:hint="default"/>
       </w:rPr>
     </w:lvl>
     <w:lvl w:ilvl="1" w:tplc="4A0880D4">
@@ -9494,7 +9165,7 @@
         <w:ind w:left="1440" w:hanging="360"/>
       </w:pPr>
       <w:rPr>
-        <w:rFonts w:hint="default" w:ascii="Courier New" w:hAnsi="Courier New"/>
+        <w:rFonts w:ascii="Courier New" w:hAnsi="Courier New" w:hint="default"/>
       </w:rPr>
     </w:lvl>
     <w:lvl w:ilvl="2" w:tplc="A83812F2">
@@ -9506,7 +9177,7 @@
         <w:ind w:left="2160" w:hanging="360"/>
       </w:pPr>
       <w:rPr>
-        <w:rFonts w:hint="default" w:ascii="Wingdings" w:hAnsi="Wingdings"/>
+        <w:rFonts w:ascii="Wingdings" w:hAnsi="Wingdings" w:hint="default"/>
       </w:rPr>
     </w:lvl>
     <w:lvl w:ilvl="3" w:tplc="405206C0">
@@ -9518,7 +9189,7 @@
         <w:ind w:left="2880" w:hanging="360"/>
       </w:pPr>
       <w:rPr>
-        <w:rFonts w:hint="default" w:ascii="Symbol" w:hAnsi="Symbol"/>
+        <w:rFonts w:ascii="Symbol" w:hAnsi="Symbol" w:hint="default"/>
       </w:rPr>
     </w:lvl>
     <w:lvl w:ilvl="4" w:tplc="5E7AC338">
@@ -9530,7 +9201,7 @@
         <w:ind w:left="3600" w:hanging="360"/>
       </w:pPr>
       <w:rPr>
-        <w:rFonts w:hint="default" w:ascii="Courier New" w:hAnsi="Courier New"/>
+        <w:rFonts w:ascii="Courier New" w:hAnsi="Courier New" w:hint="default"/>
       </w:rPr>
     </w:lvl>
     <w:lvl w:ilvl="5" w:tplc="BD6ED06E">
@@ -9542,7 +9213,7 @@
         <w:ind w:left="4320" w:hanging="360"/>
       </w:pPr>
       <w:rPr>
-        <w:rFonts w:hint="default" w:ascii="Wingdings" w:hAnsi="Wingdings"/>
+        <w:rFonts w:ascii="Wingdings" w:hAnsi="Wingdings" w:hint="default"/>
       </w:rPr>
     </w:lvl>
     <w:lvl w:ilvl="6" w:tplc="93EC65C0">
@@ -9554,7 +9225,7 @@
         <w:ind w:left="5040" w:hanging="360"/>
       </w:pPr>
       <w:rPr>
-        <w:rFonts w:hint="default" w:ascii="Symbol" w:hAnsi="Symbol"/>
+        <w:rFonts w:ascii="Symbol" w:hAnsi="Symbol" w:hint="default"/>
       </w:rPr>
     </w:lvl>
     <w:lvl w:ilvl="7" w:tplc="018817F4">
@@ -9566,7 +9237,7 @@
         <w:ind w:left="5760" w:hanging="360"/>
       </w:pPr>
       <w:rPr>
-        <w:rFonts w:hint="default" w:ascii="Courier New" w:hAnsi="Courier New"/>
+        <w:rFonts w:ascii="Courier New" w:hAnsi="Courier New" w:hint="default"/>
       </w:rPr>
     </w:lvl>
     <w:lvl w:ilvl="8" w:tplc="3EAE1224">
@@ -9578,7 +9249,7 @@
         <w:ind w:left="6480" w:hanging="360"/>
       </w:pPr>
       <w:rPr>
-        <w:rFonts w:hint="default" w:ascii="Wingdings" w:hAnsi="Wingdings"/>
+        <w:rFonts w:ascii="Wingdings" w:hAnsi="Wingdings" w:hint="default"/>
       </w:rPr>
     </w:lvl>
   </w:abstractNum>
@@ -9589,11 +9260,11 @@
 </file>
 
 <file path=word/styles.xml><?xml version="1.0" encoding="utf-8"?>
-<w:styles xmlns:wp14="http://schemas.microsoft.com/office/word/2010/wordprocessingDrawing" xmlns:mc="http://schemas.openxmlformats.org/markup-compatibility/2006" xmlns:r="http://schemas.openxmlformats.org/officeDocument/2006/relationships" xmlns:w="http://schemas.openxmlformats.org/wordprocessingml/2006/main" xmlns:w14="http://schemas.microsoft.com/office/word/2010/wordml" xmlns:w15="http://schemas.microsoft.com/office/word/2012/wordml" xmlns:w16cex="http://schemas.microsoft.com/office/word/2018/wordml/cex" xmlns:w16cid="http://schemas.microsoft.com/office/word/2016/wordml/cid" xmlns:w16="http://schemas.microsoft.com/office/word/2018/wordml" xmlns:w16du="http://schemas.microsoft.com/office/word/2023/wordml/word16du" xmlns:w16sdtdh="http://schemas.microsoft.com/office/word/2020/wordml/sdtdatahash" xmlns:w16sdtfl="http://schemas.microsoft.com/office/word/2024/wordml/sdtformatlock" xmlns:w16se="http://schemas.microsoft.com/office/word/2015/wordml/symex" mc:Ignorable="w14 w15 w16se w16cid w16 w16cex w16sdtdh w16sdtfl w16du wp14">
+<w:styles xmlns:mc="http://schemas.openxmlformats.org/markup-compatibility/2006" xmlns:r="http://schemas.openxmlformats.org/officeDocument/2006/relationships" xmlns:w="http://schemas.openxmlformats.org/wordprocessingml/2006/main" xmlns:w14="http://schemas.microsoft.com/office/word/2010/wordml" xmlns:w15="http://schemas.microsoft.com/office/word/2012/wordml" xmlns:w16cex="http://schemas.microsoft.com/office/word/2018/wordml/cex" xmlns:w16cid="http://schemas.microsoft.com/office/word/2016/wordml/cid" xmlns:w16="http://schemas.microsoft.com/office/word/2018/wordml" xmlns:w16sdtdh="http://schemas.microsoft.com/office/word/2020/wordml/sdtdatahash" xmlns:w16sdtfl="http://schemas.microsoft.com/office/word/2024/wordml/sdtformatlock" xmlns:w16se="http://schemas.microsoft.com/office/word/2015/wordml/symex" xmlns:w16du="http://schemas.microsoft.com/office/word/2023/wordml/word16du" mc:Ignorable="w14 w15 w16se w16cid w16 w16cex w16sdtdh w16sdtfl w16du">
   <w:docDefaults>
     <w:rPrDefault>
       <w:rPr>
-        <w:rFonts w:ascii="Arial" w:hAnsi="Arial" w:cs="Arial" w:eastAsiaTheme="minorHAnsi"/>
+        <w:rFonts w:ascii="Arial" w:eastAsiaTheme="minorHAnsi" w:hAnsi="Arial" w:cs="Arial"/>
         <w:kern w:val="2"/>
         <w:sz w:val="24"/>
         <w:szCs w:val="24"/>
@@ -9610,14 +9281,14 @@
   <w:latentStyles w:defLockedState="0" w:defUIPriority="99" w:defSemiHidden="0" w:defUnhideWhenUsed="0" w:defQFormat="0" w:count="376">
     <w:lsdException w:name="Normal" w:uiPriority="0" w:qFormat="1"/>
     <w:lsdException w:name="heading 1" w:uiPriority="9" w:qFormat="1"/>
-    <w:lsdException w:name="heading 2" w:uiPriority="9" w:semiHidden="1" w:unhideWhenUsed="1" w:qFormat="1"/>
-    <w:lsdException w:name="heading 3" w:uiPriority="9" w:semiHidden="1" w:unhideWhenUsed="1" w:qFormat="1"/>
-    <w:lsdException w:name="heading 4" w:uiPriority="9" w:semiHidden="1" w:unhideWhenUsed="1" w:qFormat="1"/>
-    <w:lsdException w:name="heading 5" w:uiPriority="9" w:semiHidden="1" w:unhideWhenUsed="1" w:qFormat="1"/>
-    <w:lsdException w:name="heading 6" w:uiPriority="9" w:semiHidden="1" w:unhideWhenUsed="1" w:qFormat="1"/>
-    <w:lsdException w:name="heading 7" w:uiPriority="9" w:semiHidden="1" w:unhideWhenUsed="1" w:qFormat="1"/>
-    <w:lsdException w:name="heading 8" w:uiPriority="9" w:semiHidden="1" w:unhideWhenUsed="1" w:qFormat="1"/>
-    <w:lsdException w:name="heading 9" w:uiPriority="9" w:semiHidden="1" w:unhideWhenUsed="1" w:qFormat="1"/>
+    <w:lsdException w:name="heading 2" w:semiHidden="1" w:uiPriority="9" w:unhideWhenUsed="1" w:qFormat="1"/>
+    <w:lsdException w:name="heading 3" w:semiHidden="1" w:uiPriority="9" w:unhideWhenUsed="1" w:qFormat="1"/>
+    <w:lsdException w:name="heading 4" w:semiHidden="1" w:uiPriority="9" w:unhideWhenUsed="1" w:qFormat="1"/>
+    <w:lsdException w:name="heading 5" w:semiHidden="1" w:uiPriority="9" w:unhideWhenUsed="1" w:qFormat="1"/>
+    <w:lsdException w:name="heading 6" w:semiHidden="1" w:uiPriority="9" w:unhideWhenUsed="1" w:qFormat="1"/>
+    <w:lsdException w:name="heading 7" w:semiHidden="1" w:uiPriority="9" w:unhideWhenUsed="1" w:qFormat="1"/>
+    <w:lsdException w:name="heading 8" w:semiHidden="1" w:uiPriority="9" w:unhideWhenUsed="1" w:qFormat="1"/>
+    <w:lsdException w:name="heading 9" w:semiHidden="1" w:uiPriority="9" w:unhideWhenUsed="1" w:qFormat="1"/>
     <w:lsdException w:name="index 1" w:semiHidden="1" w:unhideWhenUsed="1"/>
     <w:lsdException w:name="index 2" w:semiHidden="1" w:unhideWhenUsed="1"/>
     <w:lsdException w:name="index 3" w:semiHidden="1" w:unhideWhenUsed="1"/>
@@ -9627,22 +9298,22 @@
     <w:lsdException w:name="index 7" w:semiHidden="1" w:unhideWhenUsed="1"/>
     <w:lsdException w:name="index 8" w:semiHidden="1" w:unhideWhenUsed="1"/>
     <w:lsdException w:name="index 9" w:semiHidden="1" w:unhideWhenUsed="1"/>
-    <w:lsdException w:name="toc 1" w:uiPriority="39" w:semiHidden="1" w:unhideWhenUsed="1"/>
-    <w:lsdException w:name="toc 2" w:uiPriority="39" w:semiHidden="1" w:unhideWhenUsed="1"/>
-    <w:lsdException w:name="toc 3" w:uiPriority="39" w:semiHidden="1" w:unhideWhenUsed="1"/>
-    <w:lsdException w:name="toc 4" w:uiPriority="39" w:semiHidden="1" w:unhideWhenUsed="1"/>
-    <w:lsdException w:name="toc 5" w:uiPriority="39" w:semiHidden="1" w:unhideWhenUsed="1"/>
-    <w:lsdException w:name="toc 6" w:uiPriority="39" w:semiHidden="1" w:unhideWhenUsed="1"/>
-    <w:lsdException w:name="toc 7" w:uiPriority="39" w:semiHidden="1" w:unhideWhenUsed="1"/>
-    <w:lsdException w:name="toc 8" w:uiPriority="39" w:semiHidden="1" w:unhideWhenUsed="1"/>
-    <w:lsdException w:name="toc 9" w:uiPriority="39" w:semiHidden="1" w:unhideWhenUsed="1"/>
+    <w:lsdException w:name="toc 1" w:semiHidden="1" w:uiPriority="39" w:unhideWhenUsed="1"/>
+    <w:lsdException w:name="toc 2" w:semiHidden="1" w:uiPriority="39" w:unhideWhenUsed="1"/>
+    <w:lsdException w:name="toc 3" w:semiHidden="1" w:uiPriority="39" w:unhideWhenUsed="1"/>
+    <w:lsdException w:name="toc 4" w:semiHidden="1" w:uiPriority="39" w:unhideWhenUsed="1"/>
+    <w:lsdException w:name="toc 5" w:semiHidden="1" w:uiPriority="39" w:unhideWhenUsed="1"/>
+    <w:lsdException w:name="toc 6" w:semiHidden="1" w:uiPriority="39" w:unhideWhenUsed="1"/>
+    <w:lsdException w:name="toc 7" w:semiHidden="1" w:uiPriority="39" w:unhideWhenUsed="1"/>
+    <w:lsdException w:name="toc 8" w:semiHidden="1" w:uiPriority="39" w:unhideWhenUsed="1"/>
+    <w:lsdException w:name="toc 9" w:semiHidden="1" w:uiPriority="39" w:unhideWhenUsed="1"/>
     <w:lsdException w:name="Normal Indent" w:semiHidden="1" w:unhideWhenUsed="1"/>
     <w:lsdException w:name="footnote text" w:semiHidden="1" w:unhideWhenUsed="1"/>
     <w:lsdException w:name="annotation text" w:semiHidden="1" w:unhideWhenUsed="1"/>
     <w:lsdException w:name="header" w:semiHidden="1" w:unhideWhenUsed="1"/>
     <w:lsdException w:name="footer" w:semiHidden="1" w:unhideWhenUsed="1"/>
     <w:lsdException w:name="index heading" w:semiHidden="1" w:unhideWhenUsed="1"/>
-    <w:lsdException w:name="caption" w:uiPriority="35" w:semiHidden="1" w:unhideWhenUsed="1" w:qFormat="1"/>
+    <w:lsdException w:name="caption" w:semiHidden="1" w:uiPriority="35" w:unhideWhenUsed="1" w:qFormat="1"/>
     <w:lsdException w:name="table of figures" w:semiHidden="1" w:unhideWhenUsed="1"/>
     <w:lsdException w:name="envelope address" w:semiHidden="1" w:unhideWhenUsed="1"/>
     <w:lsdException w:name="envelope return" w:semiHidden="1" w:unhideWhenUsed="1"/>
@@ -9673,7 +9344,7 @@
     <w:lsdException w:name="Title" w:uiPriority="10" w:qFormat="1"/>
     <w:lsdException w:name="Closing" w:semiHidden="1" w:unhideWhenUsed="1"/>
     <w:lsdException w:name="Signature" w:semiHidden="1" w:unhideWhenUsed="1"/>
-    <w:lsdException w:name="Default Paragraph Font" w:uiPriority="1" w:semiHidden="1" w:unhideWhenUsed="1"/>
+    <w:lsdException w:name="Default Paragraph Font" w:semiHidden="1" w:uiPriority="1" w:unhideWhenUsed="1"/>
     <w:lsdException w:name="Body Text" w:semiHidden="1" w:unhideWhenUsed="1"/>
     <w:lsdException w:name="Body Text Indent" w:semiHidden="1" w:unhideWhenUsed="1"/>
     <w:lsdException w:name="List Continue" w:semiHidden="1" w:unhideWhenUsed="1"/>
@@ -9873,8 +9544,8 @@
     <w:lsdException w:name="Subtle Reference" w:uiPriority="31" w:qFormat="1"/>
     <w:lsdException w:name="Intense Reference" w:uiPriority="32" w:qFormat="1"/>
     <w:lsdException w:name="Book Title" w:uiPriority="33" w:qFormat="1"/>
-    <w:lsdException w:name="Bibliography" w:uiPriority="37" w:semiHidden="1" w:unhideWhenUsed="1"/>
-    <w:lsdException w:name="TOC Heading" w:uiPriority="39" w:semiHidden="1" w:unhideWhenUsed="1" w:qFormat="1"/>
+    <w:lsdException w:name="Bibliography" w:semiHidden="1" w:uiPriority="37" w:unhideWhenUsed="1"/>
+    <w:lsdException w:name="TOC Heading" w:semiHidden="1" w:uiPriority="39" w:unhideWhenUsed="1" w:qFormat="1"/>
     <w:lsdException w:name="Plain Table 1" w:uiPriority="41"/>
     <w:lsdException w:name="Plain Table 2" w:uiPriority="42"/>
     <w:lsdException w:name="Plain Table 3" w:uiPriority="43"/>
@@ -9985,7 +9656,7 @@
     <w:lsdException w:name="Unresolved Mention" w:semiHidden="1" w:unhideWhenUsed="1"/>
     <w:lsdException w:name="Smart Link" w:semiHidden="1" w:unhideWhenUsed="1"/>
   </w:latentStyles>
-  <w:style w:type="paragraph" w:styleId="Normal" w:default="1">
+  <w:style w:type="paragraph" w:default="1" w:styleId="Normal">
     <w:name w:val="Normal"/>
     <w:qFormat/>
     <w:rsid w:val="007045F6"/>
@@ -9993,7 +9664,7 @@
       <w:spacing w:after="200" w:line="276" w:lineRule="auto"/>
     </w:pPr>
     <w:rPr>
-      <w:rFonts w:asciiTheme="minorHAnsi" w:hAnsiTheme="minorHAnsi" w:eastAsiaTheme="minorEastAsia" w:cstheme="minorBidi"/>
+      <w:rFonts w:asciiTheme="minorHAnsi" w:eastAsiaTheme="minorEastAsia" w:hAnsiTheme="minorHAnsi" w:cstheme="minorBidi"/>
       <w:kern w:val="0"/>
       <w:sz w:val="22"/>
       <w:szCs w:val="22"/>
@@ -10016,7 +9687,7 @@
       <w:outlineLvl w:val="0"/>
     </w:pPr>
     <w:rPr>
-      <w:rFonts w:asciiTheme="majorHAnsi" w:hAnsiTheme="majorHAnsi" w:eastAsiaTheme="majorEastAsia" w:cstheme="majorBidi"/>
+      <w:rFonts w:asciiTheme="majorHAnsi" w:eastAsiaTheme="majorEastAsia" w:hAnsiTheme="majorHAnsi" w:cstheme="majorBidi"/>
       <w:color w:val="0F4761" w:themeColor="accent1" w:themeShade="BF"/>
       <w:kern w:val="2"/>
       <w:sz w:val="40"/>
@@ -10042,7 +9713,7 @@
       <w:outlineLvl w:val="1"/>
     </w:pPr>
     <w:rPr>
-      <w:rFonts w:asciiTheme="majorHAnsi" w:hAnsiTheme="majorHAnsi" w:eastAsiaTheme="majorEastAsia" w:cstheme="majorBidi"/>
+      <w:rFonts w:asciiTheme="majorHAnsi" w:eastAsiaTheme="majorEastAsia" w:hAnsiTheme="majorHAnsi" w:cstheme="majorBidi"/>
       <w:color w:val="0F4761" w:themeColor="accent1" w:themeShade="BF"/>
       <w:kern w:val="2"/>
       <w:sz w:val="32"/>
@@ -10239,13 +9910,13 @@
       <w14:ligatures w14:val="standardContextual"/>
     </w:rPr>
   </w:style>
-  <w:style w:type="character" w:styleId="DefaultParagraphFont" w:default="1">
+  <w:style w:type="character" w:default="1" w:styleId="DefaultParagraphFont">
     <w:name w:val="Default Paragraph Font"/>
     <w:uiPriority w:val="1"/>
     <w:semiHidden/>
     <w:unhideWhenUsed/>
   </w:style>
-  <w:style w:type="table" w:styleId="TableNormal" w:default="1">
+  <w:style w:type="table" w:default="1" w:styleId="TableNormal">
     <w:name w:val="Normal Table"/>
     <w:uiPriority w:val="99"/>
     <w:semiHidden/>
@@ -10260,26 +9931,26 @@
       </w:tblCellMar>
     </w:tblPr>
   </w:style>
-  <w:style w:type="numbering" w:styleId="NoList" w:default="1">
+  <w:style w:type="numbering" w:default="1" w:styleId="NoList">
     <w:name w:val="No List"/>
     <w:uiPriority w:val="99"/>
     <w:semiHidden/>
     <w:unhideWhenUsed/>
   </w:style>
-  <w:style w:type="character" w:styleId="Heading1Char" w:customStyle="1">
+  <w:style w:type="character" w:customStyle="1" w:styleId="Heading1Char">
     <w:name w:val="Heading 1 Char"/>
     <w:basedOn w:val="DefaultParagraphFont"/>
     <w:link w:val="Heading1"/>
     <w:uiPriority w:val="9"/>
     <w:rsid w:val="007045F6"/>
     <w:rPr>
-      <w:rFonts w:asciiTheme="majorHAnsi" w:hAnsiTheme="majorHAnsi" w:eastAsiaTheme="majorEastAsia" w:cstheme="majorBidi"/>
+      <w:rFonts w:asciiTheme="majorHAnsi" w:eastAsiaTheme="majorEastAsia" w:hAnsiTheme="majorHAnsi" w:cstheme="majorBidi"/>
       <w:color w:val="0F4761" w:themeColor="accent1" w:themeShade="BF"/>
       <w:sz w:val="40"/>
       <w:szCs w:val="40"/>
     </w:rPr>
   </w:style>
-  <w:style w:type="character" w:styleId="Heading2Char" w:customStyle="1">
+  <w:style w:type="character" w:customStyle="1" w:styleId="Heading2Char">
     <w:name w:val="Heading 2 Char"/>
     <w:basedOn w:val="DefaultParagraphFont"/>
     <w:link w:val="Heading2"/>
@@ -10287,13 +9958,13 @@
     <w:semiHidden/>
     <w:rsid w:val="007045F6"/>
     <w:rPr>
-      <w:rFonts w:asciiTheme="majorHAnsi" w:hAnsiTheme="majorHAnsi" w:eastAsiaTheme="majorEastAsia" w:cstheme="majorBidi"/>
+      <w:rFonts w:asciiTheme="majorHAnsi" w:eastAsiaTheme="majorEastAsia" w:hAnsiTheme="majorHAnsi" w:cstheme="majorBidi"/>
       <w:color w:val="0F4761" w:themeColor="accent1" w:themeShade="BF"/>
       <w:sz w:val="32"/>
       <w:szCs w:val="32"/>
     </w:rPr>
   </w:style>
-  <w:style w:type="character" w:styleId="Heading3Char" w:customStyle="1">
+  <w:style w:type="character" w:customStyle="1" w:styleId="Heading3Char">
     <w:name w:val="Heading 3 Char"/>
     <w:basedOn w:val="DefaultParagraphFont"/>
     <w:link w:val="Heading3"/>
@@ -10301,13 +9972,13 @@
     <w:semiHidden/>
     <w:rsid w:val="007045F6"/>
     <w:rPr>
-      <w:rFonts w:asciiTheme="minorHAnsi" w:hAnsiTheme="minorHAnsi" w:eastAsiaTheme="majorEastAsia" w:cstheme="majorBidi"/>
+      <w:rFonts w:asciiTheme="minorHAnsi" w:eastAsiaTheme="majorEastAsia" w:hAnsiTheme="minorHAnsi" w:cstheme="majorBidi"/>
       <w:color w:val="0F4761" w:themeColor="accent1" w:themeShade="BF"/>
       <w:sz w:val="28"/>
       <w:szCs w:val="28"/>
     </w:rPr>
   </w:style>
-  <w:style w:type="character" w:styleId="Heading4Char" w:customStyle="1">
+  <w:style w:type="character" w:customStyle="1" w:styleId="Heading4Char">
     <w:name w:val="Heading 4 Char"/>
     <w:basedOn w:val="DefaultParagraphFont"/>
     <w:link w:val="Heading4"/>
@@ -10315,13 +9986,13 @@
     <w:semiHidden/>
     <w:rsid w:val="007045F6"/>
     <w:rPr>
-      <w:rFonts w:asciiTheme="minorHAnsi" w:hAnsiTheme="minorHAnsi" w:eastAsiaTheme="majorEastAsia" w:cstheme="majorBidi"/>
+      <w:rFonts w:asciiTheme="minorHAnsi" w:eastAsiaTheme="majorEastAsia" w:hAnsiTheme="minorHAnsi" w:cstheme="majorBidi"/>
       <w:i/>
       <w:iCs/>
       <w:color w:val="0F4761" w:themeColor="accent1" w:themeShade="BF"/>
     </w:rPr>
   </w:style>
-  <w:style w:type="character" w:styleId="Heading5Char" w:customStyle="1">
+  <w:style w:type="character" w:customStyle="1" w:styleId="Heading5Char">
     <w:name w:val="Heading 5 Char"/>
     <w:basedOn w:val="DefaultParagraphFont"/>
     <w:link w:val="Heading5"/>
@@ -10329,11 +10000,11 @@
     <w:semiHidden/>
     <w:rsid w:val="007045F6"/>
     <w:rPr>
-      <w:rFonts w:asciiTheme="minorHAnsi" w:hAnsiTheme="minorHAnsi" w:eastAsiaTheme="majorEastAsia" w:cstheme="majorBidi"/>
+      <w:rFonts w:asciiTheme="minorHAnsi" w:eastAsiaTheme="majorEastAsia" w:hAnsiTheme="minorHAnsi" w:cstheme="majorBidi"/>
       <w:color w:val="0F4761" w:themeColor="accent1" w:themeShade="BF"/>
     </w:rPr>
   </w:style>
-  <w:style w:type="character" w:styleId="Heading6Char" w:customStyle="1">
+  <w:style w:type="character" w:customStyle="1" w:styleId="Heading6Char">
     <w:name w:val="Heading 6 Char"/>
     <w:basedOn w:val="DefaultParagraphFont"/>
     <w:link w:val="Heading6"/>
@@ -10341,13 +10012,13 @@
     <w:semiHidden/>
     <w:rsid w:val="007045F6"/>
     <w:rPr>
-      <w:rFonts w:asciiTheme="minorHAnsi" w:hAnsiTheme="minorHAnsi" w:eastAsiaTheme="majorEastAsia" w:cstheme="majorBidi"/>
+      <w:rFonts w:asciiTheme="minorHAnsi" w:eastAsiaTheme="majorEastAsia" w:hAnsiTheme="minorHAnsi" w:cstheme="majorBidi"/>
       <w:i/>
       <w:iCs/>
       <w:color w:val="595959" w:themeColor="text1" w:themeTint="A6"/>
     </w:rPr>
   </w:style>
-  <w:style w:type="character" w:styleId="Heading7Char" w:customStyle="1">
+  <w:style w:type="character" w:customStyle="1" w:styleId="Heading7Char">
     <w:name w:val="Heading 7 Char"/>
     <w:basedOn w:val="DefaultParagraphFont"/>
     <w:link w:val="Heading7"/>
@@ -10355,11 +10026,11 @@
     <w:semiHidden/>
     <w:rsid w:val="007045F6"/>
     <w:rPr>
-      <w:rFonts w:asciiTheme="minorHAnsi" w:hAnsiTheme="minorHAnsi" w:eastAsiaTheme="majorEastAsia" w:cstheme="majorBidi"/>
+      <w:rFonts w:asciiTheme="minorHAnsi" w:eastAsiaTheme="majorEastAsia" w:hAnsiTheme="minorHAnsi" w:cstheme="majorBidi"/>
       <w:color w:val="595959" w:themeColor="text1" w:themeTint="A6"/>
     </w:rPr>
   </w:style>
-  <w:style w:type="character" w:styleId="Heading8Char" w:customStyle="1">
+  <w:style w:type="character" w:customStyle="1" w:styleId="Heading8Char">
     <w:name w:val="Heading 8 Char"/>
     <w:basedOn w:val="DefaultParagraphFont"/>
     <w:link w:val="Heading8"/>
@@ -10367,13 +10038,13 @@
     <w:semiHidden/>
     <w:rsid w:val="007045F6"/>
     <w:rPr>
-      <w:rFonts w:asciiTheme="minorHAnsi" w:hAnsiTheme="minorHAnsi" w:eastAsiaTheme="majorEastAsia" w:cstheme="majorBidi"/>
+      <w:rFonts w:asciiTheme="minorHAnsi" w:eastAsiaTheme="majorEastAsia" w:hAnsiTheme="minorHAnsi" w:cstheme="majorBidi"/>
       <w:i/>
       <w:iCs/>
       <w:color w:val="272727" w:themeColor="text1" w:themeTint="D8"/>
     </w:rPr>
   </w:style>
-  <w:style w:type="character" w:styleId="Heading9Char" w:customStyle="1">
+  <w:style w:type="character" w:customStyle="1" w:styleId="Heading9Char">
     <w:name w:val="Heading 9 Char"/>
     <w:basedOn w:val="DefaultParagraphFont"/>
     <w:link w:val="Heading9"/>
@@ -10381,7 +10052,7 @@
     <w:semiHidden/>
     <w:rsid w:val="007045F6"/>
     <w:rPr>
-      <w:rFonts w:asciiTheme="minorHAnsi" w:hAnsiTheme="minorHAnsi" w:eastAsiaTheme="majorEastAsia" w:cstheme="majorBidi"/>
+      <w:rFonts w:asciiTheme="minorHAnsi" w:eastAsiaTheme="majorEastAsia" w:hAnsiTheme="minorHAnsi" w:cstheme="majorBidi"/>
       <w:color w:val="272727" w:themeColor="text1" w:themeTint="D8"/>
     </w:rPr>
   </w:style>
@@ -10398,7 +10069,7 @@
       <w:contextualSpacing/>
     </w:pPr>
     <w:rPr>
-      <w:rFonts w:asciiTheme="majorHAnsi" w:hAnsiTheme="majorHAnsi" w:eastAsiaTheme="majorEastAsia" w:cstheme="majorBidi"/>
+      <w:rFonts w:asciiTheme="majorHAnsi" w:eastAsiaTheme="majorEastAsia" w:hAnsiTheme="majorHAnsi" w:cstheme="majorBidi"/>
       <w:spacing w:val="-10"/>
       <w:kern w:val="28"/>
       <w:sz w:val="56"/>
@@ -10407,14 +10078,14 @@
       <w14:ligatures w14:val="standardContextual"/>
     </w:rPr>
   </w:style>
-  <w:style w:type="character" w:styleId="TitleChar" w:customStyle="1">
+  <w:style w:type="character" w:customStyle="1" w:styleId="TitleChar">
     <w:name w:val="Title Char"/>
     <w:basedOn w:val="DefaultParagraphFont"/>
     <w:link w:val="Title"/>
     <w:uiPriority w:val="10"/>
     <w:rsid w:val="007045F6"/>
     <w:rPr>
-      <w:rFonts w:asciiTheme="majorHAnsi" w:hAnsiTheme="majorHAnsi" w:eastAsiaTheme="majorEastAsia" w:cstheme="majorBidi"/>
+      <w:rFonts w:asciiTheme="majorHAnsi" w:eastAsiaTheme="majorEastAsia" w:hAnsiTheme="majorHAnsi" w:cstheme="majorBidi"/>
       <w:spacing w:val="-10"/>
       <w:kern w:val="28"/>
       <w:sz w:val="56"/>
@@ -10446,14 +10117,14 @@
       <w14:ligatures w14:val="standardContextual"/>
     </w:rPr>
   </w:style>
-  <w:style w:type="character" w:styleId="SubtitleChar" w:customStyle="1">
+  <w:style w:type="character" w:customStyle="1" w:styleId="SubtitleChar">
     <w:name w:val="Subtitle Char"/>
     <w:basedOn w:val="DefaultParagraphFont"/>
     <w:link w:val="Subtitle"/>
     <w:uiPriority w:val="11"/>
     <w:rsid w:val="007045F6"/>
     <w:rPr>
-      <w:rFonts w:asciiTheme="minorHAnsi" w:hAnsiTheme="minorHAnsi" w:eastAsiaTheme="majorEastAsia" w:cstheme="majorBidi"/>
+      <w:rFonts w:asciiTheme="minorHAnsi" w:eastAsiaTheme="majorEastAsia" w:hAnsiTheme="minorHAnsi" w:cstheme="majorBidi"/>
       <w:color w:val="595959" w:themeColor="text1" w:themeTint="A6"/>
       <w:spacing w:val="15"/>
       <w:sz w:val="28"/>
@@ -10473,7 +10144,7 @@
       <w:jc w:val="center"/>
     </w:pPr>
     <w:rPr>
-      <w:rFonts w:ascii="Arial" w:hAnsi="Arial" w:cs="Arial" w:eastAsiaTheme="minorHAnsi"/>
+      <w:rFonts w:ascii="Arial" w:eastAsiaTheme="minorHAnsi" w:hAnsi="Arial" w:cs="Arial"/>
       <w:i/>
       <w:iCs/>
       <w:color w:val="404040" w:themeColor="text1" w:themeTint="BF"/>
@@ -10484,7 +10155,7 @@
       <w14:ligatures w14:val="standardContextual"/>
     </w:rPr>
   </w:style>
-  <w:style w:type="character" w:styleId="QuoteChar" w:customStyle="1">
+  <w:style w:type="character" w:customStyle="1" w:styleId="QuoteChar">
     <w:name w:val="Quote Char"/>
     <w:basedOn w:val="DefaultParagraphFont"/>
     <w:link w:val="Quote"/>
@@ -10508,7 +10179,7 @@
       <w:contextualSpacing/>
     </w:pPr>
     <w:rPr>
-      <w:rFonts w:ascii="Arial" w:hAnsi="Arial" w:cs="Arial" w:eastAsiaTheme="minorHAnsi"/>
+      <w:rFonts w:ascii="Arial" w:eastAsiaTheme="minorHAnsi" w:hAnsi="Arial" w:cs="Arial"/>
       <w:kern w:val="2"/>
       <w:sz w:val="24"/>
       <w:szCs w:val="24"/>
@@ -10538,15 +10209,15 @@
     <w:rsid w:val="007045F6"/>
     <w:pPr>
       <w:pBdr>
-        <w:top w:val="single" w:color="0F4761" w:themeColor="accent1" w:themeShade="BF" w:sz="4" w:space="10"/>
-        <w:bottom w:val="single" w:color="0F4761" w:themeColor="accent1" w:themeShade="BF" w:sz="4" w:space="10"/>
+        <w:top w:val="single" w:sz="4" w:space="10" w:color="0F4761" w:themeColor="accent1" w:themeShade="BF"/>
+        <w:bottom w:val="single" w:sz="4" w:space="10" w:color="0F4761" w:themeColor="accent1" w:themeShade="BF"/>
       </w:pBdr>
       <w:spacing w:before="360" w:after="360" w:line="259" w:lineRule="auto"/>
       <w:ind w:left="864" w:right="864"/>
       <w:jc w:val="center"/>
     </w:pPr>
     <w:rPr>
-      <w:rFonts w:ascii="Arial" w:hAnsi="Arial" w:cs="Arial" w:eastAsiaTheme="minorHAnsi"/>
+      <w:rFonts w:ascii="Arial" w:eastAsiaTheme="minorHAnsi" w:hAnsi="Arial" w:cs="Arial"/>
       <w:i/>
       <w:iCs/>
       <w:color w:val="0F4761" w:themeColor="accent1" w:themeShade="BF"/>
@@ -10557,7 +10228,7 @@
       <w14:ligatures w14:val="standardContextual"/>
     </w:rPr>
   </w:style>
-  <w:style w:type="character" w:styleId="IntenseQuoteChar" w:customStyle="1">
+  <w:style w:type="character" w:customStyle="1" w:styleId="IntenseQuoteChar">
     <w:name w:val="Intense Quote Char"/>
     <w:basedOn w:val="DefaultParagraphFont"/>
     <w:link w:val="IntenseQuote"/>
@@ -10598,7 +10269,7 @@
       <w:spacing w:after="0" w:line="240" w:lineRule="auto"/>
     </w:pPr>
     <w:rPr>
-      <w:rFonts w:ascii="Arial" w:hAnsi="Arial" w:cs="Arial" w:eastAsiaTheme="minorHAnsi"/>
+      <w:rFonts w:ascii="Arial" w:eastAsiaTheme="minorHAnsi" w:hAnsi="Arial" w:cs="Arial"/>
       <w:kern w:val="2"/>
       <w:sz w:val="24"/>
       <w:szCs w:val="24"/>
@@ -10606,7 +10277,7 @@
       <w14:ligatures w14:val="standardContextual"/>
     </w:rPr>
   </w:style>
-  <w:style w:type="character" w:styleId="HeaderChar" w:customStyle="1">
+  <w:style w:type="character" w:customStyle="1" w:styleId="HeaderChar">
     <w:name w:val="Header Char"/>
     <w:basedOn w:val="DefaultParagraphFont"/>
     <w:link w:val="Header"/>
@@ -10628,7 +10299,7 @@
       <w:spacing w:after="0" w:line="240" w:lineRule="auto"/>
     </w:pPr>
     <w:rPr>
-      <w:rFonts w:ascii="Arial" w:hAnsi="Arial" w:cs="Arial" w:eastAsiaTheme="minorHAnsi"/>
+      <w:rFonts w:ascii="Arial" w:eastAsiaTheme="minorHAnsi" w:hAnsi="Arial" w:cs="Arial"/>
       <w:kern w:val="2"/>
       <w:sz w:val="24"/>
       <w:szCs w:val="24"/>
@@ -10636,14 +10307,14 @@
       <w14:ligatures w14:val="standardContextual"/>
     </w:rPr>
   </w:style>
-  <w:style w:type="character" w:styleId="FooterChar" w:customStyle="1">
+  <w:style w:type="character" w:customStyle="1" w:styleId="FooterChar">
     <w:name w:val="Footer Char"/>
     <w:basedOn w:val="DefaultParagraphFont"/>
     <w:link w:val="Footer"/>
     <w:uiPriority w:val="99"/>
     <w:rsid w:val="007045F6"/>
   </w:style>
-  <w:style w:type="table" w:styleId="TableGrid3" w:customStyle="1">
+  <w:style w:type="table" w:customStyle="1" w:styleId="TableGrid3">
     <w:name w:val="Table Grid3"/>
     <w:basedOn w:val="TableNormal"/>
     <w:next w:val="TableGrid"/>
@@ -10653,7 +10324,7 @@
       <w:spacing w:after="0" w:line="240" w:lineRule="auto"/>
     </w:pPr>
     <w:rPr>
-      <w:rFonts w:ascii="Calibri Light" w:hAnsi="Calibri Light" w:eastAsia="Calibri" w:cstheme="minorBidi"/>
+      <w:rFonts w:ascii="Calibri Light" w:eastAsia="Calibri" w:hAnsi="Calibri Light" w:cstheme="minorBidi"/>
       <w:kern w:val="0"/>
       <w:sz w:val="22"/>
       <w:szCs w:val="22"/>
@@ -10661,12 +10332,12 @@
     </w:rPr>
     <w:tblPr>
       <w:tblBorders>
-        <w:top w:val="single" w:color="auto" w:sz="4" w:space="0"/>
-        <w:left w:val="single" w:color="auto" w:sz="4" w:space="0"/>
-        <w:bottom w:val="single" w:color="auto" w:sz="4" w:space="0"/>
-        <w:right w:val="single" w:color="auto" w:sz="4" w:space="0"/>
-        <w:insideH w:val="single" w:color="auto" w:sz="4" w:space="0"/>
-        <w:insideV w:val="single" w:color="auto" w:sz="4" w:space="0"/>
+        <w:top w:val="single" w:sz="4" w:space="0" w:color="auto"/>
+        <w:left w:val="single" w:sz="4" w:space="0" w:color="auto"/>
+        <w:bottom w:val="single" w:sz="4" w:space="0" w:color="auto"/>
+        <w:right w:val="single" w:sz="4" w:space="0" w:color="auto"/>
+        <w:insideH w:val="single" w:sz="4" w:space="0" w:color="auto"/>
+        <w:insideV w:val="single" w:sz="4" w:space="0" w:color="auto"/>
       </w:tblBorders>
     </w:tblPr>
   </w:style>
@@ -10680,12 +10351,12 @@
     </w:pPr>
     <w:tblPr>
       <w:tblBorders>
-        <w:top w:val="single" w:color="auto" w:sz="4" w:space="0"/>
-        <w:left w:val="single" w:color="auto" w:sz="4" w:space="0"/>
-        <w:bottom w:val="single" w:color="auto" w:sz="4" w:space="0"/>
-        <w:right w:val="single" w:color="auto" w:sz="4" w:space="0"/>
-        <w:insideH w:val="single" w:color="auto" w:sz="4" w:space="0"/>
-        <w:insideV w:val="single" w:color="auto" w:sz="4" w:space="0"/>
+        <w:top w:val="single" w:sz="4" w:space="0" w:color="auto"/>
+        <w:left w:val="single" w:sz="4" w:space="0" w:color="auto"/>
+        <w:bottom w:val="single" w:sz="4" w:space="0" w:color="auto"/>
+        <w:right w:val="single" w:sz="4" w:space="0" w:color="auto"/>
+        <w:insideH w:val="single" w:sz="4" w:space="0" w:color="auto"/>
+        <w:insideV w:val="single" w:sz="4" w:space="0" w:color="auto"/>
       </w:tblBorders>
     </w:tblPr>
   </w:style>
@@ -10693,7 +10364,7 @@
 </file>
 
 <file path=word/glossary/document.xml><?xml version="1.0" encoding="utf-8"?>
-<w:glossaryDocument xmlns:wpc="http://schemas.microsoft.com/office/word/2010/wordprocessingCanvas" xmlns:cx="http://schemas.microsoft.com/office/drawing/2014/chartex" xmlns:cx1="http://schemas.microsoft.com/office/drawing/2015/9/8/chartex" xmlns:cx2="http://schemas.microsoft.com/office/drawing/2015/10/21/chartex" xmlns:cx3="http://schemas.microsoft.com/office/drawing/2016/5/9/chartex" xmlns:cx4="http://schemas.microsoft.com/office/drawing/2016/5/10/chartex" xmlns:cx5="http://schemas.microsoft.com/office/drawing/2016/5/11/chartex" xmlns:cx6="http://schemas.microsoft.com/office/drawing/2016/5/12/chartex" xmlns:cx7="http://schemas.microsoft.com/office/drawing/2016/5/13/chartex" xmlns:cx8="http://schemas.microsoft.com/office/drawing/2016/5/14/chartex" xmlns:mc="http://schemas.openxmlformats.org/markup-compatibility/2006" xmlns:aink="http://schemas.microsoft.com/office/drawing/2016/ink" xmlns:am3d="http://schemas.microsoft.com/office/drawing/2017/model3d" xmlns:o="urn:schemas-microsoft-com:office:office" xmlns:oel="http://schemas.microsoft.com/office/2019/extlst" xmlns:r="http://schemas.openxmlformats.org/officeDocument/2006/relationships" xmlns:m="http://schemas.openxmlformats.org/officeDocument/2006/math" xmlns:v="urn:schemas-microsoft-com:vml" xmlns:wp14="http://schemas.microsoft.com/office/word/2010/wordprocessingDrawing" xmlns:wp="http://schemas.openxmlformats.org/drawingml/2006/wordprocessingDrawing" xmlns:w10="urn:schemas-microsoft-com:office:word" xmlns:w="http://schemas.openxmlformats.org/wordprocessingml/2006/main" xmlns:w14="http://schemas.microsoft.com/office/word/2010/wordml" xmlns:w15="http://schemas.microsoft.com/office/word/2012/wordml" xmlns:w16cex="http://schemas.microsoft.com/office/word/2018/wordml/cex" xmlns:w16cid="http://schemas.microsoft.com/office/word/2016/wordml/cid" xmlns:w16="http://schemas.microsoft.com/office/word/2018/wordml" xmlns:w16du="http://schemas.microsoft.com/office/word/2023/wordml/word16du" xmlns:w16sdtdh="http://schemas.microsoft.com/office/word/2020/wordml/sdtdatahash" xmlns:w16sdtfl="http://schemas.microsoft.com/office/word/2024/wordml/sdtformatlock" xmlns:w16se="http://schemas.microsoft.com/office/word/2015/wordml/symex" xmlns:wpg="http://schemas.microsoft.com/office/word/2010/wordprocessingGroup" xmlns:wpi="http://schemas.microsoft.com/office/word/2010/wordprocessingInk" xmlns:wne="http://schemas.microsoft.com/office/word/2006/wordml" xmlns:wps="http://schemas.microsoft.com/office/word/2010/wordprocessingShape" mc:Ignorable="w14 w15 w16se w16cid w16 w16cex w16sdtdh w16sdtfl w16du wp14">
+<w:glossaryDocument xmlns:wpc="http://schemas.microsoft.com/office/word/2010/wordprocessingCanvas" xmlns:cx="http://schemas.microsoft.com/office/drawing/2014/chartex" xmlns:cx1="http://schemas.microsoft.com/office/drawing/2015/9/8/chartex" xmlns:cx2="http://schemas.microsoft.com/office/drawing/2015/10/21/chartex" xmlns:cx3="http://schemas.microsoft.com/office/drawing/2016/5/9/chartex" xmlns:cx4="http://schemas.microsoft.com/office/drawing/2016/5/10/chartex" xmlns:cx5="http://schemas.microsoft.com/office/drawing/2016/5/11/chartex" xmlns:cx6="http://schemas.microsoft.com/office/drawing/2016/5/12/chartex" xmlns:cx7="http://schemas.microsoft.com/office/drawing/2016/5/13/chartex" xmlns:cx8="http://schemas.microsoft.com/office/drawing/2016/5/14/chartex" xmlns:mc="http://schemas.openxmlformats.org/markup-compatibility/2006" xmlns:m="http://schemas.openxmlformats.org/officeDocument/2006/math" xmlns:aink="http://schemas.microsoft.com/office/drawing/2016/ink" xmlns:am3d="http://schemas.microsoft.com/office/drawing/2017/model3d" xmlns:oel="http://schemas.microsoft.com/office/2019/extlst" xmlns:r="http://schemas.openxmlformats.org/officeDocument/2006/relationships" xmlns:wp14="http://schemas.microsoft.com/office/word/2010/wordprocessingDrawing" xmlns:wp="http://schemas.openxmlformats.org/drawingml/2006/wordprocessingDrawing" xmlns:wpg="http://schemas.microsoft.com/office/word/2010/wordprocessingGroup" xmlns:wpi="http://schemas.microsoft.com/office/word/2010/wordprocessingInk" xmlns:wps="http://schemas.microsoft.com/office/word/2010/wordprocessingShape" xmlns:o="urn:schemas-microsoft-com:office:office" xmlns:v="urn:schemas-microsoft-com:vml" xmlns:w10="urn:schemas-microsoft-com:office:word" xmlns:w="http://schemas.openxmlformats.org/wordprocessingml/2006/main" xmlns:w14="http://schemas.microsoft.com/office/word/2010/wordml" xmlns:w15="http://schemas.microsoft.com/office/word/2012/wordml" xmlns:w16cex="http://schemas.microsoft.com/office/word/2018/wordml/cex" xmlns:w16cid="http://schemas.microsoft.com/office/word/2016/wordml/cid" xmlns:w16="http://schemas.microsoft.com/office/word/2018/wordml" xmlns:w16sdtdh="http://schemas.microsoft.com/office/word/2020/wordml/sdtdatahash" xmlns:w16sdtfl="http://schemas.microsoft.com/office/word/2024/wordml/sdtformatlock" xmlns:w16se="http://schemas.microsoft.com/office/word/2015/wordml/symex" xmlns:w16du="http://schemas.microsoft.com/office/word/2023/wordml/word16du" xmlns:wne="http://schemas.microsoft.com/office/word/2006/wordml" mc:Ignorable="w14 w15 w16se w16cid w16 w16cex w16sdtdh w16sdtfl w16du wp14">
   <w:docParts>
     <w:docPart>
       <w:docPartPr>
@@ -10711,7 +10382,7 @@
         <w:guid w:val="{61678570-EA1E-4330-89BA-15C5608C7093}"/>
       </w:docPartPr>
       <w:docPartBody>
-        <w:p xmlns:wp14="http://schemas.microsoft.com/office/word/2010/wordml" wp14:textId="77777777">
+        <w:p>
           <w:pPr>
             <w:pStyle w:val="7200611051B9447781F6FB1FC9B14DB0"/>
           </w:pPr>
@@ -10742,7 +10413,7 @@
         <w:guid w:val="{E83F6C52-7DB9-4148-8FCC-A33D4CE1B7DD}"/>
       </w:docPartPr>
       <w:docPartBody>
-        <w:p xmlns:wp14="http://schemas.microsoft.com/office/word/2010/wordml" wp14:textId="77777777">
+        <w:p>
           <w:pPr>
             <w:pStyle w:val="0218A108F8354FC7B8E2F9B62C4B8C93"/>
           </w:pPr>
@@ -10773,7 +10444,7 @@
         <w:guid w:val="{779494EA-9A5A-4A53-97AF-A189B42CDD93}"/>
       </w:docPartPr>
       <w:docPartBody>
-        <w:p xmlns:wp14="http://schemas.microsoft.com/office/word/2010/wordml" wp14:textId="77777777">
+        <w:p>
           <w:pPr>
             <w:pStyle w:val="6F369B6110BB46118F6FD0BF9C9291EF"/>
           </w:pPr>
@@ -10804,7 +10475,7 @@
         <w:guid w:val="{EF70CEF9-3F20-4AED-9403-47A2E88E4150}"/>
       </w:docPartPr>
       <w:docPartBody>
-        <w:p xmlns:wp14="http://schemas.microsoft.com/office/word/2010/wordml" wp14:textId="77777777">
+        <w:p>
           <w:pPr>
             <w:pStyle w:val="CC62C02A8B29422CB79C4B34FEDBA13E"/>
           </w:pPr>
@@ -10835,7 +10506,7 @@
         <w:guid w:val="{A2619482-1CF7-4193-B0FF-B01E09722456}"/>
       </w:docPartPr>
       <w:docPartBody>
-        <w:p xmlns:wp14="http://schemas.microsoft.com/office/word/2010/wordml" wp14:textId="77777777">
+        <w:p>
           <w:pPr>
             <w:pStyle w:val="F185C1506AC240718E4D5DDF9D964B12"/>
           </w:pPr>
@@ -10866,7 +10537,7 @@
         <w:guid w:val="{757A95B5-891C-4C9E-BE31-18E44309FFC5}"/>
       </w:docPartPr>
       <w:docPartBody>
-        <w:p xmlns:wp14="http://schemas.microsoft.com/office/word/2010/wordml" wp14:textId="77777777">
+        <w:p>
           <w:pPr>
             <w:pStyle w:val="B921D552B796452EBA2985094601B599"/>
           </w:pPr>
@@ -10904,7 +10575,7 @@
         <w:guid w:val="{2874B214-3A4C-4CD7-BDD1-29382EE82642}"/>
       </w:docPartPr>
       <w:docPartBody>
-        <w:p xmlns:wp14="http://schemas.microsoft.com/office/word/2010/wordml" wp14:textId="77777777">
+        <w:p>
           <w:pPr>
             <w:pStyle w:val="39F8D73E2CD84B9682AE8273FF3E787A"/>
           </w:pPr>
@@ -10935,7 +10606,7 @@
         <w:guid w:val="{A4CC8ED8-F007-4700-8689-615FD4CEAD22}"/>
       </w:docPartPr>
       <w:docPartBody>
-        <w:p xmlns:wp14="http://schemas.microsoft.com/office/word/2010/wordml" wp14:textId="77777777">
+        <w:p>
           <w:pPr>
             <w:pStyle w:val="7F8CE62CE49F45B496DDE4BE7630B86B"/>
           </w:pPr>
@@ -10966,7 +10637,7 @@
         <w:guid w:val="{415EE386-8B7A-4087-9551-E9ADA5AB607C}"/>
       </w:docPartPr>
       <w:docPartBody>
-        <w:p xmlns:wp14="http://schemas.microsoft.com/office/word/2010/wordml" wp14:textId="77777777">
+        <w:p>
           <w:pPr>
             <w:pStyle w:val="D7EE61A869A94FDEB0C94C5D12E9390E"/>
           </w:pPr>
@@ -10997,7 +10668,7 @@
         <w:guid w:val="{6F4D8A50-017B-4C40-A1AE-49FA08610A4B}"/>
       </w:docPartPr>
       <w:docPartBody>
-        <w:p xmlns:wp14="http://schemas.microsoft.com/office/word/2010/wordml" wp14:textId="77777777">
+        <w:p>
           <w:pPr>
             <w:pStyle w:val="A1C43B7E57BD4183957D25ACE32BBB74"/>
           </w:pPr>
@@ -11028,7 +10699,7 @@
         <w:guid w:val="{684F3C86-4285-405F-96C7-90C30FECC3C2}"/>
       </w:docPartPr>
       <w:docPartBody>
-        <w:p xmlns:wp14="http://schemas.microsoft.com/office/word/2010/wordml" wp14:textId="77777777">
+        <w:p>
           <w:pPr>
             <w:pStyle w:val="2AA856E7E9704F41892FDFE5E1D95C31"/>
           </w:pPr>
@@ -11059,7 +10730,7 @@
         <w:guid w:val="{BE57D1AC-F1D0-4044-A817-9314C7D6652D}"/>
       </w:docPartPr>
       <w:docPartBody>
-        <w:p xmlns:wp14="http://schemas.microsoft.com/office/word/2010/wordml" wp14:textId="77777777">
+        <w:p>
           <w:pPr>
             <w:pStyle w:val="1143FFA6CBE541C6B54862FFA660AA6C"/>
           </w:pPr>
@@ -11097,7 +10768,7 @@
         <w:guid w:val="{401E9240-C04F-4AA2-B7EB-E09B3F2D6AD2}"/>
       </w:docPartPr>
       <w:docPartBody>
-        <w:p xmlns:wp14="http://schemas.microsoft.com/office/word/2010/wordml" wp14:textId="77777777">
+        <w:p>
           <w:pPr>
             <w:pStyle w:val="CEADBE6C202044549D05584374671F88"/>
           </w:pPr>
@@ -11128,7 +10799,7 @@
         <w:guid w:val="{493EFBA2-0F5B-4830-93D9-C2EBADD83E38}"/>
       </w:docPartPr>
       <w:docPartBody>
-        <w:p xmlns:wp14="http://schemas.microsoft.com/office/word/2010/wordml" wp14:textId="77777777">
+        <w:p>
           <w:pPr>
             <w:pStyle w:val="19063A8D881943A1BAFBC65684826BF5"/>
           </w:pPr>
@@ -11159,7 +10830,7 @@
         <w:guid w:val="{F286ACDB-417F-4EA9-AB82-FEE020D1D0FB}"/>
       </w:docPartPr>
       <w:docPartBody>
-        <w:p xmlns:wp14="http://schemas.microsoft.com/office/word/2010/wordml" wp14:textId="77777777">
+        <w:p>
           <w:pPr>
             <w:pStyle w:val="22E024F3A8124B7BBE7752EF2D4FB61B"/>
           </w:pPr>
@@ -11190,7 +10861,7 @@
         <w:guid w:val="{9E2E7D22-D9F6-47B7-A889-A1C0365F2E95}"/>
       </w:docPartPr>
       <w:docPartBody>
-        <w:p xmlns:wp14="http://schemas.microsoft.com/office/word/2010/wordml" wp14:textId="77777777">
+        <w:p>
           <w:pPr>
             <w:pStyle w:val="1178F2F604DB43DF85BFB6A805704E78"/>
           </w:pPr>
@@ -11221,7 +10892,7 @@
         <w:guid w:val="{11E7F754-3454-421A-B94C-4928A725724C}"/>
       </w:docPartPr>
       <w:docPartBody>
-        <w:p xmlns:wp14="http://schemas.microsoft.com/office/word/2010/wordml" wp14:textId="77777777">
+        <w:p>
           <w:pPr>
             <w:pStyle w:val="285D0E8539B34EC28C1415E10851BE45"/>
           </w:pPr>
@@ -11252,7 +10923,7 @@
         <w:guid w:val="{46DF22F7-2305-4D19-BB38-D7378E05A41D}"/>
       </w:docPartPr>
       <w:docPartBody>
-        <w:p xmlns:wp14="http://schemas.microsoft.com/office/word/2010/wordml" wp14:textId="77777777">
+        <w:p>
           <w:pPr>
             <w:pStyle w:val="01B4A617D4644F449BA280F7E7DCED1B"/>
           </w:pPr>
@@ -11279,11 +10950,11 @@
 </file>
 
 <file path=word/glossary/fontTable.xml><?xml version="1.0" encoding="utf-8"?>
-<w:fonts xmlns:mc="http://schemas.openxmlformats.org/markup-compatibility/2006" xmlns:r="http://schemas.openxmlformats.org/officeDocument/2006/relationships" xmlns:w="http://schemas.openxmlformats.org/wordprocessingml/2006/main" xmlns:w14="http://schemas.microsoft.com/office/word/2010/wordml" xmlns:w15="http://schemas.microsoft.com/office/word/2012/wordml" xmlns:w16cex="http://schemas.microsoft.com/office/word/2018/wordml/cex" xmlns:w16cid="http://schemas.microsoft.com/office/word/2016/wordml/cid" xmlns:w16="http://schemas.microsoft.com/office/word/2018/wordml" xmlns:w16du="http://schemas.microsoft.com/office/word/2023/wordml/word16du" xmlns:w16sdtdh="http://schemas.microsoft.com/office/word/2020/wordml/sdtdatahash" xmlns:w16sdtfl="http://schemas.microsoft.com/office/word/2024/wordml/sdtformatlock" xmlns:w16se="http://schemas.microsoft.com/office/word/2015/wordml/symex" mc:Ignorable="w14 w15 w16se w16cid w16 w16cex w16sdtdh w16sdtfl w16du">
+<w:fonts xmlns:mc="http://schemas.openxmlformats.org/markup-compatibility/2006" xmlns:r="http://schemas.openxmlformats.org/officeDocument/2006/relationships" xmlns:w="http://schemas.openxmlformats.org/wordprocessingml/2006/main" xmlns:w14="http://schemas.microsoft.com/office/word/2010/wordml" xmlns:w15="http://schemas.microsoft.com/office/word/2012/wordml" xmlns:w16cex="http://schemas.microsoft.com/office/word/2018/wordml/cex" xmlns:w16cid="http://schemas.microsoft.com/office/word/2016/wordml/cid" xmlns:w16="http://schemas.microsoft.com/office/word/2018/wordml" xmlns:w16sdtdh="http://schemas.microsoft.com/office/word/2020/wordml/sdtdatahash" xmlns:w16sdtfl="http://schemas.microsoft.com/office/word/2024/wordml/sdtformatlock" xmlns:w16se="http://schemas.microsoft.com/office/word/2015/wordml/symex" xmlns:w16du="http://schemas.microsoft.com/office/word/2023/wordml/word16du" mc:Ignorable="w14 w15 w16se w16cid w16 w16cex w16sdtdh w16sdtfl w16du">
   <w:font w:name="Symbol">
     <w:panose1 w:val="05050102010706020507"/>
     <w:charset w:val="02"/>
-    <w:family w:val="roman"/>
+    <w:family w:val="decorative"/>
     <w:pitch w:val="variable"/>
     <w:sig w:usb0="00000000" w:usb1="10000000" w:usb2="00000000" w:usb3="00000000" w:csb0="80000000" w:csb1="00000000"/>
   </w:font>
@@ -11299,7 +10970,7 @@
     <w:charset w:val="00"/>
     <w:family w:val="modern"/>
     <w:pitch w:val="fixed"/>
-    <w:sig w:usb0="E0002EFF" w:usb1="C0007843" w:usb2="00000009" w:usb3="00000000" w:csb0="000001FF" w:csb1="00000000"/>
+    <w:sig w:usb0="E0002AFF" w:usb1="C0007843" w:usb2="00000009" w:usb3="00000000" w:csb0="000001FF" w:csb1="00000000"/>
   </w:font>
   <w:font w:name="Wingdings">
     <w:panose1 w:val="05000000000000000000"/>
@@ -11313,9 +10984,10 @@
     <w:charset w:val="00"/>
     <w:family w:val="swiss"/>
     <w:pitch w:val="variable"/>
-    <w:sig w:usb0="E0002EFF" w:usb1="C000785B" w:usb2="00000009" w:usb3="00000000" w:csb0="000001FF" w:csb1="00000000"/>
+    <w:sig w:usb0="E0002AFF" w:usb1="C0007843" w:usb2="00000009" w:usb3="00000000" w:csb0="000001FF" w:csb1="00000000"/>
   </w:font>
   <w:font w:name="Aptos">
+    <w:panose1 w:val="020B0004020202020204"/>
     <w:charset w:val="00"/>
     <w:family w:val="swiss"/>
     <w:pitch w:val="variable"/>
@@ -11330,6 +11002,7 @@
     <w:sig w:usb0="E00002FF" w:usb1="2AC7FDFF" w:usb2="00000016" w:usb3="00000000" w:csb0="0002009F" w:csb1="00000000"/>
   </w:font>
   <w:font w:name="Aptos Display">
+    <w:panose1 w:val="020B0004020202020204"/>
     <w:charset w:val="00"/>
     <w:family w:val="swiss"/>
     <w:pitch w:val="variable"/>
@@ -11348,17 +11021,18 @@
     <w:charset w:val="00"/>
     <w:family w:val="swiss"/>
     <w:pitch w:val="variable"/>
-    <w:sig w:usb0="E4002EFF" w:usb1="C200247B" w:usb2="00000009" w:usb3="00000000" w:csb0="000001FF" w:csb1="00000000"/>
+    <w:sig w:usb0="E4002EFF" w:usb1="C000247B" w:usb2="00000009" w:usb3="00000000" w:csb0="000001FF" w:csb1="00000000"/>
   </w:font>
   <w:font w:name="Calibri">
     <w:panose1 w:val="020F0502020204030204"/>
     <w:charset w:val="00"/>
     <w:family w:val="swiss"/>
     <w:pitch w:val="variable"/>
-    <w:sig w:usb0="E4002EFF" w:usb1="C200247B" w:usb2="00000009" w:usb3="00000000" w:csb0="000001FF" w:csb1="00000000"/>
+    <w:sig w:usb0="E0002AFF" w:usb1="C000247B" w:usb2="00000009" w:usb3="00000000" w:csb0="000001FF" w:csb1="00000000"/>
   </w:font>
   <w:font w:name="Yu Mincho">
     <w:altName w:val="游明朝"/>
+    <w:panose1 w:val="02020400000000000000"/>
     <w:charset w:val="80"/>
     <w:family w:val="roman"/>
     <w:pitch w:val="variable"/>
@@ -11368,7 +11042,7 @@
 </file>
 
 <file path=word/glossary/settings.xml><?xml version="1.0" encoding="utf-8"?>
-<w:settings xmlns:mc="http://schemas.openxmlformats.org/markup-compatibility/2006" xmlns:o="urn:schemas-microsoft-com:office:office" xmlns:r="http://schemas.openxmlformats.org/officeDocument/2006/relationships" xmlns:m="http://schemas.openxmlformats.org/officeDocument/2006/math" xmlns:v="urn:schemas-microsoft-com:vml" xmlns:w10="urn:schemas-microsoft-com:office:word" xmlns:w="http://schemas.openxmlformats.org/wordprocessingml/2006/main" xmlns:w14="http://schemas.microsoft.com/office/word/2010/wordml" xmlns:w15="http://schemas.microsoft.com/office/word/2012/wordml" xmlns:w16cex="http://schemas.microsoft.com/office/word/2018/wordml/cex" xmlns:w16cid="http://schemas.microsoft.com/office/word/2016/wordml/cid" xmlns:w16="http://schemas.microsoft.com/office/word/2018/wordml" xmlns:w16du="http://schemas.microsoft.com/office/word/2023/wordml/word16du" xmlns:w16sdtdh="http://schemas.microsoft.com/office/word/2020/wordml/sdtdatahash" xmlns:w16sdtfl="http://schemas.microsoft.com/office/word/2024/wordml/sdtformatlock" xmlns:w16se="http://schemas.microsoft.com/office/word/2015/wordml/symex" xmlns:sl="http://schemas.openxmlformats.org/schemaLibrary/2006/main" mc:Ignorable="w14 w15 w16se w16cid w16 w16cex w16sdtdh w16sdtfl w16du">
+<w:settings xmlns:mc="http://schemas.openxmlformats.org/markup-compatibility/2006" xmlns:m="http://schemas.openxmlformats.org/officeDocument/2006/math" xmlns:r="http://schemas.openxmlformats.org/officeDocument/2006/relationships" xmlns:sl="http://schemas.openxmlformats.org/schemaLibrary/2006/main" xmlns:o="urn:schemas-microsoft-com:office:office" xmlns:v="urn:schemas-microsoft-com:vml" xmlns:w10="urn:schemas-microsoft-com:office:word" xmlns:w="http://schemas.openxmlformats.org/wordprocessingml/2006/main" xmlns:w14="http://schemas.microsoft.com/office/word/2010/wordml" xmlns:w15="http://schemas.microsoft.com/office/word/2012/wordml" xmlns:w16cex="http://schemas.microsoft.com/office/word/2018/wordml/cex" xmlns:w16cid="http://schemas.microsoft.com/office/word/2016/wordml/cid" xmlns:w16="http://schemas.microsoft.com/office/word/2018/wordml" xmlns:w16sdtdh="http://schemas.microsoft.com/office/word/2020/wordml/sdtdatahash" xmlns:w16sdtfl="http://schemas.microsoft.com/office/word/2024/wordml/sdtformatlock" xmlns:w16se="http://schemas.microsoft.com/office/word/2015/wordml/symex" xmlns:w16du="http://schemas.microsoft.com/office/word/2023/wordml/word16du" mc:Ignorable="w14 w15 w16se w16cid w16 w16cex w16sdtdh w16sdtfl w16du">
   <w:view w:val="normal"/>
   <w:defaultTabStop w:val="720"/>
   <w:characterSpacingControl w:val="doNotCompress"/>
@@ -11391,12 +11065,14 @@
     <w:rsid w:val="00485696"/>
     <w:rsid w:val="004C466B"/>
     <w:rsid w:val="00611B58"/>
+    <w:rsid w:val="00643E73"/>
     <w:rsid w:val="006F54D5"/>
     <w:rsid w:val="007C4A1E"/>
     <w:rsid w:val="00840FCE"/>
     <w:rsid w:val="00B23A1D"/>
     <w:rsid w:val="00BB1851"/>
     <w:rsid w:val="00D77D74"/>
+    <w:rsid w:val="00D86B2D"/>
     <w:rsid w:val="00DC1425"/>
     <w:rsid w:val="00DC48CD"/>
     <w:rsid w:val="00F77DF6"/>
@@ -11423,7 +11099,7 @@
 </file>
 
 <file path=word/glossary/styles.xml><?xml version="1.0" encoding="utf-8"?>
-<w:styles xmlns:mc="http://schemas.openxmlformats.org/markup-compatibility/2006" xmlns:r="http://schemas.openxmlformats.org/officeDocument/2006/relationships" xmlns:w="http://schemas.openxmlformats.org/wordprocessingml/2006/main" xmlns:w14="http://schemas.microsoft.com/office/word/2010/wordml" xmlns:w15="http://schemas.microsoft.com/office/word/2012/wordml" xmlns:w16cex="http://schemas.microsoft.com/office/word/2018/wordml/cex" xmlns:w16cid="http://schemas.microsoft.com/office/word/2016/wordml/cid" xmlns:w16="http://schemas.microsoft.com/office/word/2018/wordml" xmlns:w16du="http://schemas.microsoft.com/office/word/2023/wordml/word16du" xmlns:w16sdtdh="http://schemas.microsoft.com/office/word/2020/wordml/sdtdatahash" xmlns:w16sdtfl="http://schemas.microsoft.com/office/word/2024/wordml/sdtformatlock" xmlns:w16se="http://schemas.microsoft.com/office/word/2015/wordml/symex" mc:Ignorable="w14 w15 w16se w16cid w16 w16cex w16sdtdh w16sdtfl w16du">
+<w:styles xmlns:mc="http://schemas.openxmlformats.org/markup-compatibility/2006" xmlns:r="http://schemas.openxmlformats.org/officeDocument/2006/relationships" xmlns:w="http://schemas.openxmlformats.org/wordprocessingml/2006/main" xmlns:w14="http://schemas.microsoft.com/office/word/2010/wordml" xmlns:w15="http://schemas.microsoft.com/office/word/2012/wordml" xmlns:w16cex="http://schemas.microsoft.com/office/word/2018/wordml/cex" xmlns:w16cid="http://schemas.microsoft.com/office/word/2016/wordml/cid" xmlns:w16="http://schemas.microsoft.com/office/word/2018/wordml" xmlns:w16sdtdh="http://schemas.microsoft.com/office/word/2020/wordml/sdtdatahash" xmlns:w16sdtfl="http://schemas.microsoft.com/office/word/2024/wordml/sdtformatlock" xmlns:w16se="http://schemas.microsoft.com/office/word/2015/wordml/symex" xmlns:w16du="http://schemas.microsoft.com/office/word/2023/wordml/word16du" mc:Ignorable="w14 w15 w16se w16cid w16 w16cex w16sdtdh w16sdtfl w16du">
   <w:docDefaults>
     <w:rPrDefault>
       <w:rPr>
@@ -11936,14 +11612,14 @@
 </file>
 
 <file path=word/glossary/webSettings.xml><?xml version="1.0" encoding="utf-8"?>
-<w:webSettings xmlns:mc="http://schemas.openxmlformats.org/markup-compatibility/2006" xmlns:r="http://schemas.openxmlformats.org/officeDocument/2006/relationships" xmlns:w="http://schemas.openxmlformats.org/wordprocessingml/2006/main" xmlns:w14="http://schemas.microsoft.com/office/word/2010/wordml" xmlns:w15="http://schemas.microsoft.com/office/word/2012/wordml" xmlns:w16cex="http://schemas.microsoft.com/office/word/2018/wordml/cex" xmlns:w16cid="http://schemas.microsoft.com/office/word/2016/wordml/cid" xmlns:w16="http://schemas.microsoft.com/office/word/2018/wordml" xmlns:w16du="http://schemas.microsoft.com/office/word/2023/wordml/word16du" xmlns:w16sdtdh="http://schemas.microsoft.com/office/word/2020/wordml/sdtdatahash" xmlns:w16sdtfl="http://schemas.microsoft.com/office/word/2024/wordml/sdtformatlock" xmlns:w16se="http://schemas.microsoft.com/office/word/2015/wordml/symex" mc:Ignorable="w14 w15 w16se w16cid w16 w16cex w16sdtdh w16sdtfl w16du">
+<w:webSettings xmlns:mc="http://schemas.openxmlformats.org/markup-compatibility/2006" xmlns:r="http://schemas.openxmlformats.org/officeDocument/2006/relationships" xmlns:w="http://schemas.openxmlformats.org/wordprocessingml/2006/main" xmlns:w14="http://schemas.microsoft.com/office/word/2010/wordml" xmlns:w15="http://schemas.microsoft.com/office/word/2012/wordml" xmlns:w16cex="http://schemas.microsoft.com/office/word/2018/wordml/cex" xmlns:w16cid="http://schemas.microsoft.com/office/word/2016/wordml/cid" xmlns:w16="http://schemas.microsoft.com/office/word/2018/wordml" xmlns:w16sdtdh="http://schemas.microsoft.com/office/word/2020/wordml/sdtdatahash" xmlns:w16sdtfl="http://schemas.microsoft.com/office/word/2024/wordml/sdtformatlock" xmlns:w16se="http://schemas.microsoft.com/office/word/2015/wordml/symex" xmlns:w16du="http://schemas.microsoft.com/office/word/2023/wordml/word16du" mc:Ignorable="w14 w15 w16se w16cid w16 w16cex w16sdtdh w16sdtfl w16du">
   <w:optimizeForBrowser/>
   <w:allowPNG/>
 </w:webSettings>
 </file>
 
 <file path=word/theme/theme1.xml><?xml version="1.0" encoding="utf-8"?>
-<a:theme xmlns:a="http://schemas.openxmlformats.org/drawingml/2006/main" xmlns:thm15="http://schemas.microsoft.com/office/thememl/2012/main" name="Office Theme">
+<a:theme xmlns:a="http://schemas.openxmlformats.org/drawingml/2006/main" name="Office Theme">
   <a:themeElements>
     <a:clrScheme name="Office">
       <a:dk1>
@@ -12238,47 +11914,43 @@
 </file>
 
 <file path=customXml/item1.xml><?xml version="1.0" encoding="utf-8"?>
-<?mso-contentType ?>
-<FormTemplates xmlns="http://schemas.microsoft.com/sharepoint/v3/contenttype/forms">
-  <Display>DocumentLibraryForm</Display>
-  <Edit>DocumentLibraryForm</Edit>
-  <New>DocumentLibraryForm</New>
-</FormTemplates>
+<p:properties xmlns:p="http://schemas.microsoft.com/office/2006/metadata/properties" xmlns:xsi="http://www.w3.org/2001/XMLSchema-instance" xmlns:pc="http://schemas.microsoft.com/office/infopath/2007/PartnerControls">
+  <documentManagement>
+    <Fire xmlns="becefd4b-d581-4440-b2b6-001ac3551bb2">
+      <Url xsi:nil="true"/>
+      <Description xsi:nil="true"/>
+    </Fire>
+    <Owner xmlns="becefd4b-d581-4440-b2b6-001ac3551bb2">
+      <UserInfo>
+        <DisplayName>Health and Safety Office</DisplayName>
+        <AccountId>1979</AccountId>
+        <AccountType/>
+      </UserInfo>
+    </Owner>
+    <Author0 xmlns="becefd4b-d581-4440-b2b6-001ac3551bb2">
+      <UserInfo>
+        <DisplayName/>
+        <AccountId xsi:nil="true"/>
+        <AccountType/>
+      </UserInfo>
+    </Author0>
+    <lcf76f155ced4ddcb4097134ff3c332f xmlns="becefd4b-d581-4440-b2b6-001ac3551bb2">
+      <Terms xmlns="http://schemas.microsoft.com/office/infopath/2007/PartnerControls"/>
+    </lcf76f155ced4ddcb4097134ff3c332f>
+    <Document_x0020_Type xmlns="becefd4b-d581-4440-b2b6-001ac3551bb2">Form / Template</Document_x0020_Type>
+    <TaxCatchAll xmlns="89e50f9b-d687-48d2-ac14-a850e9ea868f" xsi:nil="true"/>
+    <Other xmlns="becefd4b-d581-4440-b2b6-001ac3551bb2" xsi:nil="true"/>
+    <Document xmlns="becefd4b-d581-4440-b2b6-001ac3551bb2">Risk Assessment Form RA1</Document>
+    <Review_x0020_Due_x0020_Date xmlns="becefd4b-d581-4440-b2b6-001ac3551bb2">2028-03-11T00:00:00+00:00</Review_x0020_Due_x0020_Date>
+    <Ref xmlns="becefd4b-d581-4440-b2b6-001ac3551bb2" xsi:nil="true"/>
+    <_Flow_SignoffStatus xmlns="becefd4b-d581-4440-b2b6-001ac3551bb2" xsi:nil="true"/>
+    <_dlc_ExpireDateSaved xmlns="http://schemas.microsoft.com/sharepoint/v3" xsi:nil="true"/>
+    <_dlc_ExpireDate xmlns="http://schemas.microsoft.com/sharepoint/v3">2028-03-11T00:00:00+00:00</_dlc_ExpireDate>
+  </documentManagement>
+</p:properties>
 </file>
 
 <file path=customXml/item2.xml><?xml version="1.0" encoding="utf-8"?>
-<?mso-contentType ?>
-<p:Policy xmlns:p="office.server.policy" id="" local="true">
-  <p:Name>Document</p:Name>
-  <p:Description/>
-  <p:Statement/>
-  <p:PolicyItems>
-    <p:PolicyItem featureId="Microsoft.Office.RecordsManagement.PolicyFeatures.Expiration" staticId="0x01010044D8FA288A53104A8A72820EB1AAFE75|-1417575132" UniqueId="80fffec1-757b-4744-8377-18ac6756f1c9">
-      <p:Name>Retention</p:Name>
-      <p:Description>Automatic scheduling of content for processing, and performing a retention action on content that has reached its due date.</p:Description>
-      <p:CustomData>
-        <Schedules nextStageId="2">
-          <Schedule type="Default">
-            <stages>
-              <data stageId="1">
-                <formula id="Microsoft.Office.RecordsManagement.PolicyFeatures.Expiration.Formula.BuiltIn">
-                  <number>0</number>
-                  <property>Review_x0020_Due_x0020_Date</property>
-                  <propertyId>a6c4254a-0b23-4980-b252-e431d47e7f31</propertyId>
-                  <period>years</period>
-                </formula>
-                <action type="workflow" id="a78cdea5-0823-4cbd-8bd6-0ad1c440299f"/>
-              </data>
-            </stages>
-          </Schedule>
-        </Schedules>
-      </p:CustomData>
-    </p:PolicyItem>
-  </p:PolicyItems>
-</p:Policy>
-</file>
-
-<file path=customXml/item3.xml><?xml version="1.0" encoding="utf-8"?>
 <ct:contentTypeSchema xmlns:ct="http://schemas.microsoft.com/office/2006/metadata/contentType" xmlns:ma="http://schemas.microsoft.com/office/2006/metadata/properties/metaAttributes" ct:_="" ma:_="" ma:contentTypeName="Document" ma:contentTypeID="0x01010044D8FA288A53104A8A72820EB1AAFE75" ma:contentTypeVersion="51" ma:contentTypeDescription="Create a new document." ma:contentTypeScope="" ma:versionID="8cfe046350db1001479f6c97e083fccf">
   <xsd:schema xmlns:xsd="http://www.w3.org/2001/XMLSchema" xmlns:xs="http://www.w3.org/2001/XMLSchema" xmlns:p="http://schemas.microsoft.com/office/2006/metadata/properties" xmlns:ns1="http://schemas.microsoft.com/sharepoint/v3" xmlns:ns2="becefd4b-d581-4440-b2b6-001ac3551bb2" xmlns:ns3="e74e868d-0f95-4ea4-b5ca-5840d2e4a023" xmlns:ns4="89e50f9b-d687-48d2-ac14-a850e9ea868f" targetNamespace="http://schemas.microsoft.com/office/2006/metadata/properties" ma:root="true" ma:fieldsID="c01cd9582186155be11f81640f78895d" ns1:_="" ns2:_="" ns3:_="" ns4:_="">
     <xsd:import namespace="http://schemas.microsoft.com/sharepoint/v3"/>
@@ -12673,64 +12345,48 @@
 </ct:contentTypeSchema>
 </file>
 
+<file path=customXml/item3.xml><?xml version="1.0" encoding="utf-8"?>
+<?mso-contentType ?>
+<p:Policy xmlns:p="office.server.policy" id="" local="true">
+  <p:Name>Document</p:Name>
+  <p:Description/>
+  <p:Statement/>
+  <p:PolicyItems>
+    <p:PolicyItem featureId="Microsoft.Office.RecordsManagement.PolicyFeatures.Expiration" staticId="0x01010044D8FA288A53104A8A72820EB1AAFE75|-1417575132" UniqueId="80fffec1-757b-4744-8377-18ac6756f1c9">
+      <p:Name>Retention</p:Name>
+      <p:Description>Automatic scheduling of content for processing, and performing a retention action on content that has reached its due date.</p:Description>
+      <p:CustomData>
+        <Schedules nextStageId="2">
+          <Schedule type="Default">
+            <stages>
+              <data stageId="1">
+                <formula id="Microsoft.Office.RecordsManagement.PolicyFeatures.Expiration.Formula.BuiltIn">
+                  <number>0</number>
+                  <property>Review_x0020_Due_x0020_Date</property>
+                  <propertyId>a6c4254a-0b23-4980-b252-e431d47e7f31</propertyId>
+                  <period>years</period>
+                </formula>
+                <action type="workflow" id="a78cdea5-0823-4cbd-8bd6-0ad1c440299f"/>
+              </data>
+            </stages>
+          </Schedule>
+        </Schedules>
+      </p:CustomData>
+    </p:PolicyItem>
+  </p:PolicyItems>
+</p:Policy>
+</file>
+
 <file path=customXml/item4.xml><?xml version="1.0" encoding="utf-8"?>
-<p:properties xmlns:p="http://schemas.microsoft.com/office/2006/metadata/properties" xmlns:xsi="http://www.w3.org/2001/XMLSchema-instance" xmlns:pc="http://schemas.microsoft.com/office/infopath/2007/PartnerControls">
-  <documentManagement>
-    <Fire xmlns="becefd4b-d581-4440-b2b6-001ac3551bb2">
-      <Url xsi:nil="true"/>
-      <Description xsi:nil="true"/>
-    </Fire>
-    <Owner xmlns="becefd4b-d581-4440-b2b6-001ac3551bb2">
-      <UserInfo>
-        <DisplayName>Health and Safety Office</DisplayName>
-        <AccountId>1979</AccountId>
-        <AccountType/>
-      </UserInfo>
-    </Owner>
-    <Author0 xmlns="becefd4b-d581-4440-b2b6-001ac3551bb2">
-      <UserInfo>
-        <DisplayName/>
-        <AccountId xsi:nil="true"/>
-        <AccountType/>
-      </UserInfo>
-    </Author0>
-    <lcf76f155ced4ddcb4097134ff3c332f xmlns="becefd4b-d581-4440-b2b6-001ac3551bb2">
-      <Terms xmlns="http://schemas.microsoft.com/office/infopath/2007/PartnerControls"/>
-    </lcf76f155ced4ddcb4097134ff3c332f>
-    <Document_x0020_Type xmlns="becefd4b-d581-4440-b2b6-001ac3551bb2">Form / Template</Document_x0020_Type>
-    <TaxCatchAll xmlns="89e50f9b-d687-48d2-ac14-a850e9ea868f" xsi:nil="true"/>
-    <Other xmlns="becefd4b-d581-4440-b2b6-001ac3551bb2" xsi:nil="true"/>
-    <Document xmlns="becefd4b-d581-4440-b2b6-001ac3551bb2">Risk Assessment Form RA1</Document>
-    <Review_x0020_Due_x0020_Date xmlns="becefd4b-d581-4440-b2b6-001ac3551bb2">2028-03-11T00:00:00+00:00</Review_x0020_Due_x0020_Date>
-    <Ref xmlns="becefd4b-d581-4440-b2b6-001ac3551bb2" xsi:nil="true"/>
-    <_Flow_SignoffStatus xmlns="becefd4b-d581-4440-b2b6-001ac3551bb2" xsi:nil="true"/>
-    <_dlc_ExpireDateSaved xmlns="http://schemas.microsoft.com/sharepoint/v3" xsi:nil="true"/>
-    <_dlc_ExpireDate xmlns="http://schemas.microsoft.com/sharepoint/v3">2028-03-11T00:00:00+00:00</_dlc_ExpireDate>
-  </documentManagement>
-</p:properties>
+<?mso-contentType ?>
+<FormTemplates xmlns="http://schemas.microsoft.com/sharepoint/v3/contenttype/forms">
+  <Display>DocumentLibraryForm</Display>
+  <Edit>DocumentLibraryForm</Edit>
+  <New>DocumentLibraryForm</New>
+</FormTemplates>
 </file>
 
 <file path=customXml/itemProps1.xml><?xml version="1.0" encoding="utf-8"?>
-<ds:datastoreItem xmlns:ds="http://schemas.openxmlformats.org/officeDocument/2006/customXml" ds:itemID="{259E2506-08F4-4889-8D27-6B1369B0AEAF}">
-  <ds:schemaRefs>
-    <ds:schemaRef ds:uri="http://schemas.microsoft.com/sharepoint/v3/contenttype/forms"/>
-  </ds:schemaRefs>
-</ds:datastoreItem>
-</file>
-
-<file path=customXml/itemProps2.xml><?xml version="1.0" encoding="utf-8"?>
-<ds:datastoreItem xmlns:ds="http://schemas.openxmlformats.org/officeDocument/2006/customXml" ds:itemID="{8A021AE4-24BA-49F7-8EEE-CFB3362F3034}">
-  <ds:schemaRefs>
-    <ds:schemaRef ds:uri="office.server.policy"/>
-  </ds:schemaRefs>
-</ds:datastoreItem>
-</file>
-
-<file path=customXml/itemProps3.xml><?xml version="1.0" encoding="utf-8"?>
-<ds:datastoreItem xmlns:ds="http://schemas.openxmlformats.org/officeDocument/2006/customXml" ds:itemID="{5526413E-B503-4713-927B-721F614EB093}"/>
-</file>
-
-<file path=customXml/itemProps4.xml><?xml version="1.0" encoding="utf-8"?>
 <ds:datastoreItem xmlns:ds="http://schemas.openxmlformats.org/officeDocument/2006/customXml" ds:itemID="{6A108752-6228-472C-AE42-634A8E2E55FD}">
   <ds:schemaRefs>
     <ds:schemaRef ds:uri="http://schemas.microsoft.com/office/2006/metadata/properties"/>
@@ -12740,4 +12396,41 @@
     <ds:schemaRef ds:uri="http://schemas.microsoft.com/sharepoint/v3"/>
   </ds:schemaRefs>
 </ds:datastoreItem>
+</file>
+
+<file path=customXml/itemProps2.xml><?xml version="1.0" encoding="utf-8"?>
+<ds:datastoreItem xmlns:ds="http://schemas.openxmlformats.org/officeDocument/2006/customXml" ds:itemID="{5526413E-B503-4713-927B-721F614EB093}">
+  <ds:schemaRefs>
+    <ds:schemaRef ds:uri="http://schemas.microsoft.com/office/2006/metadata/contentType"/>
+    <ds:schemaRef ds:uri="http://schemas.microsoft.com/office/2006/metadata/properties/metaAttributes"/>
+    <ds:schemaRef ds:uri="http://www.w3.org/2001/XMLSchema"/>
+    <ds:schemaRef ds:uri="http://schemas.microsoft.com/office/2006/metadata/properties"/>
+    <ds:schemaRef ds:uri="http://schemas.microsoft.com/sharepoint/v3"/>
+    <ds:schemaRef ds:uri="becefd4b-d581-4440-b2b6-001ac3551bb2"/>
+    <ds:schemaRef ds:uri="e74e868d-0f95-4ea4-b5ca-5840d2e4a023"/>
+    <ds:schemaRef ds:uri="89e50f9b-d687-48d2-ac14-a850e9ea868f"/>
+    <ds:schemaRef ds:uri="http://schemas.microsoft.com/office/2006/documentManagement/types"/>
+    <ds:schemaRef ds:uri="http://schemas.microsoft.com/office/infopath/2007/PartnerControls"/>
+    <ds:schemaRef ds:uri="http://schemas.openxmlformats.org/package/2006/metadata/core-properties"/>
+    <ds:schemaRef ds:uri="http://purl.org/dc/elements/1.1/"/>
+    <ds:schemaRef ds:uri="http://purl.org/dc/terms/"/>
+    <ds:schemaRef ds:uri="http://schemas.microsoft.com/internal/obd"/>
+  </ds:schemaRefs>
+</ds:datastoreItem>
+</file>
+
+<file path=customXml/itemProps3.xml><?xml version="1.0" encoding="utf-8"?>
+<ds:datastoreItem xmlns:ds="http://schemas.openxmlformats.org/officeDocument/2006/customXml" ds:itemID="{8A021AE4-24BA-49F7-8EEE-CFB3362F3034}">
+  <ds:schemaRefs>
+    <ds:schemaRef ds:uri="office.server.policy"/>
+  </ds:schemaRefs>
+</ds:datastoreItem>
+</file>
+
+<file path=customXml/itemProps4.xml><?xml version="1.0" encoding="utf-8"?>
+<ds:datastoreItem xmlns:ds="http://schemas.openxmlformats.org/officeDocument/2006/customXml" ds:itemID="{259E2506-08F4-4889-8D27-6B1369B0AEAF}">
+  <ds:schemaRefs>
+    <ds:schemaRef ds:uri="http://schemas.microsoft.com/sharepoint/v3/contenttype/forms"/>
+  </ds:schemaRefs>
+</ds:datastoreItem>
 </file>